--- a/assets/data/Mindset 02/Mindset2- Custom- Units 01-08.docx
+++ b/assets/data/Mindset 02/Mindset2- Custom- Units 01-08.docx
@@ -7145,7 +7145,7 @@
               <w:pStyle w:val="BlkLp"/>
               <w:numPr>
                 <w:ilvl w:val="0"/>
-                <w:numId w:val="29"/>
+                <w:numId w:val="27"/>
               </w:numPr>
               <w:ind w:left="357" w:hanging="357"/>
             </w:pPr>
@@ -7158,7 +7158,7 @@
               <w:pStyle w:val="BlkLp"/>
               <w:numPr>
                 <w:ilvl w:val="0"/>
-                <w:numId w:val="29"/>
+                <w:numId w:val="27"/>
               </w:numPr>
               <w:ind w:left="357" w:hanging="357"/>
             </w:pPr>
@@ -7171,7 +7171,7 @@
               <w:pStyle w:val="BlkLp"/>
               <w:numPr>
                 <w:ilvl w:val="0"/>
-                <w:numId w:val="29"/>
+                <w:numId w:val="27"/>
               </w:numPr>
               <w:ind w:left="357" w:hanging="357"/>
             </w:pPr>
@@ -7184,7 +7184,7 @@
               <w:pStyle w:val="BlkLp"/>
               <w:numPr>
                 <w:ilvl w:val="0"/>
-                <w:numId w:val="29"/>
+                <w:numId w:val="27"/>
               </w:numPr>
               <w:ind w:left="357" w:hanging="357"/>
             </w:pPr>
@@ -7197,7 +7197,7 @@
               <w:pStyle w:val="BlkLp"/>
               <w:numPr>
                 <w:ilvl w:val="0"/>
-                <w:numId w:val="29"/>
+                <w:numId w:val="27"/>
               </w:numPr>
               <w:ind w:left="357" w:hanging="357"/>
             </w:pPr>
@@ -7210,7 +7210,7 @@
               <w:pStyle w:val="BlkLp"/>
               <w:numPr>
                 <w:ilvl w:val="0"/>
-                <w:numId w:val="29"/>
+                <w:numId w:val="27"/>
               </w:numPr>
               <w:ind w:left="357" w:hanging="357"/>
             </w:pPr>
@@ -7223,7 +7223,7 @@
               <w:pStyle w:val="BlkLp"/>
               <w:numPr>
                 <w:ilvl w:val="0"/>
-                <w:numId w:val="29"/>
+                <w:numId w:val="27"/>
               </w:numPr>
               <w:ind w:left="357" w:hanging="357"/>
             </w:pPr>
@@ -7236,7 +7236,7 @@
               <w:pStyle w:val="BlkLp"/>
               <w:numPr>
                 <w:ilvl w:val="0"/>
-                <w:numId w:val="29"/>
+                <w:numId w:val="27"/>
               </w:numPr>
               <w:ind w:left="357" w:hanging="357"/>
             </w:pPr>
@@ -7249,7 +7249,7 @@
               <w:pStyle w:val="BlkLp"/>
               <w:numPr>
                 <w:ilvl w:val="0"/>
-                <w:numId w:val="29"/>
+                <w:numId w:val="27"/>
               </w:numPr>
               <w:ind w:left="357" w:hanging="357"/>
             </w:pPr>
@@ -7262,7 +7262,7 @@
               <w:pStyle w:val="BlkLp"/>
               <w:numPr>
                 <w:ilvl w:val="0"/>
-                <w:numId w:val="29"/>
+                <w:numId w:val="27"/>
               </w:numPr>
               <w:ind w:left="357" w:hanging="357"/>
             </w:pPr>
@@ -7275,7 +7275,7 @@
               <w:pStyle w:val="BlkLp"/>
               <w:numPr>
                 <w:ilvl w:val="0"/>
-                <w:numId w:val="29"/>
+                <w:numId w:val="27"/>
               </w:numPr>
               <w:ind w:left="357" w:hanging="357"/>
             </w:pPr>
@@ -7288,7 +7288,7 @@
               <w:pStyle w:val="BlkLp"/>
               <w:numPr>
                 <w:ilvl w:val="0"/>
-                <w:numId w:val="29"/>
+                <w:numId w:val="27"/>
               </w:numPr>
               <w:ind w:left="357" w:hanging="357"/>
               <w:rPr>
@@ -7797,7 +7797,7 @@
                     <w:pStyle w:val="SS3-115"/>
                     <w:numPr>
                       <w:ilvl w:val="0"/>
-                      <w:numId w:val="30"/>
+                      <w:numId w:val="28"/>
                     </w:numPr>
                     <w:ind w:left="284" w:hanging="284"/>
                   </w:pPr>
@@ -7819,7 +7819,7 @@
                     <w:pStyle w:val="SS3-115"/>
                     <w:numPr>
                       <w:ilvl w:val="0"/>
-                      <w:numId w:val="30"/>
+                      <w:numId w:val="28"/>
                     </w:numPr>
                     <w:ind w:left="284" w:hanging="284"/>
                   </w:pPr>
@@ -7849,7 +7849,7 @@
                     <w:pStyle w:val="SS3-115"/>
                     <w:numPr>
                       <w:ilvl w:val="0"/>
-                      <w:numId w:val="30"/>
+                      <w:numId w:val="28"/>
                     </w:numPr>
                     <w:ind w:left="284" w:hanging="284"/>
                   </w:pPr>
@@ -7871,7 +7871,7 @@
                     <w:pStyle w:val="SS3-115"/>
                     <w:numPr>
                       <w:ilvl w:val="0"/>
-                      <w:numId w:val="30"/>
+                      <w:numId w:val="28"/>
                     </w:numPr>
                     <w:ind w:left="284" w:hanging="284"/>
                   </w:pPr>
@@ -7901,7 +7901,7 @@
                     <w:pStyle w:val="SS3-115"/>
                     <w:numPr>
                       <w:ilvl w:val="0"/>
-                      <w:numId w:val="30"/>
+                      <w:numId w:val="28"/>
                     </w:numPr>
                     <w:ind w:left="284" w:hanging="284"/>
                   </w:pPr>
@@ -7923,7 +7923,7 @@
                     <w:pStyle w:val="SS3-115"/>
                     <w:numPr>
                       <w:ilvl w:val="0"/>
-                      <w:numId w:val="30"/>
+                      <w:numId w:val="28"/>
                     </w:numPr>
                     <w:ind w:left="284" w:hanging="284"/>
                   </w:pPr>
@@ -8052,7 +8052,7 @@
                     <w:pStyle w:val="SS3-115"/>
                     <w:numPr>
                       <w:ilvl w:val="0"/>
-                      <w:numId w:val="30"/>
+                      <w:numId w:val="28"/>
                     </w:numPr>
                     <w:ind w:left="284" w:hanging="284"/>
                   </w:pPr>
@@ -8074,7 +8074,7 @@
                     <w:pStyle w:val="SS3-115"/>
                     <w:numPr>
                       <w:ilvl w:val="0"/>
-                      <w:numId w:val="30"/>
+                      <w:numId w:val="28"/>
                     </w:numPr>
                     <w:ind w:left="284" w:hanging="284"/>
                   </w:pPr>
@@ -8096,7 +8096,7 @@
                     <w:pStyle w:val="SS3-115"/>
                     <w:numPr>
                       <w:ilvl w:val="0"/>
-                      <w:numId w:val="30"/>
+                      <w:numId w:val="28"/>
                     </w:numPr>
                     <w:ind w:left="284" w:hanging="284"/>
                   </w:pPr>
@@ -8118,7 +8118,7 @@
                     <w:pStyle w:val="SS3-115"/>
                     <w:numPr>
                       <w:ilvl w:val="0"/>
-                      <w:numId w:val="30"/>
+                      <w:numId w:val="28"/>
                     </w:numPr>
                     <w:ind w:left="284" w:hanging="284"/>
                   </w:pPr>
@@ -8140,7 +8140,7 @@
                     <w:pStyle w:val="SS3-115"/>
                     <w:numPr>
                       <w:ilvl w:val="0"/>
-                      <w:numId w:val="30"/>
+                      <w:numId w:val="28"/>
                     </w:numPr>
                     <w:ind w:left="284" w:hanging="284"/>
                   </w:pPr>
@@ -8162,7 +8162,7 @@
                     <w:pStyle w:val="SS3-115"/>
                     <w:numPr>
                       <w:ilvl w:val="0"/>
-                      <w:numId w:val="30"/>
+                      <w:numId w:val="28"/>
                     </w:numPr>
                     <w:ind w:left="284" w:hanging="284"/>
                   </w:pPr>
@@ -8198,7 +8198,7 @@
                     <w:pStyle w:val="SS3-115"/>
                     <w:numPr>
                       <w:ilvl w:val="0"/>
-                      <w:numId w:val="30"/>
+                      <w:numId w:val="28"/>
                     </w:numPr>
                   </w:pPr>
                   <w:r>
@@ -8219,7 +8219,7 @@
                     <w:pStyle w:val="SS3-115"/>
                     <w:numPr>
                       <w:ilvl w:val="0"/>
-                      <w:numId w:val="30"/>
+                      <w:numId w:val="28"/>
                     </w:numPr>
                   </w:pPr>
                   <w:r>
@@ -8240,7 +8240,7 @@
                     <w:pStyle w:val="SS3-115"/>
                     <w:numPr>
                       <w:ilvl w:val="0"/>
-                      <w:numId w:val="30"/>
+                      <w:numId w:val="28"/>
                     </w:numPr>
                   </w:pPr>
                   <w:r>
@@ -8261,7 +8261,7 @@
                     <w:pStyle w:val="SS3-115"/>
                     <w:numPr>
                       <w:ilvl w:val="0"/>
-                      <w:numId w:val="30"/>
+                      <w:numId w:val="28"/>
                     </w:numPr>
                   </w:pPr>
                   <w:r>
@@ -8389,7 +8389,7 @@
                     <w:pStyle w:val="SS3-115"/>
                     <w:numPr>
                       <w:ilvl w:val="0"/>
-                      <w:numId w:val="30"/>
+                      <w:numId w:val="28"/>
                     </w:numPr>
                   </w:pPr>
                   <w:r>
@@ -8410,7 +8410,7 @@
                     <w:pStyle w:val="SS3-115"/>
                     <w:numPr>
                       <w:ilvl w:val="0"/>
-                      <w:numId w:val="30"/>
+                      <w:numId w:val="28"/>
                     </w:numPr>
                   </w:pPr>
                   <w:r>
@@ -8443,7 +8443,7 @@
                     <w:pStyle w:val="SS3-115"/>
                     <w:numPr>
                       <w:ilvl w:val="0"/>
-                      <w:numId w:val="30"/>
+                      <w:numId w:val="28"/>
                     </w:numPr>
                   </w:pPr>
                   <w:r>
@@ -8464,7 +8464,7 @@
                     <w:pStyle w:val="SS3-115"/>
                     <w:numPr>
                       <w:ilvl w:val="0"/>
-                      <w:numId w:val="30"/>
+                      <w:numId w:val="28"/>
                     </w:numPr>
                   </w:pPr>
                   <w:r>
@@ -8485,7 +8485,7 @@
                     <w:pStyle w:val="SS3-115"/>
                     <w:numPr>
                       <w:ilvl w:val="0"/>
-                      <w:numId w:val="30"/>
+                      <w:numId w:val="28"/>
                     </w:numPr>
                   </w:pPr>
                   <w:r>
@@ -9191,7 +9191,7 @@
               <w:pStyle w:val="BlkLp"/>
               <w:numPr>
                 <w:ilvl w:val="0"/>
-                <w:numId w:val="31"/>
+                <w:numId w:val="29"/>
               </w:numPr>
               <w:spacing w:before="120"/>
               <w:ind w:left="284" w:hanging="284"/>
@@ -9205,7 +9205,7 @@
               <w:pStyle w:val="BlkLp"/>
               <w:numPr>
                 <w:ilvl w:val="0"/>
-                <w:numId w:val="31"/>
+                <w:numId w:val="29"/>
               </w:numPr>
               <w:ind w:left="284" w:hanging="284"/>
             </w:pPr>
@@ -9218,7 +9218,7 @@
               <w:pStyle w:val="BlkLp"/>
               <w:numPr>
                 <w:ilvl w:val="0"/>
-                <w:numId w:val="31"/>
+                <w:numId w:val="29"/>
               </w:numPr>
               <w:ind w:left="284" w:hanging="284"/>
             </w:pPr>
@@ -9231,7 +9231,7 @@
               <w:pStyle w:val="BlkLp"/>
               <w:numPr>
                 <w:ilvl w:val="0"/>
-                <w:numId w:val="31"/>
+                <w:numId w:val="29"/>
               </w:numPr>
               <w:ind w:left="284" w:hanging="284"/>
             </w:pPr>
@@ -9244,7 +9244,7 @@
               <w:pStyle w:val="BlkLp"/>
               <w:numPr>
                 <w:ilvl w:val="0"/>
-                <w:numId w:val="31"/>
+                <w:numId w:val="29"/>
               </w:numPr>
               <w:ind w:left="284" w:hanging="284"/>
             </w:pPr>
@@ -9257,7 +9257,7 @@
               <w:pStyle w:val="BlkLp"/>
               <w:numPr>
                 <w:ilvl w:val="0"/>
-                <w:numId w:val="31"/>
+                <w:numId w:val="29"/>
               </w:numPr>
               <w:ind w:left="284" w:hanging="284"/>
             </w:pPr>
@@ -9620,7 +9620,7 @@
                     <w:pStyle w:val="SS3-115"/>
                     <w:numPr>
                       <w:ilvl w:val="0"/>
-                      <w:numId w:val="32"/>
+                      <w:numId w:val="30"/>
                     </w:numPr>
                     <w:ind w:left="284" w:hanging="284"/>
                   </w:pPr>
@@ -9633,7 +9633,7 @@
                     <w:pStyle w:val="SS3-115"/>
                     <w:numPr>
                       <w:ilvl w:val="0"/>
-                      <w:numId w:val="32"/>
+                      <w:numId w:val="30"/>
                     </w:numPr>
                     <w:ind w:left="284" w:hanging="284"/>
                   </w:pPr>
@@ -9652,7 +9652,7 @@
                     <w:pStyle w:val="SS3-115"/>
                     <w:numPr>
                       <w:ilvl w:val="0"/>
-                      <w:numId w:val="32"/>
+                      <w:numId w:val="30"/>
                     </w:numPr>
                     <w:ind w:left="284" w:hanging="284"/>
                   </w:pPr>
@@ -9673,7 +9673,7 @@
                     <w:pStyle w:val="SS3-115"/>
                     <w:numPr>
                       <w:ilvl w:val="0"/>
-                      <w:numId w:val="32"/>
+                      <w:numId w:val="30"/>
                     </w:numPr>
                     <w:ind w:left="284" w:hanging="284"/>
                   </w:pPr>
@@ -9692,7 +9692,7 @@
                     <w:pStyle w:val="SS3-115"/>
                     <w:numPr>
                       <w:ilvl w:val="0"/>
-                      <w:numId w:val="32"/>
+                      <w:numId w:val="30"/>
                     </w:numPr>
                     <w:ind w:left="284" w:hanging="284"/>
                   </w:pPr>
@@ -9711,7 +9711,7 @@
                     <w:pStyle w:val="SS3-115"/>
                     <w:numPr>
                       <w:ilvl w:val="0"/>
-                      <w:numId w:val="32"/>
+                      <w:numId w:val="30"/>
                     </w:numPr>
                     <w:ind w:left="284" w:hanging="284"/>
                   </w:pPr>
@@ -9790,7 +9790,7 @@
                     <w:pStyle w:val="SS3-115"/>
                     <w:numPr>
                       <w:ilvl w:val="0"/>
-                      <w:numId w:val="32"/>
+                      <w:numId w:val="30"/>
                     </w:numPr>
                   </w:pPr>
                   <w:r>
@@ -9802,7 +9802,7 @@
                     <w:pStyle w:val="SS3-115"/>
                     <w:numPr>
                       <w:ilvl w:val="0"/>
-                      <w:numId w:val="32"/>
+                      <w:numId w:val="30"/>
                     </w:numPr>
                   </w:pPr>
                   <w:r>
@@ -9820,7 +9820,7 @@
                     <w:pStyle w:val="SS3-115"/>
                     <w:numPr>
                       <w:ilvl w:val="0"/>
-                      <w:numId w:val="32"/>
+                      <w:numId w:val="30"/>
                     </w:numPr>
                   </w:pPr>
                   <w:r>
@@ -9838,7 +9838,7 @@
                     <w:pStyle w:val="SS3-115"/>
                     <w:numPr>
                       <w:ilvl w:val="0"/>
-                      <w:numId w:val="32"/>
+                      <w:numId w:val="30"/>
                     </w:numPr>
                   </w:pPr>
                   <w:r>
@@ -9856,7 +9856,7 @@
                     <w:pStyle w:val="SS3-115"/>
                     <w:numPr>
                       <w:ilvl w:val="0"/>
-                      <w:numId w:val="32"/>
+                      <w:numId w:val="30"/>
                     </w:numPr>
                   </w:pPr>
                   <w:r>
@@ -9874,7 +9874,7 @@
                     <w:pStyle w:val="SS3-115"/>
                     <w:numPr>
                       <w:ilvl w:val="0"/>
-                      <w:numId w:val="32"/>
+                      <w:numId w:val="30"/>
                     </w:numPr>
                   </w:pPr>
                   <w:r>
@@ -9892,7 +9892,7 @@
                     <w:pStyle w:val="SS3-115"/>
                     <w:numPr>
                       <w:ilvl w:val="0"/>
-                      <w:numId w:val="32"/>
+                      <w:numId w:val="30"/>
                     </w:numPr>
                   </w:pPr>
                   <w:r>
@@ -9916,7 +9916,7 @@
                     <w:pStyle w:val="SS3-115"/>
                     <w:numPr>
                       <w:ilvl w:val="0"/>
-                      <w:numId w:val="32"/>
+                      <w:numId w:val="30"/>
                     </w:numPr>
                   </w:pPr>
                   <w:r>
@@ -9928,7 +9928,7 @@
                     <w:pStyle w:val="SS3-115"/>
                     <w:numPr>
                       <w:ilvl w:val="0"/>
-                      <w:numId w:val="32"/>
+                      <w:numId w:val="30"/>
                     </w:numPr>
                   </w:pPr>
                   <w:r>
@@ -9940,7 +9940,7 @@
                     <w:pStyle w:val="SS3-115"/>
                     <w:numPr>
                       <w:ilvl w:val="0"/>
-                      <w:numId w:val="32"/>
+                      <w:numId w:val="30"/>
                     </w:numPr>
                   </w:pPr>
                   <w:r>
@@ -10144,7 +10144,7 @@
               <w:pStyle w:val="SS3-115"/>
               <w:numPr>
                 <w:ilvl w:val="0"/>
-                <w:numId w:val="33"/>
+                <w:numId w:val="31"/>
               </w:numPr>
               <w:ind w:left="284" w:hanging="284"/>
             </w:pPr>
@@ -10166,7 +10166,7 @@
               <w:pStyle w:val="SS3-115"/>
               <w:numPr>
                 <w:ilvl w:val="0"/>
-                <w:numId w:val="33"/>
+                <w:numId w:val="31"/>
               </w:numPr>
               <w:ind w:left="284" w:hanging="284"/>
             </w:pPr>
@@ -10383,7 +10383,7 @@
               <w:pStyle w:val="ListParagraph"/>
               <w:numPr>
                 <w:ilvl w:val="0"/>
-                <w:numId w:val="34"/>
+                <w:numId w:val="32"/>
               </w:numPr>
               <w:spacing w:after="120"/>
               <w:ind w:left="284" w:hanging="284"/>
@@ -10429,7 +10429,7 @@
               <w:pStyle w:val="ListParagraph"/>
               <w:numPr>
                 <w:ilvl w:val="0"/>
-                <w:numId w:val="34"/>
+                <w:numId w:val="32"/>
               </w:numPr>
               <w:spacing w:after="120"/>
               <w:ind w:left="284" w:hanging="284"/>
@@ -10475,7 +10475,7 @@
               <w:pStyle w:val="ListParagraph"/>
               <w:numPr>
                 <w:ilvl w:val="0"/>
-                <w:numId w:val="34"/>
+                <w:numId w:val="32"/>
               </w:numPr>
               <w:spacing w:after="120"/>
               <w:ind w:left="284" w:hanging="284"/>
@@ -10521,7 +10521,7 @@
               <w:pStyle w:val="ListParagraph"/>
               <w:numPr>
                 <w:ilvl w:val="0"/>
-                <w:numId w:val="34"/>
+                <w:numId w:val="32"/>
               </w:numPr>
               <w:ind w:left="284" w:hanging="284"/>
               <w:rPr>
@@ -10574,7 +10574,7 @@
               <w:pStyle w:val="SS3M-115"/>
               <w:numPr>
                 <w:ilvl w:val="0"/>
-                <w:numId w:val="34"/>
+                <w:numId w:val="32"/>
               </w:numPr>
               <w:ind w:left="284" w:hanging="284"/>
             </w:pPr>
@@ -11758,7 +11758,7 @@
               <w:pStyle w:val="SS3-115"/>
               <w:numPr>
                 <w:ilvl w:val="0"/>
-                <w:numId w:val="35"/>
+                <w:numId w:val="33"/>
               </w:numPr>
               <w:ind w:left="284" w:hanging="284"/>
             </w:pPr>
@@ -11790,7 +11790,7 @@
               <w:pStyle w:val="SS3-115"/>
               <w:numPr>
                 <w:ilvl w:val="0"/>
-                <w:numId w:val="35"/>
+                <w:numId w:val="33"/>
               </w:numPr>
               <w:ind w:left="284" w:hanging="284"/>
             </w:pPr>
@@ -11822,7 +11822,7 @@
               <w:pStyle w:val="SS3-115"/>
               <w:numPr>
                 <w:ilvl w:val="0"/>
-                <w:numId w:val="35"/>
+                <w:numId w:val="33"/>
               </w:numPr>
               <w:ind w:left="284" w:hanging="284"/>
             </w:pPr>
@@ -11854,7 +11854,7 @@
               <w:pStyle w:val="SS3-115"/>
               <w:numPr>
                 <w:ilvl w:val="0"/>
-                <w:numId w:val="35"/>
+                <w:numId w:val="33"/>
               </w:numPr>
               <w:ind w:left="284" w:hanging="284"/>
             </w:pPr>
@@ -12052,7 +12052,7 @@
               <w:pStyle w:val="ListParagraph"/>
               <w:numPr>
                 <w:ilvl w:val="0"/>
-                <w:numId w:val="36"/>
+                <w:numId w:val="34"/>
               </w:numPr>
               <w:ind w:left="284" w:hanging="284"/>
               <w:rPr>
@@ -12097,7 +12097,7 @@
               <w:pStyle w:val="ListParagraph"/>
               <w:numPr>
                 <w:ilvl w:val="0"/>
-                <w:numId w:val="36"/>
+                <w:numId w:val="34"/>
               </w:numPr>
               <w:ind w:left="284" w:hanging="284"/>
               <w:rPr>
@@ -12142,7 +12142,7 @@
               <w:pStyle w:val="ListParagraph"/>
               <w:numPr>
                 <w:ilvl w:val="0"/>
-                <w:numId w:val="36"/>
+                <w:numId w:val="34"/>
               </w:numPr>
               <w:ind w:left="284" w:hanging="284"/>
               <w:rPr>
@@ -12296,7 +12296,7 @@
               <w:pStyle w:val="BlkLp"/>
               <w:numPr>
                 <w:ilvl w:val="0"/>
-                <w:numId w:val="37"/>
+                <w:numId w:val="35"/>
               </w:numPr>
               <w:ind w:left="284" w:hanging="284"/>
               <w:rPr>
@@ -12315,7 +12315,7 @@
               <w:pStyle w:val="BlkLp"/>
               <w:numPr>
                 <w:ilvl w:val="0"/>
-                <w:numId w:val="37"/>
+                <w:numId w:val="35"/>
               </w:numPr>
               <w:ind w:left="284" w:hanging="284"/>
               <w:rPr>
@@ -12334,7 +12334,7 @@
               <w:pStyle w:val="BlkLp"/>
               <w:numPr>
                 <w:ilvl w:val="0"/>
-                <w:numId w:val="37"/>
+                <w:numId w:val="35"/>
               </w:numPr>
               <w:ind w:left="284" w:hanging="284"/>
               <w:rPr>
@@ -13193,7 +13193,7 @@
               <w:pStyle w:val="ListParagraph"/>
               <w:numPr>
                 <w:ilvl w:val="0"/>
-                <w:numId w:val="38"/>
+                <w:numId w:val="36"/>
               </w:numPr>
               <w:ind w:left="284" w:hanging="284"/>
             </w:pPr>
@@ -13215,7 +13215,7 @@
               <w:pStyle w:val="ListParagraph"/>
               <w:numPr>
                 <w:ilvl w:val="0"/>
-                <w:numId w:val="38"/>
+                <w:numId w:val="36"/>
               </w:numPr>
               <w:ind w:left="284" w:hanging="284"/>
             </w:pPr>
@@ -13258,7 +13258,7 @@
               <w:pStyle w:val="ListParagraph"/>
               <w:numPr>
                 <w:ilvl w:val="0"/>
-                <w:numId w:val="38"/>
+                <w:numId w:val="36"/>
               </w:numPr>
               <w:ind w:left="284" w:hanging="284"/>
             </w:pPr>
@@ -13280,7 +13280,7 @@
               <w:pStyle w:val="ListParagraph"/>
               <w:numPr>
                 <w:ilvl w:val="0"/>
-                <w:numId w:val="38"/>
+                <w:numId w:val="36"/>
               </w:numPr>
               <w:ind w:left="284" w:hanging="284"/>
             </w:pPr>
@@ -13619,7 +13619,7 @@
               <w:pStyle w:val="SS3-115"/>
               <w:numPr>
                 <w:ilvl w:val="0"/>
-                <w:numId w:val="39"/>
+                <w:numId w:val="37"/>
               </w:numPr>
               <w:ind w:left="284" w:hanging="284"/>
             </w:pPr>
@@ -13669,7 +13669,7 @@
               <w:pStyle w:val="SS3-115"/>
               <w:numPr>
                 <w:ilvl w:val="0"/>
-                <w:numId w:val="39"/>
+                <w:numId w:val="37"/>
               </w:numPr>
               <w:ind w:left="284" w:hanging="284"/>
             </w:pPr>
@@ -13718,7 +13718,7 @@
               <w:pStyle w:val="SS3-115"/>
               <w:numPr>
                 <w:ilvl w:val="0"/>
-                <w:numId w:val="39"/>
+                <w:numId w:val="37"/>
               </w:numPr>
               <w:ind w:left="284" w:hanging="284"/>
             </w:pPr>
@@ -15041,7 +15041,7 @@
               <w:pStyle w:val="BlkLp"/>
               <w:numPr>
                 <w:ilvl w:val="0"/>
-                <w:numId w:val="40"/>
+                <w:numId w:val="38"/>
               </w:numPr>
               <w:ind w:left="284" w:hanging="284"/>
             </w:pPr>
@@ -15054,7 +15054,7 @@
               <w:pStyle w:val="BlkLp"/>
               <w:numPr>
                 <w:ilvl w:val="0"/>
-                <w:numId w:val="40"/>
+                <w:numId w:val="38"/>
               </w:numPr>
               <w:ind w:left="284" w:hanging="284"/>
             </w:pPr>
@@ -15067,7 +15067,7 @@
               <w:pStyle w:val="BlkLp"/>
               <w:numPr>
                 <w:ilvl w:val="0"/>
-                <w:numId w:val="40"/>
+                <w:numId w:val="38"/>
               </w:numPr>
               <w:ind w:left="284" w:hanging="284"/>
             </w:pPr>
@@ -15255,7 +15255,7 @@
               <w:pStyle w:val="BlkLp"/>
               <w:numPr>
                 <w:ilvl w:val="0"/>
-                <w:numId w:val="41"/>
+                <w:numId w:val="39"/>
               </w:numPr>
               <w:ind w:left="284" w:hanging="284"/>
             </w:pPr>
@@ -15268,7 +15268,7 @@
               <w:pStyle w:val="BlkLp"/>
               <w:numPr>
                 <w:ilvl w:val="0"/>
-                <w:numId w:val="41"/>
+                <w:numId w:val="39"/>
               </w:numPr>
               <w:ind w:left="284" w:hanging="284"/>
             </w:pPr>
@@ -15281,7 +15281,7 @@
               <w:pStyle w:val="BlkLp"/>
               <w:numPr>
                 <w:ilvl w:val="0"/>
-                <w:numId w:val="41"/>
+                <w:numId w:val="39"/>
               </w:numPr>
               <w:ind w:left="284" w:hanging="284"/>
             </w:pPr>
@@ -16024,7 +16024,7 @@
               <w:pStyle w:val="SS3-115"/>
               <w:numPr>
                 <w:ilvl w:val="0"/>
-                <w:numId w:val="42"/>
+                <w:numId w:val="40"/>
               </w:numPr>
               <w:ind w:left="284" w:hanging="284"/>
             </w:pPr>
@@ -16043,7 +16043,7 @@
               <w:pStyle w:val="SS3-115"/>
               <w:numPr>
                 <w:ilvl w:val="0"/>
-                <w:numId w:val="42"/>
+                <w:numId w:val="40"/>
               </w:numPr>
               <w:ind w:left="284" w:hanging="284"/>
             </w:pPr>
@@ -16062,7 +16062,7 @@
               <w:pStyle w:val="SS3-115"/>
               <w:numPr>
                 <w:ilvl w:val="0"/>
-                <w:numId w:val="42"/>
+                <w:numId w:val="40"/>
               </w:numPr>
               <w:ind w:left="284" w:hanging="284"/>
             </w:pPr>
@@ -16078,7 +16078,7 @@
               <w:pStyle w:val="SS3-115"/>
               <w:numPr>
                 <w:ilvl w:val="0"/>
-                <w:numId w:val="42"/>
+                <w:numId w:val="40"/>
               </w:numPr>
               <w:ind w:left="284" w:hanging="284"/>
             </w:pPr>
@@ -16664,7 +16664,7 @@
               <w:pStyle w:val="SS3-115"/>
               <w:numPr>
                 <w:ilvl w:val="0"/>
-                <w:numId w:val="43"/>
+                <w:numId w:val="41"/>
               </w:numPr>
               <w:ind w:left="284" w:hanging="284"/>
             </w:pPr>
@@ -16686,7 +16686,7 @@
               <w:pStyle w:val="SS3-115"/>
               <w:numPr>
                 <w:ilvl w:val="0"/>
-                <w:numId w:val="43"/>
+                <w:numId w:val="41"/>
               </w:numPr>
               <w:ind w:left="284" w:hanging="284"/>
             </w:pPr>
@@ -16708,7 +16708,7 @@
               <w:pStyle w:val="SS3-115"/>
               <w:numPr>
                 <w:ilvl w:val="0"/>
-                <w:numId w:val="43"/>
+                <w:numId w:val="41"/>
               </w:numPr>
               <w:ind w:left="284" w:hanging="284"/>
             </w:pPr>
@@ -16730,7 +16730,7 @@
               <w:pStyle w:val="SS3-115"/>
               <w:numPr>
                 <w:ilvl w:val="0"/>
-                <w:numId w:val="43"/>
+                <w:numId w:val="41"/>
               </w:numPr>
               <w:ind w:left="284" w:hanging="284"/>
             </w:pPr>
@@ -16752,7 +16752,7 @@
               <w:pStyle w:val="SS3-115"/>
               <w:numPr>
                 <w:ilvl w:val="0"/>
-                <w:numId w:val="44"/>
+                <w:numId w:val="42"/>
               </w:numPr>
               <w:spacing w:before="240"/>
               <w:ind w:left="284" w:hanging="284"/>
@@ -16766,7 +16766,7 @@
               <w:pStyle w:val="SS3-115"/>
               <w:numPr>
                 <w:ilvl w:val="0"/>
-                <w:numId w:val="44"/>
+                <w:numId w:val="42"/>
               </w:numPr>
               <w:ind w:left="284" w:hanging="284"/>
             </w:pPr>
@@ -16779,7 +16779,7 @@
               <w:pStyle w:val="SS3-115"/>
               <w:numPr>
                 <w:ilvl w:val="0"/>
-                <w:numId w:val="44"/>
+                <w:numId w:val="42"/>
               </w:numPr>
               <w:ind w:left="284" w:hanging="284"/>
             </w:pPr>
@@ -16977,7 +16977,7 @@
               <w:pStyle w:val="ListParagraph"/>
               <w:numPr>
                 <w:ilvl w:val="0"/>
-                <w:numId w:val="45"/>
+                <w:numId w:val="43"/>
               </w:numPr>
               <w:ind w:left="284" w:hanging="284"/>
             </w:pPr>
@@ -16990,7 +16990,7 @@
               <w:pStyle w:val="ListParagraph"/>
               <w:numPr>
                 <w:ilvl w:val="0"/>
-                <w:numId w:val="45"/>
+                <w:numId w:val="43"/>
               </w:numPr>
               <w:ind w:left="284" w:hanging="284"/>
             </w:pPr>
@@ -17003,7 +17003,7 @@
               <w:pStyle w:val="ListParagraph"/>
               <w:numPr>
                 <w:ilvl w:val="0"/>
-                <w:numId w:val="45"/>
+                <w:numId w:val="43"/>
               </w:numPr>
               <w:ind w:left="284" w:hanging="284"/>
             </w:pPr>
@@ -17262,12 +17262,146 @@
               <w:pStyle w:val="SS3-115"/>
               <w:numPr>
                 <w:ilvl w:val="0"/>
+                <w:numId w:val="44"/>
+              </w:numPr>
+              <w:ind w:left="284" w:hanging="284"/>
+            </w:pPr>
+            <w:r>
+              <w:t>1 At the moment, Caroline lives in</w:t>
+            </w:r>
+          </w:p>
+          <w:p>
+            <w:pPr>
+              <w:pStyle w:val="SS3-115"/>
+              <w:ind w:left="284"/>
+              <w:rPr>
+                <w:rStyle w:val="BlkCh"/>
+              </w:rPr>
+            </w:pPr>
+            <w:r>
+              <w:rPr>
+                <w:rStyle w:val="BlkCh"/>
+              </w:rPr>
+              <w:t>B</w:t>
+            </w:r>
+          </w:p>
+          <w:p>
+            <w:pPr>
+              <w:pStyle w:val="SS3-115"/>
+              <w:numPr>
+                <w:ilvl w:val="0"/>
+                <w:numId w:val="45"/>
+              </w:numPr>
+              <w:ind w:left="568" w:hanging="284"/>
+            </w:pPr>
+            <w:r>
+              <w:t>Prendergast Road.</w:t>
+            </w:r>
+          </w:p>
+          <w:p>
+            <w:pPr>
+              <w:pStyle w:val="SS3-115"/>
+              <w:numPr>
+                <w:ilvl w:val="0"/>
+                <w:numId w:val="45"/>
+              </w:numPr>
+              <w:ind w:left="568" w:hanging="284"/>
+            </w:pPr>
+            <w:r>
+              <w:t>Lanchester Road.</w:t>
+            </w:r>
+          </w:p>
+          <w:p>
+            <w:pPr>
+              <w:pStyle w:val="SS3-115"/>
+              <w:numPr>
+                <w:ilvl w:val="0"/>
+                <w:numId w:val="45"/>
+              </w:numPr>
+              <w:ind w:left="568" w:hanging="284"/>
+            </w:pPr>
+            <w:r>
+              <w:t>Riverside Road.</w:t>
+            </w:r>
+          </w:p>
+          <w:p>
+            <w:pPr>
+              <w:pStyle w:val="SS3-115"/>
+              <w:numPr>
+                <w:ilvl w:val="0"/>
+                <w:numId w:val="44"/>
+              </w:numPr>
+              <w:ind w:left="284" w:hanging="284"/>
+            </w:pPr>
+            <w:r>
+              <w:t>Caroline wants to make a first offer of</w:t>
+            </w:r>
+          </w:p>
+          <w:p>
+            <w:pPr>
+              <w:pStyle w:val="SS3-115"/>
+              <w:ind w:left="284"/>
+              <w:rPr>
+                <w:rStyle w:val="BlkCh"/>
+              </w:rPr>
+            </w:pPr>
+            <w:r>
+              <w:rPr>
+                <w:rStyle w:val="BlkCh"/>
+              </w:rPr>
+              <w:t>C</w:t>
+            </w:r>
+          </w:p>
+          <w:p>
+            <w:pPr>
+              <w:pStyle w:val="SS3-115"/>
+              <w:numPr>
+                <w:ilvl w:val="0"/>
                 <w:numId w:val="46"/>
               </w:numPr>
+              <w:ind w:left="568" w:hanging="284"/>
+            </w:pPr>
+            <w:r>
+              <w:t>£300,000.</w:t>
+            </w:r>
+          </w:p>
+          <w:p>
+            <w:pPr>
+              <w:pStyle w:val="SS3-115"/>
+              <w:numPr>
+                <w:ilvl w:val="0"/>
+                <w:numId w:val="46"/>
+              </w:numPr>
+              <w:ind w:left="568" w:hanging="284"/>
+            </w:pPr>
+            <w:r>
+              <w:t>£350,000.</w:t>
+            </w:r>
+          </w:p>
+          <w:p>
+            <w:pPr>
+              <w:pStyle w:val="SS3-115"/>
+              <w:numPr>
+                <w:ilvl w:val="0"/>
+                <w:numId w:val="46"/>
+              </w:numPr>
+              <w:ind w:left="568" w:hanging="284"/>
+            </w:pPr>
+            <w:r>
+              <w:t>£340,000.</w:t>
+            </w:r>
+          </w:p>
+          <w:p>
+            <w:pPr>
+              <w:pStyle w:val="SS3-115"/>
+              <w:numPr>
+                <w:ilvl w:val="0"/>
+                <w:numId w:val="44"/>
+              </w:numPr>
               <w:ind w:left="284" w:hanging="284"/>
             </w:pPr>
             <w:r>
-              <w:t>1 At the moment, Caroline lives in</w:t>
+              <w:t>Caroline and her family</w:t>
             </w:r>
           </w:p>
           <w:p>
@@ -17282,7 +17416,7 @@
               <w:rPr>
                 <w:rStyle w:val="BlkCh"/>
               </w:rPr>
-              <w:t>B</w:t>
+              <w:t>A</w:t>
             </w:r>
           </w:p>
           <w:p>
@@ -17295,7 +17429,7 @@
               <w:ind w:left="568" w:hanging="284"/>
             </w:pPr>
             <w:r>
-              <w:t>Prendergast Road.</w:t>
+              <w:t>have sold their house.</w:t>
             </w:r>
           </w:p>
           <w:p>
@@ -17308,7 +17442,7 @@
               <w:ind w:left="568" w:hanging="284"/>
             </w:pPr>
             <w:r>
-              <w:t>Lanchester Road.</w:t>
+              <w:t>are selling their house now.</w:t>
             </w:r>
           </w:p>
           <w:p>
@@ -17321,7 +17455,7 @@
               <w:ind w:left="568" w:hanging="284"/>
             </w:pPr>
             <w:r>
-              <w:t>Riverside Road.</w:t>
+              <w:t>will sell their house in two months' time.</w:t>
             </w:r>
           </w:p>
           <w:p>
@@ -17329,12 +17463,12 @@
               <w:pStyle w:val="SS3-115"/>
               <w:numPr>
                 <w:ilvl w:val="0"/>
-                <w:numId w:val="46"/>
+                <w:numId w:val="44"/>
               </w:numPr>
               <w:ind w:left="284" w:hanging="284"/>
             </w:pPr>
             <w:r>
-              <w:t>Caroline wants to make a first offer of</w:t>
+              <w:t>It may take longer to sell the house if</w:t>
             </w:r>
           </w:p>
           <w:p>
@@ -17349,7 +17483,7 @@
               <w:rPr>
                 <w:rStyle w:val="BlkCh"/>
               </w:rPr>
-              <w:t>C</w:t>
+              <w:t>B</w:t>
             </w:r>
           </w:p>
           <w:p>
@@ -17362,7 +17496,7 @@
               <w:ind w:left="568" w:hanging="284"/>
             </w:pPr>
             <w:r>
-              <w:t>£300,000.</w:t>
+              <w:t>the bank does not check the house quickly.</w:t>
             </w:r>
           </w:p>
           <w:p>
@@ -17375,7 +17509,7 @@
               <w:ind w:left="568" w:hanging="284"/>
             </w:pPr>
             <w:r>
-              <w:t>£350,000.</w:t>
+              <w:t>there are plans to do some building near the house.</w:t>
             </w:r>
           </w:p>
           <w:p>
@@ -17388,7 +17522,7 @@
               <w:ind w:left="568" w:hanging="284"/>
             </w:pPr>
             <w:r>
-              <w:t>£340,000.</w:t>
+              <w:t>her husband has problems at work.</w:t>
             </w:r>
           </w:p>
           <w:p>
@@ -17396,12 +17530,12 @@
               <w:pStyle w:val="SS3-115"/>
               <w:numPr>
                 <w:ilvl w:val="0"/>
-                <w:numId w:val="46"/>
+                <w:numId w:val="44"/>
               </w:numPr>
               <w:ind w:left="284" w:hanging="284"/>
             </w:pPr>
             <w:r>
-              <w:t>Caroline and her family</w:t>
+              <w:t>If the sellers do not accept her first offer, Caroline will need to</w:t>
             </w:r>
           </w:p>
           <w:p>
@@ -17429,7 +17563,7 @@
               <w:ind w:left="568" w:hanging="284"/>
             </w:pPr>
             <w:r>
-              <w:t>have sold their house.</w:t>
+              <w:t>increase her offer.</w:t>
             </w:r>
           </w:p>
           <w:p>
@@ -17442,7 +17576,7 @@
               <w:ind w:left="568" w:hanging="284"/>
             </w:pPr>
             <w:r>
-              <w:t>are selling their house now.</w:t>
+              <w:t>come to an agreement in a week.</w:t>
             </w:r>
           </w:p>
           <w:p>
@@ -17451,140 +17585,6 @@
               <w:numPr>
                 <w:ilvl w:val="0"/>
                 <w:numId w:val="49"/>
-              </w:numPr>
-              <w:ind w:left="568" w:hanging="284"/>
-            </w:pPr>
-            <w:r>
-              <w:t>will sell their house in two months' time.</w:t>
-            </w:r>
-          </w:p>
-          <w:p>
-            <w:pPr>
-              <w:pStyle w:val="SS3-115"/>
-              <w:numPr>
-                <w:ilvl w:val="0"/>
-                <w:numId w:val="46"/>
-              </w:numPr>
-              <w:ind w:left="284" w:hanging="284"/>
-            </w:pPr>
-            <w:r>
-              <w:t>It may take longer to sell the house if</w:t>
-            </w:r>
-          </w:p>
-          <w:p>
-            <w:pPr>
-              <w:pStyle w:val="SS3-115"/>
-              <w:ind w:left="284"/>
-              <w:rPr>
-                <w:rStyle w:val="BlkCh"/>
-              </w:rPr>
-            </w:pPr>
-            <w:r>
-              <w:rPr>
-                <w:rStyle w:val="BlkCh"/>
-              </w:rPr>
-              <w:t>B</w:t>
-            </w:r>
-          </w:p>
-          <w:p>
-            <w:pPr>
-              <w:pStyle w:val="SS3-115"/>
-              <w:numPr>
-                <w:ilvl w:val="0"/>
-                <w:numId w:val="50"/>
-              </w:numPr>
-              <w:ind w:left="568" w:hanging="284"/>
-            </w:pPr>
-            <w:r>
-              <w:t>the bank does not check the house quickly.</w:t>
-            </w:r>
-          </w:p>
-          <w:p>
-            <w:pPr>
-              <w:pStyle w:val="SS3-115"/>
-              <w:numPr>
-                <w:ilvl w:val="0"/>
-                <w:numId w:val="50"/>
-              </w:numPr>
-              <w:ind w:left="568" w:hanging="284"/>
-            </w:pPr>
-            <w:r>
-              <w:t>there are plans to do some building near the house.</w:t>
-            </w:r>
-          </w:p>
-          <w:p>
-            <w:pPr>
-              <w:pStyle w:val="SS3-115"/>
-              <w:numPr>
-                <w:ilvl w:val="0"/>
-                <w:numId w:val="50"/>
-              </w:numPr>
-              <w:ind w:left="568" w:hanging="284"/>
-            </w:pPr>
-            <w:r>
-              <w:t>her husband has problems at work.</w:t>
-            </w:r>
-          </w:p>
-          <w:p>
-            <w:pPr>
-              <w:pStyle w:val="SS3-115"/>
-              <w:numPr>
-                <w:ilvl w:val="0"/>
-                <w:numId w:val="46"/>
-              </w:numPr>
-              <w:ind w:left="284" w:hanging="284"/>
-            </w:pPr>
-            <w:r>
-              <w:t>If the sellers do not accept her first offer, Caroline will need to</w:t>
-            </w:r>
-          </w:p>
-          <w:p>
-            <w:pPr>
-              <w:pStyle w:val="SS3-115"/>
-              <w:ind w:left="284"/>
-              <w:rPr>
-                <w:rStyle w:val="BlkCh"/>
-              </w:rPr>
-            </w:pPr>
-            <w:r>
-              <w:rPr>
-                <w:rStyle w:val="BlkCh"/>
-              </w:rPr>
-              <w:t>A</w:t>
-            </w:r>
-          </w:p>
-          <w:p>
-            <w:pPr>
-              <w:pStyle w:val="SS3-115"/>
-              <w:numPr>
-                <w:ilvl w:val="0"/>
-                <w:numId w:val="51"/>
-              </w:numPr>
-              <w:ind w:left="568" w:hanging="284"/>
-            </w:pPr>
-            <w:r>
-              <w:t>increase her offer.</w:t>
-            </w:r>
-          </w:p>
-          <w:p>
-            <w:pPr>
-              <w:pStyle w:val="SS3-115"/>
-              <w:numPr>
-                <w:ilvl w:val="0"/>
-                <w:numId w:val="51"/>
-              </w:numPr>
-              <w:ind w:left="568" w:hanging="284"/>
-            </w:pPr>
-            <w:r>
-              <w:t>come to an agreement in a week.</w:t>
-            </w:r>
-          </w:p>
-          <w:p>
-            <w:pPr>
-              <w:pStyle w:val="SS3-115"/>
-              <w:numPr>
-                <w:ilvl w:val="0"/>
-                <w:numId w:val="51"/>
               </w:numPr>
               <w:ind w:left="568" w:hanging="284"/>
             </w:pPr>
@@ -18022,7 +18022,7 @@
                 <w:rFonts w:ascii="Source Sans 3" w:hAnsi="Source Sans 3"/>
                 <w:color w:val="FFFFFF" w:themeColor="background1"/>
               </w:rPr>
-              <w:t>use prepositions to talk about your home town</w:t>
+              <w:t>speak about various aspects of where you live for Speaking Part 1</w:t>
             </w:r>
           </w:p>
           <w:p>
@@ -18043,7 +18043,23 @@
                 <w:rFonts w:ascii="Source Sans 3" w:hAnsi="Source Sans 3"/>
                 <w:color w:val="FFFFFF" w:themeColor="background1"/>
               </w:rPr>
-              <w:t>use adjectives to describe your home town</w:t>
+              <w:t xml:space="preserve">respond to </w:t>
+            </w:r>
+            <w:proofErr w:type="spellStart"/>
+            <w:r>
+              <w:rPr>
+                <w:rFonts w:ascii="Source Sans 3" w:hAnsi="Source Sans 3"/>
+                <w:color w:val="FFFFFF" w:themeColor="background1"/>
+              </w:rPr>
+              <w:t>wh</w:t>
+            </w:r>
+            <w:proofErr w:type="spellEnd"/>
+            <w:r>
+              <w:rPr>
+                <w:rFonts w:ascii="Source Sans 3" w:hAnsi="Source Sans 3"/>
+                <w:color w:val="FFFFFF" w:themeColor="background1"/>
+              </w:rPr>
+              <w:t>-, would and Yes/No questions about where you live</w:t>
             </w:r>
           </w:p>
           <w:p>
@@ -18064,7 +18080,7 @@
                 <w:rFonts w:ascii="Source Sans 3" w:hAnsi="Source Sans 3"/>
                 <w:color w:val="FFFFFF" w:themeColor="background1"/>
               </w:rPr>
-              <w:t>use the correct tense when responding to questions</w:t>
+              <w:t>prepare more information for common Speaking Part 1 topics</w:t>
             </w:r>
           </w:p>
           <w:p>
@@ -18085,7 +18101,7 @@
                 <w:rFonts w:ascii="Source Sans 3" w:hAnsi="Source Sans 3"/>
                 <w:color w:val="FFFFFF" w:themeColor="background1"/>
               </w:rPr>
-              <w:t>pronounce regular and irregular past simple tense endings.</w:t>
+              <w:t>use syllable stress in words correctly.</w:t>
             </w:r>
           </w:p>
         </w:tc>
@@ -18239,159 +18255,181 @@
           </w:tcPr>
           <w:p>
             <w:pPr>
-              <w:spacing w:after="120"/>
-              <w:rPr>
-                <w:rFonts w:ascii="Source Sans 3 Medium" w:hAnsi="Source Sans 3 Medium"/>
-                <w:b/>
-                <w:bCs/>
-              </w:rPr>
-            </w:pPr>
-            <w:r>
-              <w:rPr>
-                <w:rFonts w:ascii="Source Sans 3 Medium" w:hAnsi="Source Sans 3 Medium"/>
-                <w:b/>
-                <w:bCs/>
-              </w:rPr>
-              <w:t>What tense would you use to answer these questions? Select the correct answer A-C below.</w:t>
-            </w:r>
-          </w:p>
+              <w:pStyle w:val="SS3M-115"/>
+            </w:pPr>
+            <w:r>
+              <w:t xml:space="preserve">In Part 1 of the Speaking test, you may be asked about your home town. </w:t>
+            </w:r>
+            <w:proofErr w:type="spellStart"/>
+            <w:r>
+              <w:t>Organise</w:t>
+            </w:r>
+            <w:proofErr w:type="spellEnd"/>
+            <w:r>
+              <w:t xml:space="preserve"> the words into things you like in your home town, things you don't like and things you would like to have, if they are not already in your home town.</w:t>
+            </w:r>
+          </w:p>
+          <w:tbl>
+            <w:tblPr>
+              <w:tblStyle w:val="CommonTable"/>
+              <w:tblW w:w="0" w:type="auto"/>
+              <w:tblBorders>
+                <w:top w:val="single" w:sz="18" w:space="0" w:color="5B9BD5" w:themeColor="accent5"/>
+                <w:left w:val="none" w:sz="0" w:space="0" w:color="auto"/>
+                <w:bottom w:val="none" w:sz="0" w:space="0" w:color="auto"/>
+                <w:right w:val="none" w:sz="0" w:space="0" w:color="auto"/>
+                <w:insideH w:val="single" w:sz="6" w:space="0" w:color="5B9BD5" w:themeColor="accent5"/>
+                <w:insideV w:val="single" w:sz="6" w:space="0" w:color="5B9BD5" w:themeColor="accent5"/>
+              </w:tblBorders>
+              <w:tblLook w:val="04A0" w:firstRow="1" w:lastRow="0" w:firstColumn="1" w:lastColumn="0" w:noHBand="0" w:noVBand="1"/>
+            </w:tblPr>
+            <w:tblGrid>
+              <w:gridCol w:w="1493"/>
+              <w:gridCol w:w="2082"/>
+              <w:gridCol w:w="2151"/>
+            </w:tblGrid>
+            <w:tr>
+              <w:tc>
+                <w:tcPr>
+                  <w:tcW w:w="0" w:type="auto"/>
+                </w:tcPr>
+                <w:p>
+                  <w:pPr>
+                    <w:pStyle w:val="SS3-115"/>
+                    <w:rPr>
+                      <w:b/>
+                      <w:bCs/>
+                    </w:rPr>
+                  </w:pPr>
+                  <w:r>
+                    <w:rPr>
+                      <w:b/>
+                      <w:bCs/>
+                    </w:rPr>
+                    <w:t>Things I like</w:t>
+                  </w:r>
+                </w:p>
+              </w:tc>
+              <w:tc>
+                <w:tcPr>
+                  <w:tcW w:w="0" w:type="auto"/>
+                </w:tcPr>
+                <w:p>
+                  <w:pPr>
+                    <w:pStyle w:val="SS3-115"/>
+                    <w:rPr>
+                      <w:b/>
+                      <w:bCs/>
+                    </w:rPr>
+                  </w:pPr>
+                  <w:r>
+                    <w:rPr>
+                      <w:b/>
+                      <w:bCs/>
+                    </w:rPr>
+                    <w:t>Things I don’t like</w:t>
+                  </w:r>
+                </w:p>
+              </w:tc>
+              <w:tc>
+                <w:tcPr>
+                  <w:tcW w:w="2151" w:type="dxa"/>
+                </w:tcPr>
+                <w:p>
+                  <w:pPr>
+                    <w:pStyle w:val="SS3-115"/>
+                    <w:rPr>
+                      <w:b/>
+                      <w:bCs/>
+                    </w:rPr>
+                  </w:pPr>
+                  <w:r>
+                    <w:rPr>
+                      <w:b/>
+                      <w:bCs/>
+                    </w:rPr>
+                    <w:t>Things I wish I had in my home town</w:t>
+                  </w:r>
+                </w:p>
+              </w:tc>
+            </w:tr>
+            <w:tr>
+              <w:tc>
+                <w:tcPr>
+                  <w:tcW w:w="0" w:type="auto"/>
+                </w:tcPr>
+                <w:p>
+                  <w:pPr>
+                    <w:pStyle w:val="SS3-115"/>
+                    <w:rPr>
+                      <w:shd w:val="clear" w:color="auto" w:fill="D52B92"/>
+                    </w:rPr>
+                  </w:pPr>
+                </w:p>
+              </w:tc>
+              <w:tc>
+                <w:tcPr>
+                  <w:tcW w:w="0" w:type="auto"/>
+                </w:tcPr>
+                <w:p>
+                  <w:pPr>
+                    <w:pStyle w:val="SS3-115"/>
+                    <w:rPr>
+                      <w:shd w:val="clear" w:color="auto" w:fill="D52B92"/>
+                    </w:rPr>
+                  </w:pPr>
+                </w:p>
+              </w:tc>
+              <w:tc>
+                <w:tcPr>
+                  <w:tcW w:w="2151" w:type="dxa"/>
+                </w:tcPr>
+                <w:p>
+                  <w:pPr>
+                    <w:pStyle w:val="SS3-115"/>
+                    <w:rPr>
+                      <w:shd w:val="clear" w:color="auto" w:fill="D52B92"/>
+                    </w:rPr>
+                  </w:pPr>
+                </w:p>
+              </w:tc>
+            </w:tr>
+          </w:tbl>
           <w:p>
             <w:pPr>
               <w:pStyle w:val="SS3-115"/>
-              <w:numPr>
-                <w:ilvl w:val="0"/>
-                <w:numId w:val="19"/>
-              </w:numPr>
-              <w:ind w:left="284" w:hanging="284"/>
-            </w:pPr>
-            <w:r>
-              <w:t>Is there much for young people to do in your home town?</w:t>
-            </w:r>
-          </w:p>
-          <w:p>
-            <w:pPr>
-              <w:pStyle w:val="SS3-115"/>
-              <w:ind w:left="284"/>
-              <w:rPr>
-                <w:rStyle w:val="BlkCh"/>
-              </w:rPr>
-            </w:pPr>
-            <w:r>
-              <w:rPr>
-                <w:rStyle w:val="BlkCh"/>
-              </w:rPr>
-              <w:t>B</w:t>
-            </w:r>
-          </w:p>
-          <w:p>
-            <w:pPr>
-              <w:pStyle w:val="SS3-115"/>
-              <w:numPr>
-                <w:ilvl w:val="0"/>
-                <w:numId w:val="19"/>
-              </w:numPr>
-              <w:ind w:left="284" w:hanging="284"/>
-            </w:pPr>
-            <w:r>
-              <w:t>What was your home town like in the past?</w:t>
-            </w:r>
-          </w:p>
-          <w:p>
-            <w:pPr>
-              <w:pStyle w:val="SS3-115"/>
-              <w:ind w:left="284"/>
-              <w:rPr>
-                <w:rStyle w:val="BlkCh"/>
-              </w:rPr>
-            </w:pPr>
-            <w:r>
-              <w:rPr>
-                <w:rStyle w:val="BlkCh"/>
-              </w:rPr>
-              <w:t>C</w:t>
-            </w:r>
-          </w:p>
-          <w:p>
-            <w:pPr>
-              <w:pStyle w:val="SS3-115"/>
-              <w:numPr>
-                <w:ilvl w:val="0"/>
-                <w:numId w:val="19"/>
-              </w:numPr>
-              <w:ind w:left="284" w:hanging="284"/>
-              <w:rPr>
-                <w:iCs/>
-              </w:rPr>
-            </w:pPr>
-            <w:r>
-              <w:t>Has your home town changed since you were a child?</w:t>
-            </w:r>
-          </w:p>
-          <w:p>
-            <w:pPr>
-              <w:pStyle w:val="SS3-115"/>
-              <w:ind w:left="284"/>
-              <w:rPr>
-                <w:rStyle w:val="BlkCh"/>
-              </w:rPr>
-            </w:pPr>
-            <w:r>
-              <w:rPr>
-                <w:rStyle w:val="BlkCh"/>
-              </w:rPr>
-              <w:t>A</w:t>
-            </w:r>
-          </w:p>
-          <w:p>
-            <w:pPr>
-              <w:pStyle w:val="SS3-115"/>
-              <w:numPr>
-                <w:ilvl w:val="0"/>
-                <w:numId w:val="20"/>
-              </w:numPr>
-              <w:spacing w:before="240"/>
-              <w:ind w:left="284" w:hanging="284"/>
-            </w:pPr>
-            <w:r>
-              <w:t>Present perfect, e.g. Many things have changed in my home town over the years.</w:t>
-            </w:r>
-          </w:p>
-          <w:p>
-            <w:pPr>
-              <w:pStyle w:val="SS3-115"/>
-              <w:numPr>
-                <w:ilvl w:val="0"/>
-                <w:numId w:val="20"/>
-              </w:numPr>
-              <w:ind w:left="284" w:hanging="284"/>
-            </w:pPr>
-            <w:r>
-              <w:t>Present simple, e.g. There are lots of things for young people to do in my home town.</w:t>
-            </w:r>
-          </w:p>
-          <w:p>
-            <w:pPr>
-              <w:pStyle w:val="SS3-115"/>
-              <w:numPr>
-                <w:ilvl w:val="0"/>
-                <w:numId w:val="20"/>
-              </w:numPr>
-              <w:ind w:left="284" w:hanging="284"/>
-              <w:rPr>
-                <w:iCs/>
+              <w:rPr>
                 <w:rtl/>
               </w:rPr>
             </w:pPr>
-            <w:r>
-              <w:t>Past simple, e.g. There were more factories and the houses were smaller.</w:t>
-            </w:r>
           </w:p>
         </w:tc>
       </w:tr>
+    </w:tbl>
+    <w:p>
+      <w:r>
+        <w:br w:type="page"/>
+      </w:r>
+    </w:p>
+    <w:tbl>
+      <w:tblPr>
+        <w:tblStyle w:val="DottedTable"/>
+        <w:tblW w:w="14312" w:type="dxa"/>
+        <w:tblLook w:val="04A0" w:firstRow="1" w:lastRow="0" w:firstColumn="1" w:lastColumn="0" w:noHBand="0" w:noVBand="1"/>
+      </w:tblPr>
+      <w:tblGrid>
+        <w:gridCol w:w="344"/>
+        <w:gridCol w:w="10286"/>
+        <w:gridCol w:w="3682"/>
+      </w:tblGrid>
       <w:tr>
         <w:tc>
           <w:tcPr>
-            <w:tcW w:w="650" w:type="dxa"/>
+            <w:tcW w:w="344" w:type="dxa"/>
+            <w:tcMar>
+              <w:left w:w="0" w:type="dxa"/>
+              <w:right w:w="0" w:type="dxa"/>
+            </w:tcMar>
           </w:tcPr>
           <w:tbl>
             <w:tblPr>
@@ -18408,7 +18446,7 @@
               <w:tblLook w:val="04A0" w:firstRow="1" w:lastRow="0" w:firstColumn="1" w:lastColumn="0" w:noHBand="0" w:noVBand="1"/>
             </w:tblPr>
             <w:tblGrid>
-              <w:gridCol w:w="320"/>
+              <w:gridCol w:w="288"/>
             </w:tblGrid>
             <w:tr>
               <w:tc>
@@ -18430,6 +18468,7 @@
                       <w:szCs w:val="26"/>
                       <w:lang w:bidi="ar-SA"/>
                     </w:rPr>
+                    <w:lastRenderedPageBreak/>
                     <w:t>02</w:t>
                   </w:r>
                 </w:p>
@@ -18447,32 +18486,912 @@
         </w:tc>
         <w:tc>
           <w:tcPr>
-            <w:tcW w:w="13662" w:type="dxa"/>
+            <w:tcW w:w="10286" w:type="dxa"/>
           </w:tcPr>
           <w:p>
             <w:pPr>
-              <w:spacing w:after="120"/>
+              <w:pStyle w:val="SS3M-115"/>
+            </w:pPr>
+            <w:r>
+              <w:t>Listen to an extract from Speaking Part 1 and answer these questions. Discuss your answers with a partner.</w:t>
+            </w:r>
+          </w:p>
+          <w:p>
+            <w:hyperlink r:id="rId27" w:history="1">
+              <w:r>
+                <w:rPr>
+                  <w:rStyle w:val="Hyperlink"/>
+                  <w:b/>
+                  <w:bCs/>
+                  <w:sz w:val="26"/>
+                  <w:szCs w:val="26"/>
+                </w:rPr>
+                <w:t>08</w:t>
+              </w:r>
+            </w:hyperlink>
+          </w:p>
+          <w:p>
+            <w:pPr>
+              <w:pStyle w:val="ListParagraph"/>
+              <w:numPr>
+                <w:ilvl w:val="0"/>
+                <w:numId w:val="50"/>
+              </w:numPr>
+              <w:spacing w:before="120"/>
+              <w:ind w:left="284" w:hanging="284"/>
+            </w:pPr>
+            <w:r>
+              <w:t>How many questions did the examiner ask?</w:t>
+            </w:r>
+          </w:p>
+          <w:p>
+            <w:pPr>
+              <w:pStyle w:val="BlkPa"/>
+              <w:ind w:left="284"/>
+            </w:pPr>
+            <w:r>
+              <w:t>Eight / 8 questions</w:t>
+            </w:r>
+          </w:p>
+          <w:p>
+            <w:pPr>
+              <w:pStyle w:val="ListParagraph"/>
+              <w:numPr>
+                <w:ilvl w:val="0"/>
+                <w:numId w:val="50"/>
+              </w:numPr>
+              <w:ind w:left="284" w:hanging="284"/>
+            </w:pPr>
+            <w:r>
+              <w:t>What kind of questions did the examiner ask? What were the question words?</w:t>
+            </w:r>
+          </w:p>
+          <w:p>
+            <w:pPr>
+              <w:pStyle w:val="BlkPa"/>
+              <w:ind w:left="284"/>
+            </w:pPr>
+            <w:proofErr w:type="spellStart"/>
+            <w:r>
+              <w:t>Wh</w:t>
+            </w:r>
+            <w:proofErr w:type="spellEnd"/>
+            <w:r>
+              <w:t xml:space="preserve">-questions - Where, Who, When, </w:t>
+            </w:r>
+            <w:proofErr w:type="gramStart"/>
+            <w:r>
+              <w:t>Why</w:t>
+            </w:r>
+            <w:proofErr w:type="gramEnd"/>
+            <w:r>
+              <w:t>; Would questions;</w:t>
+            </w:r>
+          </w:p>
+          <w:p>
+            <w:pPr>
+              <w:pStyle w:val="BlkPa"/>
+              <w:ind w:left="284"/>
+            </w:pPr>
+            <w:r>
+              <w:t>Yes/No questions with Is and Do</w:t>
+            </w:r>
+          </w:p>
+          <w:p>
+            <w:pPr>
+              <w:pStyle w:val="ListParagraph"/>
+              <w:numPr>
+                <w:ilvl w:val="0"/>
+                <w:numId w:val="50"/>
+              </w:numPr>
+              <w:ind w:left="284" w:hanging="284"/>
+            </w:pPr>
+            <w:r>
+              <w:t>What two topics did the examiner cover?</w:t>
+            </w:r>
+          </w:p>
+          <w:p>
+            <w:pPr>
+              <w:pStyle w:val="BlkPa"/>
+              <w:ind w:left="284"/>
+            </w:pPr>
+            <w:r>
+              <w:t>where (you) live; shopping</w:t>
+            </w:r>
+          </w:p>
+          <w:p>
+            <w:pPr>
+              <w:pStyle w:val="ListParagraph"/>
+              <w:numPr>
+                <w:ilvl w:val="0"/>
+                <w:numId w:val="50"/>
+              </w:numPr>
+              <w:ind w:left="284" w:hanging="284"/>
+            </w:pPr>
+            <w:r>
+              <w:t>Approximately how long did the student speak for each question? How many sentences did they use?</w:t>
+            </w:r>
+          </w:p>
+          <w:p>
+            <w:pPr>
+              <w:pStyle w:val="BlkPa"/>
+              <w:ind w:left="284"/>
+            </w:pPr>
+            <w:r>
+              <w:t>Approximately 15-20 seconds; 3-4 sentences per question</w:t>
+            </w:r>
+          </w:p>
+        </w:tc>
+        <w:tc>
+          <w:tcPr>
+            <w:tcW w:w="3682" w:type="dxa"/>
+          </w:tcPr>
+          <w:p>
+            <w:pPr>
+              <w:rPr>
+                <w:rFonts w:ascii="Source Sans 3 SemiBold" w:hAnsi="Source Sans 3 SemiBold"/>
+                <w:b/>
+                <w:bCs/>
+                <w:noProof/>
+                <w:color w:val="FFFFFF" w:themeColor="background1"/>
+                <w:shd w:val="clear" w:color="auto" w:fill="68AF3D"/>
+              </w:rPr>
+            </w:pPr>
+            <w:r>
+              <w:rPr>
+                <w:rFonts w:ascii="Source Sans 3 SemiBold" w:hAnsi="Source Sans 3 SemiBold"/>
+                <w:b/>
+                <w:bCs/>
+                <w:noProof/>
+                <w:color w:val="FFFFFF" w:themeColor="background1"/>
+                <w:bdr w:val="single" w:sz="24" w:space="0" w:color="1FA4EB"/>
+                <w:shd w:val="clear" w:color="auto" w:fill="0172F1"/>
+              </w:rPr>
+              <w:t xml:space="preserve">TIP </w:t>
+            </w:r>
+            <w:r>
+              <w:rPr>
+                <w:rFonts w:ascii="Source Sans 3 SemiBold" w:hAnsi="Source Sans 3 SemiBold"/>
+                <w:b/>
+                <w:bCs/>
+                <w:noProof/>
+                <w:bdr w:val="single" w:sz="24" w:space="0" w:color="1FA4EB"/>
+              </w:rPr>
+              <w:t>02</w:t>
+            </w:r>
+          </w:p>
+          <w:tbl>
+            <w:tblPr>
+              <w:tblStyle w:val="NormalTable"/>
+              <w:tblW w:w="0" w:type="auto"/>
+              <w:tblBorders>
+                <w:top w:val="single" w:sz="18" w:space="0" w:color="0172F1"/>
+                <w:left w:val="single" w:sz="18" w:space="0" w:color="0172F1"/>
+                <w:bottom w:val="single" w:sz="18" w:space="0" w:color="0172F1"/>
+                <w:right w:val="single" w:sz="18" w:space="0" w:color="0172F1"/>
+                <w:insideH w:val="single" w:sz="18" w:space="0" w:color="0172F1"/>
+                <w:insideV w:val="single" w:sz="18" w:space="0" w:color="0172F1"/>
+              </w:tblBorders>
+              <w:shd w:val="clear" w:color="auto" w:fill="E7EAEF"/>
+              <w:tblLook w:val="04A0" w:firstRow="1" w:lastRow="0" w:firstColumn="1" w:lastColumn="0" w:noHBand="0" w:noVBand="1"/>
+            </w:tblPr>
+            <w:tblGrid>
+              <w:gridCol w:w="3352"/>
+            </w:tblGrid>
+            <w:tr>
+              <w:tc>
+                <w:tcPr>
+                  <w:tcW w:w="3811" w:type="dxa"/>
+                  <w:shd w:val="clear" w:color="auto" w:fill="E5E8F1"/>
+                </w:tcPr>
+                <w:p>
+                  <w:pPr>
+                    <w:rPr>
+                      <w:sz w:val="21"/>
+                      <w:szCs w:val="21"/>
+                    </w:rPr>
+                  </w:pPr>
+                  <w:r>
+                    <w:rPr>
+                      <w:sz w:val="21"/>
+                      <w:szCs w:val="21"/>
+                    </w:rPr>
+                    <w:t xml:space="preserve">The </w:t>
+                  </w:r>
+                  <w:r>
+                    <w:rPr>
+                      <w:i/>
+                      <w:iCs/>
+                      <w:sz w:val="21"/>
+                      <w:szCs w:val="21"/>
+                    </w:rPr>
+                    <w:t>Why?</w:t>
+                  </w:r>
+                  <w:r>
+                    <w:rPr>
+                      <w:sz w:val="21"/>
+                      <w:szCs w:val="21"/>
+                    </w:rPr>
+                    <w:t xml:space="preserve"> question usually comes last, and might be more difficult to answer.</w:t>
+                  </w:r>
+                </w:p>
+                <w:p>
+                  <w:pPr>
+                    <w:rPr>
+                      <w:noProof/>
+                      <w:sz w:val="21"/>
+                      <w:szCs w:val="21"/>
+                    </w:rPr>
+                  </w:pPr>
+                  <w:r>
+                    <w:rPr>
+                      <w:sz w:val="21"/>
+                      <w:szCs w:val="21"/>
+                    </w:rPr>
+                    <w:t>Try to explain clearly, but don't go into too much detail at this stage.</w:t>
+                  </w:r>
+                </w:p>
+              </w:tc>
+            </w:tr>
+          </w:tbl>
+          <w:p/>
+        </w:tc>
+      </w:tr>
+    </w:tbl>
+    <w:p>
+      <w:pPr>
+        <w:pStyle w:val="MinSpace"/>
+      </w:pPr>
+    </w:p>
+    <w:tbl>
+      <w:tblPr>
+        <w:tblStyle w:val="CommonTable"/>
+        <w:tblW w:w="0" w:type="auto"/>
+        <w:tblBorders>
+          <w:top w:val="single" w:sz="24" w:space="0" w:color="auto"/>
+          <w:left w:val="single" w:sz="24" w:space="0" w:color="auto"/>
+          <w:bottom w:val="single" w:sz="24" w:space="0" w:color="auto"/>
+          <w:right w:val="single" w:sz="24" w:space="0" w:color="auto"/>
+          <w:insideH w:val="single" w:sz="24" w:space="0" w:color="auto"/>
+          <w:insideV w:val="single" w:sz="24" w:space="0" w:color="auto"/>
+        </w:tblBorders>
+        <w:tblLook w:val="04A0" w:firstRow="1" w:lastRow="0" w:firstColumn="1" w:lastColumn="0" w:noHBand="0" w:noVBand="1"/>
+      </w:tblPr>
+      <w:tblGrid>
+        <w:gridCol w:w="3819"/>
+      </w:tblGrid>
+      <w:tr>
+        <w:tc>
+          <w:tcPr>
+            <w:tcW w:w="0" w:type="auto"/>
+            <w:shd w:val="clear" w:color="auto" w:fill="0295FF"/>
+          </w:tcPr>
+          <w:p>
+            <w:pPr>
               <w:rPr>
                 <w:rFonts w:ascii="Source Sans 3 Medium" w:hAnsi="Source Sans 3 Medium"/>
                 <w:b/>
                 <w:bCs/>
-              </w:rPr>
-            </w:pPr>
-            <w:r>
-              <w:rPr>
-                <w:rFonts w:ascii="Source Sans 3 Medium" w:hAnsi="Source Sans 3 Medium"/>
-                <w:b/>
-                <w:bCs/>
-              </w:rPr>
-              <w:t>Now, with a partner, ask and answer the three questions in exercise 1</w:t>
-            </w:r>
-            <w:r>
-              <w:rPr>
-                <w:rFonts w:ascii="Source Sans 3 Medium" w:hAnsi="Source Sans 3 Medium"/>
-                <w:b/>
-                <w:bCs/>
-              </w:rPr>
-              <w:t>.</w:t>
+                <w:lang w:bidi="ar-SA"/>
+              </w:rPr>
+            </w:pPr>
+            <w:r>
+              <w:rPr>
+                <w:b/>
+                <w:bCs/>
+                <w:color w:val="FFFFFF" w:themeColor="background1"/>
+                <w:sz w:val="24"/>
+                <w:szCs w:val="24"/>
+              </w:rPr>
+              <w:t>RESPONDING TO WH- QUESTIONS</w:t>
+            </w:r>
+          </w:p>
+        </w:tc>
+      </w:tr>
+    </w:tbl>
+    <w:p>
+      <w:pPr>
+        <w:pStyle w:val="MinSpace"/>
+        <w:rPr>
+          <w:shd w:val="clear" w:color="auto" w:fill="D52B92"/>
+        </w:rPr>
+      </w:pPr>
+    </w:p>
+    <w:tbl>
+      <w:tblPr>
+        <w:tblStyle w:val="NormalTable"/>
+        <w:tblW w:w="0" w:type="auto"/>
+        <w:tblBorders>
+          <w:top w:val="single" w:sz="18" w:space="0" w:color="43A7E1"/>
+          <w:left w:val="none" w:sz="0" w:space="0" w:color="auto"/>
+          <w:bottom w:val="none" w:sz="0" w:space="0" w:color="auto"/>
+          <w:right w:val="none" w:sz="0" w:space="0" w:color="auto"/>
+          <w:insideH w:val="single" w:sz="18" w:space="0" w:color="43A7E1"/>
+          <w:insideV w:val="single" w:sz="18" w:space="0" w:color="43A7E1"/>
+        </w:tblBorders>
+        <w:shd w:val="clear" w:color="auto" w:fill="E7EAEF"/>
+        <w:tblLook w:val="04A0" w:firstRow="1" w:lastRow="0" w:firstColumn="1" w:lastColumn="0" w:noHBand="0" w:noVBand="1"/>
+      </w:tblPr>
+      <w:tblGrid>
+        <w:gridCol w:w="9527"/>
+      </w:tblGrid>
+      <w:tr>
+        <w:tc>
+          <w:tcPr>
+            <w:tcW w:w="0" w:type="auto"/>
+            <w:shd w:val="clear" w:color="auto" w:fill="E2EFF5"/>
+          </w:tcPr>
+          <w:p>
+            <w:pPr>
+              <w:rPr>
+                <w:noProof/>
+              </w:rPr>
+            </w:pPr>
+            <w:r>
+              <w:rPr>
+                <w:rFonts w:ascii="Cambria Math" w:hAnsi="Cambria Math" w:cs="Cambria Math"/>
+                <w:color w:val="02A1FD"/>
+                <w:sz w:val="32"/>
+                <w:szCs w:val="32"/>
+              </w:rPr>
+              <w:t>◉</w:t>
+            </w:r>
+            <w:r>
+              <w:rPr>
+                <w:rFonts w:ascii="Cambria Math" w:hAnsi="Cambria Math" w:cs="Cambria Math"/>
+                <w:color w:val="02A1FD"/>
+                <w:sz w:val="32"/>
+                <w:szCs w:val="32"/>
+              </w:rPr>
+              <w:t xml:space="preserve"> </w:t>
+            </w:r>
+            <w:r>
+              <w:rPr>
+                <w:sz w:val="21"/>
+                <w:szCs w:val="21"/>
+              </w:rPr>
+              <w:t xml:space="preserve">Most Speaking Part 1 questions are </w:t>
+            </w:r>
+            <w:proofErr w:type="spellStart"/>
+            <w:r>
+              <w:rPr>
+                <w:i/>
+                <w:iCs/>
+                <w:sz w:val="21"/>
+                <w:szCs w:val="21"/>
+              </w:rPr>
+              <w:t>Wh</w:t>
+            </w:r>
+            <w:proofErr w:type="spellEnd"/>
+            <w:r>
+              <w:rPr>
+                <w:sz w:val="21"/>
+                <w:szCs w:val="21"/>
+              </w:rPr>
+              <w:t xml:space="preserve">-questions. These include </w:t>
+            </w:r>
+            <w:r>
+              <w:rPr>
+                <w:i/>
+                <w:iCs/>
+                <w:sz w:val="21"/>
+                <w:szCs w:val="21"/>
+              </w:rPr>
+              <w:t>What?</w:t>
+            </w:r>
+            <w:r>
+              <w:rPr>
+                <w:sz w:val="21"/>
+                <w:szCs w:val="21"/>
+              </w:rPr>
+              <w:t xml:space="preserve">, </w:t>
+            </w:r>
+            <w:proofErr w:type="gramStart"/>
+            <w:r>
+              <w:rPr>
+                <w:i/>
+                <w:iCs/>
+                <w:sz w:val="21"/>
+                <w:szCs w:val="21"/>
+              </w:rPr>
+              <w:t>Who?</w:t>
+            </w:r>
+            <w:r>
+              <w:rPr>
+                <w:sz w:val="21"/>
+                <w:szCs w:val="21"/>
+              </w:rPr>
+              <w:t>,</w:t>
+            </w:r>
+            <w:proofErr w:type="gramEnd"/>
+            <w:r>
+              <w:rPr>
+                <w:sz w:val="21"/>
+                <w:szCs w:val="21"/>
+              </w:rPr>
+              <w:t xml:space="preserve"> </w:t>
+            </w:r>
+            <w:proofErr w:type="gramStart"/>
+            <w:r>
+              <w:rPr>
+                <w:i/>
+                <w:iCs/>
+                <w:sz w:val="21"/>
+                <w:szCs w:val="21"/>
+              </w:rPr>
+              <w:t>When?</w:t>
+            </w:r>
+            <w:r>
+              <w:rPr>
+                <w:sz w:val="21"/>
+                <w:szCs w:val="21"/>
+              </w:rPr>
+              <w:t>,</w:t>
+            </w:r>
+            <w:proofErr w:type="gramEnd"/>
+            <w:r>
+              <w:rPr>
+                <w:sz w:val="21"/>
+                <w:szCs w:val="21"/>
+              </w:rPr>
+              <w:t xml:space="preserve"> </w:t>
+            </w:r>
+            <w:r>
+              <w:rPr>
+                <w:i/>
+                <w:iCs/>
+                <w:sz w:val="21"/>
+                <w:szCs w:val="21"/>
+              </w:rPr>
+              <w:t>Where?</w:t>
+            </w:r>
+            <w:r>
+              <w:rPr>
+                <w:sz w:val="21"/>
+                <w:szCs w:val="21"/>
+              </w:rPr>
+              <w:t xml:space="preserve"> and </w:t>
+            </w:r>
+            <w:proofErr w:type="gramStart"/>
+            <w:r>
+              <w:rPr>
+                <w:i/>
+                <w:iCs/>
+                <w:sz w:val="21"/>
+                <w:szCs w:val="21"/>
+              </w:rPr>
+              <w:t>Why</w:t>
+            </w:r>
+            <w:proofErr w:type="gramEnd"/>
+            <w:r>
+              <w:rPr>
+                <w:i/>
+                <w:iCs/>
+                <w:sz w:val="21"/>
+                <w:szCs w:val="21"/>
+              </w:rPr>
+              <w:t>?</w:t>
+            </w:r>
+          </w:p>
+        </w:tc>
+      </w:tr>
+    </w:tbl>
+    <w:p>
+      <w:pPr>
+        <w:pStyle w:val="MinSpace"/>
+      </w:pPr>
+    </w:p>
+    <w:tbl>
+      <w:tblPr>
+        <w:tblStyle w:val="DottedTable"/>
+        <w:tblW w:w="14312" w:type="dxa"/>
+        <w:tblLayout w:type="fixed"/>
+        <w:tblLook w:val="04A0" w:firstRow="1" w:lastRow="0" w:firstColumn="1" w:lastColumn="0" w:noHBand="0" w:noVBand="1"/>
+      </w:tblPr>
+      <w:tblGrid>
+        <w:gridCol w:w="344"/>
+        <w:gridCol w:w="13968"/>
+      </w:tblGrid>
+      <w:tr>
+        <w:tc>
+          <w:tcPr>
+            <w:tcW w:w="344" w:type="dxa"/>
+            <w:tcMar>
+              <w:left w:w="0" w:type="dxa"/>
+              <w:right w:w="0" w:type="dxa"/>
+            </w:tcMar>
+          </w:tcPr>
+          <w:tbl>
+            <w:tblPr>
+              <w:tblStyle w:val="CompactTable"/>
+              <w:tblW w:w="0" w:type="auto"/>
+              <w:tblBorders>
+                <w:top w:val="single" w:sz="18" w:space="0" w:color="047FDC"/>
+                <w:left w:val="single" w:sz="18" w:space="0" w:color="047FDC"/>
+                <w:bottom w:val="single" w:sz="18" w:space="0" w:color="047FDC"/>
+                <w:right w:val="single" w:sz="18" w:space="0" w:color="047FDC"/>
+                <w:insideH w:val="single" w:sz="18" w:space="0" w:color="047FDC"/>
+                <w:insideV w:val="single" w:sz="18" w:space="0" w:color="047FDC"/>
+              </w:tblBorders>
+              <w:tblLayout w:type="fixed"/>
+              <w:tblLook w:val="04A0" w:firstRow="1" w:lastRow="0" w:firstColumn="1" w:lastColumn="0" w:noHBand="0" w:noVBand="1"/>
+            </w:tblPr>
+            <w:tblGrid>
+              <w:gridCol w:w="385"/>
+            </w:tblGrid>
+            <w:tr>
+              <w:tc>
+                <w:tcPr>
+                  <w:tcW w:w="385" w:type="dxa"/>
+                </w:tcPr>
+                <w:p>
+                  <w:pPr>
+                    <w:rPr>
+                      <w:b w:val="0"/>
+                      <w:bCs/>
+                      <w:szCs w:val="26"/>
+                      <w:bdr w:val="single" w:sz="12" w:space="0" w:color="FFFF00"/>
+                    </w:rPr>
+                  </w:pPr>
+                  <w:r>
+                    <w:rPr>
+                      <w:bCs/>
+                      <w:szCs w:val="26"/>
+                      <w:lang w:bidi="ar-SA"/>
+                    </w:rPr>
+                    <w:t>03</w:t>
+                  </w:r>
+                </w:p>
+              </w:tc>
+            </w:tr>
+          </w:tbl>
+          <w:p>
+            <w:pPr>
+              <w:rPr>
+                <w:bCs/>
+                <w:szCs w:val="26"/>
+              </w:rPr>
+            </w:pPr>
+          </w:p>
+        </w:tc>
+        <w:tc>
+          <w:tcPr>
+            <w:tcW w:w="13968" w:type="dxa"/>
+          </w:tcPr>
+          <w:p>
+            <w:pPr>
+              <w:pStyle w:val="SS3M-115"/>
+            </w:pPr>
+            <w:r>
+              <w:t>Listen again to the recording from exercise 2. Note down useful language the student uses.</w:t>
+            </w:r>
+          </w:p>
+          <w:tbl>
+            <w:tblPr>
+              <w:tblStyle w:val="DottedTable"/>
+              <w:tblW w:w="0" w:type="auto"/>
+              <w:shd w:val="clear" w:color="auto" w:fill="EEF8B9"/>
+              <w:tblLayout w:type="fixed"/>
+              <w:tblLook w:val="04A0" w:firstRow="1" w:lastRow="0" w:firstColumn="1" w:lastColumn="0" w:noHBand="0" w:noVBand="1"/>
+            </w:tblPr>
+            <w:tblGrid>
+              <w:gridCol w:w="2761"/>
+              <w:gridCol w:w="2835"/>
+            </w:tblGrid>
+            <w:tr>
+              <w:tc>
+                <w:tcPr>
+                  <w:tcW w:w="2761" w:type="dxa"/>
+                  <w:shd w:val="clear" w:color="auto" w:fill="EEF8B9"/>
+                </w:tcPr>
+                <w:p>
+                  <w:pPr>
+                    <w:pStyle w:val="SS3-115"/>
+                    <w:jc w:val="center"/>
+                    <w:rPr>
+                      <w:b/>
+                      <w:bCs/>
+                    </w:rPr>
+                  </w:pPr>
+                  <w:r>
+                    <w:rPr>
+                      <w:b/>
+                      <w:bCs/>
+                    </w:rPr>
+                    <w:t>Home</w:t>
+                  </w:r>
+                </w:p>
+              </w:tc>
+              <w:tc>
+                <w:tcPr>
+                  <w:tcW w:w="2835" w:type="dxa"/>
+                  <w:shd w:val="clear" w:color="auto" w:fill="EEF8B9"/>
+                </w:tcPr>
+                <w:p>
+                  <w:pPr>
+                    <w:pStyle w:val="SS3-115"/>
+                    <w:jc w:val="center"/>
+                    <w:rPr>
+                      <w:b/>
+                      <w:bCs/>
+                    </w:rPr>
+                  </w:pPr>
+                  <w:r>
+                    <w:rPr>
+                      <w:b/>
+                      <w:bCs/>
+                    </w:rPr>
+                    <w:t>Shopping</w:t>
+                  </w:r>
+                </w:p>
+              </w:tc>
+            </w:tr>
+            <w:tr>
+              <w:tc>
+                <w:tcPr>
+                  <w:tcW w:w="2761" w:type="dxa"/>
+                  <w:shd w:val="clear" w:color="auto" w:fill="EEF8B9"/>
+                </w:tcPr>
+                <w:p>
+                  <w:pPr>
+                    <w:pStyle w:val="SS3-115"/>
+                    <w:rPr>
+                      <w:b/>
+                      <w:bCs/>
+                    </w:rPr>
+                  </w:pPr>
+                  <w:r>
+                    <w:rPr>
+                      <w:b/>
+                      <w:bCs/>
+                    </w:rPr>
+                    <w:t xml:space="preserve">pretty big house, two floors, garden, shared bathroom, city </w:t>
+                  </w:r>
+                  <w:proofErr w:type="spellStart"/>
+                  <w:r>
+                    <w:rPr>
+                      <w:b/>
+                      <w:bCs/>
+                    </w:rPr>
+                    <w:t>centre</w:t>
+                  </w:r>
+                  <w:proofErr w:type="spellEnd"/>
+                  <w:r>
+                    <w:rPr>
+                      <w:b/>
+                      <w:bCs/>
+                    </w:rPr>
+                    <w:t xml:space="preserve">, about five minutes' walk, a 20-minute bus ride, I'm (pretty) happy with the location, </w:t>
+                  </w:r>
+                  <w:proofErr w:type="gramStart"/>
+                  <w:r>
+                    <w:rPr>
+                      <w:b/>
+                      <w:bCs/>
+                    </w:rPr>
+                    <w:t>Well</w:t>
+                  </w:r>
+                  <w:proofErr w:type="gramEnd"/>
+                  <w:r>
+                    <w:rPr>
+                      <w:b/>
+                      <w:bCs/>
+                    </w:rPr>
+                    <w:t>, I don't like, shared house, the trains can be a little loud</w:t>
+                  </w:r>
+                </w:p>
+              </w:tc>
+              <w:tc>
+                <w:tcPr>
+                  <w:tcW w:w="2835" w:type="dxa"/>
+                  <w:shd w:val="clear" w:color="auto" w:fill="EEF8B9"/>
+                </w:tcPr>
+                <w:p>
+                  <w:pPr>
+                    <w:pStyle w:val="SS3-115"/>
+                    <w:rPr>
+                      <w:b/>
+                      <w:bCs/>
+                    </w:rPr>
+                  </w:pPr>
+                  <w:r>
+                    <w:rPr>
+                      <w:b/>
+                      <w:bCs/>
+                    </w:rPr>
+                    <w:t xml:space="preserve">shopping </w:t>
+                  </w:r>
+                  <w:proofErr w:type="spellStart"/>
+                  <w:r>
+                    <w:rPr>
+                      <w:b/>
+                      <w:bCs/>
+                    </w:rPr>
+                    <w:t>centre</w:t>
+                  </w:r>
+                  <w:proofErr w:type="spellEnd"/>
+                  <w:r>
+                    <w:rPr>
+                      <w:b/>
+                      <w:bCs/>
+                    </w:rPr>
+                    <w:t>, cinema, ice-rink, hang out, famous brands, gets very full, everything is in one place, clean and comfortable, entertainment, under one roof, local market, styles and brands, old-fashioned</w:t>
+                  </w:r>
+                </w:p>
+              </w:tc>
+            </w:tr>
+          </w:tbl>
+          <w:p>
+            <w:pPr>
+              <w:pStyle w:val="SS3-115"/>
+            </w:pPr>
+          </w:p>
+        </w:tc>
+      </w:tr>
+      <w:tr>
+        <w:tc>
+          <w:tcPr>
+            <w:tcW w:w="344" w:type="dxa"/>
+            <w:tcMar>
+              <w:left w:w="0" w:type="dxa"/>
+              <w:right w:w="0" w:type="dxa"/>
+            </w:tcMar>
+          </w:tcPr>
+          <w:tbl>
+            <w:tblPr>
+              <w:tblStyle w:val="CompactTable"/>
+              <w:tblW w:w="0" w:type="auto"/>
+              <w:tblBorders>
+                <w:top w:val="single" w:sz="18" w:space="0" w:color="047FDC"/>
+                <w:left w:val="single" w:sz="18" w:space="0" w:color="047FDC"/>
+                <w:bottom w:val="single" w:sz="18" w:space="0" w:color="047FDC"/>
+                <w:right w:val="single" w:sz="18" w:space="0" w:color="047FDC"/>
+                <w:insideH w:val="single" w:sz="18" w:space="0" w:color="047FDC"/>
+                <w:insideV w:val="single" w:sz="18" w:space="0" w:color="047FDC"/>
+              </w:tblBorders>
+              <w:tblLayout w:type="fixed"/>
+              <w:tblLook w:val="04A0" w:firstRow="1" w:lastRow="0" w:firstColumn="1" w:lastColumn="0" w:noHBand="0" w:noVBand="1"/>
+            </w:tblPr>
+            <w:tblGrid>
+              <w:gridCol w:w="385"/>
+            </w:tblGrid>
+            <w:tr>
+              <w:tc>
+                <w:tcPr>
+                  <w:tcW w:w="385" w:type="dxa"/>
+                </w:tcPr>
+                <w:p>
+                  <w:pPr>
+                    <w:rPr>
+                      <w:b w:val="0"/>
+                      <w:bCs/>
+                      <w:szCs w:val="26"/>
+                      <w:bdr w:val="single" w:sz="12" w:space="0" w:color="FFFF00"/>
+                    </w:rPr>
+                  </w:pPr>
+                  <w:r>
+                    <w:rPr>
+                      <w:bCs/>
+                      <w:szCs w:val="26"/>
+                      <w:lang w:bidi="ar-SA"/>
+                    </w:rPr>
+                    <w:t>04</w:t>
+                  </w:r>
+                </w:p>
+              </w:tc>
+            </w:tr>
+          </w:tbl>
+          <w:p>
+            <w:pPr>
+              <w:rPr>
+                <w:bCs/>
+                <w:szCs w:val="26"/>
+              </w:rPr>
+            </w:pPr>
+          </w:p>
+        </w:tc>
+        <w:tc>
+          <w:tcPr>
+            <w:tcW w:w="13968" w:type="dxa"/>
+          </w:tcPr>
+          <w:p>
+            <w:pPr>
+              <w:rPr>
+                <w:rFonts w:ascii="Source Sans 3 SemiBold" w:hAnsi="Source Sans 3 SemiBold"/>
+                <w:b/>
+                <w:bCs/>
+                <w:noProof/>
+                <w:color w:val="FFFFFF" w:themeColor="background1"/>
+                <w:bdr w:val="single" w:sz="24" w:space="0" w:color="1FA4EB"/>
+                <w:shd w:val="clear" w:color="auto" w:fill="0172F1"/>
+              </w:rPr>
+            </w:pPr>
+            <w:r>
+              <w:t>Listen to an extract from Speaking Part 1 and answer these questions. Discuss your answers with a partner.</w:t>
+            </w:r>
+          </w:p>
+        </w:tc>
+      </w:tr>
+      <w:tr>
+        <w:tc>
+          <w:tcPr>
+            <w:tcW w:w="344" w:type="dxa"/>
+            <w:tcMar>
+              <w:left w:w="0" w:type="dxa"/>
+              <w:right w:w="0" w:type="dxa"/>
+            </w:tcMar>
+          </w:tcPr>
+          <w:tbl>
+            <w:tblPr>
+              <w:tblStyle w:val="CompactTable"/>
+              <w:tblW w:w="0" w:type="auto"/>
+              <w:tblBorders>
+                <w:top w:val="single" w:sz="18" w:space="0" w:color="047FDC"/>
+                <w:left w:val="single" w:sz="18" w:space="0" w:color="047FDC"/>
+                <w:bottom w:val="single" w:sz="18" w:space="0" w:color="047FDC"/>
+                <w:right w:val="single" w:sz="18" w:space="0" w:color="047FDC"/>
+                <w:insideH w:val="single" w:sz="18" w:space="0" w:color="047FDC"/>
+                <w:insideV w:val="single" w:sz="18" w:space="0" w:color="047FDC"/>
+              </w:tblBorders>
+              <w:tblLayout w:type="fixed"/>
+              <w:tblLook w:val="04A0" w:firstRow="1" w:lastRow="0" w:firstColumn="1" w:lastColumn="0" w:noHBand="0" w:noVBand="1"/>
+            </w:tblPr>
+            <w:tblGrid>
+              <w:gridCol w:w="385"/>
+            </w:tblGrid>
+            <w:tr>
+              <w:tc>
+                <w:tcPr>
+                  <w:tcW w:w="385" w:type="dxa"/>
+                </w:tcPr>
+                <w:p>
+                  <w:pPr>
+                    <w:rPr>
+                      <w:b w:val="0"/>
+                      <w:bCs/>
+                      <w:szCs w:val="26"/>
+                      <w:bdr w:val="single" w:sz="12" w:space="0" w:color="FFFF00"/>
+                    </w:rPr>
+                  </w:pPr>
+                  <w:r>
+                    <w:rPr>
+                      <w:bCs/>
+                      <w:szCs w:val="26"/>
+                      <w:lang w:bidi="ar-SA"/>
+                    </w:rPr>
+                    <w:t>05</w:t>
+                  </w:r>
+                </w:p>
+              </w:tc>
+            </w:tr>
+          </w:tbl>
+          <w:p>
+            <w:pPr>
+              <w:rPr>
+                <w:bCs/>
+                <w:szCs w:val="26"/>
+              </w:rPr>
+            </w:pPr>
+          </w:p>
+        </w:tc>
+        <w:tc>
+          <w:tcPr>
+            <w:tcW w:w="13968" w:type="dxa"/>
+          </w:tcPr>
+          <w:p>
+            <w:pPr>
+              <w:rPr>
+                <w:rFonts w:ascii="Source Sans 3 SemiBold" w:hAnsi="Source Sans 3 SemiBold"/>
+                <w:b/>
+                <w:bCs/>
+                <w:noProof/>
+                <w:color w:val="FFFFFF" w:themeColor="background1"/>
+                <w:bdr w:val="single" w:sz="24" w:space="0" w:color="1FA4EB"/>
+                <w:shd w:val="clear" w:color="auto" w:fill="0172F1"/>
+              </w:rPr>
+            </w:pPr>
+            <w:r>
+              <w:t>Listen to an extract from Speaking Part 1 and answer these questions. Discuss your answers with a partner.</w:t>
             </w:r>
           </w:p>
         </w:tc>
@@ -19020,7 +19939,7 @@
             <w:pPr>
               <w:spacing w:after="120"/>
             </w:pPr>
-            <w:hyperlink r:id="rId27" w:history="1">
+            <w:hyperlink r:id="rId28" w:history="1">
               <w:r>
                 <w:rPr>
                   <w:rStyle w:val="Hyperlink"/>
@@ -19294,7 +20213,7 @@
                                 <pic:cNvPicPr/>
                               </pic:nvPicPr>
                               <pic:blipFill>
-                                <a:blip r:embed="rId28"/>
+                                <a:blip r:embed="rId29"/>
                                 <a:stretch>
                                   <a:fillRect/>
                                 </a:stretch>
@@ -20604,7 +21523,7 @@
               <w:pStyle w:val="SS3-115"/>
               <w:numPr>
                 <w:ilvl w:val="0"/>
-                <w:numId w:val="21"/>
+                <w:numId w:val="19"/>
               </w:numPr>
             </w:pPr>
             <w:r>
@@ -20640,7 +21559,7 @@
               <w:pStyle w:val="SS3-115"/>
               <w:numPr>
                 <w:ilvl w:val="0"/>
-                <w:numId w:val="21"/>
+                <w:numId w:val="19"/>
               </w:numPr>
             </w:pPr>
             <w:r>
@@ -20679,7 +21598,7 @@
               <w:pStyle w:val="SS3-115"/>
               <w:numPr>
                 <w:ilvl w:val="0"/>
-                <w:numId w:val="21"/>
+                <w:numId w:val="19"/>
               </w:numPr>
             </w:pPr>
             <w:r>
@@ -20715,7 +21634,7 @@
               <w:pStyle w:val="SS3-115"/>
               <w:numPr>
                 <w:ilvl w:val="0"/>
-                <w:numId w:val="21"/>
+                <w:numId w:val="19"/>
               </w:numPr>
             </w:pPr>
             <w:r>
@@ -20751,7 +21670,7 @@
               <w:pStyle w:val="SS3-115"/>
               <w:numPr>
                 <w:ilvl w:val="0"/>
-                <w:numId w:val="21"/>
+                <w:numId w:val="19"/>
               </w:numPr>
             </w:pPr>
             <w:r>
@@ -21054,7 +21973,7 @@
               <w:pStyle w:val="BlkLp"/>
               <w:numPr>
                 <w:ilvl w:val="0"/>
-                <w:numId w:val="27"/>
+                <w:numId w:val="25"/>
               </w:numPr>
               <w:ind w:left="284" w:hanging="284"/>
             </w:pPr>
@@ -21067,7 +21986,7 @@
               <w:pStyle w:val="BlkLp"/>
               <w:numPr>
                 <w:ilvl w:val="0"/>
-                <w:numId w:val="27"/>
+                <w:numId w:val="25"/>
               </w:numPr>
               <w:ind w:left="284" w:hanging="284"/>
             </w:pPr>
@@ -21080,7 +21999,7 @@
               <w:pStyle w:val="BlkLp"/>
               <w:numPr>
                 <w:ilvl w:val="0"/>
-                <w:numId w:val="27"/>
+                <w:numId w:val="25"/>
               </w:numPr>
               <w:ind w:left="284" w:hanging="284"/>
             </w:pPr>
@@ -21130,7 +22049,7 @@
                                 <pic:cNvPicPr/>
                               </pic:nvPicPr>
                               <pic:blipFill>
-                                <a:blip r:embed="rId29"/>
+                                <a:blip r:embed="rId30"/>
                                 <a:stretch>
                                   <a:fillRect/>
                                 </a:stretch>
@@ -21177,7 +22096,7 @@
                                 <pic:cNvPicPr/>
                               </pic:nvPicPr>
                               <pic:blipFill>
-                                <a:blip r:embed="rId30"/>
+                                <a:blip r:embed="rId31"/>
                                 <a:stretch>
                                   <a:fillRect/>
                                 </a:stretch>
@@ -21224,7 +22143,7 @@
                                 <pic:cNvPicPr/>
                               </pic:nvPicPr>
                               <pic:blipFill>
-                                <a:blip r:embed="rId31"/>
+                                <a:blip r:embed="rId32"/>
                                 <a:stretch>
                                   <a:fillRect/>
                                 </a:stretch>
@@ -21452,7 +22371,7 @@
               <w:pStyle w:val="SS3-115"/>
               <w:numPr>
                 <w:ilvl w:val="0"/>
-                <w:numId w:val="22"/>
+                <w:numId w:val="20"/>
               </w:numPr>
               <w:ind w:left="284" w:hanging="284"/>
             </w:pPr>
@@ -21480,7 +22399,7 @@
               <w:pStyle w:val="SS3-115"/>
               <w:numPr>
                 <w:ilvl w:val="0"/>
-                <w:numId w:val="22"/>
+                <w:numId w:val="20"/>
               </w:numPr>
               <w:ind w:left="284" w:hanging="284"/>
             </w:pPr>
@@ -21510,7 +22429,7 @@
               <w:pStyle w:val="SS3-115"/>
               <w:numPr>
                 <w:ilvl w:val="0"/>
-                <w:numId w:val="22"/>
+                <w:numId w:val="20"/>
               </w:numPr>
               <w:ind w:left="284" w:hanging="284"/>
             </w:pPr>
@@ -22018,7 +22937,7 @@
                     <w:pStyle w:val="BlkLp"/>
                     <w:numPr>
                       <w:ilvl w:val="0"/>
-                      <w:numId w:val="28"/>
+                      <w:numId w:val="26"/>
                     </w:numPr>
                     <w:ind w:left="284" w:hanging="284"/>
                   </w:pPr>
@@ -22031,7 +22950,7 @@
                     <w:pStyle w:val="BlkLp"/>
                     <w:numPr>
                       <w:ilvl w:val="0"/>
-                      <w:numId w:val="28"/>
+                      <w:numId w:val="26"/>
                     </w:numPr>
                     <w:ind w:left="284" w:hanging="284"/>
                   </w:pPr>
@@ -22190,7 +23109,7 @@
                     <w:pStyle w:val="BlkLp"/>
                     <w:numPr>
                       <w:ilvl w:val="0"/>
-                      <w:numId w:val="28"/>
+                      <w:numId w:val="26"/>
                     </w:numPr>
                     <w:ind w:left="284" w:hanging="284"/>
                   </w:pPr>
@@ -22203,7 +23122,7 @@
                     <w:pStyle w:val="BlkLp"/>
                     <w:numPr>
                       <w:ilvl w:val="0"/>
-                      <w:numId w:val="28"/>
+                      <w:numId w:val="26"/>
                     </w:numPr>
                     <w:ind w:left="284" w:hanging="284"/>
                   </w:pPr>
@@ -22216,7 +23135,7 @@
                     <w:pStyle w:val="BlkLp"/>
                     <w:numPr>
                       <w:ilvl w:val="0"/>
-                      <w:numId w:val="28"/>
+                      <w:numId w:val="26"/>
                     </w:numPr>
                     <w:ind w:left="284" w:hanging="284"/>
                   </w:pPr>
@@ -22420,7 +23339,7 @@
                     <w:pStyle w:val="BlkLp"/>
                     <w:numPr>
                       <w:ilvl w:val="0"/>
-                      <w:numId w:val="28"/>
+                      <w:numId w:val="26"/>
                     </w:numPr>
                     <w:ind w:left="284" w:hanging="284"/>
                   </w:pPr>
@@ -22433,7 +23352,7 @@
                     <w:pStyle w:val="BlkLp"/>
                     <w:numPr>
                       <w:ilvl w:val="0"/>
-                      <w:numId w:val="28"/>
+                      <w:numId w:val="26"/>
                     </w:numPr>
                     <w:ind w:left="284" w:hanging="284"/>
                   </w:pPr>
@@ -22446,7 +23365,7 @@
                     <w:pStyle w:val="BlkLp"/>
                     <w:numPr>
                       <w:ilvl w:val="0"/>
-                      <w:numId w:val="28"/>
+                      <w:numId w:val="26"/>
                     </w:numPr>
                     <w:ind w:left="284" w:hanging="284"/>
                   </w:pPr>
@@ -22459,7 +23378,7 @@
                     <w:pStyle w:val="BlkLp"/>
                     <w:numPr>
                       <w:ilvl w:val="0"/>
-                      <w:numId w:val="28"/>
+                      <w:numId w:val="26"/>
                     </w:numPr>
                     <w:ind w:left="284" w:hanging="284"/>
                   </w:pPr>
@@ -22598,7 +23517,7 @@
                     <w:pStyle w:val="BlkLp"/>
                     <w:numPr>
                       <w:ilvl w:val="0"/>
-                      <w:numId w:val="28"/>
+                      <w:numId w:val="26"/>
                     </w:numPr>
                     <w:ind w:left="340" w:hanging="340"/>
                   </w:pPr>
@@ -22611,7 +23530,7 @@
                     <w:pStyle w:val="BlkLp"/>
                     <w:numPr>
                       <w:ilvl w:val="0"/>
-                      <w:numId w:val="28"/>
+                      <w:numId w:val="26"/>
                     </w:numPr>
                     <w:ind w:left="340" w:hanging="340"/>
                   </w:pPr>
@@ -22624,7 +23543,7 @@
                     <w:pStyle w:val="BlkLp"/>
                     <w:numPr>
                       <w:ilvl w:val="0"/>
-                      <w:numId w:val="28"/>
+                      <w:numId w:val="26"/>
                     </w:numPr>
                     <w:ind w:left="340" w:hanging="340"/>
                   </w:pPr>
@@ -22655,7 +23574,7 @@
                 <w:rtl/>
               </w:rPr>
             </w:pPr>
-            <w:hyperlink r:id="rId32" w:history="1">
+            <w:hyperlink r:id="rId33" w:history="1">
               <w:r>
                 <w:rPr>
                   <w:rStyle w:val="Hyperlink"/>
@@ -22929,7 +23848,7 @@
             <w:pPr>
               <w:spacing w:after="120"/>
             </w:pPr>
-            <w:hyperlink r:id="rId33" w:history="1">
+            <w:hyperlink r:id="rId34" w:history="1">
               <w:r>
                 <w:rPr>
                   <w:rStyle w:val="Hyperlink"/>
@@ -23095,7 +24014,7 @@
                           <w:pStyle w:val="SS3-115"/>
                           <w:numPr>
                             <w:ilvl w:val="0"/>
-                            <w:numId w:val="23"/>
+                            <w:numId w:val="21"/>
                           </w:numPr>
                           <w:ind w:left="227" w:hanging="227"/>
                         </w:pPr>
@@ -23158,7 +24077,7 @@
                           <w:pStyle w:val="SS3-115"/>
                           <w:numPr>
                             <w:ilvl w:val="0"/>
-                            <w:numId w:val="23"/>
+                            <w:numId w:val="21"/>
                           </w:numPr>
                           <w:ind w:left="227" w:hanging="227"/>
                         </w:pPr>
@@ -23212,7 +24131,7 @@
                           <w:pStyle w:val="SS3-115"/>
                           <w:numPr>
                             <w:ilvl w:val="0"/>
-                            <w:numId w:val="23"/>
+                            <w:numId w:val="21"/>
                           </w:numPr>
                           <w:ind w:left="227" w:hanging="227"/>
                         </w:pPr>
@@ -23266,7 +24185,7 @@
                           <w:pStyle w:val="SS3-115"/>
                           <w:numPr>
                             <w:ilvl w:val="0"/>
-                            <w:numId w:val="23"/>
+                            <w:numId w:val="21"/>
                           </w:numPr>
                           <w:ind w:left="227" w:hanging="227"/>
                         </w:pPr>
@@ -23320,7 +24239,7 @@
                           <w:pStyle w:val="SS3-115"/>
                           <w:numPr>
                             <w:ilvl w:val="0"/>
-                            <w:numId w:val="23"/>
+                            <w:numId w:val="21"/>
                           </w:numPr>
                           <w:ind w:left="227" w:hanging="227"/>
                         </w:pPr>
@@ -23374,7 +24293,7 @@
                           <w:pStyle w:val="SS3-115"/>
                           <w:numPr>
                             <w:ilvl w:val="0"/>
-                            <w:numId w:val="23"/>
+                            <w:numId w:val="21"/>
                           </w:numPr>
                           <w:ind w:left="227" w:hanging="227"/>
                         </w:pPr>
@@ -23566,7 +24485,7 @@
                           <w:pStyle w:val="SS3-115"/>
                           <w:numPr>
                             <w:ilvl w:val="0"/>
-                            <w:numId w:val="23"/>
+                            <w:numId w:val="21"/>
                           </w:numPr>
                           <w:ind w:left="227" w:hanging="227"/>
                         </w:pPr>
@@ -23629,7 +24548,7 @@
                           <w:pStyle w:val="SS3-115"/>
                           <w:numPr>
                             <w:ilvl w:val="0"/>
-                            <w:numId w:val="23"/>
+                            <w:numId w:val="21"/>
                           </w:numPr>
                           <w:ind w:left="227" w:hanging="227"/>
                         </w:pPr>
@@ -23683,7 +24602,7 @@
                           <w:pStyle w:val="SS3-115"/>
                           <w:numPr>
                             <w:ilvl w:val="0"/>
-                            <w:numId w:val="23"/>
+                            <w:numId w:val="21"/>
                           </w:numPr>
                           <w:ind w:left="227" w:hanging="227"/>
                         </w:pPr>
@@ -23737,7 +24656,7 @@
                           <w:pStyle w:val="SS3-115"/>
                           <w:numPr>
                             <w:ilvl w:val="0"/>
-                            <w:numId w:val="23"/>
+                            <w:numId w:val="21"/>
                           </w:numPr>
                           <w:ind w:left="340" w:hanging="340"/>
                         </w:pPr>
@@ -23791,7 +24710,7 @@
                           <w:pStyle w:val="SS3-115"/>
                           <w:numPr>
                             <w:ilvl w:val="0"/>
-                            <w:numId w:val="23"/>
+                            <w:numId w:val="21"/>
                           </w:numPr>
                           <w:ind w:left="340" w:hanging="340"/>
                         </w:pPr>
@@ -23845,7 +24764,7 @@
                           <w:pStyle w:val="SS3-115"/>
                           <w:numPr>
                             <w:ilvl w:val="0"/>
-                            <w:numId w:val="23"/>
+                            <w:numId w:val="21"/>
                           </w:numPr>
                           <w:ind w:left="340" w:hanging="340"/>
                         </w:pPr>
@@ -24262,7 +25181,7 @@
               <w:pStyle w:val="SS3-115"/>
               <w:numPr>
                 <w:ilvl w:val="0"/>
-                <w:numId w:val="24"/>
+                <w:numId w:val="22"/>
               </w:numPr>
               <w:ind w:left="284" w:hanging="284"/>
             </w:pPr>
@@ -24285,7 +25204,7 @@
               <w:pStyle w:val="SS3-115"/>
               <w:numPr>
                 <w:ilvl w:val="0"/>
-                <w:numId w:val="24"/>
+                <w:numId w:val="22"/>
               </w:numPr>
               <w:ind w:left="284" w:hanging="284"/>
             </w:pPr>
@@ -24308,7 +25227,7 @@
               <w:pStyle w:val="SS3-115"/>
               <w:numPr>
                 <w:ilvl w:val="0"/>
-                <w:numId w:val="24"/>
+                <w:numId w:val="22"/>
               </w:numPr>
               <w:ind w:left="284" w:hanging="284"/>
             </w:pPr>
@@ -24331,7 +25250,7 @@
               <w:pStyle w:val="SS3-115"/>
               <w:numPr>
                 <w:ilvl w:val="0"/>
-                <w:numId w:val="24"/>
+                <w:numId w:val="22"/>
               </w:numPr>
               <w:ind w:left="284" w:hanging="284"/>
             </w:pPr>
@@ -24354,7 +25273,7 @@
               <w:pStyle w:val="SS3-115"/>
               <w:numPr>
                 <w:ilvl w:val="0"/>
-                <w:numId w:val="24"/>
+                <w:numId w:val="22"/>
               </w:numPr>
               <w:ind w:left="284" w:hanging="284"/>
             </w:pPr>
@@ -24377,7 +25296,7 @@
               <w:pStyle w:val="SS3-115"/>
               <w:numPr>
                 <w:ilvl w:val="0"/>
-                <w:numId w:val="24"/>
+                <w:numId w:val="22"/>
               </w:numPr>
               <w:ind w:left="284" w:hanging="284"/>
             </w:pPr>
@@ -24400,7 +25319,7 @@
               <w:pStyle w:val="SS3-115"/>
               <w:numPr>
                 <w:ilvl w:val="0"/>
-                <w:numId w:val="24"/>
+                <w:numId w:val="22"/>
               </w:numPr>
               <w:ind w:left="284" w:hanging="284"/>
             </w:pPr>
@@ -24431,7 +25350,7 @@
               <w:pStyle w:val="SS3-115"/>
               <w:numPr>
                 <w:ilvl w:val="0"/>
-                <w:numId w:val="24"/>
+                <w:numId w:val="22"/>
               </w:numPr>
               <w:ind w:left="284" w:hanging="284"/>
             </w:pPr>
@@ -24454,7 +25373,7 @@
               <w:pStyle w:val="SS3-115"/>
               <w:numPr>
                 <w:ilvl w:val="0"/>
-                <w:numId w:val="24"/>
+                <w:numId w:val="22"/>
               </w:numPr>
               <w:ind w:left="284" w:hanging="284"/>
             </w:pPr>
@@ -24477,7 +25396,7 @@
               <w:pStyle w:val="SS3-115"/>
               <w:numPr>
                 <w:ilvl w:val="0"/>
-                <w:numId w:val="24"/>
+                <w:numId w:val="22"/>
               </w:numPr>
               <w:ind w:left="284" w:hanging="284"/>
             </w:pPr>
@@ -24500,7 +25419,7 @@
               <w:pStyle w:val="SS3-115"/>
               <w:numPr>
                 <w:ilvl w:val="0"/>
-                <w:numId w:val="24"/>
+                <w:numId w:val="22"/>
               </w:numPr>
               <w:ind w:left="284" w:hanging="284"/>
             </w:pPr>
@@ -24523,7 +25442,7 @@
               <w:pStyle w:val="SS3-115"/>
               <w:numPr>
                 <w:ilvl w:val="0"/>
-                <w:numId w:val="24"/>
+                <w:numId w:val="22"/>
               </w:numPr>
               <w:ind w:left="284" w:hanging="284"/>
               <w:rPr>
@@ -24625,7 +25544,7 @@
             </w:r>
           </w:p>
           <w:p>
-            <w:hyperlink r:id="rId34" w:history="1">
+            <w:hyperlink r:id="rId35" w:history="1">
               <w:r>
                 <w:rPr>
                   <w:rStyle w:val="Hyperlink"/>
@@ -24643,7 +25562,7 @@
               <w:pStyle w:val="SS3-115"/>
               <w:numPr>
                 <w:ilvl w:val="0"/>
-                <w:numId w:val="25"/>
+                <w:numId w:val="23"/>
               </w:numPr>
               <w:spacing w:before="240"/>
               <w:ind w:left="284" w:hanging="284"/>
@@ -24665,7 +25584,7 @@
               <w:pStyle w:val="SS3-115"/>
               <w:numPr>
                 <w:ilvl w:val="0"/>
-                <w:numId w:val="25"/>
+                <w:numId w:val="23"/>
               </w:numPr>
               <w:ind w:left="284" w:hanging="284"/>
             </w:pPr>
@@ -24678,7 +25597,7 @@
               <w:pStyle w:val="SS3-115"/>
               <w:numPr>
                 <w:ilvl w:val="0"/>
-                <w:numId w:val="25"/>
+                <w:numId w:val="23"/>
               </w:numPr>
               <w:ind w:left="284" w:hanging="284"/>
             </w:pPr>
@@ -24691,7 +25610,7 @@
               <w:pStyle w:val="SS3-115"/>
               <w:numPr>
                 <w:ilvl w:val="0"/>
-                <w:numId w:val="25"/>
+                <w:numId w:val="23"/>
               </w:numPr>
               <w:ind w:left="284" w:hanging="284"/>
             </w:pPr>
@@ -24916,7 +25835,7 @@
               <w:pStyle w:val="SS3-115"/>
               <w:numPr>
                 <w:ilvl w:val="0"/>
-                <w:numId w:val="26"/>
+                <w:numId w:val="24"/>
               </w:numPr>
             </w:pPr>
             <w:r>
@@ -24928,7 +25847,7 @@
               <w:pStyle w:val="SS3-115"/>
               <w:numPr>
                 <w:ilvl w:val="0"/>
-                <w:numId w:val="26"/>
+                <w:numId w:val="24"/>
               </w:numPr>
               <w:ind w:left="284" w:hanging="284"/>
             </w:pPr>
@@ -24941,7 +25860,7 @@
               <w:pStyle w:val="SS3-115"/>
               <w:numPr>
                 <w:ilvl w:val="0"/>
-                <w:numId w:val="26"/>
+                <w:numId w:val="24"/>
               </w:numPr>
               <w:ind w:left="284" w:hanging="284"/>
             </w:pPr>
@@ -24954,7 +25873,7 @@
               <w:pStyle w:val="SS3-115"/>
               <w:numPr>
                 <w:ilvl w:val="0"/>
-                <w:numId w:val="26"/>
+                <w:numId w:val="24"/>
               </w:numPr>
               <w:ind w:left="284" w:hanging="284"/>
             </w:pPr>
@@ -24967,7 +25886,7 @@
               <w:pStyle w:val="SS3-115"/>
               <w:numPr>
                 <w:ilvl w:val="0"/>
-                <w:numId w:val="26"/>
+                <w:numId w:val="24"/>
               </w:numPr>
               <w:ind w:left="284" w:hanging="284"/>
             </w:pPr>
@@ -24980,7 +25899,7 @@
               <w:pStyle w:val="SS3-115"/>
               <w:numPr>
                 <w:ilvl w:val="0"/>
-                <w:numId w:val="26"/>
+                <w:numId w:val="24"/>
               </w:numPr>
               <w:ind w:left="284" w:hanging="284"/>
             </w:pPr>
@@ -24993,7 +25912,7 @@
               <w:pStyle w:val="SS3-115"/>
               <w:numPr>
                 <w:ilvl w:val="0"/>
-                <w:numId w:val="26"/>
+                <w:numId w:val="24"/>
               </w:numPr>
               <w:ind w:left="284" w:hanging="284"/>
             </w:pPr>
@@ -25006,7 +25925,7 @@
               <w:pStyle w:val="SS3-115"/>
               <w:numPr>
                 <w:ilvl w:val="0"/>
-                <w:numId w:val="26"/>
+                <w:numId w:val="24"/>
               </w:numPr>
               <w:ind w:left="284" w:hanging="284"/>
               <w:rPr>
@@ -27676,7 +28595,7 @@
           <w:color w:val="490A14"/>
         </w:rPr>
       </w:pPr>
-      <w:hyperlink r:id="rId35" w:history="1">
+      <w:hyperlink r:id="rId36" w:history="1">
         <w:r>
           <w:rPr>
             <w:rStyle w:val="Hyperlink"/>
@@ -27937,7 +28856,7 @@
     <w:p/>
     <w:p/>
     <w:sectPr>
-      <w:footerReference w:type="default" r:id="rId36"/>
+      <w:footerReference w:type="default" r:id="rId37"/>
       <w:pgSz w:w="15842" w:h="30147" w:code="3"/>
       <w:pgMar w:top="720" w:right="720" w:bottom="720" w:left="720" w:header="284" w:footer="284" w:gutter="0"/>
       <w:pgNumType w:start="1"/>
@@ -29951,97 +30870,6 @@
     </w:lvl>
   </w:abstractNum>
   <w:abstractNum w:abstractNumId="20" w15:restartNumberingAfterBreak="0">
-    <w:nsid w:val="36A87A90"/>
-    <w:multiLevelType w:val="hybridMultilevel"/>
-    <w:tmpl w:val="6BC60C50"/>
-    <w:lvl w:ilvl="0" w:tplc="FFFFFFFF">
-      <w:start w:val="1"/>
-      <w:numFmt w:val="upperLetter"/>
-      <w:lvlText w:val="%1:"/>
-      <w:lvlJc w:val="left"/>
-      <w:pPr>
-        <w:ind w:left="360" w:hanging="360"/>
-      </w:pPr>
-      <w:rPr>
-        <w:rFonts w:hint="default"/>
-        <w:b/>
-        <w:bCs/>
-      </w:rPr>
-    </w:lvl>
-    <w:lvl w:ilvl="1" w:tplc="04090019" w:tentative="1">
-      <w:start w:val="1"/>
-      <w:numFmt w:val="lowerLetter"/>
-      <w:lvlText w:val="%2."/>
-      <w:lvlJc w:val="left"/>
-      <w:pPr>
-        <w:ind w:left="1080" w:hanging="360"/>
-      </w:pPr>
-    </w:lvl>
-    <w:lvl w:ilvl="2" w:tplc="0409001B" w:tentative="1">
-      <w:start w:val="1"/>
-      <w:numFmt w:val="lowerRoman"/>
-      <w:lvlText w:val="%3."/>
-      <w:lvlJc w:val="right"/>
-      <w:pPr>
-        <w:ind w:left="1800" w:hanging="180"/>
-      </w:pPr>
-    </w:lvl>
-    <w:lvl w:ilvl="3" w:tplc="0409000F" w:tentative="1">
-      <w:start w:val="1"/>
-      <w:numFmt w:val="decimal"/>
-      <w:lvlText w:val="%4."/>
-      <w:lvlJc w:val="left"/>
-      <w:pPr>
-        <w:ind w:left="2520" w:hanging="360"/>
-      </w:pPr>
-    </w:lvl>
-    <w:lvl w:ilvl="4" w:tplc="04090019" w:tentative="1">
-      <w:start w:val="1"/>
-      <w:numFmt w:val="lowerLetter"/>
-      <w:lvlText w:val="%5."/>
-      <w:lvlJc w:val="left"/>
-      <w:pPr>
-        <w:ind w:left="3240" w:hanging="360"/>
-      </w:pPr>
-    </w:lvl>
-    <w:lvl w:ilvl="5" w:tplc="0409001B" w:tentative="1">
-      <w:start w:val="1"/>
-      <w:numFmt w:val="lowerRoman"/>
-      <w:lvlText w:val="%6."/>
-      <w:lvlJc w:val="right"/>
-      <w:pPr>
-        <w:ind w:left="3960" w:hanging="180"/>
-      </w:pPr>
-    </w:lvl>
-    <w:lvl w:ilvl="6" w:tplc="0409000F" w:tentative="1">
-      <w:start w:val="1"/>
-      <w:numFmt w:val="decimal"/>
-      <w:lvlText w:val="%7."/>
-      <w:lvlJc w:val="left"/>
-      <w:pPr>
-        <w:ind w:left="4680" w:hanging="360"/>
-      </w:pPr>
-    </w:lvl>
-    <w:lvl w:ilvl="7" w:tplc="04090019" w:tentative="1">
-      <w:start w:val="1"/>
-      <w:numFmt w:val="lowerLetter"/>
-      <w:lvlText w:val="%8."/>
-      <w:lvlJc w:val="left"/>
-      <w:pPr>
-        <w:ind w:left="5400" w:hanging="360"/>
-      </w:pPr>
-    </w:lvl>
-    <w:lvl w:ilvl="8" w:tplc="0409001B" w:tentative="1">
-      <w:start w:val="1"/>
-      <w:numFmt w:val="lowerRoman"/>
-      <w:lvlText w:val="%9."/>
-      <w:lvlJc w:val="right"/>
-      <w:pPr>
-        <w:ind w:left="6120" w:hanging="180"/>
-      </w:pPr>
-    </w:lvl>
-  </w:abstractNum>
-  <w:abstractNum w:abstractNumId="21" w15:restartNumberingAfterBreak="0">
     <w:nsid w:val="39D26711"/>
     <w:multiLevelType w:val="hybridMultilevel"/>
     <w:tmpl w:val="AB38F50C"/>
@@ -30135,7 +30963,7 @@
       </w:pPr>
     </w:lvl>
   </w:abstractNum>
-  <w:abstractNum w:abstractNumId="22" w15:restartNumberingAfterBreak="0">
+  <w:abstractNum w:abstractNumId="21" w15:restartNumberingAfterBreak="0">
     <w:nsid w:val="3C1E12E3"/>
     <w:multiLevelType w:val="hybridMultilevel"/>
     <w:tmpl w:val="A6A24900"/>
@@ -30231,7 +31059,7 @@
       </w:pPr>
     </w:lvl>
   </w:abstractNum>
-  <w:abstractNum w:abstractNumId="23" w15:restartNumberingAfterBreak="0">
+  <w:abstractNum w:abstractNumId="22" w15:restartNumberingAfterBreak="0">
     <w:nsid w:val="40232E52"/>
     <w:multiLevelType w:val="hybridMultilevel"/>
     <w:tmpl w:val="95C88A56"/>
@@ -30325,7 +31153,7 @@
       </w:pPr>
     </w:lvl>
   </w:abstractNum>
-  <w:abstractNum w:abstractNumId="24" w15:restartNumberingAfterBreak="0">
+  <w:abstractNum w:abstractNumId="23" w15:restartNumberingAfterBreak="0">
     <w:nsid w:val="4089054E"/>
     <w:multiLevelType w:val="hybridMultilevel"/>
     <w:tmpl w:val="84A422E8"/>
@@ -30419,7 +31247,7 @@
       </w:pPr>
     </w:lvl>
   </w:abstractNum>
-  <w:abstractNum w:abstractNumId="25" w15:restartNumberingAfterBreak="0">
+  <w:abstractNum w:abstractNumId="24" w15:restartNumberingAfterBreak="0">
     <w:nsid w:val="454941DE"/>
     <w:multiLevelType w:val="hybridMultilevel"/>
     <w:tmpl w:val="65F60702"/>
@@ -30512,7 +31340,7 @@
       </w:pPr>
     </w:lvl>
   </w:abstractNum>
-  <w:abstractNum w:abstractNumId="26" w15:restartNumberingAfterBreak="0">
+  <w:abstractNum w:abstractNumId="25" w15:restartNumberingAfterBreak="0">
     <w:nsid w:val="45F347FB"/>
     <w:multiLevelType w:val="hybridMultilevel"/>
     <w:tmpl w:val="699AB2A6"/>
@@ -30625,7 +31453,7 @@
       </w:rPr>
     </w:lvl>
   </w:abstractNum>
-  <w:abstractNum w:abstractNumId="27" w15:restartNumberingAfterBreak="0">
+  <w:abstractNum w:abstractNumId="26" w15:restartNumberingAfterBreak="0">
     <w:nsid w:val="493E0CCB"/>
     <w:multiLevelType w:val="hybridMultilevel"/>
     <w:tmpl w:val="DE1A3DA8"/>
@@ -30741,7 +31569,7 @@
       </w:rPr>
     </w:lvl>
   </w:abstractNum>
-  <w:abstractNum w:abstractNumId="28" w15:restartNumberingAfterBreak="0">
+  <w:abstractNum w:abstractNumId="27" w15:restartNumberingAfterBreak="0">
     <w:nsid w:val="4CCC642B"/>
     <w:multiLevelType w:val="hybridMultilevel"/>
     <w:tmpl w:val="E626EE76"/>
@@ -30835,7 +31663,7 @@
       </w:pPr>
     </w:lvl>
   </w:abstractNum>
-  <w:abstractNum w:abstractNumId="29" w15:restartNumberingAfterBreak="0">
+  <w:abstractNum w:abstractNumId="28" w15:restartNumberingAfterBreak="0">
     <w:nsid w:val="4ED87F8E"/>
     <w:multiLevelType w:val="hybridMultilevel"/>
     <w:tmpl w:val="E626EE76"/>
@@ -30929,7 +31757,7 @@
       </w:pPr>
     </w:lvl>
   </w:abstractNum>
-  <w:abstractNum w:abstractNumId="30" w15:restartNumberingAfterBreak="0">
+  <w:abstractNum w:abstractNumId="29" w15:restartNumberingAfterBreak="0">
     <w:nsid w:val="50C14BCA"/>
     <w:multiLevelType w:val="hybridMultilevel"/>
     <w:tmpl w:val="57F843B4"/>
@@ -31020,7 +31848,7 @@
       </w:pPr>
     </w:lvl>
   </w:abstractNum>
-  <w:abstractNum w:abstractNumId="31" w15:restartNumberingAfterBreak="0">
+  <w:abstractNum w:abstractNumId="30" w15:restartNumberingAfterBreak="0">
     <w:nsid w:val="543D0233"/>
     <w:multiLevelType w:val="hybridMultilevel"/>
     <w:tmpl w:val="E626EE76"/>
@@ -31114,7 +31942,7 @@
       </w:pPr>
     </w:lvl>
   </w:abstractNum>
-  <w:abstractNum w:abstractNumId="32" w15:restartNumberingAfterBreak="0">
+  <w:abstractNum w:abstractNumId="31" w15:restartNumberingAfterBreak="0">
     <w:nsid w:val="560F49EF"/>
     <w:multiLevelType w:val="hybridMultilevel"/>
     <w:tmpl w:val="127698E0"/>
@@ -31208,7 +32036,7 @@
       </w:pPr>
     </w:lvl>
   </w:abstractNum>
-  <w:abstractNum w:abstractNumId="33" w15:restartNumberingAfterBreak="0">
+  <w:abstractNum w:abstractNumId="32" w15:restartNumberingAfterBreak="0">
     <w:nsid w:val="568C7927"/>
     <w:multiLevelType w:val="hybridMultilevel"/>
     <w:tmpl w:val="E626EE76"/>
@@ -31302,7 +32130,7 @@
       </w:pPr>
     </w:lvl>
   </w:abstractNum>
-  <w:abstractNum w:abstractNumId="34" w15:restartNumberingAfterBreak="0">
+  <w:abstractNum w:abstractNumId="33" w15:restartNumberingAfterBreak="0">
     <w:nsid w:val="5730252B"/>
     <w:multiLevelType w:val="hybridMultilevel"/>
     <w:tmpl w:val="379E1196"/>
@@ -31396,7 +32224,7 @@
       </w:pPr>
     </w:lvl>
   </w:abstractNum>
-  <w:abstractNum w:abstractNumId="35" w15:restartNumberingAfterBreak="0">
+  <w:abstractNum w:abstractNumId="34" w15:restartNumberingAfterBreak="0">
     <w:nsid w:val="5AF53BEA"/>
     <w:multiLevelType w:val="hybridMultilevel"/>
     <w:tmpl w:val="97865A9A"/>
@@ -31490,7 +32318,7 @@
       </w:pPr>
     </w:lvl>
   </w:abstractNum>
-  <w:abstractNum w:abstractNumId="36" w15:restartNumberingAfterBreak="0">
+  <w:abstractNum w:abstractNumId="35" w15:restartNumberingAfterBreak="0">
     <w:nsid w:val="5B0D3E5D"/>
     <w:multiLevelType w:val="hybridMultilevel"/>
     <w:tmpl w:val="674AEEAE"/>
@@ -31584,7 +32412,7 @@
       </w:pPr>
     </w:lvl>
   </w:abstractNum>
-  <w:abstractNum w:abstractNumId="37" w15:restartNumberingAfterBreak="0">
+  <w:abstractNum w:abstractNumId="36" w15:restartNumberingAfterBreak="0">
     <w:nsid w:val="5BB2723A"/>
     <w:multiLevelType w:val="hybridMultilevel"/>
     <w:tmpl w:val="E2686DA4"/>
@@ -31678,7 +32506,7 @@
       </w:pPr>
     </w:lvl>
   </w:abstractNum>
-  <w:abstractNum w:abstractNumId="38" w15:restartNumberingAfterBreak="0">
+  <w:abstractNum w:abstractNumId="37" w15:restartNumberingAfterBreak="0">
     <w:nsid w:val="5DEE3E94"/>
     <w:multiLevelType w:val="hybridMultilevel"/>
     <w:tmpl w:val="E088564A"/>
@@ -31769,7 +32597,7 @@
       </w:pPr>
     </w:lvl>
   </w:abstractNum>
-  <w:abstractNum w:abstractNumId="39" w15:restartNumberingAfterBreak="0">
+  <w:abstractNum w:abstractNumId="38" w15:restartNumberingAfterBreak="0">
     <w:nsid w:val="5FBF0006"/>
     <w:multiLevelType w:val="hybridMultilevel"/>
     <w:tmpl w:val="1E7CEDD8"/>
@@ -31863,7 +32691,7 @@
       </w:pPr>
     </w:lvl>
   </w:abstractNum>
-  <w:abstractNum w:abstractNumId="40" w15:restartNumberingAfterBreak="0">
+  <w:abstractNum w:abstractNumId="39" w15:restartNumberingAfterBreak="0">
     <w:nsid w:val="621E53DB"/>
     <w:multiLevelType w:val="hybridMultilevel"/>
     <w:tmpl w:val="6C1CF1A0"/>
@@ -31957,7 +32785,7 @@
       </w:pPr>
     </w:lvl>
   </w:abstractNum>
-  <w:abstractNum w:abstractNumId="41" w15:restartNumberingAfterBreak="0">
+  <w:abstractNum w:abstractNumId="40" w15:restartNumberingAfterBreak="0">
     <w:nsid w:val="64BA0F3D"/>
     <w:multiLevelType w:val="hybridMultilevel"/>
     <w:tmpl w:val="8E9A4D92"/>
@@ -32051,7 +32879,7 @@
       </w:pPr>
     </w:lvl>
   </w:abstractNum>
-  <w:abstractNum w:abstractNumId="42" w15:restartNumberingAfterBreak="0">
+  <w:abstractNum w:abstractNumId="41" w15:restartNumberingAfterBreak="0">
     <w:nsid w:val="6B76557F"/>
     <w:multiLevelType w:val="hybridMultilevel"/>
     <w:tmpl w:val="6CFC8F18"/>
@@ -32144,10 +32972,10 @@
       </w:pPr>
     </w:lvl>
   </w:abstractNum>
-  <w:abstractNum w:abstractNumId="43" w15:restartNumberingAfterBreak="0">
-    <w:nsid w:val="6D65006D"/>
+  <w:abstractNum w:abstractNumId="42" w15:restartNumberingAfterBreak="0">
+    <w:nsid w:val="6BEA3D48"/>
     <w:multiLevelType w:val="hybridMultilevel"/>
-    <w:tmpl w:val="007E4CD0"/>
+    <w:tmpl w:val="45C054AA"/>
     <w:lvl w:ilvl="0" w:tplc="7A929278">
       <w:start w:val="1"/>
       <w:numFmt w:val="decimal"/>
@@ -32238,10 +33066,10 @@
       </w:pPr>
     </w:lvl>
   </w:abstractNum>
-  <w:abstractNum w:abstractNumId="44" w15:restartNumberingAfterBreak="0">
-    <w:nsid w:val="6E226DCD"/>
+  <w:abstractNum w:abstractNumId="43" w15:restartNumberingAfterBreak="0">
+    <w:nsid w:val="6D65006D"/>
     <w:multiLevelType w:val="hybridMultilevel"/>
-    <w:tmpl w:val="4A04CFC4"/>
+    <w:tmpl w:val="007E4CD0"/>
     <w:lvl w:ilvl="0" w:tplc="7A929278">
       <w:start w:val="1"/>
       <w:numFmt w:val="decimal"/>
@@ -32332,192 +33160,10 @@
       </w:pPr>
     </w:lvl>
   </w:abstractNum>
-  <w:abstractNum w:abstractNumId="45" w15:restartNumberingAfterBreak="0">
-    <w:nsid w:val="6FDF0ED6"/>
+  <w:abstractNum w:abstractNumId="44" w15:restartNumberingAfterBreak="0">
+    <w:nsid w:val="6E226DCD"/>
     <w:multiLevelType w:val="hybridMultilevel"/>
-    <w:tmpl w:val="BE229104"/>
-    <w:lvl w:ilvl="0" w:tplc="72A80D18">
-      <w:start w:val="1"/>
-      <w:numFmt w:val="decimal"/>
-      <w:lvlText w:val="%1:"/>
-      <w:lvlJc w:val="left"/>
-      <w:pPr>
-        <w:ind w:left="360" w:hanging="360"/>
-      </w:pPr>
-      <w:rPr>
-        <w:rFonts w:ascii="Source Sans 3 Bold" w:hAnsi="Source Sans 3 Bold" w:cstheme="minorBidi" w:hint="default"/>
-        <w:b/>
-        <w:bCs/>
-      </w:rPr>
-    </w:lvl>
-    <w:lvl w:ilvl="1" w:tplc="04090019" w:tentative="1">
-      <w:start w:val="1"/>
-      <w:numFmt w:val="lowerLetter"/>
-      <w:lvlText w:val="%2."/>
-      <w:lvlJc w:val="left"/>
-      <w:pPr>
-        <w:ind w:left="1080" w:hanging="360"/>
-      </w:pPr>
-    </w:lvl>
-    <w:lvl w:ilvl="2" w:tplc="0409001B" w:tentative="1">
-      <w:start w:val="1"/>
-      <w:numFmt w:val="lowerRoman"/>
-      <w:lvlText w:val="%3."/>
-      <w:lvlJc w:val="right"/>
-      <w:pPr>
-        <w:ind w:left="1800" w:hanging="180"/>
-      </w:pPr>
-    </w:lvl>
-    <w:lvl w:ilvl="3" w:tplc="0409000F" w:tentative="1">
-      <w:start w:val="1"/>
-      <w:numFmt w:val="decimal"/>
-      <w:lvlText w:val="%4."/>
-      <w:lvlJc w:val="left"/>
-      <w:pPr>
-        <w:ind w:left="2520" w:hanging="360"/>
-      </w:pPr>
-    </w:lvl>
-    <w:lvl w:ilvl="4" w:tplc="04090019" w:tentative="1">
-      <w:start w:val="1"/>
-      <w:numFmt w:val="lowerLetter"/>
-      <w:lvlText w:val="%5."/>
-      <w:lvlJc w:val="left"/>
-      <w:pPr>
-        <w:ind w:left="3240" w:hanging="360"/>
-      </w:pPr>
-    </w:lvl>
-    <w:lvl w:ilvl="5" w:tplc="0409001B" w:tentative="1">
-      <w:start w:val="1"/>
-      <w:numFmt w:val="lowerRoman"/>
-      <w:lvlText w:val="%6."/>
-      <w:lvlJc w:val="right"/>
-      <w:pPr>
-        <w:ind w:left="3960" w:hanging="180"/>
-      </w:pPr>
-    </w:lvl>
-    <w:lvl w:ilvl="6" w:tplc="0409000F" w:tentative="1">
-      <w:start w:val="1"/>
-      <w:numFmt w:val="decimal"/>
-      <w:lvlText w:val="%7."/>
-      <w:lvlJc w:val="left"/>
-      <w:pPr>
-        <w:ind w:left="4680" w:hanging="360"/>
-      </w:pPr>
-    </w:lvl>
-    <w:lvl w:ilvl="7" w:tplc="04090019" w:tentative="1">
-      <w:start w:val="1"/>
-      <w:numFmt w:val="lowerLetter"/>
-      <w:lvlText w:val="%8."/>
-      <w:lvlJc w:val="left"/>
-      <w:pPr>
-        <w:ind w:left="5400" w:hanging="360"/>
-      </w:pPr>
-    </w:lvl>
-    <w:lvl w:ilvl="8" w:tplc="0409001B" w:tentative="1">
-      <w:start w:val="1"/>
-      <w:numFmt w:val="lowerRoman"/>
-      <w:lvlText w:val="%9."/>
-      <w:lvlJc w:val="right"/>
-      <w:pPr>
-        <w:ind w:left="6120" w:hanging="180"/>
-      </w:pPr>
-    </w:lvl>
-  </w:abstractNum>
-  <w:abstractNum w:abstractNumId="46" w15:restartNumberingAfterBreak="0">
-    <w:nsid w:val="71772F4E"/>
-    <w:multiLevelType w:val="hybridMultilevel"/>
-    <w:tmpl w:val="E53273C8"/>
-    <w:lvl w:ilvl="0" w:tplc="72A80D18">
-      <w:start w:val="1"/>
-      <w:numFmt w:val="decimal"/>
-      <w:lvlText w:val="%1:"/>
-      <w:lvlJc w:val="left"/>
-      <w:pPr>
-        <w:ind w:left="360" w:hanging="360"/>
-      </w:pPr>
-      <w:rPr>
-        <w:rFonts w:ascii="Source Sans 3 Bold" w:hAnsi="Source Sans 3 Bold" w:cstheme="minorBidi" w:hint="default"/>
-        <w:b/>
-        <w:bCs/>
-      </w:rPr>
-    </w:lvl>
-    <w:lvl w:ilvl="1" w:tplc="04090019" w:tentative="1">
-      <w:start w:val="1"/>
-      <w:numFmt w:val="lowerLetter"/>
-      <w:lvlText w:val="%2."/>
-      <w:lvlJc w:val="left"/>
-      <w:pPr>
-        <w:ind w:left="1080" w:hanging="360"/>
-      </w:pPr>
-    </w:lvl>
-    <w:lvl w:ilvl="2" w:tplc="0409001B" w:tentative="1">
-      <w:start w:val="1"/>
-      <w:numFmt w:val="lowerRoman"/>
-      <w:lvlText w:val="%3."/>
-      <w:lvlJc w:val="right"/>
-      <w:pPr>
-        <w:ind w:left="1800" w:hanging="180"/>
-      </w:pPr>
-    </w:lvl>
-    <w:lvl w:ilvl="3" w:tplc="0409000F" w:tentative="1">
-      <w:start w:val="1"/>
-      <w:numFmt w:val="decimal"/>
-      <w:lvlText w:val="%4."/>
-      <w:lvlJc w:val="left"/>
-      <w:pPr>
-        <w:ind w:left="2520" w:hanging="360"/>
-      </w:pPr>
-    </w:lvl>
-    <w:lvl w:ilvl="4" w:tplc="04090019" w:tentative="1">
-      <w:start w:val="1"/>
-      <w:numFmt w:val="lowerLetter"/>
-      <w:lvlText w:val="%5."/>
-      <w:lvlJc w:val="left"/>
-      <w:pPr>
-        <w:ind w:left="3240" w:hanging="360"/>
-      </w:pPr>
-    </w:lvl>
-    <w:lvl w:ilvl="5" w:tplc="0409001B" w:tentative="1">
-      <w:start w:val="1"/>
-      <w:numFmt w:val="lowerRoman"/>
-      <w:lvlText w:val="%6."/>
-      <w:lvlJc w:val="right"/>
-      <w:pPr>
-        <w:ind w:left="3960" w:hanging="180"/>
-      </w:pPr>
-    </w:lvl>
-    <w:lvl w:ilvl="6" w:tplc="0409000F" w:tentative="1">
-      <w:start w:val="1"/>
-      <w:numFmt w:val="decimal"/>
-      <w:lvlText w:val="%7."/>
-      <w:lvlJc w:val="left"/>
-      <w:pPr>
-        <w:ind w:left="4680" w:hanging="360"/>
-      </w:pPr>
-    </w:lvl>
-    <w:lvl w:ilvl="7" w:tplc="04090019" w:tentative="1">
-      <w:start w:val="1"/>
-      <w:numFmt w:val="lowerLetter"/>
-      <w:lvlText w:val="%8."/>
-      <w:lvlJc w:val="left"/>
-      <w:pPr>
-        <w:ind w:left="5400" w:hanging="360"/>
-      </w:pPr>
-    </w:lvl>
-    <w:lvl w:ilvl="8" w:tplc="0409001B" w:tentative="1">
-      <w:start w:val="1"/>
-      <w:numFmt w:val="lowerRoman"/>
-      <w:lvlText w:val="%9."/>
-      <w:lvlJc w:val="right"/>
-      <w:pPr>
-        <w:ind w:left="6120" w:hanging="180"/>
-      </w:pPr>
-    </w:lvl>
-  </w:abstractNum>
-  <w:abstractNum w:abstractNumId="47" w15:restartNumberingAfterBreak="0">
-    <w:nsid w:val="75B85D3F"/>
-    <w:multiLevelType w:val="hybridMultilevel"/>
-    <w:tmpl w:val="07B4DA4A"/>
+    <w:tmpl w:val="4A04CFC4"/>
     <w:lvl w:ilvl="0" w:tplc="7A929278">
       <w:start w:val="1"/>
       <w:numFmt w:val="decimal"/>
@@ -32535,7 +33181,7 @@
         <w:lang w:val="en-US" w:eastAsia="en-US" w:bidi="ar-SA"/>
       </w:rPr>
     </w:lvl>
-    <w:lvl w:ilvl="1" w:tplc="FFFFFFFF" w:tentative="1">
+    <w:lvl w:ilvl="1" w:tplc="04090019" w:tentative="1">
       <w:start w:val="1"/>
       <w:numFmt w:val="lowerLetter"/>
       <w:lvlText w:val="%2."/>
@@ -32544,7 +33190,7 @@
         <w:ind w:left="1080" w:hanging="360"/>
       </w:pPr>
     </w:lvl>
-    <w:lvl w:ilvl="2" w:tplc="FFFFFFFF" w:tentative="1">
+    <w:lvl w:ilvl="2" w:tplc="0409001B" w:tentative="1">
       <w:start w:val="1"/>
       <w:numFmt w:val="lowerRoman"/>
       <w:lvlText w:val="%3."/>
@@ -32553,7 +33199,7 @@
         <w:ind w:left="1800" w:hanging="180"/>
       </w:pPr>
     </w:lvl>
-    <w:lvl w:ilvl="3" w:tplc="FFFFFFFF" w:tentative="1">
+    <w:lvl w:ilvl="3" w:tplc="0409000F" w:tentative="1">
       <w:start w:val="1"/>
       <w:numFmt w:val="decimal"/>
       <w:lvlText w:val="%4."/>
@@ -32562,7 +33208,7 @@
         <w:ind w:left="2520" w:hanging="360"/>
       </w:pPr>
     </w:lvl>
-    <w:lvl w:ilvl="4" w:tplc="FFFFFFFF" w:tentative="1">
+    <w:lvl w:ilvl="4" w:tplc="04090019" w:tentative="1">
       <w:start w:val="1"/>
       <w:numFmt w:val="lowerLetter"/>
       <w:lvlText w:val="%5."/>
@@ -32571,7 +33217,7 @@
         <w:ind w:left="3240" w:hanging="360"/>
       </w:pPr>
     </w:lvl>
-    <w:lvl w:ilvl="5" w:tplc="FFFFFFFF" w:tentative="1">
+    <w:lvl w:ilvl="5" w:tplc="0409001B" w:tentative="1">
       <w:start w:val="1"/>
       <w:numFmt w:val="lowerRoman"/>
       <w:lvlText w:val="%6."/>
@@ -32580,7 +33226,7 @@
         <w:ind w:left="3960" w:hanging="180"/>
       </w:pPr>
     </w:lvl>
-    <w:lvl w:ilvl="6" w:tplc="FFFFFFFF" w:tentative="1">
+    <w:lvl w:ilvl="6" w:tplc="0409000F" w:tentative="1">
       <w:start w:val="1"/>
       <w:numFmt w:val="decimal"/>
       <w:lvlText w:val="%7."/>
@@ -32589,7 +33235,7 @@
         <w:ind w:left="4680" w:hanging="360"/>
       </w:pPr>
     </w:lvl>
-    <w:lvl w:ilvl="7" w:tplc="FFFFFFFF" w:tentative="1">
+    <w:lvl w:ilvl="7" w:tplc="04090019" w:tentative="1">
       <w:start w:val="1"/>
       <w:numFmt w:val="lowerLetter"/>
       <w:lvlText w:val="%8."/>
@@ -32598,7 +33244,7 @@
         <w:ind w:left="5400" w:hanging="360"/>
       </w:pPr>
     </w:lvl>
-    <w:lvl w:ilvl="8" w:tplc="FFFFFFFF" w:tentative="1">
+    <w:lvl w:ilvl="8" w:tplc="0409001B" w:tentative="1">
       <w:start w:val="1"/>
       <w:numFmt w:val="lowerRoman"/>
       <w:lvlText w:val="%9."/>
@@ -32608,26 +33254,25 @@
       </w:pPr>
     </w:lvl>
   </w:abstractNum>
-  <w:abstractNum w:abstractNumId="48" w15:restartNumberingAfterBreak="0">
-    <w:nsid w:val="7881413E"/>
+  <w:abstractNum w:abstractNumId="45" w15:restartNumberingAfterBreak="0">
+    <w:nsid w:val="6FDF0ED6"/>
     <w:multiLevelType w:val="hybridMultilevel"/>
-    <w:tmpl w:val="9A681A8C"/>
-    <w:lvl w:ilvl="0" w:tplc="ECD44A76">
-      <w:start w:val="1"/>
-      <w:numFmt w:val="upperLetter"/>
-      <w:pStyle w:val="ABList"/>
+    <w:tmpl w:val="BE229104"/>
+    <w:lvl w:ilvl="0" w:tplc="72A80D18">
+      <w:start w:val="1"/>
+      <w:numFmt w:val="decimal"/>
       <w:lvlText w:val="%1:"/>
       <w:lvlJc w:val="left"/>
       <w:pPr>
         <w:ind w:left="360" w:hanging="360"/>
       </w:pPr>
       <w:rPr>
-        <w:rFonts w:hint="default"/>
+        <w:rFonts w:ascii="Source Sans 3 Bold" w:hAnsi="Source Sans 3 Bold" w:cstheme="minorBidi" w:hint="default"/>
         <w:b/>
         <w:bCs/>
       </w:rPr>
     </w:lvl>
-    <w:lvl w:ilvl="1" w:tplc="FFFFFFFF" w:tentative="1">
+    <w:lvl w:ilvl="1" w:tplc="04090019" w:tentative="1">
       <w:start w:val="1"/>
       <w:numFmt w:val="lowerLetter"/>
       <w:lvlText w:val="%2."/>
@@ -32636,7 +33281,7 @@
         <w:ind w:left="1080" w:hanging="360"/>
       </w:pPr>
     </w:lvl>
-    <w:lvl w:ilvl="2" w:tplc="FFFFFFFF" w:tentative="1">
+    <w:lvl w:ilvl="2" w:tplc="0409001B" w:tentative="1">
       <w:start w:val="1"/>
       <w:numFmt w:val="lowerRoman"/>
       <w:lvlText w:val="%3."/>
@@ -32645,7 +33290,7 @@
         <w:ind w:left="1800" w:hanging="180"/>
       </w:pPr>
     </w:lvl>
-    <w:lvl w:ilvl="3" w:tplc="FFFFFFFF" w:tentative="1">
+    <w:lvl w:ilvl="3" w:tplc="0409000F" w:tentative="1">
       <w:start w:val="1"/>
       <w:numFmt w:val="decimal"/>
       <w:lvlText w:val="%4."/>
@@ -32654,7 +33299,7 @@
         <w:ind w:left="2520" w:hanging="360"/>
       </w:pPr>
     </w:lvl>
-    <w:lvl w:ilvl="4" w:tplc="FFFFFFFF" w:tentative="1">
+    <w:lvl w:ilvl="4" w:tplc="04090019" w:tentative="1">
       <w:start w:val="1"/>
       <w:numFmt w:val="lowerLetter"/>
       <w:lvlText w:val="%5."/>
@@ -32663,7 +33308,7 @@
         <w:ind w:left="3240" w:hanging="360"/>
       </w:pPr>
     </w:lvl>
-    <w:lvl w:ilvl="5" w:tplc="FFFFFFFF" w:tentative="1">
+    <w:lvl w:ilvl="5" w:tplc="0409001B" w:tentative="1">
       <w:start w:val="1"/>
       <w:numFmt w:val="lowerRoman"/>
       <w:lvlText w:val="%6."/>
@@ -32672,7 +33317,7 @@
         <w:ind w:left="3960" w:hanging="180"/>
       </w:pPr>
     </w:lvl>
-    <w:lvl w:ilvl="6" w:tplc="FFFFFFFF" w:tentative="1">
+    <w:lvl w:ilvl="6" w:tplc="0409000F" w:tentative="1">
       <w:start w:val="1"/>
       <w:numFmt w:val="decimal"/>
       <w:lvlText w:val="%7."/>
@@ -32681,7 +33326,7 @@
         <w:ind w:left="4680" w:hanging="360"/>
       </w:pPr>
     </w:lvl>
-    <w:lvl w:ilvl="7" w:tplc="FFFFFFFF" w:tentative="1">
+    <w:lvl w:ilvl="7" w:tplc="04090019" w:tentative="1">
       <w:start w:val="1"/>
       <w:numFmt w:val="lowerLetter"/>
       <w:lvlText w:val="%8."/>
@@ -32690,7 +33335,7 @@
         <w:ind w:left="5400" w:hanging="360"/>
       </w:pPr>
     </w:lvl>
-    <w:lvl w:ilvl="8" w:tplc="FFFFFFFF" w:tentative="1">
+    <w:lvl w:ilvl="8" w:tplc="0409001B" w:tentative="1">
       <w:start w:val="1"/>
       <w:numFmt w:val="lowerRoman"/>
       <w:lvlText w:val="%9."/>
@@ -32700,10 +33345,10 @@
       </w:pPr>
     </w:lvl>
   </w:abstractNum>
-  <w:abstractNum w:abstractNumId="49" w15:restartNumberingAfterBreak="0">
-    <w:nsid w:val="7A7C4585"/>
+  <w:abstractNum w:abstractNumId="46" w15:restartNumberingAfterBreak="0">
+    <w:nsid w:val="75B85D3F"/>
     <w:multiLevelType w:val="hybridMultilevel"/>
-    <w:tmpl w:val="A01A6C60"/>
+    <w:tmpl w:val="07B4DA4A"/>
     <w:lvl w:ilvl="0" w:tplc="7A929278">
       <w:start w:val="1"/>
       <w:numFmt w:val="decimal"/>
@@ -32721,7 +33366,7 @@
         <w:lang w:val="en-US" w:eastAsia="en-US" w:bidi="ar-SA"/>
       </w:rPr>
     </w:lvl>
-    <w:lvl w:ilvl="1" w:tplc="04090019" w:tentative="1">
+    <w:lvl w:ilvl="1" w:tplc="FFFFFFFF" w:tentative="1">
       <w:start w:val="1"/>
       <w:numFmt w:val="lowerLetter"/>
       <w:lvlText w:val="%2."/>
@@ -32730,7 +33375,7 @@
         <w:ind w:left="1080" w:hanging="360"/>
       </w:pPr>
     </w:lvl>
-    <w:lvl w:ilvl="2" w:tplc="0409001B" w:tentative="1">
+    <w:lvl w:ilvl="2" w:tplc="FFFFFFFF" w:tentative="1">
       <w:start w:val="1"/>
       <w:numFmt w:val="lowerRoman"/>
       <w:lvlText w:val="%3."/>
@@ -32739,7 +33384,7 @@
         <w:ind w:left="1800" w:hanging="180"/>
       </w:pPr>
     </w:lvl>
-    <w:lvl w:ilvl="3" w:tplc="0409000F" w:tentative="1">
+    <w:lvl w:ilvl="3" w:tplc="FFFFFFFF" w:tentative="1">
       <w:start w:val="1"/>
       <w:numFmt w:val="decimal"/>
       <w:lvlText w:val="%4."/>
@@ -32748,7 +33393,7 @@
         <w:ind w:left="2520" w:hanging="360"/>
       </w:pPr>
     </w:lvl>
-    <w:lvl w:ilvl="4" w:tplc="04090019" w:tentative="1">
+    <w:lvl w:ilvl="4" w:tplc="FFFFFFFF" w:tentative="1">
       <w:start w:val="1"/>
       <w:numFmt w:val="lowerLetter"/>
       <w:lvlText w:val="%5."/>
@@ -32757,7 +33402,7 @@
         <w:ind w:left="3240" w:hanging="360"/>
       </w:pPr>
     </w:lvl>
-    <w:lvl w:ilvl="5" w:tplc="0409001B" w:tentative="1">
+    <w:lvl w:ilvl="5" w:tplc="FFFFFFFF" w:tentative="1">
       <w:start w:val="1"/>
       <w:numFmt w:val="lowerRoman"/>
       <w:lvlText w:val="%6."/>
@@ -32766,7 +33411,7 @@
         <w:ind w:left="3960" w:hanging="180"/>
       </w:pPr>
     </w:lvl>
-    <w:lvl w:ilvl="6" w:tplc="0409000F" w:tentative="1">
+    <w:lvl w:ilvl="6" w:tplc="FFFFFFFF" w:tentative="1">
       <w:start w:val="1"/>
       <w:numFmt w:val="decimal"/>
       <w:lvlText w:val="%7."/>
@@ -32775,7 +33420,7 @@
         <w:ind w:left="4680" w:hanging="360"/>
       </w:pPr>
     </w:lvl>
-    <w:lvl w:ilvl="7" w:tplc="04090019" w:tentative="1">
+    <w:lvl w:ilvl="7" w:tplc="FFFFFFFF" w:tentative="1">
       <w:start w:val="1"/>
       <w:numFmt w:val="lowerLetter"/>
       <w:lvlText w:val="%8."/>
@@ -32784,7 +33429,7 @@
         <w:ind w:left="5400" w:hanging="360"/>
       </w:pPr>
     </w:lvl>
-    <w:lvl w:ilvl="8" w:tplc="0409001B" w:tentative="1">
+    <w:lvl w:ilvl="8" w:tplc="FFFFFFFF" w:tentative="1">
       <w:start w:val="1"/>
       <w:numFmt w:val="lowerRoman"/>
       <w:lvlText w:val="%9."/>
@@ -32794,10 +33439,102 @@
       </w:pPr>
     </w:lvl>
   </w:abstractNum>
-  <w:abstractNum w:abstractNumId="50" w15:restartNumberingAfterBreak="0">
-    <w:nsid w:val="7F44316F"/>
+  <w:abstractNum w:abstractNumId="47" w15:restartNumberingAfterBreak="0">
+    <w:nsid w:val="7881413E"/>
     <w:multiLevelType w:val="hybridMultilevel"/>
-    <w:tmpl w:val="4B4E86F2"/>
+    <w:tmpl w:val="9A681A8C"/>
+    <w:lvl w:ilvl="0" w:tplc="ECD44A76">
+      <w:start w:val="1"/>
+      <w:numFmt w:val="upperLetter"/>
+      <w:pStyle w:val="ABList"/>
+      <w:lvlText w:val="%1:"/>
+      <w:lvlJc w:val="left"/>
+      <w:pPr>
+        <w:ind w:left="360" w:hanging="360"/>
+      </w:pPr>
+      <w:rPr>
+        <w:rFonts w:hint="default"/>
+        <w:b/>
+        <w:bCs/>
+      </w:rPr>
+    </w:lvl>
+    <w:lvl w:ilvl="1" w:tplc="FFFFFFFF" w:tentative="1">
+      <w:start w:val="1"/>
+      <w:numFmt w:val="lowerLetter"/>
+      <w:lvlText w:val="%2."/>
+      <w:lvlJc w:val="left"/>
+      <w:pPr>
+        <w:ind w:left="1080" w:hanging="360"/>
+      </w:pPr>
+    </w:lvl>
+    <w:lvl w:ilvl="2" w:tplc="FFFFFFFF" w:tentative="1">
+      <w:start w:val="1"/>
+      <w:numFmt w:val="lowerRoman"/>
+      <w:lvlText w:val="%3."/>
+      <w:lvlJc w:val="right"/>
+      <w:pPr>
+        <w:ind w:left="1800" w:hanging="180"/>
+      </w:pPr>
+    </w:lvl>
+    <w:lvl w:ilvl="3" w:tplc="FFFFFFFF" w:tentative="1">
+      <w:start w:val="1"/>
+      <w:numFmt w:val="decimal"/>
+      <w:lvlText w:val="%4."/>
+      <w:lvlJc w:val="left"/>
+      <w:pPr>
+        <w:ind w:left="2520" w:hanging="360"/>
+      </w:pPr>
+    </w:lvl>
+    <w:lvl w:ilvl="4" w:tplc="FFFFFFFF" w:tentative="1">
+      <w:start w:val="1"/>
+      <w:numFmt w:val="lowerLetter"/>
+      <w:lvlText w:val="%5."/>
+      <w:lvlJc w:val="left"/>
+      <w:pPr>
+        <w:ind w:left="3240" w:hanging="360"/>
+      </w:pPr>
+    </w:lvl>
+    <w:lvl w:ilvl="5" w:tplc="FFFFFFFF" w:tentative="1">
+      <w:start w:val="1"/>
+      <w:numFmt w:val="lowerRoman"/>
+      <w:lvlText w:val="%6."/>
+      <w:lvlJc w:val="right"/>
+      <w:pPr>
+        <w:ind w:left="3960" w:hanging="180"/>
+      </w:pPr>
+    </w:lvl>
+    <w:lvl w:ilvl="6" w:tplc="FFFFFFFF" w:tentative="1">
+      <w:start w:val="1"/>
+      <w:numFmt w:val="decimal"/>
+      <w:lvlText w:val="%7."/>
+      <w:lvlJc w:val="left"/>
+      <w:pPr>
+        <w:ind w:left="4680" w:hanging="360"/>
+      </w:pPr>
+    </w:lvl>
+    <w:lvl w:ilvl="7" w:tplc="FFFFFFFF" w:tentative="1">
+      <w:start w:val="1"/>
+      <w:numFmt w:val="lowerLetter"/>
+      <w:lvlText w:val="%8."/>
+      <w:lvlJc w:val="left"/>
+      <w:pPr>
+        <w:ind w:left="5400" w:hanging="360"/>
+      </w:pPr>
+    </w:lvl>
+    <w:lvl w:ilvl="8" w:tplc="FFFFFFFF" w:tentative="1">
+      <w:start w:val="1"/>
+      <w:numFmt w:val="lowerRoman"/>
+      <w:lvlText w:val="%9."/>
+      <w:lvlJc w:val="right"/>
+      <w:pPr>
+        <w:ind w:left="6120" w:hanging="180"/>
+      </w:pPr>
+    </w:lvl>
+  </w:abstractNum>
+  <w:abstractNum w:abstractNumId="48" w15:restartNumberingAfterBreak="0">
+    <w:nsid w:val="7A7C4585"/>
+    <w:multiLevelType w:val="hybridMultilevel"/>
+    <w:tmpl w:val="A01A6C60"/>
     <w:lvl w:ilvl="0" w:tplc="7A929278">
       <w:start w:val="1"/>
       <w:numFmt w:val="decimal"/>
@@ -32888,8 +33625,102 @@
       </w:pPr>
     </w:lvl>
   </w:abstractNum>
+  <w:abstractNum w:abstractNumId="49" w15:restartNumberingAfterBreak="0">
+    <w:nsid w:val="7F44316F"/>
+    <w:multiLevelType w:val="hybridMultilevel"/>
+    <w:tmpl w:val="4B4E86F2"/>
+    <w:lvl w:ilvl="0" w:tplc="7A929278">
+      <w:start w:val="1"/>
+      <w:numFmt w:val="decimal"/>
+      <w:lvlText w:val="%1:"/>
+      <w:lvlJc w:val="left"/>
+      <w:pPr>
+        <w:ind w:left="360" w:hanging="360"/>
+      </w:pPr>
+      <w:rPr>
+        <w:rFonts w:ascii="Source Sans 3" w:hAnsi="Source Sans 3" w:hint="default"/>
+        <w:b/>
+        <w:bCs/>
+        <w:spacing w:val="0"/>
+        <w:w w:val="84"/>
+        <w:lang w:val="en-US" w:eastAsia="en-US" w:bidi="ar-SA"/>
+      </w:rPr>
+    </w:lvl>
+    <w:lvl w:ilvl="1" w:tplc="04090019" w:tentative="1">
+      <w:start w:val="1"/>
+      <w:numFmt w:val="lowerLetter"/>
+      <w:lvlText w:val="%2."/>
+      <w:lvlJc w:val="left"/>
+      <w:pPr>
+        <w:ind w:left="1080" w:hanging="360"/>
+      </w:pPr>
+    </w:lvl>
+    <w:lvl w:ilvl="2" w:tplc="0409001B" w:tentative="1">
+      <w:start w:val="1"/>
+      <w:numFmt w:val="lowerRoman"/>
+      <w:lvlText w:val="%3."/>
+      <w:lvlJc w:val="right"/>
+      <w:pPr>
+        <w:ind w:left="1800" w:hanging="180"/>
+      </w:pPr>
+    </w:lvl>
+    <w:lvl w:ilvl="3" w:tplc="0409000F" w:tentative="1">
+      <w:start w:val="1"/>
+      <w:numFmt w:val="decimal"/>
+      <w:lvlText w:val="%4."/>
+      <w:lvlJc w:val="left"/>
+      <w:pPr>
+        <w:ind w:left="2520" w:hanging="360"/>
+      </w:pPr>
+    </w:lvl>
+    <w:lvl w:ilvl="4" w:tplc="04090019" w:tentative="1">
+      <w:start w:val="1"/>
+      <w:numFmt w:val="lowerLetter"/>
+      <w:lvlText w:val="%5."/>
+      <w:lvlJc w:val="left"/>
+      <w:pPr>
+        <w:ind w:left="3240" w:hanging="360"/>
+      </w:pPr>
+    </w:lvl>
+    <w:lvl w:ilvl="5" w:tplc="0409001B" w:tentative="1">
+      <w:start w:val="1"/>
+      <w:numFmt w:val="lowerRoman"/>
+      <w:lvlText w:val="%6."/>
+      <w:lvlJc w:val="right"/>
+      <w:pPr>
+        <w:ind w:left="3960" w:hanging="180"/>
+      </w:pPr>
+    </w:lvl>
+    <w:lvl w:ilvl="6" w:tplc="0409000F" w:tentative="1">
+      <w:start w:val="1"/>
+      <w:numFmt w:val="decimal"/>
+      <w:lvlText w:val="%7."/>
+      <w:lvlJc w:val="left"/>
+      <w:pPr>
+        <w:ind w:left="4680" w:hanging="360"/>
+      </w:pPr>
+    </w:lvl>
+    <w:lvl w:ilvl="7" w:tplc="04090019" w:tentative="1">
+      <w:start w:val="1"/>
+      <w:numFmt w:val="lowerLetter"/>
+      <w:lvlText w:val="%8."/>
+      <w:lvlJc w:val="left"/>
+      <w:pPr>
+        <w:ind w:left="5400" w:hanging="360"/>
+      </w:pPr>
+    </w:lvl>
+    <w:lvl w:ilvl="8" w:tplc="0409001B" w:tentative="1">
+      <w:start w:val="1"/>
+      <w:numFmt w:val="lowerRoman"/>
+      <w:lvlText w:val="%9."/>
+      <w:lvlJc w:val="right"/>
+      <w:pPr>
+        <w:ind w:left="6120" w:hanging="180"/>
+      </w:pPr>
+    </w:lvl>
+  </w:abstractNum>
   <w:num w:numId="1" w16cid:durableId="667248184">
-    <w:abstractNumId w:val="27"/>
+    <w:abstractNumId w:val="26"/>
   </w:num>
   <w:num w:numId="2" w16cid:durableId="38865620">
     <w:abstractNumId w:val="13"/>
@@ -32901,7 +33732,7 @@
     <w:abstractNumId w:val="4"/>
   </w:num>
   <w:num w:numId="5" w16cid:durableId="655189114">
-    <w:abstractNumId w:val="48"/>
+    <w:abstractNumId w:val="47"/>
   </w:num>
   <w:num w:numId="6" w16cid:durableId="1510632604">
     <w:abstractNumId w:val="45"/>
@@ -32913,7 +33744,7 @@
     <w:abstractNumId w:val="12"/>
   </w:num>
   <w:num w:numId="9" w16cid:durableId="1778986999">
-    <w:abstractNumId w:val="25"/>
+    <w:abstractNumId w:val="24"/>
   </w:num>
   <w:num w:numId="10" w16cid:durableId="1516458987">
     <w:abstractNumId w:val="8"/>
@@ -32922,10 +33753,10 @@
     <w:abstractNumId w:val="10"/>
   </w:num>
   <w:num w:numId="12" w16cid:durableId="864710952">
-    <w:abstractNumId w:val="36"/>
+    <w:abstractNumId w:val="35"/>
   </w:num>
   <w:num w:numId="13" w16cid:durableId="1163812355">
-    <w:abstractNumId w:val="42"/>
+    <w:abstractNumId w:val="41"/>
   </w:num>
   <w:num w:numId="14" w16cid:durableId="254752849">
     <w:abstractNumId w:val="18"/>
@@ -32937,111 +33768,108 @@
     <w:abstractNumId w:val="2"/>
   </w:num>
   <w:num w:numId="17" w16cid:durableId="703944651">
-    <w:abstractNumId w:val="26"/>
+    <w:abstractNumId w:val="25"/>
   </w:num>
   <w:num w:numId="18" w16cid:durableId="41054315">
-    <w:abstractNumId w:val="47"/>
-  </w:num>
-  <w:num w:numId="19" w16cid:durableId="124935720">
     <w:abstractNumId w:val="46"/>
   </w:num>
-  <w:num w:numId="20" w16cid:durableId="860902453">
+  <w:num w:numId="19" w16cid:durableId="769737276">
+    <w:abstractNumId w:val="16"/>
+  </w:num>
+  <w:num w:numId="20" w16cid:durableId="271667215">
+    <w:abstractNumId w:val="14"/>
+  </w:num>
+  <w:num w:numId="21" w16cid:durableId="698354005">
+    <w:abstractNumId w:val="23"/>
+  </w:num>
+  <w:num w:numId="22" w16cid:durableId="1055930026">
+    <w:abstractNumId w:val="39"/>
+  </w:num>
+  <w:num w:numId="23" w16cid:durableId="1933732799">
+    <w:abstractNumId w:val="22"/>
+  </w:num>
+  <w:num w:numId="24" w16cid:durableId="1324892449">
+    <w:abstractNumId w:val="29"/>
+  </w:num>
+  <w:num w:numId="25" w16cid:durableId="395709103">
+    <w:abstractNumId w:val="49"/>
+  </w:num>
+  <w:num w:numId="26" w16cid:durableId="1458834350">
+    <w:abstractNumId w:val="19"/>
+  </w:num>
+  <w:num w:numId="27" w16cid:durableId="1686596395">
+    <w:abstractNumId w:val="7"/>
+  </w:num>
+  <w:num w:numId="28" w16cid:durableId="269629350">
+    <w:abstractNumId w:val="3"/>
+  </w:num>
+  <w:num w:numId="29" w16cid:durableId="1697540728">
+    <w:abstractNumId w:val="36"/>
+  </w:num>
+  <w:num w:numId="30" w16cid:durableId="603223861">
+    <w:abstractNumId w:val="48"/>
+  </w:num>
+  <w:num w:numId="31" w16cid:durableId="2008944589">
+    <w:abstractNumId w:val="38"/>
+  </w:num>
+  <w:num w:numId="32" w16cid:durableId="1827746582">
+    <w:abstractNumId w:val="0"/>
+  </w:num>
+  <w:num w:numId="33" w16cid:durableId="830370141">
+    <w:abstractNumId w:val="31"/>
+  </w:num>
+  <w:num w:numId="34" w16cid:durableId="1048147893">
+    <w:abstractNumId w:val="21"/>
+  </w:num>
+  <w:num w:numId="35" w16cid:durableId="639844439">
+    <w:abstractNumId w:val="11"/>
+  </w:num>
+  <w:num w:numId="36" w16cid:durableId="941035149">
+    <w:abstractNumId w:val="33"/>
+  </w:num>
+  <w:num w:numId="37" w16cid:durableId="156455775">
+    <w:abstractNumId w:val="15"/>
+  </w:num>
+  <w:num w:numId="38" w16cid:durableId="921986519">
     <w:abstractNumId w:val="20"/>
   </w:num>
-  <w:num w:numId="21" w16cid:durableId="769737276">
-    <w:abstractNumId w:val="16"/>
+  <w:num w:numId="39" w16cid:durableId="1710854">
+    <w:abstractNumId w:val="44"/>
   </w:num>
-  <w:num w:numId="22" w16cid:durableId="271667215">
-    <w:abstractNumId w:val="14"/>
+  <w:num w:numId="40" w16cid:durableId="1956867975">
+    <w:abstractNumId w:val="34"/>
   </w:num>
-  <w:num w:numId="23" w16cid:durableId="698354005">
-    <w:abstractNumId w:val="24"/>
+  <w:num w:numId="41" w16cid:durableId="518935455">
+    <w:abstractNumId w:val="17"/>
   </w:num>
-  <w:num w:numId="24" w16cid:durableId="1055930026">
+  <w:num w:numId="42" w16cid:durableId="1858302972">
+    <w:abstractNumId w:val="37"/>
+  </w:num>
+  <w:num w:numId="43" w16cid:durableId="574173142">
+    <w:abstractNumId w:val="5"/>
+  </w:num>
+  <w:num w:numId="44" w16cid:durableId="1293025295">
     <w:abstractNumId w:val="40"/>
   </w:num>
-  <w:num w:numId="25" w16cid:durableId="1933732799">
-    <w:abstractNumId w:val="23"/>
+  <w:num w:numId="45" w16cid:durableId="299500923">
+    <w:abstractNumId w:val="32"/>
   </w:num>
-  <w:num w:numId="26" w16cid:durableId="1324892449">
+  <w:num w:numId="46" w16cid:durableId="248469290">
     <w:abstractNumId w:val="30"/>
   </w:num>
-  <w:num w:numId="27" w16cid:durableId="395709103">
-    <w:abstractNumId w:val="50"/>
+  <w:num w:numId="47" w16cid:durableId="71897585">
+    <w:abstractNumId w:val="27"/>
   </w:num>
-  <w:num w:numId="28" w16cid:durableId="1458834350">
-    <w:abstractNumId w:val="19"/>
+  <w:num w:numId="48" w16cid:durableId="1834031459">
+    <w:abstractNumId w:val="1"/>
   </w:num>
-  <w:num w:numId="29" w16cid:durableId="1686596395">
-    <w:abstractNumId w:val="7"/>
-  </w:num>
-  <w:num w:numId="30" w16cid:durableId="269629350">
-    <w:abstractNumId w:val="3"/>
-  </w:num>
-  <w:num w:numId="31" w16cid:durableId="1697540728">
-    <w:abstractNumId w:val="37"/>
-  </w:num>
-  <w:num w:numId="32" w16cid:durableId="603223861">
-    <w:abstractNumId w:val="49"/>
-  </w:num>
-  <w:num w:numId="33" w16cid:durableId="2008944589">
-    <w:abstractNumId w:val="39"/>
-  </w:num>
-  <w:num w:numId="34" w16cid:durableId="1827746582">
-    <w:abstractNumId w:val="0"/>
-  </w:num>
-  <w:num w:numId="35" w16cid:durableId="830370141">
-    <w:abstractNumId w:val="32"/>
-  </w:num>
-  <w:num w:numId="36" w16cid:durableId="1048147893">
-    <w:abstractNumId w:val="22"/>
-  </w:num>
-  <w:num w:numId="37" w16cid:durableId="639844439">
-    <w:abstractNumId w:val="11"/>
-  </w:num>
-  <w:num w:numId="38" w16cid:durableId="941035149">
-    <w:abstractNumId w:val="34"/>
-  </w:num>
-  <w:num w:numId="39" w16cid:durableId="156455775">
-    <w:abstractNumId w:val="15"/>
-  </w:num>
-  <w:num w:numId="40" w16cid:durableId="921986519">
-    <w:abstractNumId w:val="21"/>
-  </w:num>
-  <w:num w:numId="41" w16cid:durableId="1710854">
-    <w:abstractNumId w:val="44"/>
-  </w:num>
-  <w:num w:numId="42" w16cid:durableId="1956867975">
-    <w:abstractNumId w:val="35"/>
-  </w:num>
-  <w:num w:numId="43" w16cid:durableId="518935455">
-    <w:abstractNumId w:val="17"/>
-  </w:num>
-  <w:num w:numId="44" w16cid:durableId="1858302972">
-    <w:abstractNumId w:val="38"/>
-  </w:num>
-  <w:num w:numId="45" w16cid:durableId="574173142">
-    <w:abstractNumId w:val="5"/>
-  </w:num>
-  <w:num w:numId="46" w16cid:durableId="1293025295">
-    <w:abstractNumId w:val="41"/>
-  </w:num>
-  <w:num w:numId="47" w16cid:durableId="299500923">
-    <w:abstractNumId w:val="33"/>
-  </w:num>
-  <w:num w:numId="48" w16cid:durableId="248469290">
-    <w:abstractNumId w:val="31"/>
-  </w:num>
-  <w:num w:numId="49" w16cid:durableId="71897585">
+  <w:num w:numId="49" w16cid:durableId="1060978003">
     <w:abstractNumId w:val="28"/>
   </w:num>
-  <w:num w:numId="50" w16cid:durableId="1834031459">
-    <w:abstractNumId w:val="1"/>
+  <w:num w:numId="50" w16cid:durableId="336538652">
+    <w:abstractNumId w:val="42"/>
   </w:num>
-  <w:num w:numId="51" w16cid:durableId="1060978003">
-    <w:abstractNumId w:val="29"/>
-  </w:num>
-  <w:numIdMacAtCleanup w:val="51"/>
+  <w:numIdMacAtCleanup w:val="50"/>
 </w:numbering>
 </file>
 

--- a/assets/data/Mindset 02/Mindset2- Custom- Units 01-08.docx
+++ b/assets/data/Mindset 02/Mindset2- Custom- Units 01-08.docx
@@ -18989,13 +18989,13 @@
         <w:tblLook w:val="04A0" w:firstRow="1" w:lastRow="0" w:firstColumn="1" w:lastColumn="0" w:noHBand="0" w:noVBand="1"/>
       </w:tblPr>
       <w:tblGrid>
-        <w:gridCol w:w="344"/>
-        <w:gridCol w:w="13968"/>
+        <w:gridCol w:w="421"/>
+        <w:gridCol w:w="13891"/>
       </w:tblGrid>
       <w:tr>
         <w:tc>
           <w:tcPr>
-            <w:tcW w:w="344" w:type="dxa"/>
+            <w:tcW w:w="421" w:type="dxa"/>
             <w:tcMar>
               <w:left w:w="0" w:type="dxa"/>
               <w:right w:w="0" w:type="dxa"/>
@@ -19056,7 +19056,7 @@
         </w:tc>
         <w:tc>
           <w:tcPr>
-            <w:tcW w:w="13968" w:type="dxa"/>
+            <w:tcW w:w="13891" w:type="dxa"/>
           </w:tcPr>
           <w:p>
             <w:pPr>
@@ -19065,6 +19065,23 @@
             <w:r>
               <w:t>Listen again to the recording from exercise 2. Note down useful language the student uses.</w:t>
             </w:r>
+          </w:p>
+          <w:p>
+            <w:pPr>
+              <w:spacing w:after="120"/>
+            </w:pPr>
+            <w:hyperlink r:id="rId28" w:history="1">
+              <w:r>
+                <w:rPr>
+                  <w:rStyle w:val="Hyperlink"/>
+                  <w:b/>
+                  <w:bCs/>
+                  <w:sz w:val="26"/>
+                  <w:szCs w:val="26"/>
+                </w:rPr>
+                <w:t>08</w:t>
+              </w:r>
+            </w:hyperlink>
           </w:p>
           <w:tbl>
             <w:tblPr>
@@ -19134,50 +19151,87 @@
                 </w:tcPr>
                 <w:p>
                   <w:pPr>
-                    <w:pStyle w:val="SS3-115"/>
-                    <w:rPr>
-                      <w:b/>
-                      <w:bCs/>
-                    </w:rPr>
-                  </w:pPr>
-                  <w:r>
-                    <w:rPr>
-                      <w:b/>
-                      <w:bCs/>
-                    </w:rPr>
-                    <w:t xml:space="preserve">pretty big house, two floors, garden, shared bathroom, city </w:t>
+                    <w:pStyle w:val="BlkPa"/>
+                  </w:pPr>
+                  <w:r>
+                    <w:t>pretty big house</w:t>
+                  </w:r>
+                </w:p>
+                <w:p>
+                  <w:pPr>
+                    <w:pStyle w:val="BlkPa"/>
+                  </w:pPr>
+                  <w:r>
+                    <w:t>two floors, garden, shared bathroom</w:t>
+                  </w:r>
+                </w:p>
+                <w:p>
+                  <w:pPr>
+                    <w:pStyle w:val="BlkPa"/>
+                  </w:pPr>
+                  <w:r>
+                    <w:t xml:space="preserve">city </w:t>
                   </w:r>
                   <w:proofErr w:type="spellStart"/>
                   <w:r>
-                    <w:rPr>
-                      <w:b/>
-                      <w:bCs/>
-                    </w:rPr>
                     <w:t>centre</w:t>
                   </w:r>
                   <w:proofErr w:type="spellEnd"/>
-                  <w:r>
-                    <w:rPr>
-                      <w:b/>
-                      <w:bCs/>
-                    </w:rPr>
-                    <w:t xml:space="preserve">, about five minutes' walk, a 20-minute bus ride, I'm (pretty) happy with the location, </w:t>
-                  </w:r>
-                  <w:proofErr w:type="gramStart"/>
-                  <w:r>
-                    <w:rPr>
-                      <w:b/>
-                      <w:bCs/>
-                    </w:rPr>
+                </w:p>
+                <w:p>
+                  <w:pPr>
+                    <w:pStyle w:val="BlkPa"/>
+                  </w:pPr>
+                  <w:r>
+                    <w:t>about five minutes' walk</w:t>
+                  </w:r>
+                </w:p>
+                <w:p>
+                  <w:pPr>
+                    <w:pStyle w:val="BlkPa"/>
+                  </w:pPr>
+                  <w:r>
+                    <w:t>a 20-minute bus ride</w:t>
+                  </w:r>
+                </w:p>
+                <w:p>
+                  <w:pPr>
+                    <w:pStyle w:val="BlkPa"/>
+                  </w:pPr>
+                  <w:r>
+                    <w:t>I'm (pretty) happy with the location</w:t>
+                  </w:r>
+                </w:p>
+                <w:p>
+                  <w:pPr>
+                    <w:pStyle w:val="BlkPa"/>
+                  </w:pPr>
+                  <w:r>
                     <w:t>Well</w:t>
                   </w:r>
-                  <w:proofErr w:type="gramEnd"/>
-                  <w:r>
-                    <w:rPr>
-                      <w:b/>
-                      <w:bCs/>
-                    </w:rPr>
-                    <w:t>, I don't like, shared house, the trains can be a little loud</w:t>
+                </w:p>
+                <w:p>
+                  <w:pPr>
+                    <w:pStyle w:val="BlkPa"/>
+                  </w:pPr>
+                  <w:r>
+                    <w:t>I don't like</w:t>
+                  </w:r>
+                </w:p>
+                <w:p>
+                  <w:pPr>
+                    <w:pStyle w:val="BlkPa"/>
+                  </w:pPr>
+                  <w:r>
+                    <w:t>shared house</w:t>
+                  </w:r>
+                </w:p>
+                <w:p>
+                  <w:pPr>
+                    <w:pStyle w:val="BlkPa"/>
+                  </w:pPr>
+                  <w:r>
+                    <w:t>the trains can be a little loud</w:t>
                   </w:r>
                 </w:p>
               </w:tc>
@@ -19188,34 +19242,111 @@
                 </w:tcPr>
                 <w:p>
                   <w:pPr>
-                    <w:pStyle w:val="SS3-115"/>
-                    <w:rPr>
-                      <w:b/>
-                      <w:bCs/>
-                    </w:rPr>
-                  </w:pPr>
-                  <w:r>
-                    <w:rPr>
-                      <w:b/>
-                      <w:bCs/>
-                    </w:rPr>
+                    <w:pStyle w:val="BlkPa"/>
+                  </w:pPr>
+                  <w:r>
                     <w:t xml:space="preserve">shopping </w:t>
                   </w:r>
                   <w:proofErr w:type="spellStart"/>
                   <w:r>
-                    <w:rPr>
-                      <w:b/>
-                      <w:bCs/>
-                    </w:rPr>
                     <w:t>centre</w:t>
                   </w:r>
                   <w:proofErr w:type="spellEnd"/>
-                  <w:r>
-                    <w:rPr>
-                      <w:b/>
-                      <w:bCs/>
-                    </w:rPr>
-                    <w:t>, cinema, ice-rink, hang out, famous brands, gets very full, everything is in one place, clean and comfortable, entertainment, under one roof, local market, styles and brands, old-fashioned</w:t>
+                </w:p>
+                <w:p>
+                  <w:pPr>
+                    <w:pStyle w:val="BlkPa"/>
+                  </w:pPr>
+                  <w:r>
+                    <w:t>cinema</w:t>
+                  </w:r>
+                </w:p>
+                <w:p>
+                  <w:pPr>
+                    <w:pStyle w:val="BlkPa"/>
+                  </w:pPr>
+                  <w:r>
+                    <w:t>ice-rink</w:t>
+                  </w:r>
+                </w:p>
+                <w:p>
+                  <w:pPr>
+                    <w:pStyle w:val="BlkPa"/>
+                  </w:pPr>
+                  <w:r>
+                    <w:t>hang out</w:t>
+                  </w:r>
+                </w:p>
+                <w:p>
+                  <w:pPr>
+                    <w:pStyle w:val="BlkPa"/>
+                  </w:pPr>
+                  <w:r>
+                    <w:t>famous brands</w:t>
+                  </w:r>
+                </w:p>
+                <w:p>
+                  <w:pPr>
+                    <w:pStyle w:val="BlkPa"/>
+                  </w:pPr>
+                  <w:r>
+                    <w:t>gets very full</w:t>
+                  </w:r>
+                </w:p>
+                <w:p>
+                  <w:pPr>
+                    <w:pStyle w:val="BlkPa"/>
+                  </w:pPr>
+                  <w:r>
+                    <w:t>everything is in one place</w:t>
+                  </w:r>
+                </w:p>
+                <w:p>
+                  <w:pPr>
+                    <w:pStyle w:val="BlkPa"/>
+                  </w:pPr>
+                  <w:r>
+                    <w:t>clean and comfortable</w:t>
+                  </w:r>
+                </w:p>
+                <w:p>
+                  <w:pPr>
+                    <w:pStyle w:val="BlkPa"/>
+                  </w:pPr>
+                  <w:r>
+                    <w:t>entertainment</w:t>
+                  </w:r>
+                </w:p>
+                <w:p>
+                  <w:pPr>
+                    <w:pStyle w:val="BlkPa"/>
+                  </w:pPr>
+                  <w:r>
+                    <w:t>under one roof</w:t>
+                  </w:r>
+                </w:p>
+                <w:p>
+                  <w:pPr>
+                    <w:pStyle w:val="BlkPa"/>
+                  </w:pPr>
+                  <w:r>
+                    <w:t>local market</w:t>
+                  </w:r>
+                </w:p>
+                <w:p>
+                  <w:pPr>
+                    <w:pStyle w:val="BlkPa"/>
+                  </w:pPr>
+                  <w:r>
+                    <w:t>styles and brands</w:t>
+                  </w:r>
+                </w:p>
+                <w:p>
+                  <w:pPr>
+                    <w:pStyle w:val="BlkPa"/>
+                  </w:pPr>
+                  <w:r>
+                    <w:t>old-fashioned</w:t>
                   </w:r>
                 </w:p>
               </w:tc>
@@ -19231,7 +19362,7 @@
       <w:tr>
         <w:tc>
           <w:tcPr>
-            <w:tcW w:w="344" w:type="dxa"/>
+            <w:tcW w:w="421" w:type="dxa"/>
             <w:tcMar>
               <w:left w:w="0" w:type="dxa"/>
               <w:right w:w="0" w:type="dxa"/>
@@ -19292,22 +19423,146 @@
         </w:tc>
         <w:tc>
           <w:tcPr>
-            <w:tcW w:w="13968" w:type="dxa"/>
+            <w:tcW w:w="13891" w:type="dxa"/>
           </w:tcPr>
           <w:p>
             <w:pPr>
-              <w:rPr>
-                <w:rFonts w:ascii="Source Sans 3 SemiBold" w:hAnsi="Source Sans 3 SemiBold"/>
-                <w:b/>
-                <w:bCs/>
-                <w:noProof/>
-                <w:color w:val="FFFFFF" w:themeColor="background1"/>
-                <w:bdr w:val="single" w:sz="24" w:space="0" w:color="1FA4EB"/>
-                <w:shd w:val="clear" w:color="auto" w:fill="0172F1"/>
-              </w:rPr>
-            </w:pPr>
-            <w:r>
-              <w:t>Listen to an extract from Speaking Part 1 and answer these questions. Discuss your answers with a partner.</w:t>
+              <w:pStyle w:val="SS3M-115"/>
+            </w:pPr>
+            <w:r>
+              <w:t>With a partner, ask and answer these questions.</w:t>
+            </w:r>
+          </w:p>
+          <w:p>
+            <w:pPr>
+              <w:pStyle w:val="SS3M-115"/>
+            </w:pPr>
+            <w:r>
+              <w:t>Your home town</w:t>
+            </w:r>
+          </w:p>
+          <w:p>
+            <w:pPr>
+              <w:pStyle w:val="SS3-115"/>
+              <w:numPr>
+                <w:ilvl w:val="0"/>
+                <w:numId w:val="51"/>
+              </w:numPr>
+              <w:ind w:left="284" w:hanging="284"/>
+            </w:pPr>
+            <w:r>
+              <w:t>Where do you come from?</w:t>
+            </w:r>
+          </w:p>
+          <w:p>
+            <w:pPr>
+              <w:pStyle w:val="SS3-115"/>
+              <w:numPr>
+                <w:ilvl w:val="0"/>
+                <w:numId w:val="51"/>
+              </w:numPr>
+              <w:ind w:left="284" w:hanging="284"/>
+            </w:pPr>
+            <w:r>
+              <w:t>What is the weather like in your home town?</w:t>
+            </w:r>
+          </w:p>
+          <w:p>
+            <w:pPr>
+              <w:pStyle w:val="SS3-115"/>
+              <w:numPr>
+                <w:ilvl w:val="0"/>
+                <w:numId w:val="51"/>
+              </w:numPr>
+              <w:ind w:left="284" w:hanging="284"/>
+            </w:pPr>
+            <w:r>
+              <w:t>When is the best time of year to visit your home town?</w:t>
+            </w:r>
+          </w:p>
+          <w:p>
+            <w:pPr>
+              <w:pStyle w:val="SS3-115"/>
+              <w:numPr>
+                <w:ilvl w:val="0"/>
+                <w:numId w:val="51"/>
+              </w:numPr>
+              <w:ind w:left="284" w:hanging="284"/>
+            </w:pPr>
+            <w:r>
+              <w:t>Why do you like/not like your home town?</w:t>
+            </w:r>
+          </w:p>
+          <w:p>
+            <w:pPr>
+              <w:pStyle w:val="SS3M-115"/>
+              <w:spacing w:before="120" w:after="0"/>
+            </w:pPr>
+            <w:r>
+              <w:t>Yo</w:t>
+            </w:r>
+            <w:r>
+              <w:t>ur accommodation</w:t>
+            </w:r>
+          </w:p>
+          <w:p>
+            <w:pPr>
+              <w:pStyle w:val="SS3-115"/>
+              <w:numPr>
+                <w:ilvl w:val="0"/>
+                <w:numId w:val="52"/>
+              </w:numPr>
+              <w:ind w:left="284" w:hanging="284"/>
+            </w:pPr>
+            <w:r>
+              <w:t>Where are you living now?</w:t>
+            </w:r>
+          </w:p>
+          <w:p>
+            <w:pPr>
+              <w:pStyle w:val="SS3-115"/>
+              <w:numPr>
+                <w:ilvl w:val="0"/>
+                <w:numId w:val="52"/>
+              </w:numPr>
+              <w:ind w:left="284" w:hanging="284"/>
+            </w:pPr>
+            <w:r>
+              <w:t>Who else do you live with?</w:t>
+            </w:r>
+          </w:p>
+          <w:p>
+            <w:pPr>
+              <w:pStyle w:val="SS3-115"/>
+              <w:numPr>
+                <w:ilvl w:val="0"/>
+                <w:numId w:val="52"/>
+              </w:numPr>
+              <w:ind w:left="284" w:hanging="284"/>
+            </w:pPr>
+            <w:r>
+              <w:t xml:space="preserve">What is your </w:t>
+            </w:r>
+            <w:proofErr w:type="spellStart"/>
+            <w:r>
+              <w:t>favourite</w:t>
+            </w:r>
+            <w:proofErr w:type="spellEnd"/>
+            <w:r>
+              <w:t xml:space="preserve"> room in your home?</w:t>
+            </w:r>
+          </w:p>
+          <w:p>
+            <w:pPr>
+              <w:pStyle w:val="SS3-115"/>
+              <w:numPr>
+                <w:ilvl w:val="0"/>
+                <w:numId w:val="52"/>
+              </w:numPr>
+              <w:ind w:left="284" w:hanging="284"/>
+            </w:pPr>
+            <w:r>
+              <w:t>Why do you like/not like the place where you live?</w:t>
             </w:r>
           </w:p>
         </w:tc>
@@ -19315,7 +19570,7 @@
       <w:tr>
         <w:tc>
           <w:tcPr>
-            <w:tcW w:w="344" w:type="dxa"/>
+            <w:tcW w:w="421" w:type="dxa"/>
             <w:tcMar>
               <w:left w:w="0" w:type="dxa"/>
               <w:right w:w="0" w:type="dxa"/>
@@ -19376,10 +19631,72 @@
         </w:tc>
         <w:tc>
           <w:tcPr>
-            <w:tcW w:w="13968" w:type="dxa"/>
+            <w:tcW w:w="13891" w:type="dxa"/>
           </w:tcPr>
           <w:p>
             <w:pPr>
+              <w:pStyle w:val="SS3M-115"/>
+              <w:spacing w:after="0"/>
+            </w:pPr>
+            <w:r>
+              <w:t>Some questions ask you to think about something you might do, using 'would'.</w:t>
+            </w:r>
+          </w:p>
+          <w:p>
+            <w:pPr>
+              <w:pStyle w:val="SS3M-115"/>
+            </w:pPr>
+            <w:r>
+              <w:t>Ask and answer these questions with a partner.</w:t>
+            </w:r>
+          </w:p>
+          <w:p>
+            <w:pPr>
+              <w:pStyle w:val="ListParagraph"/>
+              <w:numPr>
+                <w:ilvl w:val="0"/>
+                <w:numId w:val="53"/>
+              </w:numPr>
+              <w:ind w:left="284" w:hanging="284"/>
+            </w:pPr>
+            <w:r>
+              <w:t>Would you recommend your house/apartment to another person?</w:t>
+            </w:r>
+          </w:p>
+          <w:p>
+            <w:pPr>
+              <w:pStyle w:val="ListParagraph"/>
+              <w:numPr>
+                <w:ilvl w:val="0"/>
+                <w:numId w:val="53"/>
+              </w:numPr>
+              <w:ind w:left="284" w:hanging="284"/>
+            </w:pPr>
+            <w:r>
+              <w:t>Would you move house if you had the chance?</w:t>
+            </w:r>
+          </w:p>
+          <w:p>
+            <w:pPr>
+              <w:pStyle w:val="ListParagraph"/>
+              <w:numPr>
+                <w:ilvl w:val="0"/>
+                <w:numId w:val="53"/>
+              </w:numPr>
+              <w:ind w:left="284" w:hanging="284"/>
+            </w:pPr>
+            <w:r>
+              <w:t>Would you like to buy a house in your home town one day?</w:t>
+            </w:r>
+          </w:p>
+          <w:p>
+            <w:pPr>
+              <w:pStyle w:val="ListParagraph"/>
+              <w:numPr>
+                <w:ilvl w:val="0"/>
+                <w:numId w:val="53"/>
+              </w:numPr>
+              <w:ind w:left="284" w:hanging="284"/>
               <w:rPr>
                 <w:rFonts w:ascii="Source Sans 3 SemiBold" w:hAnsi="Source Sans 3 SemiBold"/>
                 <w:b/>
@@ -19391,7 +19708,7 @@
               </w:rPr>
             </w:pPr>
             <w:r>
-              <w:t>Listen to an extract from Speaking Part 1 and answer these questions. Discuss your answers with a partner.</w:t>
+              <w:t>Would you like to live by yourself or with family/friends?</w:t>
             </w:r>
           </w:p>
         </w:tc>
@@ -19401,53 +19718,6 @@
       <w:r>
         <w:br w:type="page"/>
       </w:r>
-    </w:p>
-    <w:p>
-      <w:pPr>
-        <w:spacing w:before="240" w:after="0"/>
-        <w:rPr>
-          <w:color w:val="E8B756"/>
-          <w:sz w:val="34"/>
-          <w:szCs w:val="34"/>
-        </w:rPr>
-      </w:pPr>
-      <w:r>
-        <w:rPr>
-          <w:color w:val="047FDC"/>
-          <w:sz w:val="34"/>
-          <w:szCs w:val="34"/>
-          <w:shd w:val="clear" w:color="auto" w:fill="047FDC"/>
-        </w:rPr>
-        <w:lastRenderedPageBreak/>
-        <w:t>[[[[[[[[[[</w:t>
-      </w:r>
-      <w:r>
-        <w:rPr>
-          <w:rFonts w:ascii="Source Sans 3 SemiBold" w:hAnsi="Source Sans 3 SemiBold"/>
-          <w:b/>
-          <w:bCs/>
-          <w:sz w:val="34"/>
-          <w:szCs w:val="34"/>
-        </w:rPr>
-        <w:t>ANSWERING PART 1 QUESTIONS</w:t>
-      </w:r>
-      <w:r>
-        <w:rPr>
-          <w:color w:val="047FDC"/>
-          <w:sz w:val="34"/>
-          <w:szCs w:val="34"/>
-        </w:rPr>
-        <w:t>]</w:t>
-      </w:r>
-    </w:p>
-    <w:p>
-      <w:pPr>
-        <w:rPr>
-          <w:sz w:val="2"/>
-          <w:szCs w:val="2"/>
-          <w:lang w:bidi="ar-SA"/>
-        </w:rPr>
-      </w:pPr>
     </w:p>
     <w:tbl>
       <w:tblPr>
@@ -19464,13 +19734,13 @@
         <w:tblLook w:val="04A0" w:firstRow="1" w:lastRow="0" w:firstColumn="1" w:lastColumn="0" w:noHBand="0" w:noVBand="1"/>
       </w:tblPr>
       <w:tblGrid>
-        <w:gridCol w:w="6067"/>
+        <w:gridCol w:w="3902"/>
       </w:tblGrid>
       <w:tr>
         <w:tc>
           <w:tcPr>
             <w:tcW w:w="0" w:type="auto"/>
-            <w:shd w:val="clear" w:color="auto" w:fill="0574EE"/>
+            <w:shd w:val="clear" w:color="auto" w:fill="01C5FC"/>
           </w:tcPr>
           <w:p>
             <w:pPr>
@@ -19489,7 +19759,8 @@
                 <w:sz w:val="24"/>
                 <w:szCs w:val="24"/>
               </w:rPr>
-              <w:t>USING PREPOSITIONS TO DESCRIBE YOUR HOME TOWN</w:t>
+              <w:lastRenderedPageBreak/>
+              <w:t>THINKING OF MORE INFORMATION</w:t>
             </w:r>
           </w:p>
         </w:tc>
@@ -19497,10 +19768,7 @@
     </w:tbl>
     <w:p>
       <w:pPr>
-        <w:rPr>
-          <w:sz w:val="2"/>
-          <w:szCs w:val="2"/>
-        </w:rPr>
+        <w:pStyle w:val="MinSpace"/>
       </w:pPr>
     </w:p>
     <w:p>
@@ -19523,13 +19791,1426 @@
         <w:tblLook w:val="04A0" w:firstRow="1" w:lastRow="0" w:firstColumn="1" w:lastColumn="0" w:noHBand="0" w:noVBand="1"/>
       </w:tblPr>
       <w:tblGrid>
-        <w:gridCol w:w="650"/>
-        <w:gridCol w:w="13804"/>
+        <w:gridCol w:w="344"/>
+        <w:gridCol w:w="9432"/>
+        <w:gridCol w:w="4678"/>
       </w:tblGrid>
       <w:tr>
         <w:tc>
           <w:tcPr>
-            <w:tcW w:w="650" w:type="dxa"/>
+            <w:tcW w:w="344" w:type="dxa"/>
+            <w:tcMar>
+              <w:left w:w="0" w:type="dxa"/>
+              <w:right w:w="0" w:type="dxa"/>
+            </w:tcMar>
+          </w:tcPr>
+          <w:tbl>
+            <w:tblPr>
+              <w:tblStyle w:val="CompactTable"/>
+              <w:tblW w:w="0" w:type="auto"/>
+              <w:tblBorders>
+                <w:top w:val="single" w:sz="18" w:space="0" w:color="0490B4"/>
+                <w:left w:val="single" w:sz="18" w:space="0" w:color="0490B4"/>
+                <w:bottom w:val="single" w:sz="18" w:space="0" w:color="0490B4"/>
+                <w:right w:val="single" w:sz="18" w:space="0" w:color="0490B4"/>
+                <w:insideH w:val="single" w:sz="18" w:space="0" w:color="0490B4"/>
+                <w:insideV w:val="single" w:sz="18" w:space="0" w:color="0490B4"/>
+              </w:tblBorders>
+              <w:tblLook w:val="04A0" w:firstRow="1" w:lastRow="0" w:firstColumn="1" w:lastColumn="0" w:noHBand="0" w:noVBand="1"/>
+            </w:tblPr>
+            <w:tblGrid>
+              <w:gridCol w:w="288"/>
+            </w:tblGrid>
+            <w:tr>
+              <w:tc>
+                <w:tcPr>
+                  <w:tcW w:w="385" w:type="dxa"/>
+                </w:tcPr>
+                <w:p>
+                  <w:pPr>
+                    <w:rPr>
+                      <w:b w:val="0"/>
+                      <w:bCs/>
+                      <w:szCs w:val="26"/>
+                      <w:bdr w:val="single" w:sz="12" w:space="0" w:color="FFFF00"/>
+                    </w:rPr>
+                  </w:pPr>
+                  <w:r>
+                    <w:rPr>
+                      <w:bCs/>
+                      <w:szCs w:val="26"/>
+                      <w:lang w:bidi="ar-SA"/>
+                    </w:rPr>
+                    <w:t>06</w:t>
+                  </w:r>
+                </w:p>
+              </w:tc>
+            </w:tr>
+          </w:tbl>
+          <w:p>
+            <w:pPr>
+              <w:rPr>
+                <w:bCs/>
+                <w:szCs w:val="26"/>
+              </w:rPr>
+            </w:pPr>
+          </w:p>
+        </w:tc>
+        <w:tc>
+          <w:tcPr>
+            <w:tcW w:w="9432" w:type="dxa"/>
+          </w:tcPr>
+          <w:p>
+            <w:pPr>
+              <w:rPr>
+                <w:rFonts w:ascii="Source Sans 3 Medium" w:hAnsi="Source Sans 3 Medium"/>
+                <w:b/>
+                <w:bCs/>
+              </w:rPr>
+            </w:pPr>
+            <w:r>
+              <w:rPr>
+                <w:rFonts w:ascii="Source Sans 3 Medium" w:hAnsi="Source Sans 3 Medium"/>
+                <w:b/>
+                <w:bCs/>
+              </w:rPr>
+              <w:t>These words are useful when talking about your home town.</w:t>
+            </w:r>
+          </w:p>
+          <w:p>
+            <w:pPr>
+              <w:rPr>
+                <w:rFonts w:ascii="Source Sans 3 Medium" w:hAnsi="Source Sans 3 Medium"/>
+                <w:b/>
+                <w:bCs/>
+              </w:rPr>
+            </w:pPr>
+            <w:r>
+              <w:rPr>
+                <w:rFonts w:ascii="Source Sans 3 Medium" w:hAnsi="Source Sans 3 Medium"/>
+                <w:b/>
+                <w:bCs/>
+              </w:rPr>
+              <w:t>Write four sentences about each, using prompts 1-4.</w:t>
+            </w:r>
+          </w:p>
+          <w:p>
+            <w:pPr>
+              <w:pStyle w:val="MinSpace"/>
+            </w:pPr>
+          </w:p>
+          <w:tbl>
+            <w:tblPr>
+              <w:tblStyle w:val="CommonTable"/>
+              <w:tblW w:w="0" w:type="auto"/>
+              <w:tblBorders>
+                <w:top w:val="single" w:sz="18" w:space="0" w:color="84BCEE"/>
+                <w:left w:val="single" w:sz="18" w:space="0" w:color="84BCEE"/>
+                <w:bottom w:val="single" w:sz="18" w:space="0" w:color="84BCEE"/>
+                <w:right w:val="single" w:sz="18" w:space="0" w:color="84BCEE"/>
+                <w:insideH w:val="none" w:sz="0" w:space="0" w:color="auto"/>
+                <w:insideV w:val="none" w:sz="0" w:space="0" w:color="auto"/>
+              </w:tblBorders>
+              <w:tblLook w:val="04A0" w:firstRow="1" w:lastRow="0" w:firstColumn="1" w:lastColumn="0" w:noHBand="0" w:noVBand="1"/>
+            </w:tblPr>
+            <w:tblGrid>
+              <w:gridCol w:w="968"/>
+              <w:gridCol w:w="1370"/>
+              <w:gridCol w:w="1359"/>
+              <w:gridCol w:w="1223"/>
+              <w:gridCol w:w="1097"/>
+            </w:tblGrid>
+            <w:tr>
+              <w:tc>
+                <w:tcPr>
+                  <w:tcW w:w="0" w:type="auto"/>
+                </w:tcPr>
+                <w:p>
+                  <w:pPr>
+                    <w:rPr>
+                      <w:iCs/>
+                    </w:rPr>
+                  </w:pPr>
+                  <w:r>
+                    <w:t>culture</w:t>
+                  </w:r>
+                </w:p>
+              </w:tc>
+              <w:tc>
+                <w:tcPr>
+                  <w:tcW w:w="0" w:type="auto"/>
+                </w:tcPr>
+                <w:p>
+                  <w:pPr>
+                    <w:rPr>
+                      <w:iCs/>
+                    </w:rPr>
+                  </w:pPr>
+                  <w:r>
+                    <w:t>historical</w:t>
+                  </w:r>
+                </w:p>
+              </w:tc>
+              <w:tc>
+                <w:tcPr>
+                  <w:tcW w:w="0" w:type="auto"/>
+                </w:tcPr>
+                <w:p>
+                  <w:pPr>
+                    <w:rPr>
+                      <w:iCs/>
+                    </w:rPr>
+                  </w:pPr>
+                  <w:r>
+                    <w:t>monument</w:t>
+                  </w:r>
+                </w:p>
+              </w:tc>
+              <w:tc>
+                <w:tcPr>
+                  <w:tcW w:w="0" w:type="auto"/>
+                </w:tcPr>
+                <w:p>
+                  <w:pPr>
+                    <w:rPr>
+                      <w:iCs/>
+                    </w:rPr>
+                  </w:pPr>
+                  <w:r>
+                    <w:t>museums</w:t>
+                  </w:r>
+                </w:p>
+              </w:tc>
+              <w:tc>
+                <w:tcPr>
+                  <w:tcW w:w="0" w:type="auto"/>
+                </w:tcPr>
+                <w:p>
+                  <w:pPr>
+                    <w:rPr>
+                      <w:rFonts w:ascii="Source Sans 3 Medium" w:hAnsi="Source Sans 3 Medium"/>
+                    </w:rPr>
+                  </w:pPr>
+                  <w:r>
+                    <w:rPr>
+                      <w:rFonts w:ascii="Source Sans 3 Medium" w:hAnsi="Source Sans 3 Medium"/>
+                    </w:rPr>
+                    <w:t>nightlife</w:t>
+                  </w:r>
+                </w:p>
+              </w:tc>
+            </w:tr>
+            <w:tr>
+              <w:tc>
+                <w:tcPr>
+                  <w:tcW w:w="0" w:type="auto"/>
+                </w:tcPr>
+                <w:p>
+                  <w:r>
+                    <w:t>parks</w:t>
+                  </w:r>
+                </w:p>
+              </w:tc>
+              <w:tc>
+                <w:tcPr>
+                  <w:tcW w:w="0" w:type="auto"/>
+                </w:tcPr>
+                <w:p>
+                  <w:r>
+                    <w:t>restaurants</w:t>
+                  </w:r>
+                </w:p>
+              </w:tc>
+              <w:tc>
+                <w:tcPr>
+                  <w:tcW w:w="0" w:type="auto"/>
+                </w:tcPr>
+                <w:p>
+                  <w:r>
+                    <w:t>shopping</w:t>
+                  </w:r>
+                </w:p>
+              </w:tc>
+              <w:tc>
+                <w:tcPr>
+                  <w:tcW w:w="0" w:type="auto"/>
+                </w:tcPr>
+                <w:p>
+                  <w:r>
+                    <w:t>weather</w:t>
+                  </w:r>
+                </w:p>
+              </w:tc>
+              <w:tc>
+                <w:tcPr>
+                  <w:tcW w:w="0" w:type="auto"/>
+                </w:tcPr>
+                <w:p>
+                  <w:pPr>
+                    <w:rPr>
+                      <w:rFonts w:ascii="Source Sans 3 Medium" w:hAnsi="Source Sans 3 Medium"/>
+                    </w:rPr>
+                  </w:pPr>
+                </w:p>
+              </w:tc>
+            </w:tr>
+          </w:tbl>
+          <w:p>
+            <w:pPr>
+              <w:rPr>
+                <w:rFonts w:ascii="Source Sans 3 Medium" w:hAnsi="Source Sans 3 Medium"/>
+              </w:rPr>
+            </w:pPr>
+          </w:p>
+          <w:p>
+            <w:pPr>
+              <w:pStyle w:val="SS3-115"/>
+              <w:numPr>
+                <w:ilvl w:val="0"/>
+                <w:numId w:val="54"/>
+              </w:numPr>
+              <w:ind w:left="284" w:hanging="284"/>
+            </w:pPr>
+            <w:r>
+              <w:t xml:space="preserve">People in my home town usually/don't often </w:t>
+            </w:r>
+            <w:r>
+              <w:rPr>
+                <w:rFonts w:ascii="Comic Sans MS" w:hAnsi="Comic Sans MS"/>
+                <w:color w:val="490A14"/>
+                <w:lang w:bidi="fa-IR"/>
+              </w:rPr>
+              <w:t>go out at night</w:t>
+            </w:r>
+            <w:r>
+              <w:t xml:space="preserve"> because</w:t>
+            </w:r>
+            <w:r>
+              <w:t xml:space="preserve"> __.</w:t>
+            </w:r>
+          </w:p>
+          <w:p>
+            <w:pPr>
+              <w:pStyle w:val="SS3-115"/>
+              <w:numPr>
+                <w:ilvl w:val="0"/>
+                <w:numId w:val="54"/>
+              </w:numPr>
+              <w:ind w:left="284" w:hanging="284"/>
+            </w:pPr>
+            <w:r>
+              <w:t xml:space="preserve">My </w:t>
+            </w:r>
+            <w:proofErr w:type="spellStart"/>
+            <w:r>
+              <w:t>favourite</w:t>
+            </w:r>
+            <w:proofErr w:type="spellEnd"/>
+            <w:r>
+              <w:t xml:space="preserve"> thing about my home town is</w:t>
+            </w:r>
+            <w:r>
+              <w:t xml:space="preserve"> </w:t>
+            </w:r>
+            <w:r>
+              <w:rPr>
+                <w:rFonts w:ascii="Comic Sans MS" w:hAnsi="Comic Sans MS"/>
+                <w:color w:val="490A14"/>
+                <w:lang w:bidi="fa-IR"/>
+              </w:rPr>
+              <w:t>the culture</w:t>
+            </w:r>
+            <w:r>
+              <w:t xml:space="preserve"> because</w:t>
+            </w:r>
+            <w:r>
+              <w:t xml:space="preserve"> __.</w:t>
+            </w:r>
+          </w:p>
+          <w:p>
+            <w:pPr>
+              <w:pStyle w:val="SS3-115"/>
+              <w:numPr>
+                <w:ilvl w:val="0"/>
+                <w:numId w:val="54"/>
+              </w:numPr>
+              <w:ind w:left="284" w:hanging="284"/>
+            </w:pPr>
+            <w:r>
+              <w:t xml:space="preserve">A famous </w:t>
+            </w:r>
+            <w:r>
+              <w:rPr>
+                <w:rFonts w:ascii="Comic Sans MS" w:hAnsi="Comic Sans MS"/>
+                <w:color w:val="490A14"/>
+                <w:lang w:bidi="fa-IR"/>
+              </w:rPr>
+              <w:t>historical place</w:t>
+            </w:r>
+            <w:r>
+              <w:t xml:space="preserve"> in my home town is</w:t>
+            </w:r>
+            <w:r>
+              <w:t xml:space="preserve"> __.</w:t>
+            </w:r>
+          </w:p>
+          <w:p>
+            <w:pPr>
+              <w:pStyle w:val="SS3-115"/>
+              <w:numPr>
+                <w:ilvl w:val="0"/>
+                <w:numId w:val="54"/>
+              </w:numPr>
+              <w:ind w:left="284" w:hanging="284"/>
+            </w:pPr>
+            <w:r>
+              <w:t xml:space="preserve">I like/don't like </w:t>
+            </w:r>
+            <w:r>
+              <w:rPr>
+                <w:rFonts w:ascii="Comic Sans MS" w:hAnsi="Comic Sans MS"/>
+                <w:color w:val="490A14"/>
+                <w:lang w:bidi="fa-IR"/>
+              </w:rPr>
+              <w:t>the weather in my home town</w:t>
+            </w:r>
+            <w:r>
+              <w:t xml:space="preserve"> because</w:t>
+            </w:r>
+            <w:r>
+              <w:t xml:space="preserve"> __.</w:t>
+            </w:r>
+          </w:p>
+        </w:tc>
+        <w:tc>
+          <w:tcPr>
+            <w:tcW w:w="4678" w:type="dxa"/>
+          </w:tcPr>
+          <w:tbl>
+            <w:tblPr>
+              <w:tblStyle w:val="NormalTable"/>
+              <w:tblW w:w="0" w:type="auto"/>
+              <w:tblBorders>
+                <w:top w:val="single" w:sz="18" w:space="0" w:color="43A7E1"/>
+                <w:left w:val="none" w:sz="0" w:space="0" w:color="auto"/>
+                <w:bottom w:val="none" w:sz="0" w:space="0" w:color="auto"/>
+                <w:right w:val="none" w:sz="0" w:space="0" w:color="auto"/>
+                <w:insideH w:val="single" w:sz="18" w:space="0" w:color="43A7E1"/>
+                <w:insideV w:val="single" w:sz="18" w:space="0" w:color="43A7E1"/>
+              </w:tblBorders>
+              <w:shd w:val="clear" w:color="auto" w:fill="E7EAEF"/>
+              <w:tblLook w:val="04A0" w:firstRow="1" w:lastRow="0" w:firstColumn="1" w:lastColumn="0" w:noHBand="0" w:noVBand="1"/>
+            </w:tblPr>
+            <w:tblGrid>
+              <w:gridCol w:w="4394"/>
+            </w:tblGrid>
+            <w:tr>
+              <w:tc>
+                <w:tcPr>
+                  <w:tcW w:w="0" w:type="auto"/>
+                </w:tcPr>
+                <w:p>
+                  <w:pPr>
+                    <w:rPr>
+                      <w:noProof/>
+                    </w:rPr>
+                  </w:pPr>
+                  <w:r>
+                    <w:rPr>
+                      <w:rFonts w:ascii="Cambria Math" w:hAnsi="Cambria Math" w:cs="Cambria Math"/>
+                      <w:color w:val="02A1FD"/>
+                      <w:sz w:val="32"/>
+                      <w:szCs w:val="32"/>
+                    </w:rPr>
+                    <w:t>◉</w:t>
+                  </w:r>
+                  <w:r>
+                    <w:rPr>
+                      <w:rFonts w:ascii="Cambria Math" w:hAnsi="Cambria Math" w:cs="Cambria Math"/>
+                      <w:color w:val="02A1FD"/>
+                      <w:sz w:val="32"/>
+                      <w:szCs w:val="32"/>
+                    </w:rPr>
+                    <w:t xml:space="preserve"> </w:t>
+                  </w:r>
+                  <w:r>
+                    <w:rPr>
+                      <w:sz w:val="21"/>
+                      <w:szCs w:val="21"/>
+                    </w:rPr>
+                    <w:t>There are a number of possible topics you might be asked about in Speaking Part 1, such as the news, entertainment or sport. To prepare for this, you need to know some basic information about each topic.</w:t>
+                  </w:r>
+                </w:p>
+              </w:tc>
+            </w:tr>
+          </w:tbl>
+          <w:p>
+            <w:pPr>
+              <w:pStyle w:val="SS3-115"/>
+            </w:pPr>
+          </w:p>
+        </w:tc>
+      </w:tr>
+    </w:tbl>
+    <w:p>
+      <w:pPr>
+        <w:pStyle w:val="MinSpace"/>
+      </w:pPr>
+    </w:p>
+    <w:tbl>
+      <w:tblPr>
+        <w:tblStyle w:val="CommonTable"/>
+        <w:tblW w:w="0" w:type="auto"/>
+        <w:tblBorders>
+          <w:top w:val="single" w:sz="24" w:space="0" w:color="auto"/>
+          <w:left w:val="single" w:sz="24" w:space="0" w:color="auto"/>
+          <w:bottom w:val="single" w:sz="24" w:space="0" w:color="auto"/>
+          <w:right w:val="single" w:sz="24" w:space="0" w:color="auto"/>
+          <w:insideH w:val="single" w:sz="24" w:space="0" w:color="auto"/>
+          <w:insideV w:val="single" w:sz="24" w:space="0" w:color="auto"/>
+        </w:tblBorders>
+        <w:tblLook w:val="04A0" w:firstRow="1" w:lastRow="0" w:firstColumn="1" w:lastColumn="0" w:noHBand="0" w:noVBand="1"/>
+      </w:tblPr>
+      <w:tblGrid>
+        <w:gridCol w:w="4152"/>
+      </w:tblGrid>
+      <w:tr>
+        <w:tc>
+          <w:tcPr>
+            <w:tcW w:w="0" w:type="auto"/>
+            <w:shd w:val="clear" w:color="auto" w:fill="01C5FC"/>
+          </w:tcPr>
+          <w:p>
+            <w:pPr>
+              <w:rPr>
+                <w:rFonts w:ascii="Source Sans 3 Medium" w:hAnsi="Source Sans 3 Medium"/>
+                <w:b/>
+                <w:bCs/>
+                <w:lang w:bidi="ar-SA"/>
+              </w:rPr>
+            </w:pPr>
+            <w:r>
+              <w:rPr>
+                <w:b/>
+                <w:bCs/>
+                <w:color w:val="FFFFFF" w:themeColor="background1"/>
+                <w:sz w:val="24"/>
+                <w:szCs w:val="24"/>
+              </w:rPr>
+              <w:t xml:space="preserve">RESPONDING TO </w:t>
+            </w:r>
+            <w:r>
+              <w:rPr>
+                <w:b/>
+                <w:bCs/>
+                <w:i/>
+                <w:iCs/>
+                <w:color w:val="FFFFFF" w:themeColor="background1"/>
+                <w:sz w:val="24"/>
+                <w:szCs w:val="24"/>
+              </w:rPr>
+              <w:t>YES</w:t>
+            </w:r>
+            <w:r>
+              <w:rPr>
+                <w:b/>
+                <w:bCs/>
+                <w:color w:val="FFFFFF" w:themeColor="background1"/>
+                <w:sz w:val="24"/>
+                <w:szCs w:val="24"/>
+              </w:rPr>
+              <w:t>/</w:t>
+            </w:r>
+            <w:r>
+              <w:rPr>
+                <w:b/>
+                <w:bCs/>
+                <w:i/>
+                <w:iCs/>
+                <w:color w:val="FFFFFF" w:themeColor="background1"/>
+                <w:sz w:val="24"/>
+                <w:szCs w:val="24"/>
+              </w:rPr>
+              <w:t>NO</w:t>
+            </w:r>
+            <w:r>
+              <w:rPr>
+                <w:b/>
+                <w:bCs/>
+                <w:color w:val="FFFFFF" w:themeColor="background1"/>
+                <w:sz w:val="24"/>
+                <w:szCs w:val="24"/>
+              </w:rPr>
+              <w:t xml:space="preserve"> QUESTIONS</w:t>
+            </w:r>
+          </w:p>
+        </w:tc>
+      </w:tr>
+    </w:tbl>
+    <w:p>
+      <w:pPr>
+        <w:pStyle w:val="MinSpace"/>
+      </w:pPr>
+    </w:p>
+    <w:p>
+      <w:pPr>
+        <w:spacing w:after="0"/>
+        <w:rPr>
+          <w:b/>
+          <w:bCs/>
+          <w:sz w:val="2"/>
+          <w:szCs w:val="2"/>
+          <w:shd w:val="clear" w:color="auto" w:fill="FFFF00"/>
+          <w:rtl/>
+        </w:rPr>
+      </w:pPr>
+    </w:p>
+    <w:tbl>
+      <w:tblPr>
+        <w:tblStyle w:val="NormalTable"/>
+        <w:tblW w:w="0" w:type="auto"/>
+        <w:tblBorders>
+          <w:top w:val="single" w:sz="18" w:space="0" w:color="43A7E1"/>
+          <w:left w:val="none" w:sz="0" w:space="0" w:color="auto"/>
+          <w:bottom w:val="none" w:sz="0" w:space="0" w:color="auto"/>
+          <w:right w:val="none" w:sz="0" w:space="0" w:color="auto"/>
+          <w:insideH w:val="single" w:sz="18" w:space="0" w:color="43A7E1"/>
+          <w:insideV w:val="single" w:sz="18" w:space="0" w:color="43A7E1"/>
+        </w:tblBorders>
+        <w:shd w:val="clear" w:color="auto" w:fill="E7EAEF"/>
+        <w:tblLook w:val="04A0" w:firstRow="1" w:lastRow="0" w:firstColumn="1" w:lastColumn="0" w:noHBand="0" w:noVBand="1"/>
+      </w:tblPr>
+      <w:tblGrid>
+        <w:gridCol w:w="4903"/>
+      </w:tblGrid>
+      <w:tr>
+        <w:tc>
+          <w:tcPr>
+            <w:tcW w:w="0" w:type="auto"/>
+          </w:tcPr>
+          <w:p>
+            <w:pPr>
+              <w:rPr>
+                <w:sz w:val="21"/>
+                <w:szCs w:val="21"/>
+              </w:rPr>
+            </w:pPr>
+            <w:r>
+              <w:rPr>
+                <w:rFonts w:ascii="Cambria Math" w:hAnsi="Cambria Math" w:cs="Cambria Math"/>
+                <w:sz w:val="32"/>
+                <w:szCs w:val="32"/>
+              </w:rPr>
+              <w:t>◉</w:t>
+            </w:r>
+            <w:r>
+              <w:rPr>
+                <w:rFonts w:ascii="Cambria Math" w:hAnsi="Cambria Math" w:cs="Cambria Math"/>
+                <w:color w:val="02A1FD"/>
+                <w:sz w:val="32"/>
+                <w:szCs w:val="32"/>
+              </w:rPr>
+              <w:t xml:space="preserve"> </w:t>
+            </w:r>
+            <w:r>
+              <w:rPr>
+                <w:sz w:val="21"/>
+                <w:szCs w:val="21"/>
+              </w:rPr>
+              <w:t>Other types of question</w:t>
+            </w:r>
+            <w:r>
+              <w:rPr>
+                <w:sz w:val="21"/>
+                <w:szCs w:val="21"/>
+              </w:rPr>
+              <w:t xml:space="preserve"> </w:t>
+            </w:r>
+            <w:r>
+              <w:rPr>
+                <w:sz w:val="21"/>
+                <w:szCs w:val="21"/>
+              </w:rPr>
+              <w:t xml:space="preserve">ask for a </w:t>
+            </w:r>
+            <w:r>
+              <w:rPr>
+                <w:i/>
+                <w:iCs/>
+                <w:sz w:val="21"/>
+                <w:szCs w:val="21"/>
+              </w:rPr>
+              <w:t>Yes</w:t>
+            </w:r>
+            <w:r>
+              <w:rPr>
+                <w:sz w:val="21"/>
+                <w:szCs w:val="21"/>
+              </w:rPr>
+              <w:t>/</w:t>
+            </w:r>
+            <w:r>
+              <w:rPr>
+                <w:i/>
+                <w:iCs/>
+                <w:sz w:val="21"/>
+                <w:szCs w:val="21"/>
+              </w:rPr>
+              <w:t>No</w:t>
+            </w:r>
+            <w:r>
+              <w:rPr>
+                <w:sz w:val="21"/>
+                <w:szCs w:val="21"/>
+              </w:rPr>
+              <w:t xml:space="preserve"> response.</w:t>
+            </w:r>
+          </w:p>
+          <w:p>
+            <w:pPr>
+              <w:rPr>
+                <w:noProof/>
+              </w:rPr>
+            </w:pPr>
+            <w:r>
+              <w:rPr>
+                <w:sz w:val="21"/>
+                <w:szCs w:val="21"/>
+              </w:rPr>
+              <w:t xml:space="preserve">These questions usually start with </w:t>
+            </w:r>
+            <w:r>
+              <w:rPr>
+                <w:i/>
+                <w:iCs/>
+                <w:sz w:val="21"/>
+                <w:szCs w:val="21"/>
+              </w:rPr>
+              <w:t>Do(es)</w:t>
+            </w:r>
+            <w:r>
+              <w:rPr>
+                <w:sz w:val="21"/>
+                <w:szCs w:val="21"/>
+              </w:rPr>
+              <w:t xml:space="preserve"> or </w:t>
+            </w:r>
+            <w:r>
+              <w:rPr>
+                <w:i/>
+                <w:iCs/>
+                <w:sz w:val="21"/>
+                <w:szCs w:val="21"/>
+              </w:rPr>
+              <w:t>Is</w:t>
+            </w:r>
+            <w:r>
+              <w:rPr>
+                <w:sz w:val="21"/>
+                <w:szCs w:val="21"/>
+              </w:rPr>
+              <w:t>/</w:t>
+            </w:r>
+            <w:r>
+              <w:rPr>
+                <w:i/>
+                <w:iCs/>
+                <w:sz w:val="21"/>
+                <w:szCs w:val="21"/>
+              </w:rPr>
+              <w:t>Are</w:t>
+            </w:r>
+            <w:r>
+              <w:rPr>
+                <w:sz w:val="21"/>
+                <w:szCs w:val="21"/>
+              </w:rPr>
+              <w:t>.</w:t>
+            </w:r>
+          </w:p>
+        </w:tc>
+      </w:tr>
+    </w:tbl>
+    <w:p>
+      <w:pPr>
+        <w:pStyle w:val="MinSpace"/>
+      </w:pPr>
+    </w:p>
+    <w:tbl>
+      <w:tblPr>
+        <w:tblStyle w:val="DottedTable"/>
+        <w:tblW w:w="14454" w:type="dxa"/>
+        <w:tblLook w:val="04A0" w:firstRow="1" w:lastRow="0" w:firstColumn="1" w:lastColumn="0" w:noHBand="0" w:noVBand="1"/>
+      </w:tblPr>
+      <w:tblGrid>
+        <w:gridCol w:w="344"/>
+        <w:gridCol w:w="9432"/>
+        <w:gridCol w:w="4678"/>
+      </w:tblGrid>
+      <w:tr>
+        <w:tc>
+          <w:tcPr>
+            <w:tcW w:w="344" w:type="dxa"/>
+            <w:tcMar>
+              <w:left w:w="0" w:type="dxa"/>
+              <w:right w:w="0" w:type="dxa"/>
+            </w:tcMar>
+          </w:tcPr>
+          <w:tbl>
+            <w:tblPr>
+              <w:tblStyle w:val="CompactTable"/>
+              <w:tblW w:w="0" w:type="auto"/>
+              <w:tblBorders>
+                <w:top w:val="single" w:sz="18" w:space="0" w:color="0490B4"/>
+                <w:left w:val="single" w:sz="18" w:space="0" w:color="0490B4"/>
+                <w:bottom w:val="single" w:sz="18" w:space="0" w:color="0490B4"/>
+                <w:right w:val="single" w:sz="18" w:space="0" w:color="0490B4"/>
+                <w:insideH w:val="single" w:sz="18" w:space="0" w:color="0490B4"/>
+                <w:insideV w:val="single" w:sz="18" w:space="0" w:color="0490B4"/>
+              </w:tblBorders>
+              <w:tblLook w:val="04A0" w:firstRow="1" w:lastRow="0" w:firstColumn="1" w:lastColumn="0" w:noHBand="0" w:noVBand="1"/>
+            </w:tblPr>
+            <w:tblGrid>
+              <w:gridCol w:w="288"/>
+            </w:tblGrid>
+            <w:tr>
+              <w:tc>
+                <w:tcPr>
+                  <w:tcW w:w="385" w:type="dxa"/>
+                </w:tcPr>
+                <w:p>
+                  <w:pPr>
+                    <w:rPr>
+                      <w:b w:val="0"/>
+                      <w:bCs/>
+                      <w:szCs w:val="26"/>
+                      <w:bdr w:val="single" w:sz="12" w:space="0" w:color="FFFF00"/>
+                    </w:rPr>
+                  </w:pPr>
+                  <w:r>
+                    <w:rPr>
+                      <w:bCs/>
+                      <w:szCs w:val="26"/>
+                      <w:lang w:bidi="ar-SA"/>
+                    </w:rPr>
+                    <w:t>07</w:t>
+                  </w:r>
+                </w:p>
+              </w:tc>
+            </w:tr>
+          </w:tbl>
+          <w:p>
+            <w:pPr>
+              <w:rPr>
+                <w:bCs/>
+                <w:szCs w:val="26"/>
+              </w:rPr>
+            </w:pPr>
+          </w:p>
+        </w:tc>
+        <w:tc>
+          <w:tcPr>
+            <w:tcW w:w="9432" w:type="dxa"/>
+          </w:tcPr>
+          <w:p>
+            <w:pPr>
+              <w:rPr>
+                <w:rFonts w:ascii="Source Sans 3 Medium" w:hAnsi="Source Sans 3 Medium"/>
+                <w:b/>
+                <w:bCs/>
+              </w:rPr>
+            </w:pPr>
+            <w:r>
+              <w:rPr>
+                <w:rFonts w:ascii="Source Sans 3 Medium" w:hAnsi="Source Sans 3 Medium"/>
+                <w:b/>
+                <w:bCs/>
+              </w:rPr>
+              <w:t>Match questions 1-6 with answers a-f.</w:t>
+            </w:r>
+          </w:p>
+          <w:p>
+            <w:pPr>
+              <w:pStyle w:val="SS3-115"/>
+              <w:numPr>
+                <w:ilvl w:val="0"/>
+                <w:numId w:val="55"/>
+              </w:numPr>
+              <w:spacing w:before="120"/>
+              <w:ind w:left="284" w:hanging="284"/>
+            </w:pPr>
+            <w:r>
+              <w:t>Do you live near the sea?</w:t>
+            </w:r>
+            <w:r>
+              <w:t xml:space="preserve"> </w:t>
+            </w:r>
+            <w:r>
+              <w:rPr>
+                <w:rStyle w:val="BlkCh"/>
+              </w:rPr>
+              <w:t>b</w:t>
+            </w:r>
+          </w:p>
+          <w:p>
+            <w:pPr>
+              <w:pStyle w:val="SS3-115"/>
+              <w:numPr>
+                <w:ilvl w:val="0"/>
+                <w:numId w:val="55"/>
+              </w:numPr>
+              <w:ind w:left="284" w:hanging="284"/>
+            </w:pPr>
+            <w:r>
+              <w:t>Is there anything you don't like about where you live?</w:t>
+            </w:r>
+            <w:r>
+              <w:t xml:space="preserve"> </w:t>
+            </w:r>
+            <w:r>
+              <w:rPr>
+                <w:rStyle w:val="BlkCh"/>
+              </w:rPr>
+              <w:t>d</w:t>
+            </w:r>
+          </w:p>
+          <w:p>
+            <w:pPr>
+              <w:pStyle w:val="SS3-115"/>
+              <w:numPr>
+                <w:ilvl w:val="0"/>
+                <w:numId w:val="55"/>
+              </w:numPr>
+              <w:ind w:left="284" w:hanging="284"/>
+            </w:pPr>
+            <w:r>
+              <w:t>Is your house in the city or the countryside?</w:t>
+            </w:r>
+            <w:r>
+              <w:t xml:space="preserve"> </w:t>
+            </w:r>
+            <w:r>
+              <w:rPr>
+                <w:rStyle w:val="BlkCh"/>
+              </w:rPr>
+              <w:t>a</w:t>
+            </w:r>
+          </w:p>
+          <w:p>
+            <w:pPr>
+              <w:pStyle w:val="SS3-115"/>
+              <w:numPr>
+                <w:ilvl w:val="0"/>
+                <w:numId w:val="55"/>
+              </w:numPr>
+              <w:ind w:left="284" w:hanging="284"/>
+            </w:pPr>
+            <w:r>
+              <w:t>Do you live in a house or an apartment?</w:t>
+            </w:r>
+            <w:r>
+              <w:t xml:space="preserve"> </w:t>
+            </w:r>
+            <w:r>
+              <w:rPr>
+                <w:rStyle w:val="BlkCh"/>
+              </w:rPr>
+              <w:t>f</w:t>
+            </w:r>
+          </w:p>
+          <w:p>
+            <w:pPr>
+              <w:pStyle w:val="SS3-115"/>
+              <w:numPr>
+                <w:ilvl w:val="0"/>
+                <w:numId w:val="55"/>
+              </w:numPr>
+              <w:ind w:left="284" w:hanging="284"/>
+            </w:pPr>
+            <w:r>
+              <w:t>Is there anything special you can do in your home town?</w:t>
+            </w:r>
+            <w:r>
+              <w:t xml:space="preserve"> </w:t>
+            </w:r>
+            <w:r>
+              <w:rPr>
+                <w:rStyle w:val="BlkCh"/>
+              </w:rPr>
+              <w:t>c</w:t>
+            </w:r>
+          </w:p>
+          <w:p>
+            <w:pPr>
+              <w:pStyle w:val="SS3-115"/>
+              <w:numPr>
+                <w:ilvl w:val="0"/>
+                <w:numId w:val="55"/>
+              </w:numPr>
+              <w:ind w:left="284" w:hanging="284"/>
+            </w:pPr>
+            <w:r>
+              <w:t>Are there any interesting places to visit in your home town?</w:t>
+            </w:r>
+            <w:r>
+              <w:t xml:space="preserve"> </w:t>
+            </w:r>
+            <w:r>
+              <w:rPr>
+                <w:rStyle w:val="BlkCh"/>
+              </w:rPr>
+              <w:t>e</w:t>
+            </w:r>
+          </w:p>
+          <w:p>
+            <w:pPr>
+              <w:pStyle w:val="SS3-115"/>
+              <w:numPr>
+                <w:ilvl w:val="0"/>
+                <w:numId w:val="56"/>
+              </w:numPr>
+              <w:spacing w:before="120"/>
+              <w:ind w:left="284" w:hanging="284"/>
+            </w:pPr>
+            <w:r>
+              <w:t>We live in the suburbs, just outside the city, about 20 minutes' drive by car.</w:t>
+            </w:r>
+          </w:p>
+          <w:p>
+            <w:pPr>
+              <w:pStyle w:val="SS3-115"/>
+              <w:numPr>
+                <w:ilvl w:val="0"/>
+                <w:numId w:val="56"/>
+              </w:numPr>
+              <w:ind w:left="284" w:hanging="284"/>
+            </w:pPr>
+            <w:r>
+              <w:t>Yes, we live on the coast, and we can see the beach from our window -it's pretty nice.</w:t>
+            </w:r>
+          </w:p>
+          <w:p>
+            <w:pPr>
+              <w:pStyle w:val="SS3-115"/>
+              <w:numPr>
+                <w:ilvl w:val="0"/>
+                <w:numId w:val="56"/>
+              </w:numPr>
+              <w:ind w:left="284" w:hanging="284"/>
+            </w:pPr>
+            <w:r>
+              <w:t>Not really, I think my home town is a little boring. We mostly take a train to Shanghai when we want to do something.</w:t>
+            </w:r>
+          </w:p>
+          <w:p>
+            <w:pPr>
+              <w:pStyle w:val="SS3-115"/>
+              <w:numPr>
+                <w:ilvl w:val="0"/>
+                <w:numId w:val="56"/>
+              </w:numPr>
+              <w:ind w:left="284" w:hanging="284"/>
+            </w:pPr>
+            <w:r>
+              <w:t>Yes, the weather there is pretty terrible. We only get about six weeks of summer, and it's very cold most of the time.</w:t>
+            </w:r>
+          </w:p>
+          <w:p>
+            <w:pPr>
+              <w:pStyle w:val="SS3-115"/>
+              <w:numPr>
+                <w:ilvl w:val="0"/>
+                <w:numId w:val="56"/>
+              </w:numPr>
+              <w:ind w:left="284" w:hanging="284"/>
+            </w:pPr>
+            <w:r>
+              <w:t>Yes, there are many monuments and museums to see - we have a lot of culture and history.</w:t>
+            </w:r>
+          </w:p>
+          <w:p>
+            <w:pPr>
+              <w:pStyle w:val="SS3-115"/>
+              <w:numPr>
+                <w:ilvl w:val="0"/>
+                <w:numId w:val="56"/>
+              </w:numPr>
+              <w:ind w:left="284" w:hanging="284"/>
+            </w:pPr>
+            <w:r>
+              <w:t>We currently live in a small apartment on the 33rd floor. My last house was much bigger...</w:t>
+            </w:r>
+          </w:p>
+        </w:tc>
+        <w:tc>
+          <w:tcPr>
+            <w:tcW w:w="4678" w:type="dxa"/>
+          </w:tcPr>
+          <w:p>
+            <w:pPr>
+              <w:rPr>
+                <w:rFonts w:ascii="Source Sans 3 SemiBold" w:hAnsi="Source Sans 3 SemiBold"/>
+                <w:b/>
+                <w:bCs/>
+                <w:noProof/>
+                <w:color w:val="FFFFFF" w:themeColor="background1"/>
+                <w:shd w:val="clear" w:color="auto" w:fill="68AF3D"/>
+              </w:rPr>
+            </w:pPr>
+            <w:r>
+              <w:rPr>
+                <w:rFonts w:ascii="Source Sans 3 SemiBold" w:hAnsi="Source Sans 3 SemiBold"/>
+                <w:b/>
+                <w:bCs/>
+                <w:noProof/>
+                <w:color w:val="FFFFFF" w:themeColor="background1"/>
+                <w:bdr w:val="single" w:sz="24" w:space="0" w:color="1FA4EB"/>
+                <w:shd w:val="clear" w:color="auto" w:fill="0172F1"/>
+              </w:rPr>
+              <w:t xml:space="preserve">TIP </w:t>
+            </w:r>
+            <w:r>
+              <w:rPr>
+                <w:rFonts w:ascii="Source Sans 3 SemiBold" w:hAnsi="Source Sans 3 SemiBold"/>
+                <w:b/>
+                <w:bCs/>
+                <w:noProof/>
+                <w:bdr w:val="single" w:sz="24" w:space="0" w:color="1FA4EB"/>
+              </w:rPr>
+              <w:t>07</w:t>
+            </w:r>
+          </w:p>
+          <w:tbl>
+            <w:tblPr>
+              <w:tblStyle w:val="NormalTable"/>
+              <w:tblW w:w="0" w:type="auto"/>
+              <w:tblBorders>
+                <w:top w:val="single" w:sz="18" w:space="0" w:color="27B4E1"/>
+                <w:left w:val="single" w:sz="18" w:space="0" w:color="27B4E1"/>
+                <w:bottom w:val="single" w:sz="18" w:space="0" w:color="27B4E1"/>
+                <w:right w:val="single" w:sz="18" w:space="0" w:color="27B4E1"/>
+                <w:insideH w:val="single" w:sz="18" w:space="0" w:color="27B4E1"/>
+                <w:insideV w:val="single" w:sz="18" w:space="0" w:color="27B4E1"/>
+              </w:tblBorders>
+              <w:shd w:val="clear" w:color="auto" w:fill="E7EAEF"/>
+              <w:tblLook w:val="04A0" w:firstRow="1" w:lastRow="0" w:firstColumn="1" w:lastColumn="0" w:noHBand="0" w:noVBand="1"/>
+            </w:tblPr>
+            <w:tblGrid>
+              <w:gridCol w:w="3811"/>
+            </w:tblGrid>
+            <w:tr>
+              <w:tc>
+                <w:tcPr>
+                  <w:tcW w:w="3811" w:type="dxa"/>
+                </w:tcPr>
+                <w:p>
+                  <w:pPr>
+                    <w:rPr>
+                      <w:noProof/>
+                      <w:sz w:val="21"/>
+                      <w:szCs w:val="21"/>
+                    </w:rPr>
+                  </w:pPr>
+                  <w:r>
+                    <w:rPr>
+                      <w:sz w:val="21"/>
+                      <w:szCs w:val="21"/>
+                    </w:rPr>
+                    <w:t xml:space="preserve">It is not enough to just say </w:t>
+                  </w:r>
+                  <w:r>
+                    <w:rPr>
+                      <w:i/>
+                      <w:iCs/>
+                      <w:sz w:val="21"/>
+                      <w:szCs w:val="21"/>
+                    </w:rPr>
+                    <w:t>Yes</w:t>
+                  </w:r>
+                  <w:r>
+                    <w:rPr>
+                      <w:sz w:val="21"/>
+                      <w:szCs w:val="21"/>
+                    </w:rPr>
+                    <w:t>/</w:t>
+                  </w:r>
+                  <w:r>
+                    <w:rPr>
+                      <w:i/>
+                      <w:iCs/>
+                      <w:sz w:val="21"/>
+                      <w:szCs w:val="21"/>
+                    </w:rPr>
+                    <w:t>No</w:t>
+                  </w:r>
+                  <w:r>
+                    <w:rPr>
+                      <w:sz w:val="21"/>
+                      <w:szCs w:val="21"/>
+                    </w:rPr>
+                    <w:t>. Try to add at least two sentences with extra information, explaining your answer.</w:t>
+                  </w:r>
+                </w:p>
+              </w:tc>
+            </w:tr>
+          </w:tbl>
+          <w:p>
+            <w:pPr>
+              <w:pStyle w:val="SS3-115"/>
+            </w:pPr>
+          </w:p>
+        </w:tc>
+      </w:tr>
+      <w:tr>
+        <w:tc>
+          <w:tcPr>
+            <w:tcW w:w="344" w:type="dxa"/>
+            <w:tcMar>
+              <w:left w:w="0" w:type="dxa"/>
+              <w:right w:w="0" w:type="dxa"/>
+            </w:tcMar>
+          </w:tcPr>
+          <w:tbl>
+            <w:tblPr>
+              <w:tblStyle w:val="CompactTable"/>
+              <w:tblW w:w="0" w:type="auto"/>
+              <w:tblBorders>
+                <w:top w:val="single" w:sz="18" w:space="0" w:color="0490B4"/>
+                <w:left w:val="single" w:sz="18" w:space="0" w:color="0490B4"/>
+                <w:bottom w:val="single" w:sz="18" w:space="0" w:color="0490B4"/>
+                <w:right w:val="single" w:sz="18" w:space="0" w:color="0490B4"/>
+                <w:insideH w:val="single" w:sz="18" w:space="0" w:color="0490B4"/>
+                <w:insideV w:val="single" w:sz="18" w:space="0" w:color="0490B4"/>
+              </w:tblBorders>
+              <w:tblLook w:val="04A0" w:firstRow="1" w:lastRow="0" w:firstColumn="1" w:lastColumn="0" w:noHBand="0" w:noVBand="1"/>
+            </w:tblPr>
+            <w:tblGrid>
+              <w:gridCol w:w="288"/>
+            </w:tblGrid>
+            <w:tr>
+              <w:tc>
+                <w:tcPr>
+                  <w:tcW w:w="385" w:type="dxa"/>
+                </w:tcPr>
+                <w:p>
+                  <w:pPr>
+                    <w:rPr>
+                      <w:b w:val="0"/>
+                      <w:bCs/>
+                      <w:szCs w:val="26"/>
+                      <w:bdr w:val="single" w:sz="12" w:space="0" w:color="FFFF00"/>
+                    </w:rPr>
+                  </w:pPr>
+                  <w:r>
+                    <w:rPr>
+                      <w:bCs/>
+                      <w:szCs w:val="26"/>
+                      <w:lang w:bidi="ar-SA"/>
+                    </w:rPr>
+                    <w:t>08</w:t>
+                  </w:r>
+                </w:p>
+              </w:tc>
+            </w:tr>
+          </w:tbl>
+          <w:p>
+            <w:pPr>
+              <w:rPr>
+                <w:bCs/>
+                <w:szCs w:val="26"/>
+              </w:rPr>
+            </w:pPr>
+          </w:p>
+        </w:tc>
+        <w:tc>
+          <w:tcPr>
+            <w:tcW w:w="14110" w:type="dxa"/>
+            <w:gridSpan w:val="2"/>
+          </w:tcPr>
+          <w:p>
+            <w:pPr>
+              <w:rPr>
+                <w:rFonts w:ascii="Source Sans 3 Medium" w:hAnsi="Source Sans 3 Medium"/>
+                <w:b/>
+                <w:bCs/>
+              </w:rPr>
+            </w:pPr>
+            <w:r>
+              <w:rPr>
+                <w:rFonts w:ascii="Source Sans 3 Medium" w:hAnsi="Source Sans 3 Medium"/>
+                <w:b/>
+                <w:bCs/>
+              </w:rPr>
+              <w:t>Ask and answer these questions about your home town/accommodation.</w:t>
+            </w:r>
+          </w:p>
+          <w:p>
+            <w:pPr>
+              <w:pStyle w:val="SS3-115"/>
+              <w:spacing w:before="120"/>
+              <w:rPr>
+                <w:b/>
+                <w:bCs/>
+              </w:rPr>
+            </w:pPr>
+            <w:r>
+              <w:rPr>
+                <w:b/>
+                <w:bCs/>
+              </w:rPr>
+              <w:t>Your home town</w:t>
+            </w:r>
+          </w:p>
+          <w:p>
+            <w:pPr>
+              <w:pStyle w:val="SS3-115"/>
+              <w:numPr>
+                <w:ilvl w:val="0"/>
+                <w:numId w:val="57"/>
+              </w:numPr>
+              <w:ind w:left="284" w:hanging="284"/>
+            </w:pPr>
+            <w:r>
+              <w:t>Do you live in the city or the countryside?</w:t>
+            </w:r>
+          </w:p>
+          <w:p>
+            <w:pPr>
+              <w:pStyle w:val="SS3-115"/>
+              <w:numPr>
+                <w:ilvl w:val="0"/>
+                <w:numId w:val="57"/>
+              </w:numPr>
+              <w:ind w:left="284" w:hanging="284"/>
+            </w:pPr>
+            <w:r>
+              <w:t>Do you live near the sea?</w:t>
+            </w:r>
+          </w:p>
+          <w:p>
+            <w:pPr>
+              <w:pStyle w:val="SS3-115"/>
+              <w:numPr>
+                <w:ilvl w:val="0"/>
+                <w:numId w:val="57"/>
+              </w:numPr>
+              <w:ind w:left="284" w:hanging="284"/>
+            </w:pPr>
+            <w:r>
+              <w:t>Is there anything special that people do in your home town?</w:t>
+            </w:r>
+          </w:p>
+          <w:p>
+            <w:pPr>
+              <w:pStyle w:val="SS3-115"/>
+              <w:numPr>
+                <w:ilvl w:val="0"/>
+                <w:numId w:val="57"/>
+              </w:numPr>
+              <w:ind w:left="284" w:hanging="284"/>
+            </w:pPr>
+            <w:r>
+              <w:t>Are there any interesting places to visit in your home town?</w:t>
+            </w:r>
+          </w:p>
+          <w:p>
+            <w:pPr>
+              <w:pStyle w:val="SS3-115"/>
+              <w:spacing w:before="120"/>
+              <w:rPr>
+                <w:b/>
+                <w:bCs/>
+              </w:rPr>
+            </w:pPr>
+            <w:r>
+              <w:rPr>
+                <w:b/>
+                <w:bCs/>
+              </w:rPr>
+              <w:t>Your accommodation</w:t>
+            </w:r>
+          </w:p>
+          <w:p>
+            <w:pPr>
+              <w:pStyle w:val="SS3-115"/>
+              <w:numPr>
+                <w:ilvl w:val="0"/>
+                <w:numId w:val="57"/>
+              </w:numPr>
+              <w:ind w:left="284" w:hanging="284"/>
+            </w:pPr>
+            <w:r>
+              <w:t>Do you live in a house or an apartment?</w:t>
+            </w:r>
+          </w:p>
+          <w:p>
+            <w:pPr>
+              <w:pStyle w:val="SS3-115"/>
+              <w:numPr>
+                <w:ilvl w:val="0"/>
+                <w:numId w:val="57"/>
+              </w:numPr>
+              <w:ind w:left="284" w:hanging="284"/>
+            </w:pPr>
+            <w:r>
+              <w:t>Is your house in the city or the countryside?</w:t>
+            </w:r>
+          </w:p>
+          <w:p>
+            <w:pPr>
+              <w:pStyle w:val="SS3-115"/>
+              <w:numPr>
+                <w:ilvl w:val="0"/>
+                <w:numId w:val="57"/>
+              </w:numPr>
+              <w:ind w:left="284" w:hanging="284"/>
+            </w:pPr>
+            <w:r>
+              <w:t>Do other people live with you?</w:t>
+            </w:r>
+          </w:p>
+          <w:p>
+            <w:pPr>
+              <w:pStyle w:val="SS3-115"/>
+              <w:numPr>
+                <w:ilvl w:val="0"/>
+                <w:numId w:val="57"/>
+              </w:numPr>
+              <w:ind w:left="284" w:hanging="284"/>
+              <w:rPr>
+                <w:rFonts w:ascii="Source Sans 3 SemiBold" w:hAnsi="Source Sans 3 SemiBold"/>
+                <w:noProof/>
+                <w:color w:val="FFFFFF" w:themeColor="background1"/>
+                <w:bdr w:val="single" w:sz="24" w:space="0" w:color="1FA4EB"/>
+                <w:shd w:val="clear" w:color="auto" w:fill="0172F1"/>
+              </w:rPr>
+            </w:pPr>
+            <w:r>
+              <w:t>Is there anything you don't like about where you live?</w:t>
+            </w:r>
+          </w:p>
+        </w:tc>
+      </w:tr>
+    </w:tbl>
+    <w:p/>
+    <w:tbl>
+      <w:tblPr>
+        <w:tblStyle w:val="DottedTable"/>
+        <w:tblW w:w="14454" w:type="dxa"/>
+        <w:tblLook w:val="04A0" w:firstRow="1" w:lastRow="0" w:firstColumn="1" w:lastColumn="0" w:noHBand="0" w:noVBand="1"/>
+      </w:tblPr>
+      <w:tblGrid>
+        <w:gridCol w:w="344"/>
+        <w:gridCol w:w="14110"/>
+      </w:tblGrid>
+      <w:tr>
+        <w:tc>
+          <w:tcPr>
+            <w:tcW w:w="344" w:type="dxa"/>
+            <w:tcMar>
+              <w:left w:w="0" w:type="dxa"/>
+              <w:right w:w="0" w:type="dxa"/>
+            </w:tcMar>
           </w:tcPr>
           <w:tbl>
             <w:tblPr>
@@ -19546,7 +21227,7 @@
               <w:tblLook w:val="04A0" w:firstRow="1" w:lastRow="0" w:firstColumn="1" w:lastColumn="0" w:noHBand="0" w:noVBand="1"/>
             </w:tblPr>
             <w:tblGrid>
-              <w:gridCol w:w="320"/>
+              <w:gridCol w:w="288"/>
             </w:tblGrid>
             <w:tr>
               <w:tc>
@@ -19568,7 +21249,7 @@
                       <w:szCs w:val="26"/>
                       <w:lang w:bidi="ar-SA"/>
                     </w:rPr>
-                    <w:t>03</w:t>
+                    <w:t>04</w:t>
                   </w:r>
                 </w:p>
               </w:tc>
@@ -19585,729 +21266,7 @@
         </w:tc>
         <w:tc>
           <w:tcPr>
-            <w:tcW w:w="13804" w:type="dxa"/>
-          </w:tcPr>
-          <w:p>
-            <w:pPr>
-              <w:rPr>
-                <w:rFonts w:ascii="Source Sans 3 Medium" w:hAnsi="Source Sans 3 Medium"/>
-                <w:b/>
-                <w:bCs/>
-              </w:rPr>
-            </w:pPr>
-            <w:r>
-              <w:rPr>
-                <w:rFonts w:ascii="Source Sans 3 Medium" w:hAnsi="Source Sans 3 Medium"/>
-                <w:b/>
-                <w:bCs/>
-              </w:rPr>
-              <w:t>Listen to a boy describing his home town and read the script.</w:t>
-            </w:r>
-          </w:p>
-          <w:p>
-            <w:pPr>
-              <w:rPr>
-                <w:rFonts w:ascii="Source Sans 3 Medium" w:hAnsi="Source Sans 3 Medium"/>
-                <w:b/>
-                <w:bCs/>
-              </w:rPr>
-            </w:pPr>
-            <w:r>
-              <w:rPr>
-                <w:rFonts w:ascii="Source Sans 3 Medium" w:hAnsi="Source Sans 3 Medium"/>
-                <w:b/>
-                <w:bCs/>
-              </w:rPr>
-              <w:t>Match the places the boy talks about with A - H on the map.</w:t>
-            </w:r>
-          </w:p>
-          <w:p>
-            <w:pPr>
-              <w:rPr>
-                <w:rStyle w:val="BlkCh"/>
-                <w:sz w:val="23"/>
-              </w:rPr>
-            </w:pPr>
-            <w:r>
-              <w:rPr>
-                <w:rFonts w:ascii="Source Sans 3 Medium" w:hAnsi="Source Sans 3 Medium"/>
-                <w:b/>
-                <w:bCs/>
-              </w:rPr>
-              <w:t>A</w:t>
-            </w:r>
-            <w:r>
-              <w:rPr>
-                <w:rFonts w:ascii="Source Sans 3 Medium" w:hAnsi="Source Sans 3 Medium"/>
-                <w:b/>
-                <w:bCs/>
-              </w:rPr>
-              <w:t>:</w:t>
-            </w:r>
-            <w:r>
-              <w:rPr>
-                <w:rFonts w:ascii="Source Sans 3 Medium" w:hAnsi="Source Sans 3 Medium"/>
-                <w:b/>
-                <w:bCs/>
-              </w:rPr>
-              <w:t xml:space="preserve"> </w:t>
-            </w:r>
-            <w:r>
-              <w:rPr>
-                <w:rStyle w:val="BlkCh"/>
-              </w:rPr>
-              <w:t>cinema</w:t>
-            </w:r>
-            <w:r>
-              <w:rPr>
-                <w:rFonts w:ascii="Source Sans 3 Medium" w:hAnsi="Source Sans 3 Medium"/>
-                <w:b/>
-                <w:bCs/>
-              </w:rPr>
-              <w:t xml:space="preserve"> </w:t>
-            </w:r>
-            <w:r>
-              <w:rPr>
-                <w:rFonts w:ascii="Source Sans 3 Medium" w:hAnsi="Source Sans 3 Medium"/>
-                <w:b/>
-                <w:bCs/>
-              </w:rPr>
-              <w:t>B</w:t>
-            </w:r>
-            <w:r>
-              <w:rPr>
-                <w:rFonts w:ascii="Source Sans 3 Medium" w:hAnsi="Source Sans 3 Medium"/>
-                <w:b/>
-                <w:bCs/>
-              </w:rPr>
-              <w:t>:</w:t>
-            </w:r>
-            <w:r>
-              <w:rPr>
-                <w:rFonts w:ascii="Source Sans 3 Medium" w:hAnsi="Source Sans 3 Medium"/>
-                <w:b/>
-                <w:bCs/>
-              </w:rPr>
-              <w:t xml:space="preserve"> </w:t>
-            </w:r>
-            <w:r>
-              <w:rPr>
-                <w:rStyle w:val="BlkCh"/>
-              </w:rPr>
-              <w:t>art gallery</w:t>
-            </w:r>
-            <w:r>
-              <w:rPr>
-                <w:rFonts w:ascii="Source Sans 3 Medium" w:hAnsi="Source Sans 3 Medium"/>
-                <w:b/>
-                <w:bCs/>
-              </w:rPr>
-              <w:t xml:space="preserve"> </w:t>
-            </w:r>
-            <w:r>
-              <w:rPr>
-                <w:rFonts w:ascii="Source Sans 3 Medium" w:hAnsi="Source Sans 3 Medium"/>
-                <w:b/>
-                <w:bCs/>
-              </w:rPr>
-              <w:t>C</w:t>
-            </w:r>
-            <w:r>
-              <w:rPr>
-                <w:rFonts w:ascii="Source Sans 3 Medium" w:hAnsi="Source Sans 3 Medium"/>
-                <w:b/>
-                <w:bCs/>
-              </w:rPr>
-              <w:t>:</w:t>
-            </w:r>
-            <w:r>
-              <w:rPr>
-                <w:rFonts w:ascii="Source Sans 3 Medium" w:hAnsi="Source Sans 3 Medium"/>
-                <w:b/>
-                <w:bCs/>
-              </w:rPr>
-              <w:t xml:space="preserve"> </w:t>
-            </w:r>
-            <w:r>
-              <w:rPr>
-                <w:rStyle w:val="BlkCh"/>
-              </w:rPr>
-              <w:t>shopping mall</w:t>
-            </w:r>
-          </w:p>
-          <w:p>
-            <w:pPr>
-              <w:rPr>
-                <w:rFonts w:ascii="Source Sans 3 Medium" w:hAnsi="Source Sans 3 Medium"/>
-                <w:b/>
-                <w:bCs/>
-              </w:rPr>
-            </w:pPr>
-            <w:r>
-              <w:rPr>
-                <w:rFonts w:ascii="Source Sans 3 Medium" w:hAnsi="Source Sans 3 Medium"/>
-                <w:b/>
-                <w:bCs/>
-              </w:rPr>
-              <w:t>D</w:t>
-            </w:r>
-            <w:r>
-              <w:rPr>
-                <w:rFonts w:ascii="Source Sans 3 Medium" w:hAnsi="Source Sans 3 Medium"/>
-                <w:b/>
-                <w:bCs/>
-              </w:rPr>
-              <w:t>:</w:t>
-            </w:r>
-            <w:r>
-              <w:rPr>
-                <w:rFonts w:ascii="Source Sans 3 Medium" w:hAnsi="Source Sans 3 Medium"/>
-                <w:b/>
-                <w:bCs/>
-              </w:rPr>
-              <w:t xml:space="preserve"> </w:t>
-            </w:r>
-            <w:proofErr w:type="spellStart"/>
-            <w:r>
-              <w:rPr>
-                <w:rStyle w:val="BlkCh"/>
-              </w:rPr>
-              <w:t>harbour</w:t>
-            </w:r>
-            <w:proofErr w:type="spellEnd"/>
-            <w:r>
-              <w:rPr>
-                <w:rFonts w:ascii="Source Sans 3 Medium" w:hAnsi="Source Sans 3 Medium"/>
-                <w:b/>
-                <w:bCs/>
-              </w:rPr>
-              <w:t xml:space="preserve"> </w:t>
-            </w:r>
-            <w:r>
-              <w:rPr>
-                <w:rFonts w:ascii="Source Sans 3 Medium" w:hAnsi="Source Sans 3 Medium"/>
-                <w:b/>
-                <w:bCs/>
-              </w:rPr>
-              <w:t>E</w:t>
-            </w:r>
-            <w:r>
-              <w:rPr>
-                <w:rFonts w:ascii="Source Sans 3 Medium" w:hAnsi="Source Sans 3 Medium"/>
-                <w:b/>
-                <w:bCs/>
-              </w:rPr>
-              <w:t>:</w:t>
-            </w:r>
-            <w:r>
-              <w:rPr>
-                <w:rFonts w:ascii="Source Sans 3 Medium" w:hAnsi="Source Sans 3 Medium"/>
-                <w:b/>
-                <w:bCs/>
-              </w:rPr>
-              <w:t xml:space="preserve"> </w:t>
-            </w:r>
-            <w:r>
-              <w:rPr>
-                <w:rStyle w:val="BlkCh"/>
-              </w:rPr>
-              <w:t>stadium</w:t>
-            </w:r>
-            <w:r>
-              <w:rPr>
-                <w:rFonts w:ascii="Source Sans 3 Medium" w:hAnsi="Source Sans 3 Medium"/>
-                <w:b/>
-                <w:bCs/>
-              </w:rPr>
-              <w:t xml:space="preserve"> </w:t>
-            </w:r>
-            <w:r>
-              <w:rPr>
-                <w:rFonts w:ascii="Source Sans 3 Medium" w:hAnsi="Source Sans 3 Medium"/>
-                <w:b/>
-                <w:bCs/>
-              </w:rPr>
-              <w:t>F</w:t>
-            </w:r>
-            <w:r>
-              <w:rPr>
-                <w:rFonts w:ascii="Source Sans 3 Medium" w:hAnsi="Source Sans 3 Medium"/>
-                <w:b/>
-                <w:bCs/>
-              </w:rPr>
-              <w:t>:</w:t>
-            </w:r>
-            <w:r>
-              <w:rPr>
-                <w:rFonts w:ascii="Source Sans 3 Medium" w:hAnsi="Source Sans 3 Medium"/>
-                <w:b/>
-                <w:bCs/>
-              </w:rPr>
-              <w:t xml:space="preserve"> </w:t>
-            </w:r>
-            <w:r>
-              <w:rPr>
-                <w:rStyle w:val="BlkCh"/>
-              </w:rPr>
-              <w:t>swimming pool</w:t>
-            </w:r>
-            <w:r>
-              <w:rPr>
-                <w:rFonts w:ascii="Source Sans 3 Medium" w:hAnsi="Source Sans 3 Medium"/>
-                <w:b/>
-                <w:bCs/>
-              </w:rPr>
-              <w:t xml:space="preserve"> </w:t>
-            </w:r>
-          </w:p>
-          <w:p>
-            <w:pPr>
-              <w:rPr>
-                <w:rFonts w:ascii="Source Sans 3 Medium" w:hAnsi="Source Sans 3 Medium"/>
-                <w:b/>
-                <w:bCs/>
-              </w:rPr>
-            </w:pPr>
-            <w:r>
-              <w:rPr>
-                <w:rFonts w:ascii="Source Sans 3 Medium" w:hAnsi="Source Sans 3 Medium"/>
-                <w:b/>
-                <w:bCs/>
-              </w:rPr>
-              <w:t>G</w:t>
-            </w:r>
-            <w:r>
-              <w:rPr>
-                <w:rFonts w:ascii="Source Sans 3 Medium" w:hAnsi="Source Sans 3 Medium"/>
-                <w:b/>
-                <w:bCs/>
-              </w:rPr>
-              <w:t>:</w:t>
-            </w:r>
-            <w:r>
-              <w:rPr>
-                <w:rFonts w:ascii="Source Sans 3 Medium" w:hAnsi="Source Sans 3 Medium"/>
-                <w:b/>
-                <w:bCs/>
-              </w:rPr>
-              <w:t xml:space="preserve"> </w:t>
-            </w:r>
-            <w:r>
-              <w:rPr>
-                <w:rStyle w:val="BlkCh"/>
-              </w:rPr>
-              <w:t>library</w:t>
-            </w:r>
-            <w:r>
-              <w:rPr>
-                <w:rStyle w:val="BlkCh"/>
-              </w:rPr>
-              <w:t xml:space="preserve"> </w:t>
-            </w:r>
-            <w:r>
-              <w:rPr>
-                <w:rFonts w:ascii="Source Sans 3 Medium" w:hAnsi="Source Sans 3 Medium"/>
-                <w:b/>
-                <w:bCs/>
-              </w:rPr>
-              <w:t>H</w:t>
-            </w:r>
-            <w:r>
-              <w:rPr>
-                <w:rFonts w:ascii="Source Sans 3 Medium" w:hAnsi="Source Sans 3 Medium"/>
-                <w:b/>
-                <w:bCs/>
-              </w:rPr>
-              <w:t>:</w:t>
-            </w:r>
-            <w:r>
-              <w:rPr>
-                <w:rFonts w:ascii="Source Sans 3 Medium" w:hAnsi="Source Sans 3 Medium"/>
-                <w:b/>
-                <w:bCs/>
-              </w:rPr>
-              <w:t xml:space="preserve"> </w:t>
-            </w:r>
-            <w:r>
-              <w:rPr>
-                <w:rStyle w:val="BlkCh"/>
-              </w:rPr>
-              <w:t>town hall</w:t>
-            </w:r>
-          </w:p>
-          <w:p>
-            <w:pPr>
-              <w:spacing w:after="120"/>
-            </w:pPr>
-            <w:hyperlink r:id="rId28" w:history="1">
-              <w:r>
-                <w:rPr>
-                  <w:rStyle w:val="Hyperlink"/>
-                  <w:b/>
-                  <w:bCs/>
-                  <w:sz w:val="26"/>
-                  <w:szCs w:val="26"/>
-                </w:rPr>
-                <w:t>22</w:t>
-              </w:r>
-            </w:hyperlink>
-          </w:p>
-          <w:tbl>
-            <w:tblPr>
-              <w:tblStyle w:val="CommonTable"/>
-              <w:tblW w:w="0" w:type="auto"/>
-              <w:tblBorders>
-                <w:top w:val="single" w:sz="18" w:space="0" w:color="84BCEE"/>
-                <w:left w:val="single" w:sz="18" w:space="0" w:color="84BCEE"/>
-                <w:bottom w:val="single" w:sz="18" w:space="0" w:color="84BCEE"/>
-                <w:right w:val="single" w:sz="18" w:space="0" w:color="84BCEE"/>
-                <w:insideH w:val="none" w:sz="0" w:space="0" w:color="auto"/>
-                <w:insideV w:val="none" w:sz="0" w:space="0" w:color="auto"/>
-              </w:tblBorders>
-              <w:tblLook w:val="04A0" w:firstRow="1" w:lastRow="0" w:firstColumn="1" w:lastColumn="0" w:noHBand="0" w:noVBand="1"/>
-            </w:tblPr>
-            <w:tblGrid>
-              <w:gridCol w:w="1672"/>
-              <w:gridCol w:w="1075"/>
-              <w:gridCol w:w="1277"/>
-              <w:gridCol w:w="1784"/>
-            </w:tblGrid>
-            <w:tr>
-              <w:tc>
-                <w:tcPr>
-                  <w:tcW w:w="0" w:type="auto"/>
-                </w:tcPr>
-                <w:p>
-                  <w:pPr>
-                    <w:rPr>
-                      <w:iCs/>
-                    </w:rPr>
-                  </w:pPr>
-                  <w:r>
-                    <w:rPr>
-                      <w:rFonts w:ascii="Source Sans 3 Medium" w:hAnsi="Source Sans 3 Medium"/>
-                    </w:rPr>
-                    <w:t>town hall</w:t>
-                  </w:r>
-                  <w:r>
-                    <w:rPr>
-                      <w:rFonts w:ascii="Source Sans 3 Medium" w:hAnsi="Source Sans 3 Medium"/>
-                    </w:rPr>
-                    <w:t xml:space="preserve"> </w:t>
-                  </w:r>
-                  <w:r>
-                    <w:rPr>
-                      <w:rFonts w:ascii="Source Sans 3 Medium" w:hAnsi="Source Sans 3 Medium"/>
-                      <w:u w:val="single"/>
-                    </w:rPr>
-                    <w:t>H</w:t>
-                  </w:r>
-                </w:p>
-              </w:tc>
-              <w:tc>
-                <w:tcPr>
-                  <w:tcW w:w="0" w:type="auto"/>
-                </w:tcPr>
-                <w:p>
-                  <w:pPr>
-                    <w:rPr>
-                      <w:iCs/>
-                    </w:rPr>
-                  </w:pPr>
-                  <w:r>
-                    <w:rPr>
-                      <w:rFonts w:ascii="Source Sans 3 Medium" w:hAnsi="Source Sans 3 Medium"/>
-                    </w:rPr>
-                    <w:t>library</w:t>
-                  </w:r>
-                </w:p>
-              </w:tc>
-              <w:tc>
-                <w:tcPr>
-                  <w:tcW w:w="0" w:type="auto"/>
-                </w:tcPr>
-                <w:p>
-                  <w:pPr>
-                    <w:rPr>
-                      <w:iCs/>
-                    </w:rPr>
-                  </w:pPr>
-                  <w:r>
-                    <w:rPr>
-                      <w:rFonts w:ascii="Source Sans 3 Medium" w:hAnsi="Source Sans 3 Medium"/>
-                    </w:rPr>
-                    <w:t>art gallery</w:t>
-                  </w:r>
-                </w:p>
-              </w:tc>
-              <w:tc>
-                <w:tcPr>
-                  <w:tcW w:w="0" w:type="auto"/>
-                </w:tcPr>
-                <w:p>
-                  <w:pPr>
-                    <w:rPr>
-                      <w:iCs/>
-                    </w:rPr>
-                  </w:pPr>
-                  <w:r>
-                    <w:rPr>
-                      <w:rFonts w:ascii="Source Sans 3 Medium" w:hAnsi="Source Sans 3 Medium"/>
-                    </w:rPr>
-                    <w:t>cinema</w:t>
-                  </w:r>
-                </w:p>
-              </w:tc>
-            </w:tr>
-            <w:tr>
-              <w:tc>
-                <w:tcPr>
-                  <w:tcW w:w="0" w:type="auto"/>
-                </w:tcPr>
-                <w:p>
-                  <w:r>
-                    <w:rPr>
-                      <w:rFonts w:ascii="Source Sans 3 Medium" w:hAnsi="Source Sans 3 Medium"/>
-                    </w:rPr>
-                    <w:t>shopping mall</w:t>
-                  </w:r>
-                </w:p>
-              </w:tc>
-              <w:tc>
-                <w:tcPr>
-                  <w:tcW w:w="0" w:type="auto"/>
-                </w:tcPr>
-                <w:p>
-                  <w:proofErr w:type="spellStart"/>
-                  <w:r>
-                    <w:rPr>
-                      <w:rFonts w:ascii="Source Sans 3 Medium" w:hAnsi="Source Sans 3 Medium"/>
-                    </w:rPr>
-                    <w:t>harbour</w:t>
-                  </w:r>
-                  <w:proofErr w:type="spellEnd"/>
-                </w:p>
-              </w:tc>
-              <w:tc>
-                <w:tcPr>
-                  <w:tcW w:w="0" w:type="auto"/>
-                </w:tcPr>
-                <w:p>
-                  <w:r>
-                    <w:rPr>
-                      <w:rFonts w:ascii="Source Sans 3 Medium" w:hAnsi="Source Sans 3 Medium"/>
-                    </w:rPr>
-                    <w:t>stadium</w:t>
-                  </w:r>
-                </w:p>
-              </w:tc>
-              <w:tc>
-                <w:tcPr>
-                  <w:tcW w:w="0" w:type="auto"/>
-                </w:tcPr>
-                <w:p>
-                  <w:r>
-                    <w:rPr>
-                      <w:rFonts w:ascii="Source Sans 3 Medium" w:hAnsi="Source Sans 3 Medium"/>
-                    </w:rPr>
-                    <w:t>swimming pool</w:t>
-                  </w:r>
-                </w:p>
-              </w:tc>
-            </w:tr>
-          </w:tbl>
-          <w:p>
-            <w:pPr>
-              <w:rPr>
-                <w:rFonts w:ascii="Source Sans 3 Medium" w:hAnsi="Source Sans 3 Medium"/>
-              </w:rPr>
-            </w:pPr>
-          </w:p>
-          <w:tbl>
-            <w:tblPr>
-              <w:tblStyle w:val="ColumnStackTable"/>
-              <w:tblW w:w="0" w:type="auto"/>
-              <w:tblLook w:val="04A0" w:firstRow="1" w:lastRow="0" w:firstColumn="1" w:lastColumn="0" w:noHBand="0" w:noVBand="1"/>
-            </w:tblPr>
-            <w:tblGrid>
-              <w:gridCol w:w="6454"/>
-              <w:gridCol w:w="7056"/>
-            </w:tblGrid>
-            <w:tr>
-              <w:tc>
-                <w:tcPr>
-                  <w:tcW w:w="6755" w:type="dxa"/>
-                </w:tcPr>
-                <w:p>
-                  <w:pPr>
-                    <w:jc w:val="both"/>
-                  </w:pPr>
-                  <w:r>
-                    <w:t xml:space="preserve">Well, I live in a small town in the north of my country. It has quite a few interesting places to visit. For example, in the </w:t>
-                  </w:r>
-                  <w:proofErr w:type="spellStart"/>
-                  <w:r>
-                    <w:t>centre</w:t>
-                  </w:r>
-                  <w:proofErr w:type="spellEnd"/>
-                  <w:r>
-                    <w:t xml:space="preserve"> of town, on the north side of the square we have the historic town hall, which was built in 1895. In front of it, there's a beautiful fountain. Opposite the town hall there's the library. Then if you go over the bridge, we have the art gallery, a big modern building, which often has interesting exhibitions. The art gallery is actually between the cinema (to the north) and a big shopping mall, where I often meet up with my friends.</w:t>
-                  </w:r>
-                </w:p>
-                <w:p>
-                  <w:pPr>
-                    <w:jc w:val="both"/>
-                    <w:rPr>
-                      <w:rFonts w:ascii="Source Sans 3 Medium" w:hAnsi="Source Sans 3 Medium"/>
-                    </w:rPr>
-                  </w:pPr>
-                  <w:r>
-                    <w:t xml:space="preserve">To the south of the town, there's a </w:t>
-                  </w:r>
-                  <w:proofErr w:type="spellStart"/>
-                  <w:r>
-                    <w:t>harbour</w:t>
-                  </w:r>
-                  <w:proofErr w:type="spellEnd"/>
-                  <w:r>
-                    <w:t xml:space="preserve">, where you can take a boat to the islands. And then next to the </w:t>
-                  </w:r>
-                  <w:proofErr w:type="spellStart"/>
-                  <w:r>
-                    <w:t>harbour</w:t>
-                  </w:r>
-                  <w:proofErr w:type="spellEnd"/>
-                  <w:r>
-                    <w:t xml:space="preserve"> is the stadium, where people go to watch our local football team. And just behind it is the public swimming pool. It's an outdoor pool-lovely in summer, but very chilly the rest of the year.</w:t>
-                  </w:r>
-                </w:p>
-              </w:tc>
-              <w:tc>
-                <w:tcPr>
-                  <w:tcW w:w="6755" w:type="dxa"/>
-                </w:tcPr>
-                <w:p>
-                  <w:pPr>
-                    <w:rPr>
-                      <w:rFonts w:ascii="Source Sans 3 Medium" w:hAnsi="Source Sans 3 Medium"/>
-                    </w:rPr>
-                  </w:pPr>
-                  <w:r>
-                    <w:rPr>
-                      <w:rFonts w:ascii="Source Sans 3 Medium" w:hAnsi="Source Sans 3 Medium"/>
-                      <w:noProof/>
-                    </w:rPr>
-                    <w:drawing>
-                      <wp:inline distT="0" distB="0" distL="0" distR="0" wp14:anchorId="2B1BF9B7" wp14:editId="6B47BBEB">
-                        <wp:extent cx="4333875" cy="3629025"/>
-                        <wp:effectExtent l="0" t="0" r="9525" b="9525"/>
-                        <wp:docPr id="1682812517" name="Picture 1"/>
-                        <wp:cNvGraphicFramePr>
-                          <a:graphicFrameLocks xmlns:a="http://schemas.openxmlformats.org/drawingml/2006/main" noChangeAspect="1"/>
-                        </wp:cNvGraphicFramePr>
-                        <a:graphic xmlns:a="http://schemas.openxmlformats.org/drawingml/2006/main">
-                          <a:graphicData uri="http://schemas.openxmlformats.org/drawingml/2006/picture">
-                            <pic:pic xmlns:pic="http://schemas.openxmlformats.org/drawingml/2006/picture">
-                              <pic:nvPicPr>
-                                <pic:cNvPr id="1682812517" name=""/>
-                                <pic:cNvPicPr/>
-                              </pic:nvPicPr>
-                              <pic:blipFill>
-                                <a:blip r:embed="rId29"/>
-                                <a:stretch>
-                                  <a:fillRect/>
-                                </a:stretch>
-                              </pic:blipFill>
-                              <pic:spPr>
-                                <a:xfrm>
-                                  <a:off x="0" y="0"/>
-                                  <a:ext cx="4333875" cy="3629025"/>
-                                </a:xfrm>
-                                <a:prstGeom prst="rect">
-                                  <a:avLst/>
-                                </a:prstGeom>
-                              </pic:spPr>
-                            </pic:pic>
-                          </a:graphicData>
-                        </a:graphic>
-                      </wp:inline>
-                    </w:drawing>
-                  </w:r>
-                </w:p>
-              </w:tc>
-            </w:tr>
-          </w:tbl>
-          <w:p>
-            <w:pPr>
-              <w:rPr>
-                <w:rFonts w:ascii="Source Sans 3 Medium" w:hAnsi="Source Sans 3 Medium"/>
-                <w:b/>
-                <w:bCs/>
-              </w:rPr>
-            </w:pPr>
-          </w:p>
-        </w:tc>
-      </w:tr>
-      <w:tr>
-        <w:tc>
-          <w:tcPr>
-            <w:tcW w:w="650" w:type="dxa"/>
-          </w:tcPr>
-          <w:tbl>
-            <w:tblPr>
-              <w:tblStyle w:val="CompactTable"/>
-              <w:tblW w:w="0" w:type="auto"/>
-              <w:tblBorders>
-                <w:top w:val="single" w:sz="18" w:space="0" w:color="047FDC"/>
-                <w:left w:val="single" w:sz="18" w:space="0" w:color="047FDC"/>
-                <w:bottom w:val="single" w:sz="18" w:space="0" w:color="047FDC"/>
-                <w:right w:val="single" w:sz="18" w:space="0" w:color="047FDC"/>
-                <w:insideH w:val="single" w:sz="18" w:space="0" w:color="047FDC"/>
-                <w:insideV w:val="single" w:sz="18" w:space="0" w:color="047FDC"/>
-              </w:tblBorders>
-              <w:tblLook w:val="04A0" w:firstRow="1" w:lastRow="0" w:firstColumn="1" w:lastColumn="0" w:noHBand="0" w:noVBand="1"/>
-            </w:tblPr>
-            <w:tblGrid>
-              <w:gridCol w:w="320"/>
-            </w:tblGrid>
-            <w:tr>
-              <w:tc>
-                <w:tcPr>
-                  <w:tcW w:w="385" w:type="dxa"/>
-                </w:tcPr>
-                <w:p>
-                  <w:pPr>
-                    <w:rPr>
-                      <w:b w:val="0"/>
-                      <w:bCs/>
-                      <w:szCs w:val="26"/>
-                      <w:bdr w:val="single" w:sz="12" w:space="0" w:color="FFFF00"/>
-                    </w:rPr>
-                  </w:pPr>
-                  <w:r>
-                    <w:rPr>
-                      <w:bCs/>
-                      <w:szCs w:val="26"/>
-                      <w:lang w:bidi="ar-SA"/>
-                    </w:rPr>
-                    <w:t>04</w:t>
-                  </w:r>
-                </w:p>
-              </w:tc>
-            </w:tr>
-          </w:tbl>
-          <w:p>
-            <w:pPr>
-              <w:rPr>
-                <w:bCs/>
-                <w:szCs w:val="26"/>
-              </w:rPr>
-            </w:pPr>
-          </w:p>
-        </w:tc>
-        <w:tc>
-          <w:tcPr>
-            <w:tcW w:w="13804" w:type="dxa"/>
+            <w:tcW w:w="14110" w:type="dxa"/>
           </w:tcPr>
           <w:p>
             <w:pPr>
@@ -22049,7 +23008,7 @@
                                 <pic:cNvPicPr/>
                               </pic:nvPicPr>
                               <pic:blipFill>
-                                <a:blip r:embed="rId30"/>
+                                <a:blip r:embed="rId29"/>
                                 <a:stretch>
                                   <a:fillRect/>
                                 </a:stretch>
@@ -22096,7 +23055,7 @@
                                 <pic:cNvPicPr/>
                               </pic:nvPicPr>
                               <pic:blipFill>
-                                <a:blip r:embed="rId31"/>
+                                <a:blip r:embed="rId30"/>
                                 <a:stretch>
                                   <a:fillRect/>
                                 </a:stretch>
@@ -22143,7 +23102,7 @@
                                 <pic:cNvPicPr/>
                               </pic:nvPicPr>
                               <pic:blipFill>
-                                <a:blip r:embed="rId32"/>
+                                <a:blip r:embed="rId31"/>
                                 <a:stretch>
                                   <a:fillRect/>
                                 </a:stretch>
@@ -23574,7 +24533,7 @@
                 <w:rtl/>
               </w:rPr>
             </w:pPr>
-            <w:hyperlink r:id="rId33" w:history="1">
+            <w:hyperlink r:id="rId32" w:history="1">
               <w:r>
                 <w:rPr>
                   <w:rStyle w:val="Hyperlink"/>
@@ -23848,7 +24807,7 @@
             <w:pPr>
               <w:spacing w:after="120"/>
             </w:pPr>
-            <w:hyperlink r:id="rId34" w:history="1">
+            <w:hyperlink r:id="rId33" w:history="1">
               <w:r>
                 <w:rPr>
                   <w:rStyle w:val="Hyperlink"/>
@@ -25544,7 +26503,7 @@
             </w:r>
           </w:p>
           <w:p>
-            <w:hyperlink r:id="rId35" w:history="1">
+            <w:hyperlink r:id="rId34" w:history="1">
               <w:r>
                 <w:rPr>
                   <w:rStyle w:val="Hyperlink"/>
@@ -28595,7 +29554,7 @@
           <w:color w:val="490A14"/>
         </w:rPr>
       </w:pPr>
-      <w:hyperlink r:id="rId36" w:history="1">
+      <w:hyperlink r:id="rId35" w:history="1">
         <w:r>
           <w:rPr>
             <w:rStyle w:val="Hyperlink"/>
@@ -28856,7 +29815,7 @@
     <w:p/>
     <w:p/>
     <w:sectPr>
-      <w:footerReference w:type="default" r:id="rId37"/>
+      <w:footerReference w:type="default" r:id="rId36"/>
       <w:pgSz w:w="15842" w:h="30147" w:code="3"/>
       <w:pgMar w:top="720" w:right="720" w:bottom="720" w:left="720" w:header="284" w:footer="284" w:gutter="0"/>
       <w:pgNumType w:start="1"/>
@@ -29444,6 +30403,98 @@
     </w:lvl>
   </w:abstractNum>
   <w:abstractNum w:abstractNumId="5" w15:restartNumberingAfterBreak="0">
+    <w:nsid w:val="0C78198D"/>
+    <w:multiLevelType w:val="hybridMultilevel"/>
+    <w:tmpl w:val="B76A0F9C"/>
+    <w:lvl w:ilvl="0" w:tplc="156C3E32">
+      <w:start w:val="1"/>
+      <w:numFmt w:val="decimal"/>
+      <w:lvlText w:val="%1:"/>
+      <w:lvlJc w:val="left"/>
+      <w:pPr>
+        <w:ind w:left="360" w:hanging="360"/>
+      </w:pPr>
+      <w:rPr>
+        <w:rFonts w:ascii="Source Sans 3" w:hAnsi="Source Sans 3" w:hint="default"/>
+        <w:b/>
+        <w:bCs/>
+        <w:lang w:val="en-US" w:eastAsia="en-US" w:bidi="ar-SA"/>
+      </w:rPr>
+    </w:lvl>
+    <w:lvl w:ilvl="1" w:tplc="04090019" w:tentative="1">
+      <w:start w:val="1"/>
+      <w:numFmt w:val="lowerLetter"/>
+      <w:lvlText w:val="%2."/>
+      <w:lvlJc w:val="left"/>
+      <w:pPr>
+        <w:ind w:left="1080" w:hanging="360"/>
+      </w:pPr>
+    </w:lvl>
+    <w:lvl w:ilvl="2" w:tplc="0409001B" w:tentative="1">
+      <w:start w:val="1"/>
+      <w:numFmt w:val="lowerRoman"/>
+      <w:lvlText w:val="%3."/>
+      <w:lvlJc w:val="right"/>
+      <w:pPr>
+        <w:ind w:left="1800" w:hanging="180"/>
+      </w:pPr>
+    </w:lvl>
+    <w:lvl w:ilvl="3" w:tplc="0409000F" w:tentative="1">
+      <w:start w:val="1"/>
+      <w:numFmt w:val="decimal"/>
+      <w:lvlText w:val="%4."/>
+      <w:lvlJc w:val="left"/>
+      <w:pPr>
+        <w:ind w:left="2520" w:hanging="360"/>
+      </w:pPr>
+    </w:lvl>
+    <w:lvl w:ilvl="4" w:tplc="04090019" w:tentative="1">
+      <w:start w:val="1"/>
+      <w:numFmt w:val="lowerLetter"/>
+      <w:lvlText w:val="%5."/>
+      <w:lvlJc w:val="left"/>
+      <w:pPr>
+        <w:ind w:left="3240" w:hanging="360"/>
+      </w:pPr>
+    </w:lvl>
+    <w:lvl w:ilvl="5" w:tplc="0409001B" w:tentative="1">
+      <w:start w:val="1"/>
+      <w:numFmt w:val="lowerRoman"/>
+      <w:lvlText w:val="%6."/>
+      <w:lvlJc w:val="right"/>
+      <w:pPr>
+        <w:ind w:left="3960" w:hanging="180"/>
+      </w:pPr>
+    </w:lvl>
+    <w:lvl w:ilvl="6" w:tplc="0409000F" w:tentative="1">
+      <w:start w:val="1"/>
+      <w:numFmt w:val="decimal"/>
+      <w:lvlText w:val="%7."/>
+      <w:lvlJc w:val="left"/>
+      <w:pPr>
+        <w:ind w:left="4680" w:hanging="360"/>
+      </w:pPr>
+    </w:lvl>
+    <w:lvl w:ilvl="7" w:tplc="04090019" w:tentative="1">
+      <w:start w:val="1"/>
+      <w:numFmt w:val="lowerLetter"/>
+      <w:lvlText w:val="%8."/>
+      <w:lvlJc w:val="left"/>
+      <w:pPr>
+        <w:ind w:left="5400" w:hanging="360"/>
+      </w:pPr>
+    </w:lvl>
+    <w:lvl w:ilvl="8" w:tplc="0409001B" w:tentative="1">
+      <w:start w:val="1"/>
+      <w:numFmt w:val="lowerRoman"/>
+      <w:lvlText w:val="%9."/>
+      <w:lvlJc w:val="right"/>
+      <w:pPr>
+        <w:ind w:left="6120" w:hanging="180"/>
+      </w:pPr>
+    </w:lvl>
+  </w:abstractNum>
+  <w:abstractNum w:abstractNumId="6" w15:restartNumberingAfterBreak="0">
     <w:nsid w:val="0F7956FB"/>
     <w:multiLevelType w:val="hybridMultilevel"/>
     <w:tmpl w:val="CD908B04"/>
@@ -29536,7 +30587,7 @@
       </w:pPr>
     </w:lvl>
   </w:abstractNum>
-  <w:abstractNum w:abstractNumId="6" w15:restartNumberingAfterBreak="0">
+  <w:abstractNum w:abstractNumId="7" w15:restartNumberingAfterBreak="0">
     <w:nsid w:val="1041430A"/>
     <w:multiLevelType w:val="hybridMultilevel"/>
     <w:tmpl w:val="20444F7E"/>
@@ -29630,7 +30681,7 @@
       </w:pPr>
     </w:lvl>
   </w:abstractNum>
-  <w:abstractNum w:abstractNumId="7" w15:restartNumberingAfterBreak="0">
+  <w:abstractNum w:abstractNumId="8" w15:restartNumberingAfterBreak="0">
     <w:nsid w:val="15F058D6"/>
     <w:multiLevelType w:val="hybridMultilevel"/>
     <w:tmpl w:val="B5282E40"/>
@@ -29723,7 +30774,7 @@
       </w:pPr>
     </w:lvl>
   </w:abstractNum>
-  <w:abstractNum w:abstractNumId="8" w15:restartNumberingAfterBreak="0">
+  <w:abstractNum w:abstractNumId="9" w15:restartNumberingAfterBreak="0">
     <w:nsid w:val="15FC1187"/>
     <w:multiLevelType w:val="hybridMultilevel"/>
     <w:tmpl w:val="1F6243C0"/>
@@ -29817,7 +30868,7 @@
       </w:pPr>
     </w:lvl>
   </w:abstractNum>
-  <w:abstractNum w:abstractNumId="9" w15:restartNumberingAfterBreak="0">
+  <w:abstractNum w:abstractNumId="10" w15:restartNumberingAfterBreak="0">
     <w:nsid w:val="197266A6"/>
     <w:multiLevelType w:val="hybridMultilevel"/>
     <w:tmpl w:val="F1669EF0"/>
@@ -29909,7 +30960,7 @@
       </w:pPr>
     </w:lvl>
   </w:abstractNum>
-  <w:abstractNum w:abstractNumId="10" w15:restartNumberingAfterBreak="0">
+  <w:abstractNum w:abstractNumId="11" w15:restartNumberingAfterBreak="0">
     <w:nsid w:val="1A101EAD"/>
     <w:multiLevelType w:val="hybridMultilevel"/>
     <w:tmpl w:val="14FEC8B8"/>
@@ -30003,7 +31054,7 @@
       </w:pPr>
     </w:lvl>
   </w:abstractNum>
-  <w:abstractNum w:abstractNumId="11" w15:restartNumberingAfterBreak="0">
+  <w:abstractNum w:abstractNumId="12" w15:restartNumberingAfterBreak="0">
     <w:nsid w:val="1D950445"/>
     <w:multiLevelType w:val="hybridMultilevel"/>
     <w:tmpl w:val="E07EE73A"/>
@@ -30097,7 +31148,7 @@
       </w:pPr>
     </w:lvl>
   </w:abstractNum>
-  <w:abstractNum w:abstractNumId="12" w15:restartNumberingAfterBreak="0">
+  <w:abstractNum w:abstractNumId="13" w15:restartNumberingAfterBreak="0">
     <w:nsid w:val="1FC909C2"/>
     <w:multiLevelType w:val="hybridMultilevel"/>
     <w:tmpl w:val="19983A74"/>
@@ -30191,124 +31242,10 @@
       </w:pPr>
     </w:lvl>
   </w:abstractNum>
-  <w:abstractNum w:abstractNumId="13" w15:restartNumberingAfterBreak="0">
-    <w:nsid w:val="21255300"/>
+  <w:abstractNum w:abstractNumId="14" w15:restartNumberingAfterBreak="0">
+    <w:nsid w:val="20ED6E18"/>
     <w:multiLevelType w:val="hybridMultilevel"/>
-    <w:tmpl w:val="BC92AA30"/>
-    <w:lvl w:ilvl="0" w:tplc="5F5EF1CE">
-      <w:start w:val="1"/>
-      <w:numFmt w:val="bullet"/>
-      <w:pStyle w:val="BulletList"/>
-      <w:lvlText w:val=""/>
-      <w:lvlJc w:val="left"/>
-      <w:pPr>
-        <w:ind w:left="360" w:hanging="360"/>
-      </w:pPr>
-      <w:rPr>
-        <w:rFonts w:ascii="Symbol" w:hAnsi="Symbol" w:hint="default"/>
-      </w:rPr>
-    </w:lvl>
-    <w:lvl w:ilvl="1" w:tplc="04090003" w:tentative="1">
-      <w:start w:val="1"/>
-      <w:numFmt w:val="bullet"/>
-      <w:lvlText w:val="o"/>
-      <w:lvlJc w:val="left"/>
-      <w:pPr>
-        <w:ind w:left="1080" w:hanging="360"/>
-      </w:pPr>
-      <w:rPr>
-        <w:rFonts w:ascii="Courier New" w:hAnsi="Courier New" w:cs="Courier New" w:hint="default"/>
-      </w:rPr>
-    </w:lvl>
-    <w:lvl w:ilvl="2" w:tplc="04090005" w:tentative="1">
-      <w:start w:val="1"/>
-      <w:numFmt w:val="bullet"/>
-      <w:lvlText w:val=""/>
-      <w:lvlJc w:val="left"/>
-      <w:pPr>
-        <w:ind w:left="1800" w:hanging="360"/>
-      </w:pPr>
-      <w:rPr>
-        <w:rFonts w:ascii="Wingdings" w:hAnsi="Wingdings" w:hint="default"/>
-      </w:rPr>
-    </w:lvl>
-    <w:lvl w:ilvl="3" w:tplc="04090001" w:tentative="1">
-      <w:start w:val="1"/>
-      <w:numFmt w:val="bullet"/>
-      <w:lvlText w:val=""/>
-      <w:lvlJc w:val="left"/>
-      <w:pPr>
-        <w:ind w:left="2520" w:hanging="360"/>
-      </w:pPr>
-      <w:rPr>
-        <w:rFonts w:ascii="Symbol" w:hAnsi="Symbol" w:hint="default"/>
-      </w:rPr>
-    </w:lvl>
-    <w:lvl w:ilvl="4" w:tplc="04090003" w:tentative="1">
-      <w:start w:val="1"/>
-      <w:numFmt w:val="bullet"/>
-      <w:lvlText w:val="o"/>
-      <w:lvlJc w:val="left"/>
-      <w:pPr>
-        <w:ind w:left="3240" w:hanging="360"/>
-      </w:pPr>
-      <w:rPr>
-        <w:rFonts w:ascii="Courier New" w:hAnsi="Courier New" w:cs="Courier New" w:hint="default"/>
-      </w:rPr>
-    </w:lvl>
-    <w:lvl w:ilvl="5" w:tplc="04090005" w:tentative="1">
-      <w:start w:val="1"/>
-      <w:numFmt w:val="bullet"/>
-      <w:lvlText w:val=""/>
-      <w:lvlJc w:val="left"/>
-      <w:pPr>
-        <w:ind w:left="3960" w:hanging="360"/>
-      </w:pPr>
-      <w:rPr>
-        <w:rFonts w:ascii="Wingdings" w:hAnsi="Wingdings" w:hint="default"/>
-      </w:rPr>
-    </w:lvl>
-    <w:lvl w:ilvl="6" w:tplc="04090001" w:tentative="1">
-      <w:start w:val="1"/>
-      <w:numFmt w:val="bullet"/>
-      <w:lvlText w:val=""/>
-      <w:lvlJc w:val="left"/>
-      <w:pPr>
-        <w:ind w:left="4680" w:hanging="360"/>
-      </w:pPr>
-      <w:rPr>
-        <w:rFonts w:ascii="Symbol" w:hAnsi="Symbol" w:hint="default"/>
-      </w:rPr>
-    </w:lvl>
-    <w:lvl w:ilvl="7" w:tplc="04090003" w:tentative="1">
-      <w:start w:val="1"/>
-      <w:numFmt w:val="bullet"/>
-      <w:lvlText w:val="o"/>
-      <w:lvlJc w:val="left"/>
-      <w:pPr>
-        <w:ind w:left="5400" w:hanging="360"/>
-      </w:pPr>
-      <w:rPr>
-        <w:rFonts w:ascii="Courier New" w:hAnsi="Courier New" w:cs="Courier New" w:hint="default"/>
-      </w:rPr>
-    </w:lvl>
-    <w:lvl w:ilvl="8" w:tplc="04090005" w:tentative="1">
-      <w:start w:val="1"/>
-      <w:numFmt w:val="bullet"/>
-      <w:lvlText w:val=""/>
-      <w:lvlJc w:val="left"/>
-      <w:pPr>
-        <w:ind w:left="6120" w:hanging="360"/>
-      </w:pPr>
-      <w:rPr>
-        <w:rFonts w:ascii="Wingdings" w:hAnsi="Wingdings" w:hint="default"/>
-      </w:rPr>
-    </w:lvl>
-  </w:abstractNum>
-  <w:abstractNum w:abstractNumId="14" w15:restartNumberingAfterBreak="0">
-    <w:nsid w:val="24AF7A7E"/>
-    <w:multiLevelType w:val="hybridMultilevel"/>
-    <w:tmpl w:val="0BB804AE"/>
+    <w:tmpl w:val="DBB40E20"/>
     <w:lvl w:ilvl="0" w:tplc="7A929278">
       <w:start w:val="1"/>
       <w:numFmt w:val="decimal"/>
@@ -30326,7 +31263,7 @@
         <w:lang w:val="en-US" w:eastAsia="en-US" w:bidi="ar-SA"/>
       </w:rPr>
     </w:lvl>
-    <w:lvl w:ilvl="1" w:tplc="FFFFFFFF" w:tentative="1">
+    <w:lvl w:ilvl="1" w:tplc="04090019" w:tentative="1">
       <w:start w:val="1"/>
       <w:numFmt w:val="lowerLetter"/>
       <w:lvlText w:val="%2."/>
@@ -30335,7 +31272,7 @@
         <w:ind w:left="1080" w:hanging="360"/>
       </w:pPr>
     </w:lvl>
-    <w:lvl w:ilvl="2" w:tplc="FFFFFFFF" w:tentative="1">
+    <w:lvl w:ilvl="2" w:tplc="0409001B" w:tentative="1">
       <w:start w:val="1"/>
       <w:numFmt w:val="lowerRoman"/>
       <w:lvlText w:val="%3."/>
@@ -30344,7 +31281,7 @@
         <w:ind w:left="1800" w:hanging="180"/>
       </w:pPr>
     </w:lvl>
-    <w:lvl w:ilvl="3" w:tplc="FFFFFFFF" w:tentative="1">
+    <w:lvl w:ilvl="3" w:tplc="0409000F" w:tentative="1">
       <w:start w:val="1"/>
       <w:numFmt w:val="decimal"/>
       <w:lvlText w:val="%4."/>
@@ -30353,7 +31290,7 @@
         <w:ind w:left="2520" w:hanging="360"/>
       </w:pPr>
     </w:lvl>
-    <w:lvl w:ilvl="4" w:tplc="FFFFFFFF" w:tentative="1">
+    <w:lvl w:ilvl="4" w:tplc="04090019" w:tentative="1">
       <w:start w:val="1"/>
       <w:numFmt w:val="lowerLetter"/>
       <w:lvlText w:val="%5."/>
@@ -30362,7 +31299,7 @@
         <w:ind w:left="3240" w:hanging="360"/>
       </w:pPr>
     </w:lvl>
-    <w:lvl w:ilvl="5" w:tplc="FFFFFFFF" w:tentative="1">
+    <w:lvl w:ilvl="5" w:tplc="0409001B" w:tentative="1">
       <w:start w:val="1"/>
       <w:numFmt w:val="lowerRoman"/>
       <w:lvlText w:val="%6."/>
@@ -30371,7 +31308,7 @@
         <w:ind w:left="3960" w:hanging="180"/>
       </w:pPr>
     </w:lvl>
-    <w:lvl w:ilvl="6" w:tplc="FFFFFFFF" w:tentative="1">
+    <w:lvl w:ilvl="6" w:tplc="0409000F" w:tentative="1">
       <w:start w:val="1"/>
       <w:numFmt w:val="decimal"/>
       <w:lvlText w:val="%7."/>
@@ -30380,7 +31317,7 @@
         <w:ind w:left="4680" w:hanging="360"/>
       </w:pPr>
     </w:lvl>
-    <w:lvl w:ilvl="7" w:tplc="FFFFFFFF" w:tentative="1">
+    <w:lvl w:ilvl="7" w:tplc="04090019" w:tentative="1">
       <w:start w:val="1"/>
       <w:numFmt w:val="lowerLetter"/>
       <w:lvlText w:val="%8."/>
@@ -30389,7 +31326,7 @@
         <w:ind w:left="5400" w:hanging="360"/>
       </w:pPr>
     </w:lvl>
-    <w:lvl w:ilvl="8" w:tplc="FFFFFFFF" w:tentative="1">
+    <w:lvl w:ilvl="8" w:tplc="0409001B" w:tentative="1">
       <w:start w:val="1"/>
       <w:numFmt w:val="lowerRoman"/>
       <w:lvlText w:val="%9."/>
@@ -30400,9 +31337,123 @@
     </w:lvl>
   </w:abstractNum>
   <w:abstractNum w:abstractNumId="15" w15:restartNumberingAfterBreak="0">
-    <w:nsid w:val="25684B5F"/>
+    <w:nsid w:val="21255300"/>
     <w:multiLevelType w:val="hybridMultilevel"/>
-    <w:tmpl w:val="7F52050E"/>
+    <w:tmpl w:val="BC92AA30"/>
+    <w:lvl w:ilvl="0" w:tplc="5F5EF1CE">
+      <w:start w:val="1"/>
+      <w:numFmt w:val="bullet"/>
+      <w:pStyle w:val="BulletList"/>
+      <w:lvlText w:val=""/>
+      <w:lvlJc w:val="left"/>
+      <w:pPr>
+        <w:ind w:left="360" w:hanging="360"/>
+      </w:pPr>
+      <w:rPr>
+        <w:rFonts w:ascii="Symbol" w:hAnsi="Symbol" w:hint="default"/>
+      </w:rPr>
+    </w:lvl>
+    <w:lvl w:ilvl="1" w:tplc="04090003" w:tentative="1">
+      <w:start w:val="1"/>
+      <w:numFmt w:val="bullet"/>
+      <w:lvlText w:val="o"/>
+      <w:lvlJc w:val="left"/>
+      <w:pPr>
+        <w:ind w:left="1080" w:hanging="360"/>
+      </w:pPr>
+      <w:rPr>
+        <w:rFonts w:ascii="Courier New" w:hAnsi="Courier New" w:cs="Courier New" w:hint="default"/>
+      </w:rPr>
+    </w:lvl>
+    <w:lvl w:ilvl="2" w:tplc="04090005" w:tentative="1">
+      <w:start w:val="1"/>
+      <w:numFmt w:val="bullet"/>
+      <w:lvlText w:val=""/>
+      <w:lvlJc w:val="left"/>
+      <w:pPr>
+        <w:ind w:left="1800" w:hanging="360"/>
+      </w:pPr>
+      <w:rPr>
+        <w:rFonts w:ascii="Wingdings" w:hAnsi="Wingdings" w:hint="default"/>
+      </w:rPr>
+    </w:lvl>
+    <w:lvl w:ilvl="3" w:tplc="04090001" w:tentative="1">
+      <w:start w:val="1"/>
+      <w:numFmt w:val="bullet"/>
+      <w:lvlText w:val=""/>
+      <w:lvlJc w:val="left"/>
+      <w:pPr>
+        <w:ind w:left="2520" w:hanging="360"/>
+      </w:pPr>
+      <w:rPr>
+        <w:rFonts w:ascii="Symbol" w:hAnsi="Symbol" w:hint="default"/>
+      </w:rPr>
+    </w:lvl>
+    <w:lvl w:ilvl="4" w:tplc="04090003" w:tentative="1">
+      <w:start w:val="1"/>
+      <w:numFmt w:val="bullet"/>
+      <w:lvlText w:val="o"/>
+      <w:lvlJc w:val="left"/>
+      <w:pPr>
+        <w:ind w:left="3240" w:hanging="360"/>
+      </w:pPr>
+      <w:rPr>
+        <w:rFonts w:ascii="Courier New" w:hAnsi="Courier New" w:cs="Courier New" w:hint="default"/>
+      </w:rPr>
+    </w:lvl>
+    <w:lvl w:ilvl="5" w:tplc="04090005" w:tentative="1">
+      <w:start w:val="1"/>
+      <w:numFmt w:val="bullet"/>
+      <w:lvlText w:val=""/>
+      <w:lvlJc w:val="left"/>
+      <w:pPr>
+        <w:ind w:left="3960" w:hanging="360"/>
+      </w:pPr>
+      <w:rPr>
+        <w:rFonts w:ascii="Wingdings" w:hAnsi="Wingdings" w:hint="default"/>
+      </w:rPr>
+    </w:lvl>
+    <w:lvl w:ilvl="6" w:tplc="04090001" w:tentative="1">
+      <w:start w:val="1"/>
+      <w:numFmt w:val="bullet"/>
+      <w:lvlText w:val=""/>
+      <w:lvlJc w:val="left"/>
+      <w:pPr>
+        <w:ind w:left="4680" w:hanging="360"/>
+      </w:pPr>
+      <w:rPr>
+        <w:rFonts w:ascii="Symbol" w:hAnsi="Symbol" w:hint="default"/>
+      </w:rPr>
+    </w:lvl>
+    <w:lvl w:ilvl="7" w:tplc="04090003" w:tentative="1">
+      <w:start w:val="1"/>
+      <w:numFmt w:val="bullet"/>
+      <w:lvlText w:val="o"/>
+      <w:lvlJc w:val="left"/>
+      <w:pPr>
+        <w:ind w:left="5400" w:hanging="360"/>
+      </w:pPr>
+      <w:rPr>
+        <w:rFonts w:ascii="Courier New" w:hAnsi="Courier New" w:cs="Courier New" w:hint="default"/>
+      </w:rPr>
+    </w:lvl>
+    <w:lvl w:ilvl="8" w:tplc="04090005" w:tentative="1">
+      <w:start w:val="1"/>
+      <w:numFmt w:val="bullet"/>
+      <w:lvlText w:val=""/>
+      <w:lvlJc w:val="left"/>
+      <w:pPr>
+        <w:ind w:left="6120" w:hanging="360"/>
+      </w:pPr>
+      <w:rPr>
+        <w:rFonts w:ascii="Wingdings" w:hAnsi="Wingdings" w:hint="default"/>
+      </w:rPr>
+    </w:lvl>
+  </w:abstractNum>
+  <w:abstractNum w:abstractNumId="16" w15:restartNumberingAfterBreak="0">
+    <w:nsid w:val="24AF7A7E"/>
+    <w:multiLevelType w:val="hybridMultilevel"/>
+    <w:tmpl w:val="0BB804AE"/>
     <w:lvl w:ilvl="0" w:tplc="7A929278">
       <w:start w:val="1"/>
       <w:numFmt w:val="decimal"/>
@@ -30420,7 +31471,7 @@
         <w:lang w:val="en-US" w:eastAsia="en-US" w:bidi="ar-SA"/>
       </w:rPr>
     </w:lvl>
-    <w:lvl w:ilvl="1" w:tplc="04090019" w:tentative="1">
+    <w:lvl w:ilvl="1" w:tplc="FFFFFFFF" w:tentative="1">
       <w:start w:val="1"/>
       <w:numFmt w:val="lowerLetter"/>
       <w:lvlText w:val="%2."/>
@@ -30429,7 +31480,7 @@
         <w:ind w:left="1080" w:hanging="360"/>
       </w:pPr>
     </w:lvl>
-    <w:lvl w:ilvl="2" w:tplc="0409001B" w:tentative="1">
+    <w:lvl w:ilvl="2" w:tplc="FFFFFFFF" w:tentative="1">
       <w:start w:val="1"/>
       <w:numFmt w:val="lowerRoman"/>
       <w:lvlText w:val="%3."/>
@@ -30438,7 +31489,7 @@
         <w:ind w:left="1800" w:hanging="180"/>
       </w:pPr>
     </w:lvl>
-    <w:lvl w:ilvl="3" w:tplc="0409000F" w:tentative="1">
+    <w:lvl w:ilvl="3" w:tplc="FFFFFFFF" w:tentative="1">
       <w:start w:val="1"/>
       <w:numFmt w:val="decimal"/>
       <w:lvlText w:val="%4."/>
@@ -30447,7 +31498,7 @@
         <w:ind w:left="2520" w:hanging="360"/>
       </w:pPr>
     </w:lvl>
-    <w:lvl w:ilvl="4" w:tplc="04090019" w:tentative="1">
+    <w:lvl w:ilvl="4" w:tplc="FFFFFFFF" w:tentative="1">
       <w:start w:val="1"/>
       <w:numFmt w:val="lowerLetter"/>
       <w:lvlText w:val="%5."/>
@@ -30456,7 +31507,7 @@
         <w:ind w:left="3240" w:hanging="360"/>
       </w:pPr>
     </w:lvl>
-    <w:lvl w:ilvl="5" w:tplc="0409001B" w:tentative="1">
+    <w:lvl w:ilvl="5" w:tplc="FFFFFFFF" w:tentative="1">
       <w:start w:val="1"/>
       <w:numFmt w:val="lowerRoman"/>
       <w:lvlText w:val="%6."/>
@@ -30465,7 +31516,7 @@
         <w:ind w:left="3960" w:hanging="180"/>
       </w:pPr>
     </w:lvl>
-    <w:lvl w:ilvl="6" w:tplc="0409000F" w:tentative="1">
+    <w:lvl w:ilvl="6" w:tplc="FFFFFFFF" w:tentative="1">
       <w:start w:val="1"/>
       <w:numFmt w:val="decimal"/>
       <w:lvlText w:val="%7."/>
@@ -30474,7 +31525,7 @@
         <w:ind w:left="4680" w:hanging="360"/>
       </w:pPr>
     </w:lvl>
-    <w:lvl w:ilvl="7" w:tplc="04090019" w:tentative="1">
+    <w:lvl w:ilvl="7" w:tplc="FFFFFFFF" w:tentative="1">
       <w:start w:val="1"/>
       <w:numFmt w:val="lowerLetter"/>
       <w:lvlText w:val="%8."/>
@@ -30483,7 +31534,7 @@
         <w:ind w:left="5400" w:hanging="360"/>
       </w:pPr>
     </w:lvl>
-    <w:lvl w:ilvl="8" w:tplc="0409001B" w:tentative="1">
+    <w:lvl w:ilvl="8" w:tplc="FFFFFFFF" w:tentative="1">
       <w:start w:val="1"/>
       <w:numFmt w:val="lowerRoman"/>
       <w:lvlText w:val="%9."/>
@@ -30493,10 +31544,10 @@
       </w:pPr>
     </w:lvl>
   </w:abstractNum>
-  <w:abstractNum w:abstractNumId="16" w15:restartNumberingAfterBreak="0">
-    <w:nsid w:val="2E454F3D"/>
+  <w:abstractNum w:abstractNumId="17" w15:restartNumberingAfterBreak="0">
+    <w:nsid w:val="25684B5F"/>
     <w:multiLevelType w:val="hybridMultilevel"/>
-    <w:tmpl w:val="7DE094FA"/>
+    <w:tmpl w:val="7F52050E"/>
     <w:lvl w:ilvl="0" w:tplc="7A929278">
       <w:start w:val="1"/>
       <w:numFmt w:val="decimal"/>
@@ -30514,7 +31565,7 @@
         <w:lang w:val="en-US" w:eastAsia="en-US" w:bidi="ar-SA"/>
       </w:rPr>
     </w:lvl>
-    <w:lvl w:ilvl="1" w:tplc="FFFFFFFF" w:tentative="1">
+    <w:lvl w:ilvl="1" w:tplc="04090019" w:tentative="1">
       <w:start w:val="1"/>
       <w:numFmt w:val="lowerLetter"/>
       <w:lvlText w:val="%2."/>
@@ -30523,7 +31574,7 @@
         <w:ind w:left="1080" w:hanging="360"/>
       </w:pPr>
     </w:lvl>
-    <w:lvl w:ilvl="2" w:tplc="FFFFFFFF" w:tentative="1">
+    <w:lvl w:ilvl="2" w:tplc="0409001B" w:tentative="1">
       <w:start w:val="1"/>
       <w:numFmt w:val="lowerRoman"/>
       <w:lvlText w:val="%3."/>
@@ -30532,7 +31583,7 @@
         <w:ind w:left="1800" w:hanging="180"/>
       </w:pPr>
     </w:lvl>
-    <w:lvl w:ilvl="3" w:tplc="FFFFFFFF" w:tentative="1">
+    <w:lvl w:ilvl="3" w:tplc="0409000F" w:tentative="1">
       <w:start w:val="1"/>
       <w:numFmt w:val="decimal"/>
       <w:lvlText w:val="%4."/>
@@ -30541,7 +31592,7 @@
         <w:ind w:left="2520" w:hanging="360"/>
       </w:pPr>
     </w:lvl>
-    <w:lvl w:ilvl="4" w:tplc="FFFFFFFF" w:tentative="1">
+    <w:lvl w:ilvl="4" w:tplc="04090019" w:tentative="1">
       <w:start w:val="1"/>
       <w:numFmt w:val="lowerLetter"/>
       <w:lvlText w:val="%5."/>
@@ -30550,7 +31601,7 @@
         <w:ind w:left="3240" w:hanging="360"/>
       </w:pPr>
     </w:lvl>
-    <w:lvl w:ilvl="5" w:tplc="FFFFFFFF" w:tentative="1">
+    <w:lvl w:ilvl="5" w:tplc="0409001B" w:tentative="1">
       <w:start w:val="1"/>
       <w:numFmt w:val="lowerRoman"/>
       <w:lvlText w:val="%6."/>
@@ -30559,7 +31610,7 @@
         <w:ind w:left="3960" w:hanging="180"/>
       </w:pPr>
     </w:lvl>
-    <w:lvl w:ilvl="6" w:tplc="FFFFFFFF" w:tentative="1">
+    <w:lvl w:ilvl="6" w:tplc="0409000F" w:tentative="1">
       <w:start w:val="1"/>
       <w:numFmt w:val="decimal"/>
       <w:lvlText w:val="%7."/>
@@ -30568,7 +31619,7 @@
         <w:ind w:left="4680" w:hanging="360"/>
       </w:pPr>
     </w:lvl>
-    <w:lvl w:ilvl="7" w:tplc="FFFFFFFF" w:tentative="1">
+    <w:lvl w:ilvl="7" w:tplc="04090019" w:tentative="1">
       <w:start w:val="1"/>
       <w:numFmt w:val="lowerLetter"/>
       <w:lvlText w:val="%8."/>
@@ -30577,7 +31628,7 @@
         <w:ind w:left="5400" w:hanging="360"/>
       </w:pPr>
     </w:lvl>
-    <w:lvl w:ilvl="8" w:tplc="FFFFFFFF" w:tentative="1">
+    <w:lvl w:ilvl="8" w:tplc="0409001B" w:tentative="1">
       <w:start w:val="1"/>
       <w:numFmt w:val="lowerRoman"/>
       <w:lvlText w:val="%9."/>
@@ -30587,10 +31638,10 @@
       </w:pPr>
     </w:lvl>
   </w:abstractNum>
-  <w:abstractNum w:abstractNumId="17" w15:restartNumberingAfterBreak="0">
-    <w:nsid w:val="30112705"/>
+  <w:abstractNum w:abstractNumId="18" w15:restartNumberingAfterBreak="0">
+    <w:nsid w:val="2E454F3D"/>
     <w:multiLevelType w:val="hybridMultilevel"/>
-    <w:tmpl w:val="3ABEEFA2"/>
+    <w:tmpl w:val="7DE094FA"/>
     <w:lvl w:ilvl="0" w:tplc="7A929278">
       <w:start w:val="1"/>
       <w:numFmt w:val="decimal"/>
@@ -30608,7 +31659,7 @@
         <w:lang w:val="en-US" w:eastAsia="en-US" w:bidi="ar-SA"/>
       </w:rPr>
     </w:lvl>
-    <w:lvl w:ilvl="1" w:tplc="04090019" w:tentative="1">
+    <w:lvl w:ilvl="1" w:tplc="FFFFFFFF" w:tentative="1">
       <w:start w:val="1"/>
       <w:numFmt w:val="lowerLetter"/>
       <w:lvlText w:val="%2."/>
@@ -30617,7 +31668,7 @@
         <w:ind w:left="1080" w:hanging="360"/>
       </w:pPr>
     </w:lvl>
-    <w:lvl w:ilvl="2" w:tplc="0409001B" w:tentative="1">
+    <w:lvl w:ilvl="2" w:tplc="FFFFFFFF" w:tentative="1">
       <w:start w:val="1"/>
       <w:numFmt w:val="lowerRoman"/>
       <w:lvlText w:val="%3."/>
@@ -30626,7 +31677,7 @@
         <w:ind w:left="1800" w:hanging="180"/>
       </w:pPr>
     </w:lvl>
-    <w:lvl w:ilvl="3" w:tplc="0409000F" w:tentative="1">
+    <w:lvl w:ilvl="3" w:tplc="FFFFFFFF" w:tentative="1">
       <w:start w:val="1"/>
       <w:numFmt w:val="decimal"/>
       <w:lvlText w:val="%4."/>
@@ -30635,7 +31686,7 @@
         <w:ind w:left="2520" w:hanging="360"/>
       </w:pPr>
     </w:lvl>
-    <w:lvl w:ilvl="4" w:tplc="04090019" w:tentative="1">
+    <w:lvl w:ilvl="4" w:tplc="FFFFFFFF" w:tentative="1">
       <w:start w:val="1"/>
       <w:numFmt w:val="lowerLetter"/>
       <w:lvlText w:val="%5."/>
@@ -30644,7 +31695,7 @@
         <w:ind w:left="3240" w:hanging="360"/>
       </w:pPr>
     </w:lvl>
-    <w:lvl w:ilvl="5" w:tplc="0409001B" w:tentative="1">
+    <w:lvl w:ilvl="5" w:tplc="FFFFFFFF" w:tentative="1">
       <w:start w:val="1"/>
       <w:numFmt w:val="lowerRoman"/>
       <w:lvlText w:val="%6."/>
@@ -30653,7 +31704,7 @@
         <w:ind w:left="3960" w:hanging="180"/>
       </w:pPr>
     </w:lvl>
-    <w:lvl w:ilvl="6" w:tplc="0409000F" w:tentative="1">
+    <w:lvl w:ilvl="6" w:tplc="FFFFFFFF" w:tentative="1">
       <w:start w:val="1"/>
       <w:numFmt w:val="decimal"/>
       <w:lvlText w:val="%7."/>
@@ -30662,7 +31713,7 @@
         <w:ind w:left="4680" w:hanging="360"/>
       </w:pPr>
     </w:lvl>
-    <w:lvl w:ilvl="7" w:tplc="04090019" w:tentative="1">
+    <w:lvl w:ilvl="7" w:tplc="FFFFFFFF" w:tentative="1">
       <w:start w:val="1"/>
       <w:numFmt w:val="lowerLetter"/>
       <w:lvlText w:val="%8."/>
@@ -30671,7 +31722,7 @@
         <w:ind w:left="5400" w:hanging="360"/>
       </w:pPr>
     </w:lvl>
-    <w:lvl w:ilvl="8" w:tplc="0409001B" w:tentative="1">
+    <w:lvl w:ilvl="8" w:tplc="FFFFFFFF" w:tentative="1">
       <w:start w:val="1"/>
       <w:numFmt w:val="lowerRoman"/>
       <w:lvlText w:val="%9."/>
@@ -30681,10 +31732,10 @@
       </w:pPr>
     </w:lvl>
   </w:abstractNum>
-  <w:abstractNum w:abstractNumId="18" w15:restartNumberingAfterBreak="0">
-    <w:nsid w:val="303B7F80"/>
+  <w:abstractNum w:abstractNumId="19" w15:restartNumberingAfterBreak="0">
+    <w:nsid w:val="30112705"/>
     <w:multiLevelType w:val="hybridMultilevel"/>
-    <w:tmpl w:val="3E62A67C"/>
+    <w:tmpl w:val="3ABEEFA2"/>
     <w:lvl w:ilvl="0" w:tplc="7A929278">
       <w:start w:val="1"/>
       <w:numFmt w:val="decimal"/>
@@ -30775,10 +31826,10 @@
       </w:pPr>
     </w:lvl>
   </w:abstractNum>
-  <w:abstractNum w:abstractNumId="19" w15:restartNumberingAfterBreak="0">
-    <w:nsid w:val="364C45BE"/>
+  <w:abstractNum w:abstractNumId="20" w15:restartNumberingAfterBreak="0">
+    <w:nsid w:val="303B7F80"/>
     <w:multiLevelType w:val="hybridMultilevel"/>
-    <w:tmpl w:val="9022FE04"/>
+    <w:tmpl w:val="3E62A67C"/>
     <w:lvl w:ilvl="0" w:tplc="7A929278">
       <w:start w:val="1"/>
       <w:numFmt w:val="decimal"/>
@@ -30869,10 +31920,10 @@
       </w:pPr>
     </w:lvl>
   </w:abstractNum>
-  <w:abstractNum w:abstractNumId="20" w15:restartNumberingAfterBreak="0">
-    <w:nsid w:val="39D26711"/>
+  <w:abstractNum w:abstractNumId="21" w15:restartNumberingAfterBreak="0">
+    <w:nsid w:val="364C45BE"/>
     <w:multiLevelType w:val="hybridMultilevel"/>
-    <w:tmpl w:val="AB38F50C"/>
+    <w:tmpl w:val="9022FE04"/>
     <w:lvl w:ilvl="0" w:tplc="7A929278">
       <w:start w:val="1"/>
       <w:numFmt w:val="decimal"/>
@@ -30963,7 +32014,101 @@
       </w:pPr>
     </w:lvl>
   </w:abstractNum>
-  <w:abstractNum w:abstractNumId="21" w15:restartNumberingAfterBreak="0">
+  <w:abstractNum w:abstractNumId="22" w15:restartNumberingAfterBreak="0">
+    <w:nsid w:val="39D26711"/>
+    <w:multiLevelType w:val="hybridMultilevel"/>
+    <w:tmpl w:val="AB38F50C"/>
+    <w:lvl w:ilvl="0" w:tplc="7A929278">
+      <w:start w:val="1"/>
+      <w:numFmt w:val="decimal"/>
+      <w:lvlText w:val="%1:"/>
+      <w:lvlJc w:val="left"/>
+      <w:pPr>
+        <w:ind w:left="360" w:hanging="360"/>
+      </w:pPr>
+      <w:rPr>
+        <w:rFonts w:ascii="Source Sans 3" w:hAnsi="Source Sans 3" w:hint="default"/>
+        <w:b/>
+        <w:bCs/>
+        <w:spacing w:val="0"/>
+        <w:w w:val="84"/>
+        <w:lang w:val="en-US" w:eastAsia="en-US" w:bidi="ar-SA"/>
+      </w:rPr>
+    </w:lvl>
+    <w:lvl w:ilvl="1" w:tplc="04090019" w:tentative="1">
+      <w:start w:val="1"/>
+      <w:numFmt w:val="lowerLetter"/>
+      <w:lvlText w:val="%2."/>
+      <w:lvlJc w:val="left"/>
+      <w:pPr>
+        <w:ind w:left="1080" w:hanging="360"/>
+      </w:pPr>
+    </w:lvl>
+    <w:lvl w:ilvl="2" w:tplc="0409001B" w:tentative="1">
+      <w:start w:val="1"/>
+      <w:numFmt w:val="lowerRoman"/>
+      <w:lvlText w:val="%3."/>
+      <w:lvlJc w:val="right"/>
+      <w:pPr>
+        <w:ind w:left="1800" w:hanging="180"/>
+      </w:pPr>
+    </w:lvl>
+    <w:lvl w:ilvl="3" w:tplc="0409000F" w:tentative="1">
+      <w:start w:val="1"/>
+      <w:numFmt w:val="decimal"/>
+      <w:lvlText w:val="%4."/>
+      <w:lvlJc w:val="left"/>
+      <w:pPr>
+        <w:ind w:left="2520" w:hanging="360"/>
+      </w:pPr>
+    </w:lvl>
+    <w:lvl w:ilvl="4" w:tplc="04090019" w:tentative="1">
+      <w:start w:val="1"/>
+      <w:numFmt w:val="lowerLetter"/>
+      <w:lvlText w:val="%5."/>
+      <w:lvlJc w:val="left"/>
+      <w:pPr>
+        <w:ind w:left="3240" w:hanging="360"/>
+      </w:pPr>
+    </w:lvl>
+    <w:lvl w:ilvl="5" w:tplc="0409001B" w:tentative="1">
+      <w:start w:val="1"/>
+      <w:numFmt w:val="lowerRoman"/>
+      <w:lvlText w:val="%6."/>
+      <w:lvlJc w:val="right"/>
+      <w:pPr>
+        <w:ind w:left="3960" w:hanging="180"/>
+      </w:pPr>
+    </w:lvl>
+    <w:lvl w:ilvl="6" w:tplc="0409000F" w:tentative="1">
+      <w:start w:val="1"/>
+      <w:numFmt w:val="decimal"/>
+      <w:lvlText w:val="%7."/>
+      <w:lvlJc w:val="left"/>
+      <w:pPr>
+        <w:ind w:left="4680" w:hanging="360"/>
+      </w:pPr>
+    </w:lvl>
+    <w:lvl w:ilvl="7" w:tplc="04090019" w:tentative="1">
+      <w:start w:val="1"/>
+      <w:numFmt w:val="lowerLetter"/>
+      <w:lvlText w:val="%8."/>
+      <w:lvlJc w:val="left"/>
+      <w:pPr>
+        <w:ind w:left="5400" w:hanging="360"/>
+      </w:pPr>
+    </w:lvl>
+    <w:lvl w:ilvl="8" w:tplc="0409001B" w:tentative="1">
+      <w:start w:val="1"/>
+      <w:numFmt w:val="lowerRoman"/>
+      <w:lvlText w:val="%9."/>
+      <w:lvlJc w:val="right"/>
+      <w:pPr>
+        <w:ind w:left="6120" w:hanging="180"/>
+      </w:pPr>
+    </w:lvl>
+  </w:abstractNum>
+  <w:abstractNum w:abstractNumId="23" w15:restartNumberingAfterBreak="0">
     <w:nsid w:val="3C1E12E3"/>
     <w:multiLevelType w:val="hybridMultilevel"/>
     <w:tmpl w:val="A6A24900"/>
@@ -31059,7 +32204,7 @@
       </w:pPr>
     </w:lvl>
   </w:abstractNum>
-  <w:abstractNum w:abstractNumId="22" w15:restartNumberingAfterBreak="0">
+  <w:abstractNum w:abstractNumId="24" w15:restartNumberingAfterBreak="0">
     <w:nsid w:val="40232E52"/>
     <w:multiLevelType w:val="hybridMultilevel"/>
     <w:tmpl w:val="95C88A56"/>
@@ -31153,7 +32298,7 @@
       </w:pPr>
     </w:lvl>
   </w:abstractNum>
-  <w:abstractNum w:abstractNumId="23" w15:restartNumberingAfterBreak="0">
+  <w:abstractNum w:abstractNumId="25" w15:restartNumberingAfterBreak="0">
     <w:nsid w:val="4089054E"/>
     <w:multiLevelType w:val="hybridMultilevel"/>
     <w:tmpl w:val="84A422E8"/>
@@ -31247,7 +32392,7 @@
       </w:pPr>
     </w:lvl>
   </w:abstractNum>
-  <w:abstractNum w:abstractNumId="24" w15:restartNumberingAfterBreak="0">
+  <w:abstractNum w:abstractNumId="26" w15:restartNumberingAfterBreak="0">
     <w:nsid w:val="454941DE"/>
     <w:multiLevelType w:val="hybridMultilevel"/>
     <w:tmpl w:val="65F60702"/>
@@ -31340,7 +32485,7 @@
       </w:pPr>
     </w:lvl>
   </w:abstractNum>
-  <w:abstractNum w:abstractNumId="25" w15:restartNumberingAfterBreak="0">
+  <w:abstractNum w:abstractNumId="27" w15:restartNumberingAfterBreak="0">
     <w:nsid w:val="45F347FB"/>
     <w:multiLevelType w:val="hybridMultilevel"/>
     <w:tmpl w:val="699AB2A6"/>
@@ -31453,7 +32598,7 @@
       </w:rPr>
     </w:lvl>
   </w:abstractNum>
-  <w:abstractNum w:abstractNumId="26" w15:restartNumberingAfterBreak="0">
+  <w:abstractNum w:abstractNumId="28" w15:restartNumberingAfterBreak="0">
     <w:nsid w:val="493E0CCB"/>
     <w:multiLevelType w:val="hybridMultilevel"/>
     <w:tmpl w:val="DE1A3DA8"/>
@@ -31569,7 +32714,7 @@
       </w:rPr>
     </w:lvl>
   </w:abstractNum>
-  <w:abstractNum w:abstractNumId="27" w15:restartNumberingAfterBreak="0">
+  <w:abstractNum w:abstractNumId="29" w15:restartNumberingAfterBreak="0">
     <w:nsid w:val="4CCC642B"/>
     <w:multiLevelType w:val="hybridMultilevel"/>
     <w:tmpl w:val="E626EE76"/>
@@ -31663,7 +32808,7 @@
       </w:pPr>
     </w:lvl>
   </w:abstractNum>
-  <w:abstractNum w:abstractNumId="28" w15:restartNumberingAfterBreak="0">
+  <w:abstractNum w:abstractNumId="30" w15:restartNumberingAfterBreak="0">
     <w:nsid w:val="4ED87F8E"/>
     <w:multiLevelType w:val="hybridMultilevel"/>
     <w:tmpl w:val="E626EE76"/>
@@ -31757,7 +32902,7 @@
       </w:pPr>
     </w:lvl>
   </w:abstractNum>
-  <w:abstractNum w:abstractNumId="29" w15:restartNumberingAfterBreak="0">
+  <w:abstractNum w:abstractNumId="31" w15:restartNumberingAfterBreak="0">
     <w:nsid w:val="50C14BCA"/>
     <w:multiLevelType w:val="hybridMultilevel"/>
     <w:tmpl w:val="57F843B4"/>
@@ -31848,7 +32993,7 @@
       </w:pPr>
     </w:lvl>
   </w:abstractNum>
-  <w:abstractNum w:abstractNumId="30" w15:restartNumberingAfterBreak="0">
+  <w:abstractNum w:abstractNumId="32" w15:restartNumberingAfterBreak="0">
     <w:nsid w:val="543D0233"/>
     <w:multiLevelType w:val="hybridMultilevel"/>
     <w:tmpl w:val="E626EE76"/>
@@ -31942,7 +33087,7 @@
       </w:pPr>
     </w:lvl>
   </w:abstractNum>
-  <w:abstractNum w:abstractNumId="31" w15:restartNumberingAfterBreak="0">
+  <w:abstractNum w:abstractNumId="33" w15:restartNumberingAfterBreak="0">
     <w:nsid w:val="560F49EF"/>
     <w:multiLevelType w:val="hybridMultilevel"/>
     <w:tmpl w:val="127698E0"/>
@@ -32036,7 +33181,7 @@
       </w:pPr>
     </w:lvl>
   </w:abstractNum>
-  <w:abstractNum w:abstractNumId="32" w15:restartNumberingAfterBreak="0">
+  <w:abstractNum w:abstractNumId="34" w15:restartNumberingAfterBreak="0">
     <w:nsid w:val="568C7927"/>
     <w:multiLevelType w:val="hybridMultilevel"/>
     <w:tmpl w:val="E626EE76"/>
@@ -32130,10 +33275,10 @@
       </w:pPr>
     </w:lvl>
   </w:abstractNum>
-  <w:abstractNum w:abstractNumId="33" w15:restartNumberingAfterBreak="0">
-    <w:nsid w:val="5730252B"/>
+  <w:abstractNum w:abstractNumId="35" w15:restartNumberingAfterBreak="0">
+    <w:nsid w:val="57163390"/>
     <w:multiLevelType w:val="hybridMultilevel"/>
-    <w:tmpl w:val="379E1196"/>
+    <w:tmpl w:val="A6A23D74"/>
     <w:lvl w:ilvl="0" w:tplc="7A929278">
       <w:start w:val="1"/>
       <w:numFmt w:val="decimal"/>
@@ -32224,10 +33369,10 @@
       </w:pPr>
     </w:lvl>
   </w:abstractNum>
-  <w:abstractNum w:abstractNumId="34" w15:restartNumberingAfterBreak="0">
-    <w:nsid w:val="5AF53BEA"/>
+  <w:abstractNum w:abstractNumId="36" w15:restartNumberingAfterBreak="0">
+    <w:nsid w:val="5730252B"/>
     <w:multiLevelType w:val="hybridMultilevel"/>
-    <w:tmpl w:val="97865A9A"/>
+    <w:tmpl w:val="379E1196"/>
     <w:lvl w:ilvl="0" w:tplc="7A929278">
       <w:start w:val="1"/>
       <w:numFmt w:val="decimal"/>
@@ -32318,10 +33463,10 @@
       </w:pPr>
     </w:lvl>
   </w:abstractNum>
-  <w:abstractNum w:abstractNumId="35" w15:restartNumberingAfterBreak="0">
-    <w:nsid w:val="5B0D3E5D"/>
+  <w:abstractNum w:abstractNumId="37" w15:restartNumberingAfterBreak="0">
+    <w:nsid w:val="5AF53BEA"/>
     <w:multiLevelType w:val="hybridMultilevel"/>
-    <w:tmpl w:val="674AEEAE"/>
+    <w:tmpl w:val="97865A9A"/>
     <w:lvl w:ilvl="0" w:tplc="7A929278">
       <w:start w:val="1"/>
       <w:numFmt w:val="decimal"/>
@@ -32412,10 +33557,10 @@
       </w:pPr>
     </w:lvl>
   </w:abstractNum>
-  <w:abstractNum w:abstractNumId="36" w15:restartNumberingAfterBreak="0">
-    <w:nsid w:val="5BB2723A"/>
+  <w:abstractNum w:abstractNumId="38" w15:restartNumberingAfterBreak="0">
+    <w:nsid w:val="5B0D3E5D"/>
     <w:multiLevelType w:val="hybridMultilevel"/>
-    <w:tmpl w:val="E2686DA4"/>
+    <w:tmpl w:val="674AEEAE"/>
     <w:lvl w:ilvl="0" w:tplc="7A929278">
       <w:start w:val="1"/>
       <w:numFmt w:val="decimal"/>
@@ -32506,22 +33651,24 @@
       </w:pPr>
     </w:lvl>
   </w:abstractNum>
-  <w:abstractNum w:abstractNumId="37" w15:restartNumberingAfterBreak="0">
-    <w:nsid w:val="5DEE3E94"/>
+  <w:abstractNum w:abstractNumId="39" w15:restartNumberingAfterBreak="0">
+    <w:nsid w:val="5B441449"/>
     <w:multiLevelType w:val="hybridMultilevel"/>
-    <w:tmpl w:val="E088564A"/>
-    <w:lvl w:ilvl="0" w:tplc="FFFFFFFF">
-      <w:start w:val="1"/>
-      <w:numFmt w:val="upperLetter"/>
+    <w:tmpl w:val="DF042FE8"/>
+    <w:lvl w:ilvl="0" w:tplc="A23A3D9C">
+      <w:start w:val="1"/>
+      <w:numFmt w:val="lowerLetter"/>
       <w:lvlText w:val="%1:"/>
       <w:lvlJc w:val="left"/>
       <w:pPr>
-        <w:ind w:left="360" w:hanging="360"/>
+        <w:ind w:left="76" w:hanging="360"/>
       </w:pPr>
       <w:rPr>
-        <w:rFonts w:hint="default"/>
+        <w:rFonts w:ascii="Source Sans 3" w:hAnsi="Source Sans 3" w:cs="Source Sans 3" w:hint="default"/>
         <w:b/>
         <w:bCs/>
+        <w:spacing w:val="0"/>
+        <w:w w:val="84"/>
       </w:rPr>
     </w:lvl>
     <w:lvl w:ilvl="1" w:tplc="04090019" w:tentative="1">
@@ -32530,7 +33677,7 @@
       <w:lvlText w:val="%2."/>
       <w:lvlJc w:val="left"/>
       <w:pPr>
-        <w:ind w:left="1080" w:hanging="360"/>
+        <w:ind w:left="796" w:hanging="360"/>
       </w:pPr>
     </w:lvl>
     <w:lvl w:ilvl="2" w:tplc="0409001B" w:tentative="1">
@@ -32539,7 +33686,7 @@
       <w:lvlText w:val="%3."/>
       <w:lvlJc w:val="right"/>
       <w:pPr>
-        <w:ind w:left="1800" w:hanging="180"/>
+        <w:ind w:left="1516" w:hanging="180"/>
       </w:pPr>
     </w:lvl>
     <w:lvl w:ilvl="3" w:tplc="0409000F" w:tentative="1">
@@ -32548,7 +33695,7 @@
       <w:lvlText w:val="%4."/>
       <w:lvlJc w:val="left"/>
       <w:pPr>
-        <w:ind w:left="2520" w:hanging="360"/>
+        <w:ind w:left="2236" w:hanging="360"/>
       </w:pPr>
     </w:lvl>
     <w:lvl w:ilvl="4" w:tplc="04090019" w:tentative="1">
@@ -32557,7 +33704,7 @@
       <w:lvlText w:val="%5."/>
       <w:lvlJc w:val="left"/>
       <w:pPr>
-        <w:ind w:left="3240" w:hanging="360"/>
+        <w:ind w:left="2956" w:hanging="360"/>
       </w:pPr>
     </w:lvl>
     <w:lvl w:ilvl="5" w:tplc="0409001B" w:tentative="1">
@@ -32566,7 +33713,7 @@
       <w:lvlText w:val="%6."/>
       <w:lvlJc w:val="right"/>
       <w:pPr>
-        <w:ind w:left="3960" w:hanging="180"/>
+        <w:ind w:left="3676" w:hanging="180"/>
       </w:pPr>
     </w:lvl>
     <w:lvl w:ilvl="6" w:tplc="0409000F" w:tentative="1">
@@ -32575,7 +33722,7 @@
       <w:lvlText w:val="%7."/>
       <w:lvlJc w:val="left"/>
       <w:pPr>
-        <w:ind w:left="4680" w:hanging="360"/>
+        <w:ind w:left="4396" w:hanging="360"/>
       </w:pPr>
     </w:lvl>
     <w:lvl w:ilvl="7" w:tplc="04090019" w:tentative="1">
@@ -32584,7 +33731,7 @@
       <w:lvlText w:val="%8."/>
       <w:lvlJc w:val="left"/>
       <w:pPr>
-        <w:ind w:left="5400" w:hanging="360"/>
+        <w:ind w:left="5116" w:hanging="360"/>
       </w:pPr>
     </w:lvl>
     <w:lvl w:ilvl="8" w:tplc="0409001B" w:tentative="1">
@@ -32593,14 +33740,14 @@
       <w:lvlText w:val="%9."/>
       <w:lvlJc w:val="right"/>
       <w:pPr>
-        <w:ind w:left="6120" w:hanging="180"/>
+        <w:ind w:left="5836" w:hanging="180"/>
       </w:pPr>
     </w:lvl>
   </w:abstractNum>
-  <w:abstractNum w:abstractNumId="38" w15:restartNumberingAfterBreak="0">
-    <w:nsid w:val="5FBF0006"/>
+  <w:abstractNum w:abstractNumId="40" w15:restartNumberingAfterBreak="0">
+    <w:nsid w:val="5BB2723A"/>
     <w:multiLevelType w:val="hybridMultilevel"/>
-    <w:tmpl w:val="1E7CEDD8"/>
+    <w:tmpl w:val="E2686DA4"/>
     <w:lvl w:ilvl="0" w:tplc="7A929278">
       <w:start w:val="1"/>
       <w:numFmt w:val="decimal"/>
@@ -32691,10 +33838,101 @@
       </w:pPr>
     </w:lvl>
   </w:abstractNum>
-  <w:abstractNum w:abstractNumId="39" w15:restartNumberingAfterBreak="0">
-    <w:nsid w:val="621E53DB"/>
+  <w:abstractNum w:abstractNumId="41" w15:restartNumberingAfterBreak="0">
+    <w:nsid w:val="5DEE3E94"/>
     <w:multiLevelType w:val="hybridMultilevel"/>
-    <w:tmpl w:val="6C1CF1A0"/>
+    <w:tmpl w:val="E088564A"/>
+    <w:lvl w:ilvl="0" w:tplc="FFFFFFFF">
+      <w:start w:val="1"/>
+      <w:numFmt w:val="upperLetter"/>
+      <w:lvlText w:val="%1:"/>
+      <w:lvlJc w:val="left"/>
+      <w:pPr>
+        <w:ind w:left="360" w:hanging="360"/>
+      </w:pPr>
+      <w:rPr>
+        <w:rFonts w:hint="default"/>
+        <w:b/>
+        <w:bCs/>
+      </w:rPr>
+    </w:lvl>
+    <w:lvl w:ilvl="1" w:tplc="04090019" w:tentative="1">
+      <w:start w:val="1"/>
+      <w:numFmt w:val="lowerLetter"/>
+      <w:lvlText w:val="%2."/>
+      <w:lvlJc w:val="left"/>
+      <w:pPr>
+        <w:ind w:left="1080" w:hanging="360"/>
+      </w:pPr>
+    </w:lvl>
+    <w:lvl w:ilvl="2" w:tplc="0409001B" w:tentative="1">
+      <w:start w:val="1"/>
+      <w:numFmt w:val="lowerRoman"/>
+      <w:lvlText w:val="%3."/>
+      <w:lvlJc w:val="right"/>
+      <w:pPr>
+        <w:ind w:left="1800" w:hanging="180"/>
+      </w:pPr>
+    </w:lvl>
+    <w:lvl w:ilvl="3" w:tplc="0409000F" w:tentative="1">
+      <w:start w:val="1"/>
+      <w:numFmt w:val="decimal"/>
+      <w:lvlText w:val="%4."/>
+      <w:lvlJc w:val="left"/>
+      <w:pPr>
+        <w:ind w:left="2520" w:hanging="360"/>
+      </w:pPr>
+    </w:lvl>
+    <w:lvl w:ilvl="4" w:tplc="04090019" w:tentative="1">
+      <w:start w:val="1"/>
+      <w:numFmt w:val="lowerLetter"/>
+      <w:lvlText w:val="%5."/>
+      <w:lvlJc w:val="left"/>
+      <w:pPr>
+        <w:ind w:left="3240" w:hanging="360"/>
+      </w:pPr>
+    </w:lvl>
+    <w:lvl w:ilvl="5" w:tplc="0409001B" w:tentative="1">
+      <w:start w:val="1"/>
+      <w:numFmt w:val="lowerRoman"/>
+      <w:lvlText w:val="%6."/>
+      <w:lvlJc w:val="right"/>
+      <w:pPr>
+        <w:ind w:left="3960" w:hanging="180"/>
+      </w:pPr>
+    </w:lvl>
+    <w:lvl w:ilvl="6" w:tplc="0409000F" w:tentative="1">
+      <w:start w:val="1"/>
+      <w:numFmt w:val="decimal"/>
+      <w:lvlText w:val="%7."/>
+      <w:lvlJc w:val="left"/>
+      <w:pPr>
+        <w:ind w:left="4680" w:hanging="360"/>
+      </w:pPr>
+    </w:lvl>
+    <w:lvl w:ilvl="7" w:tplc="04090019" w:tentative="1">
+      <w:start w:val="1"/>
+      <w:numFmt w:val="lowerLetter"/>
+      <w:lvlText w:val="%8."/>
+      <w:lvlJc w:val="left"/>
+      <w:pPr>
+        <w:ind w:left="5400" w:hanging="360"/>
+      </w:pPr>
+    </w:lvl>
+    <w:lvl w:ilvl="8" w:tplc="0409001B" w:tentative="1">
+      <w:start w:val="1"/>
+      <w:numFmt w:val="lowerRoman"/>
+      <w:lvlText w:val="%9."/>
+      <w:lvlJc w:val="right"/>
+      <w:pPr>
+        <w:ind w:left="6120" w:hanging="180"/>
+      </w:pPr>
+    </w:lvl>
+  </w:abstractNum>
+  <w:abstractNum w:abstractNumId="42" w15:restartNumberingAfterBreak="0">
+    <w:nsid w:val="5FBF0006"/>
+    <w:multiLevelType w:val="hybridMultilevel"/>
+    <w:tmpl w:val="1E7CEDD8"/>
     <w:lvl w:ilvl="0" w:tplc="7A929278">
       <w:start w:val="1"/>
       <w:numFmt w:val="decimal"/>
@@ -32785,10 +34023,10 @@
       </w:pPr>
     </w:lvl>
   </w:abstractNum>
-  <w:abstractNum w:abstractNumId="40" w15:restartNumberingAfterBreak="0">
-    <w:nsid w:val="64BA0F3D"/>
+  <w:abstractNum w:abstractNumId="43" w15:restartNumberingAfterBreak="0">
+    <w:nsid w:val="621E53DB"/>
     <w:multiLevelType w:val="hybridMultilevel"/>
-    <w:tmpl w:val="8E9A4D92"/>
+    <w:tmpl w:val="6C1CF1A0"/>
     <w:lvl w:ilvl="0" w:tplc="7A929278">
       <w:start w:val="1"/>
       <w:numFmt w:val="decimal"/>
@@ -32879,103 +34117,10 @@
       </w:pPr>
     </w:lvl>
   </w:abstractNum>
-  <w:abstractNum w:abstractNumId="41" w15:restartNumberingAfterBreak="0">
-    <w:nsid w:val="6B76557F"/>
+  <w:abstractNum w:abstractNumId="44" w15:restartNumberingAfterBreak="0">
+    <w:nsid w:val="64BA0F3D"/>
     <w:multiLevelType w:val="hybridMultilevel"/>
-    <w:tmpl w:val="6CFC8F18"/>
-    <w:lvl w:ilvl="0" w:tplc="A23A3D9C">
-      <w:start w:val="1"/>
-      <w:numFmt w:val="lowerLetter"/>
-      <w:lvlText w:val="%1:"/>
-      <w:lvlJc w:val="left"/>
-      <w:pPr>
-        <w:ind w:left="360" w:hanging="360"/>
-      </w:pPr>
-      <w:rPr>
-        <w:rFonts w:ascii="Source Sans 3" w:hAnsi="Source Sans 3" w:cs="Source Sans 3" w:hint="default"/>
-        <w:b/>
-        <w:bCs/>
-        <w:spacing w:val="0"/>
-        <w:w w:val="84"/>
-      </w:rPr>
-    </w:lvl>
-    <w:lvl w:ilvl="1" w:tplc="04090019" w:tentative="1">
-      <w:start w:val="1"/>
-      <w:numFmt w:val="lowerLetter"/>
-      <w:lvlText w:val="%2."/>
-      <w:lvlJc w:val="left"/>
-      <w:pPr>
-        <w:ind w:left="1080" w:hanging="360"/>
-      </w:pPr>
-    </w:lvl>
-    <w:lvl w:ilvl="2" w:tplc="0409001B" w:tentative="1">
-      <w:start w:val="1"/>
-      <w:numFmt w:val="lowerRoman"/>
-      <w:lvlText w:val="%3."/>
-      <w:lvlJc w:val="right"/>
-      <w:pPr>
-        <w:ind w:left="1800" w:hanging="180"/>
-      </w:pPr>
-    </w:lvl>
-    <w:lvl w:ilvl="3" w:tplc="0409000F" w:tentative="1">
-      <w:start w:val="1"/>
-      <w:numFmt w:val="decimal"/>
-      <w:lvlText w:val="%4."/>
-      <w:lvlJc w:val="left"/>
-      <w:pPr>
-        <w:ind w:left="2520" w:hanging="360"/>
-      </w:pPr>
-    </w:lvl>
-    <w:lvl w:ilvl="4" w:tplc="04090019" w:tentative="1">
-      <w:start w:val="1"/>
-      <w:numFmt w:val="lowerLetter"/>
-      <w:lvlText w:val="%5."/>
-      <w:lvlJc w:val="left"/>
-      <w:pPr>
-        <w:ind w:left="3240" w:hanging="360"/>
-      </w:pPr>
-    </w:lvl>
-    <w:lvl w:ilvl="5" w:tplc="0409001B" w:tentative="1">
-      <w:start w:val="1"/>
-      <w:numFmt w:val="lowerRoman"/>
-      <w:lvlText w:val="%6."/>
-      <w:lvlJc w:val="right"/>
-      <w:pPr>
-        <w:ind w:left="3960" w:hanging="180"/>
-      </w:pPr>
-    </w:lvl>
-    <w:lvl w:ilvl="6" w:tplc="0409000F" w:tentative="1">
-      <w:start w:val="1"/>
-      <w:numFmt w:val="decimal"/>
-      <w:lvlText w:val="%7."/>
-      <w:lvlJc w:val="left"/>
-      <w:pPr>
-        <w:ind w:left="4680" w:hanging="360"/>
-      </w:pPr>
-    </w:lvl>
-    <w:lvl w:ilvl="7" w:tplc="04090019" w:tentative="1">
-      <w:start w:val="1"/>
-      <w:numFmt w:val="lowerLetter"/>
-      <w:lvlText w:val="%8."/>
-      <w:lvlJc w:val="left"/>
-      <w:pPr>
-        <w:ind w:left="5400" w:hanging="360"/>
-      </w:pPr>
-    </w:lvl>
-    <w:lvl w:ilvl="8" w:tplc="0409001B" w:tentative="1">
-      <w:start w:val="1"/>
-      <w:numFmt w:val="lowerRoman"/>
-      <w:lvlText w:val="%9."/>
-      <w:lvlJc w:val="right"/>
-      <w:pPr>
-        <w:ind w:left="6120" w:hanging="180"/>
-      </w:pPr>
-    </w:lvl>
-  </w:abstractNum>
-  <w:abstractNum w:abstractNumId="42" w15:restartNumberingAfterBreak="0">
-    <w:nsid w:val="6BEA3D48"/>
-    <w:multiLevelType w:val="hybridMultilevel"/>
-    <w:tmpl w:val="45C054AA"/>
+    <w:tmpl w:val="8E9A4D92"/>
     <w:lvl w:ilvl="0" w:tplc="7A929278">
       <w:start w:val="1"/>
       <w:numFmt w:val="decimal"/>
@@ -33066,10 +34211,101 @@
       </w:pPr>
     </w:lvl>
   </w:abstractNum>
-  <w:abstractNum w:abstractNumId="43" w15:restartNumberingAfterBreak="0">
-    <w:nsid w:val="6D65006D"/>
+  <w:abstractNum w:abstractNumId="45" w15:restartNumberingAfterBreak="0">
+    <w:nsid w:val="65FD6D58"/>
     <w:multiLevelType w:val="hybridMultilevel"/>
-    <w:tmpl w:val="007E4CD0"/>
+    <w:tmpl w:val="2DDA6A2E"/>
+    <w:lvl w:ilvl="0" w:tplc="FA18EE9C">
+      <w:start w:val="1"/>
+      <w:numFmt w:val="decimal"/>
+      <w:lvlText w:val="%1:"/>
+      <w:lvlJc w:val="left"/>
+      <w:pPr>
+        <w:ind w:left="360" w:hanging="360"/>
+      </w:pPr>
+      <w:rPr>
+        <w:b/>
+        <w:bCs/>
+        <w:lang w:val="en-US" w:eastAsia="en-US" w:bidi="ar-SA"/>
+      </w:rPr>
+    </w:lvl>
+    <w:lvl w:ilvl="1" w:tplc="04090019" w:tentative="1">
+      <w:start w:val="1"/>
+      <w:numFmt w:val="lowerLetter"/>
+      <w:lvlText w:val="%2."/>
+      <w:lvlJc w:val="left"/>
+      <w:pPr>
+        <w:ind w:left="1080" w:hanging="360"/>
+      </w:pPr>
+    </w:lvl>
+    <w:lvl w:ilvl="2" w:tplc="0409001B" w:tentative="1">
+      <w:start w:val="1"/>
+      <w:numFmt w:val="lowerRoman"/>
+      <w:lvlText w:val="%3."/>
+      <w:lvlJc w:val="right"/>
+      <w:pPr>
+        <w:ind w:left="1800" w:hanging="180"/>
+      </w:pPr>
+    </w:lvl>
+    <w:lvl w:ilvl="3" w:tplc="0409000F" w:tentative="1">
+      <w:start w:val="1"/>
+      <w:numFmt w:val="decimal"/>
+      <w:lvlText w:val="%4."/>
+      <w:lvlJc w:val="left"/>
+      <w:pPr>
+        <w:ind w:left="2520" w:hanging="360"/>
+      </w:pPr>
+    </w:lvl>
+    <w:lvl w:ilvl="4" w:tplc="04090019" w:tentative="1">
+      <w:start w:val="1"/>
+      <w:numFmt w:val="lowerLetter"/>
+      <w:lvlText w:val="%5."/>
+      <w:lvlJc w:val="left"/>
+      <w:pPr>
+        <w:ind w:left="3240" w:hanging="360"/>
+      </w:pPr>
+    </w:lvl>
+    <w:lvl w:ilvl="5" w:tplc="0409001B" w:tentative="1">
+      <w:start w:val="1"/>
+      <w:numFmt w:val="lowerRoman"/>
+      <w:lvlText w:val="%6."/>
+      <w:lvlJc w:val="right"/>
+      <w:pPr>
+        <w:ind w:left="3960" w:hanging="180"/>
+      </w:pPr>
+    </w:lvl>
+    <w:lvl w:ilvl="6" w:tplc="0409000F" w:tentative="1">
+      <w:start w:val="1"/>
+      <w:numFmt w:val="decimal"/>
+      <w:lvlText w:val="%7."/>
+      <w:lvlJc w:val="left"/>
+      <w:pPr>
+        <w:ind w:left="4680" w:hanging="360"/>
+      </w:pPr>
+    </w:lvl>
+    <w:lvl w:ilvl="7" w:tplc="04090019" w:tentative="1">
+      <w:start w:val="1"/>
+      <w:numFmt w:val="lowerLetter"/>
+      <w:lvlText w:val="%8."/>
+      <w:lvlJc w:val="left"/>
+      <w:pPr>
+        <w:ind w:left="5400" w:hanging="360"/>
+      </w:pPr>
+    </w:lvl>
+    <w:lvl w:ilvl="8" w:tplc="0409001B" w:tentative="1">
+      <w:start w:val="1"/>
+      <w:numFmt w:val="lowerRoman"/>
+      <w:lvlText w:val="%9."/>
+      <w:lvlJc w:val="right"/>
+      <w:pPr>
+        <w:ind w:left="6120" w:hanging="180"/>
+      </w:pPr>
+    </w:lvl>
+  </w:abstractNum>
+  <w:abstractNum w:abstractNumId="46" w15:restartNumberingAfterBreak="0">
+    <w:nsid w:val="683D49F8"/>
+    <w:multiLevelType w:val="hybridMultilevel"/>
+    <w:tmpl w:val="097067A8"/>
     <w:lvl w:ilvl="0" w:tplc="7A929278">
       <w:start w:val="1"/>
       <w:numFmt w:val="decimal"/>
@@ -33160,10 +34396,103 @@
       </w:pPr>
     </w:lvl>
   </w:abstractNum>
-  <w:abstractNum w:abstractNumId="44" w15:restartNumberingAfterBreak="0">
-    <w:nsid w:val="6E226DCD"/>
+  <w:abstractNum w:abstractNumId="47" w15:restartNumberingAfterBreak="0">
+    <w:nsid w:val="6B76557F"/>
     <w:multiLevelType w:val="hybridMultilevel"/>
-    <w:tmpl w:val="4A04CFC4"/>
+    <w:tmpl w:val="6CFC8F18"/>
+    <w:lvl w:ilvl="0" w:tplc="A23A3D9C">
+      <w:start w:val="1"/>
+      <w:numFmt w:val="lowerLetter"/>
+      <w:lvlText w:val="%1:"/>
+      <w:lvlJc w:val="left"/>
+      <w:pPr>
+        <w:ind w:left="360" w:hanging="360"/>
+      </w:pPr>
+      <w:rPr>
+        <w:rFonts w:ascii="Source Sans 3" w:hAnsi="Source Sans 3" w:cs="Source Sans 3" w:hint="default"/>
+        <w:b/>
+        <w:bCs/>
+        <w:spacing w:val="0"/>
+        <w:w w:val="84"/>
+      </w:rPr>
+    </w:lvl>
+    <w:lvl w:ilvl="1" w:tplc="04090019" w:tentative="1">
+      <w:start w:val="1"/>
+      <w:numFmt w:val="lowerLetter"/>
+      <w:lvlText w:val="%2."/>
+      <w:lvlJc w:val="left"/>
+      <w:pPr>
+        <w:ind w:left="1080" w:hanging="360"/>
+      </w:pPr>
+    </w:lvl>
+    <w:lvl w:ilvl="2" w:tplc="0409001B" w:tentative="1">
+      <w:start w:val="1"/>
+      <w:numFmt w:val="lowerRoman"/>
+      <w:lvlText w:val="%3."/>
+      <w:lvlJc w:val="right"/>
+      <w:pPr>
+        <w:ind w:left="1800" w:hanging="180"/>
+      </w:pPr>
+    </w:lvl>
+    <w:lvl w:ilvl="3" w:tplc="0409000F" w:tentative="1">
+      <w:start w:val="1"/>
+      <w:numFmt w:val="decimal"/>
+      <w:lvlText w:val="%4."/>
+      <w:lvlJc w:val="left"/>
+      <w:pPr>
+        <w:ind w:left="2520" w:hanging="360"/>
+      </w:pPr>
+    </w:lvl>
+    <w:lvl w:ilvl="4" w:tplc="04090019" w:tentative="1">
+      <w:start w:val="1"/>
+      <w:numFmt w:val="lowerLetter"/>
+      <w:lvlText w:val="%5."/>
+      <w:lvlJc w:val="left"/>
+      <w:pPr>
+        <w:ind w:left="3240" w:hanging="360"/>
+      </w:pPr>
+    </w:lvl>
+    <w:lvl w:ilvl="5" w:tplc="0409001B" w:tentative="1">
+      <w:start w:val="1"/>
+      <w:numFmt w:val="lowerRoman"/>
+      <w:lvlText w:val="%6."/>
+      <w:lvlJc w:val="right"/>
+      <w:pPr>
+        <w:ind w:left="3960" w:hanging="180"/>
+      </w:pPr>
+    </w:lvl>
+    <w:lvl w:ilvl="6" w:tplc="0409000F" w:tentative="1">
+      <w:start w:val="1"/>
+      <w:numFmt w:val="decimal"/>
+      <w:lvlText w:val="%7."/>
+      <w:lvlJc w:val="left"/>
+      <w:pPr>
+        <w:ind w:left="4680" w:hanging="360"/>
+      </w:pPr>
+    </w:lvl>
+    <w:lvl w:ilvl="7" w:tplc="04090019" w:tentative="1">
+      <w:start w:val="1"/>
+      <w:numFmt w:val="lowerLetter"/>
+      <w:lvlText w:val="%8."/>
+      <w:lvlJc w:val="left"/>
+      <w:pPr>
+        <w:ind w:left="5400" w:hanging="360"/>
+      </w:pPr>
+    </w:lvl>
+    <w:lvl w:ilvl="8" w:tplc="0409001B" w:tentative="1">
+      <w:start w:val="1"/>
+      <w:numFmt w:val="lowerRoman"/>
+      <w:lvlText w:val="%9."/>
+      <w:lvlJc w:val="right"/>
+      <w:pPr>
+        <w:ind w:left="6120" w:hanging="180"/>
+      </w:pPr>
+    </w:lvl>
+  </w:abstractNum>
+  <w:abstractNum w:abstractNumId="48" w15:restartNumberingAfterBreak="0">
+    <w:nsid w:val="6BEA3D48"/>
+    <w:multiLevelType w:val="hybridMultilevel"/>
+    <w:tmpl w:val="45C054AA"/>
     <w:lvl w:ilvl="0" w:tplc="7A929278">
       <w:start w:val="1"/>
       <w:numFmt w:val="decimal"/>
@@ -33254,101 +34583,10 @@
       </w:pPr>
     </w:lvl>
   </w:abstractNum>
-  <w:abstractNum w:abstractNumId="45" w15:restartNumberingAfterBreak="0">
-    <w:nsid w:val="6FDF0ED6"/>
+  <w:abstractNum w:abstractNumId="49" w15:restartNumberingAfterBreak="0">
+    <w:nsid w:val="6D65006D"/>
     <w:multiLevelType w:val="hybridMultilevel"/>
-    <w:tmpl w:val="BE229104"/>
-    <w:lvl w:ilvl="0" w:tplc="72A80D18">
-      <w:start w:val="1"/>
-      <w:numFmt w:val="decimal"/>
-      <w:lvlText w:val="%1:"/>
-      <w:lvlJc w:val="left"/>
-      <w:pPr>
-        <w:ind w:left="360" w:hanging="360"/>
-      </w:pPr>
-      <w:rPr>
-        <w:rFonts w:ascii="Source Sans 3 Bold" w:hAnsi="Source Sans 3 Bold" w:cstheme="minorBidi" w:hint="default"/>
-        <w:b/>
-        <w:bCs/>
-      </w:rPr>
-    </w:lvl>
-    <w:lvl w:ilvl="1" w:tplc="04090019" w:tentative="1">
-      <w:start w:val="1"/>
-      <w:numFmt w:val="lowerLetter"/>
-      <w:lvlText w:val="%2."/>
-      <w:lvlJc w:val="left"/>
-      <w:pPr>
-        <w:ind w:left="1080" w:hanging="360"/>
-      </w:pPr>
-    </w:lvl>
-    <w:lvl w:ilvl="2" w:tplc="0409001B" w:tentative="1">
-      <w:start w:val="1"/>
-      <w:numFmt w:val="lowerRoman"/>
-      <w:lvlText w:val="%3."/>
-      <w:lvlJc w:val="right"/>
-      <w:pPr>
-        <w:ind w:left="1800" w:hanging="180"/>
-      </w:pPr>
-    </w:lvl>
-    <w:lvl w:ilvl="3" w:tplc="0409000F" w:tentative="1">
-      <w:start w:val="1"/>
-      <w:numFmt w:val="decimal"/>
-      <w:lvlText w:val="%4."/>
-      <w:lvlJc w:val="left"/>
-      <w:pPr>
-        <w:ind w:left="2520" w:hanging="360"/>
-      </w:pPr>
-    </w:lvl>
-    <w:lvl w:ilvl="4" w:tplc="04090019" w:tentative="1">
-      <w:start w:val="1"/>
-      <w:numFmt w:val="lowerLetter"/>
-      <w:lvlText w:val="%5."/>
-      <w:lvlJc w:val="left"/>
-      <w:pPr>
-        <w:ind w:left="3240" w:hanging="360"/>
-      </w:pPr>
-    </w:lvl>
-    <w:lvl w:ilvl="5" w:tplc="0409001B" w:tentative="1">
-      <w:start w:val="1"/>
-      <w:numFmt w:val="lowerRoman"/>
-      <w:lvlText w:val="%6."/>
-      <w:lvlJc w:val="right"/>
-      <w:pPr>
-        <w:ind w:left="3960" w:hanging="180"/>
-      </w:pPr>
-    </w:lvl>
-    <w:lvl w:ilvl="6" w:tplc="0409000F" w:tentative="1">
-      <w:start w:val="1"/>
-      <w:numFmt w:val="decimal"/>
-      <w:lvlText w:val="%7."/>
-      <w:lvlJc w:val="left"/>
-      <w:pPr>
-        <w:ind w:left="4680" w:hanging="360"/>
-      </w:pPr>
-    </w:lvl>
-    <w:lvl w:ilvl="7" w:tplc="04090019" w:tentative="1">
-      <w:start w:val="1"/>
-      <w:numFmt w:val="lowerLetter"/>
-      <w:lvlText w:val="%8."/>
-      <w:lvlJc w:val="left"/>
-      <w:pPr>
-        <w:ind w:left="5400" w:hanging="360"/>
-      </w:pPr>
-    </w:lvl>
-    <w:lvl w:ilvl="8" w:tplc="0409001B" w:tentative="1">
-      <w:start w:val="1"/>
-      <w:numFmt w:val="lowerRoman"/>
-      <w:lvlText w:val="%9."/>
-      <w:lvlJc w:val="right"/>
-      <w:pPr>
-        <w:ind w:left="6120" w:hanging="180"/>
-      </w:pPr>
-    </w:lvl>
-  </w:abstractNum>
-  <w:abstractNum w:abstractNumId="46" w15:restartNumberingAfterBreak="0">
-    <w:nsid w:val="75B85D3F"/>
-    <w:multiLevelType w:val="hybridMultilevel"/>
-    <w:tmpl w:val="07B4DA4A"/>
+    <w:tmpl w:val="007E4CD0"/>
     <w:lvl w:ilvl="0" w:tplc="7A929278">
       <w:start w:val="1"/>
       <w:numFmt w:val="decimal"/>
@@ -33366,7 +34604,7 @@
         <w:lang w:val="en-US" w:eastAsia="en-US" w:bidi="ar-SA"/>
       </w:rPr>
     </w:lvl>
-    <w:lvl w:ilvl="1" w:tplc="FFFFFFFF" w:tentative="1">
+    <w:lvl w:ilvl="1" w:tplc="04090019" w:tentative="1">
       <w:start w:val="1"/>
       <w:numFmt w:val="lowerLetter"/>
       <w:lvlText w:val="%2."/>
@@ -33375,7 +34613,7 @@
         <w:ind w:left="1080" w:hanging="360"/>
       </w:pPr>
     </w:lvl>
-    <w:lvl w:ilvl="2" w:tplc="FFFFFFFF" w:tentative="1">
+    <w:lvl w:ilvl="2" w:tplc="0409001B" w:tentative="1">
       <w:start w:val="1"/>
       <w:numFmt w:val="lowerRoman"/>
       <w:lvlText w:val="%3."/>
@@ -33384,7 +34622,7 @@
         <w:ind w:left="1800" w:hanging="180"/>
       </w:pPr>
     </w:lvl>
-    <w:lvl w:ilvl="3" w:tplc="FFFFFFFF" w:tentative="1">
+    <w:lvl w:ilvl="3" w:tplc="0409000F" w:tentative="1">
       <w:start w:val="1"/>
       <w:numFmt w:val="decimal"/>
       <w:lvlText w:val="%4."/>
@@ -33393,7 +34631,7 @@
         <w:ind w:left="2520" w:hanging="360"/>
       </w:pPr>
     </w:lvl>
-    <w:lvl w:ilvl="4" w:tplc="FFFFFFFF" w:tentative="1">
+    <w:lvl w:ilvl="4" w:tplc="04090019" w:tentative="1">
       <w:start w:val="1"/>
       <w:numFmt w:val="lowerLetter"/>
       <w:lvlText w:val="%5."/>
@@ -33402,7 +34640,7 @@
         <w:ind w:left="3240" w:hanging="360"/>
       </w:pPr>
     </w:lvl>
-    <w:lvl w:ilvl="5" w:tplc="FFFFFFFF" w:tentative="1">
+    <w:lvl w:ilvl="5" w:tplc="0409001B" w:tentative="1">
       <w:start w:val="1"/>
       <w:numFmt w:val="lowerRoman"/>
       <w:lvlText w:val="%6."/>
@@ -33411,7 +34649,7 @@
         <w:ind w:left="3960" w:hanging="180"/>
       </w:pPr>
     </w:lvl>
-    <w:lvl w:ilvl="6" w:tplc="FFFFFFFF" w:tentative="1">
+    <w:lvl w:ilvl="6" w:tplc="0409000F" w:tentative="1">
       <w:start w:val="1"/>
       <w:numFmt w:val="decimal"/>
       <w:lvlText w:val="%7."/>
@@ -33420,7 +34658,7 @@
         <w:ind w:left="4680" w:hanging="360"/>
       </w:pPr>
     </w:lvl>
-    <w:lvl w:ilvl="7" w:tplc="FFFFFFFF" w:tentative="1">
+    <w:lvl w:ilvl="7" w:tplc="04090019" w:tentative="1">
       <w:start w:val="1"/>
       <w:numFmt w:val="lowerLetter"/>
       <w:lvlText w:val="%8."/>
@@ -33429,7 +34667,7 @@
         <w:ind w:left="5400" w:hanging="360"/>
       </w:pPr>
     </w:lvl>
-    <w:lvl w:ilvl="8" w:tplc="FFFFFFFF" w:tentative="1">
+    <w:lvl w:ilvl="8" w:tplc="0409001B" w:tentative="1">
       <w:start w:val="1"/>
       <w:numFmt w:val="lowerRoman"/>
       <w:lvlText w:val="%9."/>
@@ -33439,102 +34677,10 @@
       </w:pPr>
     </w:lvl>
   </w:abstractNum>
-  <w:abstractNum w:abstractNumId="47" w15:restartNumberingAfterBreak="0">
-    <w:nsid w:val="7881413E"/>
+  <w:abstractNum w:abstractNumId="50" w15:restartNumberingAfterBreak="0">
+    <w:nsid w:val="6E226DCD"/>
     <w:multiLevelType w:val="hybridMultilevel"/>
-    <w:tmpl w:val="9A681A8C"/>
-    <w:lvl w:ilvl="0" w:tplc="ECD44A76">
-      <w:start w:val="1"/>
-      <w:numFmt w:val="upperLetter"/>
-      <w:pStyle w:val="ABList"/>
-      <w:lvlText w:val="%1:"/>
-      <w:lvlJc w:val="left"/>
-      <w:pPr>
-        <w:ind w:left="360" w:hanging="360"/>
-      </w:pPr>
-      <w:rPr>
-        <w:rFonts w:hint="default"/>
-        <w:b/>
-        <w:bCs/>
-      </w:rPr>
-    </w:lvl>
-    <w:lvl w:ilvl="1" w:tplc="FFFFFFFF" w:tentative="1">
-      <w:start w:val="1"/>
-      <w:numFmt w:val="lowerLetter"/>
-      <w:lvlText w:val="%2."/>
-      <w:lvlJc w:val="left"/>
-      <w:pPr>
-        <w:ind w:left="1080" w:hanging="360"/>
-      </w:pPr>
-    </w:lvl>
-    <w:lvl w:ilvl="2" w:tplc="FFFFFFFF" w:tentative="1">
-      <w:start w:val="1"/>
-      <w:numFmt w:val="lowerRoman"/>
-      <w:lvlText w:val="%3."/>
-      <w:lvlJc w:val="right"/>
-      <w:pPr>
-        <w:ind w:left="1800" w:hanging="180"/>
-      </w:pPr>
-    </w:lvl>
-    <w:lvl w:ilvl="3" w:tplc="FFFFFFFF" w:tentative="1">
-      <w:start w:val="1"/>
-      <w:numFmt w:val="decimal"/>
-      <w:lvlText w:val="%4."/>
-      <w:lvlJc w:val="left"/>
-      <w:pPr>
-        <w:ind w:left="2520" w:hanging="360"/>
-      </w:pPr>
-    </w:lvl>
-    <w:lvl w:ilvl="4" w:tplc="FFFFFFFF" w:tentative="1">
-      <w:start w:val="1"/>
-      <w:numFmt w:val="lowerLetter"/>
-      <w:lvlText w:val="%5."/>
-      <w:lvlJc w:val="left"/>
-      <w:pPr>
-        <w:ind w:left="3240" w:hanging="360"/>
-      </w:pPr>
-    </w:lvl>
-    <w:lvl w:ilvl="5" w:tplc="FFFFFFFF" w:tentative="1">
-      <w:start w:val="1"/>
-      <w:numFmt w:val="lowerRoman"/>
-      <w:lvlText w:val="%6."/>
-      <w:lvlJc w:val="right"/>
-      <w:pPr>
-        <w:ind w:left="3960" w:hanging="180"/>
-      </w:pPr>
-    </w:lvl>
-    <w:lvl w:ilvl="6" w:tplc="FFFFFFFF" w:tentative="1">
-      <w:start w:val="1"/>
-      <w:numFmt w:val="decimal"/>
-      <w:lvlText w:val="%7."/>
-      <w:lvlJc w:val="left"/>
-      <w:pPr>
-        <w:ind w:left="4680" w:hanging="360"/>
-      </w:pPr>
-    </w:lvl>
-    <w:lvl w:ilvl="7" w:tplc="FFFFFFFF" w:tentative="1">
-      <w:start w:val="1"/>
-      <w:numFmt w:val="lowerLetter"/>
-      <w:lvlText w:val="%8."/>
-      <w:lvlJc w:val="left"/>
-      <w:pPr>
-        <w:ind w:left="5400" w:hanging="360"/>
-      </w:pPr>
-    </w:lvl>
-    <w:lvl w:ilvl="8" w:tplc="FFFFFFFF" w:tentative="1">
-      <w:start w:val="1"/>
-      <w:numFmt w:val="lowerRoman"/>
-      <w:lvlText w:val="%9."/>
-      <w:lvlJc w:val="right"/>
-      <w:pPr>
-        <w:ind w:left="6120" w:hanging="180"/>
-      </w:pPr>
-    </w:lvl>
-  </w:abstractNum>
-  <w:abstractNum w:abstractNumId="48" w15:restartNumberingAfterBreak="0">
-    <w:nsid w:val="7A7C4585"/>
-    <w:multiLevelType w:val="hybridMultilevel"/>
-    <w:tmpl w:val="A01A6C60"/>
+    <w:tmpl w:val="4A04CFC4"/>
     <w:lvl w:ilvl="0" w:tplc="7A929278">
       <w:start w:val="1"/>
       <w:numFmt w:val="decimal"/>
@@ -33625,10 +34771,101 @@
       </w:pPr>
     </w:lvl>
   </w:abstractNum>
-  <w:abstractNum w:abstractNumId="49" w15:restartNumberingAfterBreak="0">
-    <w:nsid w:val="7F44316F"/>
+  <w:abstractNum w:abstractNumId="51" w15:restartNumberingAfterBreak="0">
+    <w:nsid w:val="6FDF0ED6"/>
     <w:multiLevelType w:val="hybridMultilevel"/>
-    <w:tmpl w:val="4B4E86F2"/>
+    <w:tmpl w:val="BE229104"/>
+    <w:lvl w:ilvl="0" w:tplc="72A80D18">
+      <w:start w:val="1"/>
+      <w:numFmt w:val="decimal"/>
+      <w:lvlText w:val="%1:"/>
+      <w:lvlJc w:val="left"/>
+      <w:pPr>
+        <w:ind w:left="360" w:hanging="360"/>
+      </w:pPr>
+      <w:rPr>
+        <w:rFonts w:ascii="Source Sans 3 Bold" w:hAnsi="Source Sans 3 Bold" w:cstheme="minorBidi" w:hint="default"/>
+        <w:b/>
+        <w:bCs/>
+      </w:rPr>
+    </w:lvl>
+    <w:lvl w:ilvl="1" w:tplc="04090019" w:tentative="1">
+      <w:start w:val="1"/>
+      <w:numFmt w:val="lowerLetter"/>
+      <w:lvlText w:val="%2."/>
+      <w:lvlJc w:val="left"/>
+      <w:pPr>
+        <w:ind w:left="1080" w:hanging="360"/>
+      </w:pPr>
+    </w:lvl>
+    <w:lvl w:ilvl="2" w:tplc="0409001B" w:tentative="1">
+      <w:start w:val="1"/>
+      <w:numFmt w:val="lowerRoman"/>
+      <w:lvlText w:val="%3."/>
+      <w:lvlJc w:val="right"/>
+      <w:pPr>
+        <w:ind w:left="1800" w:hanging="180"/>
+      </w:pPr>
+    </w:lvl>
+    <w:lvl w:ilvl="3" w:tplc="0409000F" w:tentative="1">
+      <w:start w:val="1"/>
+      <w:numFmt w:val="decimal"/>
+      <w:lvlText w:val="%4."/>
+      <w:lvlJc w:val="left"/>
+      <w:pPr>
+        <w:ind w:left="2520" w:hanging="360"/>
+      </w:pPr>
+    </w:lvl>
+    <w:lvl w:ilvl="4" w:tplc="04090019" w:tentative="1">
+      <w:start w:val="1"/>
+      <w:numFmt w:val="lowerLetter"/>
+      <w:lvlText w:val="%5."/>
+      <w:lvlJc w:val="left"/>
+      <w:pPr>
+        <w:ind w:left="3240" w:hanging="360"/>
+      </w:pPr>
+    </w:lvl>
+    <w:lvl w:ilvl="5" w:tplc="0409001B" w:tentative="1">
+      <w:start w:val="1"/>
+      <w:numFmt w:val="lowerRoman"/>
+      <w:lvlText w:val="%6."/>
+      <w:lvlJc w:val="right"/>
+      <w:pPr>
+        <w:ind w:left="3960" w:hanging="180"/>
+      </w:pPr>
+    </w:lvl>
+    <w:lvl w:ilvl="6" w:tplc="0409000F" w:tentative="1">
+      <w:start w:val="1"/>
+      <w:numFmt w:val="decimal"/>
+      <w:lvlText w:val="%7."/>
+      <w:lvlJc w:val="left"/>
+      <w:pPr>
+        <w:ind w:left="4680" w:hanging="360"/>
+      </w:pPr>
+    </w:lvl>
+    <w:lvl w:ilvl="7" w:tplc="04090019" w:tentative="1">
+      <w:start w:val="1"/>
+      <w:numFmt w:val="lowerLetter"/>
+      <w:lvlText w:val="%8."/>
+      <w:lvlJc w:val="left"/>
+      <w:pPr>
+        <w:ind w:left="5400" w:hanging="360"/>
+      </w:pPr>
+    </w:lvl>
+    <w:lvl w:ilvl="8" w:tplc="0409001B" w:tentative="1">
+      <w:start w:val="1"/>
+      <w:numFmt w:val="lowerRoman"/>
+      <w:lvlText w:val="%9."/>
+      <w:lvlJc w:val="right"/>
+      <w:pPr>
+        <w:ind w:left="6120" w:hanging="180"/>
+      </w:pPr>
+    </w:lvl>
+  </w:abstractNum>
+  <w:abstractNum w:abstractNumId="52" w15:restartNumberingAfterBreak="0">
+    <w:nsid w:val="75B85D3F"/>
+    <w:multiLevelType w:val="hybridMultilevel"/>
+    <w:tmpl w:val="07B4DA4A"/>
     <w:lvl w:ilvl="0" w:tplc="7A929278">
       <w:start w:val="1"/>
       <w:numFmt w:val="decimal"/>
@@ -33646,7 +34883,7 @@
         <w:lang w:val="en-US" w:eastAsia="en-US" w:bidi="ar-SA"/>
       </w:rPr>
     </w:lvl>
-    <w:lvl w:ilvl="1" w:tplc="04090019" w:tentative="1">
+    <w:lvl w:ilvl="1" w:tplc="FFFFFFFF" w:tentative="1">
       <w:start w:val="1"/>
       <w:numFmt w:val="lowerLetter"/>
       <w:lvlText w:val="%2."/>
@@ -33655,7 +34892,7 @@
         <w:ind w:left="1080" w:hanging="360"/>
       </w:pPr>
     </w:lvl>
-    <w:lvl w:ilvl="2" w:tplc="0409001B" w:tentative="1">
+    <w:lvl w:ilvl="2" w:tplc="FFFFFFFF" w:tentative="1">
       <w:start w:val="1"/>
       <w:numFmt w:val="lowerRoman"/>
       <w:lvlText w:val="%3."/>
@@ -33664,7 +34901,7 @@
         <w:ind w:left="1800" w:hanging="180"/>
       </w:pPr>
     </w:lvl>
-    <w:lvl w:ilvl="3" w:tplc="0409000F" w:tentative="1">
+    <w:lvl w:ilvl="3" w:tplc="FFFFFFFF" w:tentative="1">
       <w:start w:val="1"/>
       <w:numFmt w:val="decimal"/>
       <w:lvlText w:val="%4."/>
@@ -33673,7 +34910,7 @@
         <w:ind w:left="2520" w:hanging="360"/>
       </w:pPr>
     </w:lvl>
-    <w:lvl w:ilvl="4" w:tplc="04090019" w:tentative="1">
+    <w:lvl w:ilvl="4" w:tplc="FFFFFFFF" w:tentative="1">
       <w:start w:val="1"/>
       <w:numFmt w:val="lowerLetter"/>
       <w:lvlText w:val="%5."/>
@@ -33682,7 +34919,7 @@
         <w:ind w:left="3240" w:hanging="360"/>
       </w:pPr>
     </w:lvl>
-    <w:lvl w:ilvl="5" w:tplc="0409001B" w:tentative="1">
+    <w:lvl w:ilvl="5" w:tplc="FFFFFFFF" w:tentative="1">
       <w:start w:val="1"/>
       <w:numFmt w:val="lowerRoman"/>
       <w:lvlText w:val="%6."/>
@@ -33691,7 +34928,7 @@
         <w:ind w:left="3960" w:hanging="180"/>
       </w:pPr>
     </w:lvl>
-    <w:lvl w:ilvl="6" w:tplc="0409000F" w:tentative="1">
+    <w:lvl w:ilvl="6" w:tplc="FFFFFFFF" w:tentative="1">
       <w:start w:val="1"/>
       <w:numFmt w:val="decimal"/>
       <w:lvlText w:val="%7."/>
@@ -33700,7 +34937,7 @@
         <w:ind w:left="4680" w:hanging="360"/>
       </w:pPr>
     </w:lvl>
-    <w:lvl w:ilvl="7" w:tplc="04090019" w:tentative="1">
+    <w:lvl w:ilvl="7" w:tplc="FFFFFFFF" w:tentative="1">
       <w:start w:val="1"/>
       <w:numFmt w:val="lowerLetter"/>
       <w:lvlText w:val="%8."/>
@@ -33709,7 +34946,7 @@
         <w:ind w:left="5400" w:hanging="360"/>
       </w:pPr>
     </w:lvl>
-    <w:lvl w:ilvl="8" w:tplc="0409001B" w:tentative="1">
+    <w:lvl w:ilvl="8" w:tplc="FFFFFFFF" w:tentative="1">
       <w:start w:val="1"/>
       <w:numFmt w:val="lowerRoman"/>
       <w:lvlText w:val="%9."/>
@@ -33719,157 +34956,552 @@
       </w:pPr>
     </w:lvl>
   </w:abstractNum>
+  <w:abstractNum w:abstractNumId="53" w15:restartNumberingAfterBreak="0">
+    <w:nsid w:val="7881413E"/>
+    <w:multiLevelType w:val="hybridMultilevel"/>
+    <w:tmpl w:val="9A681A8C"/>
+    <w:lvl w:ilvl="0" w:tplc="ECD44A76">
+      <w:start w:val="1"/>
+      <w:numFmt w:val="upperLetter"/>
+      <w:pStyle w:val="ABList"/>
+      <w:lvlText w:val="%1:"/>
+      <w:lvlJc w:val="left"/>
+      <w:pPr>
+        <w:ind w:left="360" w:hanging="360"/>
+      </w:pPr>
+      <w:rPr>
+        <w:rFonts w:hint="default"/>
+        <w:b/>
+        <w:bCs/>
+      </w:rPr>
+    </w:lvl>
+    <w:lvl w:ilvl="1" w:tplc="FFFFFFFF" w:tentative="1">
+      <w:start w:val="1"/>
+      <w:numFmt w:val="lowerLetter"/>
+      <w:lvlText w:val="%2."/>
+      <w:lvlJc w:val="left"/>
+      <w:pPr>
+        <w:ind w:left="1080" w:hanging="360"/>
+      </w:pPr>
+    </w:lvl>
+    <w:lvl w:ilvl="2" w:tplc="FFFFFFFF" w:tentative="1">
+      <w:start w:val="1"/>
+      <w:numFmt w:val="lowerRoman"/>
+      <w:lvlText w:val="%3."/>
+      <w:lvlJc w:val="right"/>
+      <w:pPr>
+        <w:ind w:left="1800" w:hanging="180"/>
+      </w:pPr>
+    </w:lvl>
+    <w:lvl w:ilvl="3" w:tplc="FFFFFFFF" w:tentative="1">
+      <w:start w:val="1"/>
+      <w:numFmt w:val="decimal"/>
+      <w:lvlText w:val="%4."/>
+      <w:lvlJc w:val="left"/>
+      <w:pPr>
+        <w:ind w:left="2520" w:hanging="360"/>
+      </w:pPr>
+    </w:lvl>
+    <w:lvl w:ilvl="4" w:tplc="FFFFFFFF" w:tentative="1">
+      <w:start w:val="1"/>
+      <w:numFmt w:val="lowerLetter"/>
+      <w:lvlText w:val="%5."/>
+      <w:lvlJc w:val="left"/>
+      <w:pPr>
+        <w:ind w:left="3240" w:hanging="360"/>
+      </w:pPr>
+    </w:lvl>
+    <w:lvl w:ilvl="5" w:tplc="FFFFFFFF" w:tentative="1">
+      <w:start w:val="1"/>
+      <w:numFmt w:val="lowerRoman"/>
+      <w:lvlText w:val="%6."/>
+      <w:lvlJc w:val="right"/>
+      <w:pPr>
+        <w:ind w:left="3960" w:hanging="180"/>
+      </w:pPr>
+    </w:lvl>
+    <w:lvl w:ilvl="6" w:tplc="FFFFFFFF" w:tentative="1">
+      <w:start w:val="1"/>
+      <w:numFmt w:val="decimal"/>
+      <w:lvlText w:val="%7."/>
+      <w:lvlJc w:val="left"/>
+      <w:pPr>
+        <w:ind w:left="4680" w:hanging="360"/>
+      </w:pPr>
+    </w:lvl>
+    <w:lvl w:ilvl="7" w:tplc="FFFFFFFF" w:tentative="1">
+      <w:start w:val="1"/>
+      <w:numFmt w:val="lowerLetter"/>
+      <w:lvlText w:val="%8."/>
+      <w:lvlJc w:val="left"/>
+      <w:pPr>
+        <w:ind w:left="5400" w:hanging="360"/>
+      </w:pPr>
+    </w:lvl>
+    <w:lvl w:ilvl="8" w:tplc="FFFFFFFF" w:tentative="1">
+      <w:start w:val="1"/>
+      <w:numFmt w:val="lowerRoman"/>
+      <w:lvlText w:val="%9."/>
+      <w:lvlJc w:val="right"/>
+      <w:pPr>
+        <w:ind w:left="6120" w:hanging="180"/>
+      </w:pPr>
+    </w:lvl>
+  </w:abstractNum>
+  <w:abstractNum w:abstractNumId="54" w15:restartNumberingAfterBreak="0">
+    <w:nsid w:val="7A7C4585"/>
+    <w:multiLevelType w:val="hybridMultilevel"/>
+    <w:tmpl w:val="A01A6C60"/>
+    <w:lvl w:ilvl="0" w:tplc="7A929278">
+      <w:start w:val="1"/>
+      <w:numFmt w:val="decimal"/>
+      <w:lvlText w:val="%1:"/>
+      <w:lvlJc w:val="left"/>
+      <w:pPr>
+        <w:ind w:left="360" w:hanging="360"/>
+      </w:pPr>
+      <w:rPr>
+        <w:rFonts w:ascii="Source Sans 3" w:hAnsi="Source Sans 3" w:hint="default"/>
+        <w:b/>
+        <w:bCs/>
+        <w:spacing w:val="0"/>
+        <w:w w:val="84"/>
+        <w:lang w:val="en-US" w:eastAsia="en-US" w:bidi="ar-SA"/>
+      </w:rPr>
+    </w:lvl>
+    <w:lvl w:ilvl="1" w:tplc="04090019" w:tentative="1">
+      <w:start w:val="1"/>
+      <w:numFmt w:val="lowerLetter"/>
+      <w:lvlText w:val="%2."/>
+      <w:lvlJc w:val="left"/>
+      <w:pPr>
+        <w:ind w:left="1080" w:hanging="360"/>
+      </w:pPr>
+    </w:lvl>
+    <w:lvl w:ilvl="2" w:tplc="0409001B" w:tentative="1">
+      <w:start w:val="1"/>
+      <w:numFmt w:val="lowerRoman"/>
+      <w:lvlText w:val="%3."/>
+      <w:lvlJc w:val="right"/>
+      <w:pPr>
+        <w:ind w:left="1800" w:hanging="180"/>
+      </w:pPr>
+    </w:lvl>
+    <w:lvl w:ilvl="3" w:tplc="0409000F" w:tentative="1">
+      <w:start w:val="1"/>
+      <w:numFmt w:val="decimal"/>
+      <w:lvlText w:val="%4."/>
+      <w:lvlJc w:val="left"/>
+      <w:pPr>
+        <w:ind w:left="2520" w:hanging="360"/>
+      </w:pPr>
+    </w:lvl>
+    <w:lvl w:ilvl="4" w:tplc="04090019" w:tentative="1">
+      <w:start w:val="1"/>
+      <w:numFmt w:val="lowerLetter"/>
+      <w:lvlText w:val="%5."/>
+      <w:lvlJc w:val="left"/>
+      <w:pPr>
+        <w:ind w:left="3240" w:hanging="360"/>
+      </w:pPr>
+    </w:lvl>
+    <w:lvl w:ilvl="5" w:tplc="0409001B" w:tentative="1">
+      <w:start w:val="1"/>
+      <w:numFmt w:val="lowerRoman"/>
+      <w:lvlText w:val="%6."/>
+      <w:lvlJc w:val="right"/>
+      <w:pPr>
+        <w:ind w:left="3960" w:hanging="180"/>
+      </w:pPr>
+    </w:lvl>
+    <w:lvl w:ilvl="6" w:tplc="0409000F" w:tentative="1">
+      <w:start w:val="1"/>
+      <w:numFmt w:val="decimal"/>
+      <w:lvlText w:val="%7."/>
+      <w:lvlJc w:val="left"/>
+      <w:pPr>
+        <w:ind w:left="4680" w:hanging="360"/>
+      </w:pPr>
+    </w:lvl>
+    <w:lvl w:ilvl="7" w:tplc="04090019" w:tentative="1">
+      <w:start w:val="1"/>
+      <w:numFmt w:val="lowerLetter"/>
+      <w:lvlText w:val="%8."/>
+      <w:lvlJc w:val="left"/>
+      <w:pPr>
+        <w:ind w:left="5400" w:hanging="360"/>
+      </w:pPr>
+    </w:lvl>
+    <w:lvl w:ilvl="8" w:tplc="0409001B" w:tentative="1">
+      <w:start w:val="1"/>
+      <w:numFmt w:val="lowerRoman"/>
+      <w:lvlText w:val="%9."/>
+      <w:lvlJc w:val="right"/>
+      <w:pPr>
+        <w:ind w:left="6120" w:hanging="180"/>
+      </w:pPr>
+    </w:lvl>
+  </w:abstractNum>
+  <w:abstractNum w:abstractNumId="55" w15:restartNumberingAfterBreak="0">
+    <w:nsid w:val="7B053E48"/>
+    <w:multiLevelType w:val="hybridMultilevel"/>
+    <w:tmpl w:val="18A4A598"/>
+    <w:lvl w:ilvl="0" w:tplc="7A929278">
+      <w:start w:val="1"/>
+      <w:numFmt w:val="decimal"/>
+      <w:lvlText w:val="%1:"/>
+      <w:lvlJc w:val="left"/>
+      <w:pPr>
+        <w:ind w:left="360" w:hanging="360"/>
+      </w:pPr>
+      <w:rPr>
+        <w:rFonts w:ascii="Source Sans 3" w:hAnsi="Source Sans 3" w:hint="default"/>
+        <w:b/>
+        <w:bCs/>
+        <w:spacing w:val="0"/>
+        <w:w w:val="84"/>
+        <w:lang w:val="en-US" w:eastAsia="en-US" w:bidi="ar-SA"/>
+      </w:rPr>
+    </w:lvl>
+    <w:lvl w:ilvl="1" w:tplc="04090019" w:tentative="1">
+      <w:start w:val="1"/>
+      <w:numFmt w:val="lowerLetter"/>
+      <w:lvlText w:val="%2."/>
+      <w:lvlJc w:val="left"/>
+      <w:pPr>
+        <w:ind w:left="1080" w:hanging="360"/>
+      </w:pPr>
+    </w:lvl>
+    <w:lvl w:ilvl="2" w:tplc="0409001B" w:tentative="1">
+      <w:start w:val="1"/>
+      <w:numFmt w:val="lowerRoman"/>
+      <w:lvlText w:val="%3."/>
+      <w:lvlJc w:val="right"/>
+      <w:pPr>
+        <w:ind w:left="1800" w:hanging="180"/>
+      </w:pPr>
+    </w:lvl>
+    <w:lvl w:ilvl="3" w:tplc="0409000F" w:tentative="1">
+      <w:start w:val="1"/>
+      <w:numFmt w:val="decimal"/>
+      <w:lvlText w:val="%4."/>
+      <w:lvlJc w:val="left"/>
+      <w:pPr>
+        <w:ind w:left="2520" w:hanging="360"/>
+      </w:pPr>
+    </w:lvl>
+    <w:lvl w:ilvl="4" w:tplc="04090019" w:tentative="1">
+      <w:start w:val="1"/>
+      <w:numFmt w:val="lowerLetter"/>
+      <w:lvlText w:val="%5."/>
+      <w:lvlJc w:val="left"/>
+      <w:pPr>
+        <w:ind w:left="3240" w:hanging="360"/>
+      </w:pPr>
+    </w:lvl>
+    <w:lvl w:ilvl="5" w:tplc="0409001B" w:tentative="1">
+      <w:start w:val="1"/>
+      <w:numFmt w:val="lowerRoman"/>
+      <w:lvlText w:val="%6."/>
+      <w:lvlJc w:val="right"/>
+      <w:pPr>
+        <w:ind w:left="3960" w:hanging="180"/>
+      </w:pPr>
+    </w:lvl>
+    <w:lvl w:ilvl="6" w:tplc="0409000F" w:tentative="1">
+      <w:start w:val="1"/>
+      <w:numFmt w:val="decimal"/>
+      <w:lvlText w:val="%7."/>
+      <w:lvlJc w:val="left"/>
+      <w:pPr>
+        <w:ind w:left="4680" w:hanging="360"/>
+      </w:pPr>
+    </w:lvl>
+    <w:lvl w:ilvl="7" w:tplc="04090019" w:tentative="1">
+      <w:start w:val="1"/>
+      <w:numFmt w:val="lowerLetter"/>
+      <w:lvlText w:val="%8."/>
+      <w:lvlJc w:val="left"/>
+      <w:pPr>
+        <w:ind w:left="5400" w:hanging="360"/>
+      </w:pPr>
+    </w:lvl>
+    <w:lvl w:ilvl="8" w:tplc="0409001B" w:tentative="1">
+      <w:start w:val="1"/>
+      <w:numFmt w:val="lowerRoman"/>
+      <w:lvlText w:val="%9."/>
+      <w:lvlJc w:val="right"/>
+      <w:pPr>
+        <w:ind w:left="6120" w:hanging="180"/>
+      </w:pPr>
+    </w:lvl>
+  </w:abstractNum>
+  <w:abstractNum w:abstractNumId="56" w15:restartNumberingAfterBreak="0">
+    <w:nsid w:val="7F44316F"/>
+    <w:multiLevelType w:val="hybridMultilevel"/>
+    <w:tmpl w:val="4B4E86F2"/>
+    <w:lvl w:ilvl="0" w:tplc="7A929278">
+      <w:start w:val="1"/>
+      <w:numFmt w:val="decimal"/>
+      <w:lvlText w:val="%1:"/>
+      <w:lvlJc w:val="left"/>
+      <w:pPr>
+        <w:ind w:left="360" w:hanging="360"/>
+      </w:pPr>
+      <w:rPr>
+        <w:rFonts w:ascii="Source Sans 3" w:hAnsi="Source Sans 3" w:hint="default"/>
+        <w:b/>
+        <w:bCs/>
+        <w:spacing w:val="0"/>
+        <w:w w:val="84"/>
+        <w:lang w:val="en-US" w:eastAsia="en-US" w:bidi="ar-SA"/>
+      </w:rPr>
+    </w:lvl>
+    <w:lvl w:ilvl="1" w:tplc="04090019" w:tentative="1">
+      <w:start w:val="1"/>
+      <w:numFmt w:val="lowerLetter"/>
+      <w:lvlText w:val="%2."/>
+      <w:lvlJc w:val="left"/>
+      <w:pPr>
+        <w:ind w:left="1080" w:hanging="360"/>
+      </w:pPr>
+    </w:lvl>
+    <w:lvl w:ilvl="2" w:tplc="0409001B" w:tentative="1">
+      <w:start w:val="1"/>
+      <w:numFmt w:val="lowerRoman"/>
+      <w:lvlText w:val="%3."/>
+      <w:lvlJc w:val="right"/>
+      <w:pPr>
+        <w:ind w:left="1800" w:hanging="180"/>
+      </w:pPr>
+    </w:lvl>
+    <w:lvl w:ilvl="3" w:tplc="0409000F" w:tentative="1">
+      <w:start w:val="1"/>
+      <w:numFmt w:val="decimal"/>
+      <w:lvlText w:val="%4."/>
+      <w:lvlJc w:val="left"/>
+      <w:pPr>
+        <w:ind w:left="2520" w:hanging="360"/>
+      </w:pPr>
+    </w:lvl>
+    <w:lvl w:ilvl="4" w:tplc="04090019" w:tentative="1">
+      <w:start w:val="1"/>
+      <w:numFmt w:val="lowerLetter"/>
+      <w:lvlText w:val="%5."/>
+      <w:lvlJc w:val="left"/>
+      <w:pPr>
+        <w:ind w:left="3240" w:hanging="360"/>
+      </w:pPr>
+    </w:lvl>
+    <w:lvl w:ilvl="5" w:tplc="0409001B" w:tentative="1">
+      <w:start w:val="1"/>
+      <w:numFmt w:val="lowerRoman"/>
+      <w:lvlText w:val="%6."/>
+      <w:lvlJc w:val="right"/>
+      <w:pPr>
+        <w:ind w:left="3960" w:hanging="180"/>
+      </w:pPr>
+    </w:lvl>
+    <w:lvl w:ilvl="6" w:tplc="0409000F" w:tentative="1">
+      <w:start w:val="1"/>
+      <w:numFmt w:val="decimal"/>
+      <w:lvlText w:val="%7."/>
+      <w:lvlJc w:val="left"/>
+      <w:pPr>
+        <w:ind w:left="4680" w:hanging="360"/>
+      </w:pPr>
+    </w:lvl>
+    <w:lvl w:ilvl="7" w:tplc="04090019" w:tentative="1">
+      <w:start w:val="1"/>
+      <w:numFmt w:val="lowerLetter"/>
+      <w:lvlText w:val="%8."/>
+      <w:lvlJc w:val="left"/>
+      <w:pPr>
+        <w:ind w:left="5400" w:hanging="360"/>
+      </w:pPr>
+    </w:lvl>
+    <w:lvl w:ilvl="8" w:tplc="0409001B" w:tentative="1">
+      <w:start w:val="1"/>
+      <w:numFmt w:val="lowerRoman"/>
+      <w:lvlText w:val="%9."/>
+      <w:lvlJc w:val="right"/>
+      <w:pPr>
+        <w:ind w:left="6120" w:hanging="180"/>
+      </w:pPr>
+    </w:lvl>
+  </w:abstractNum>
   <w:num w:numId="1" w16cid:durableId="667248184">
-    <w:abstractNumId w:val="26"/>
+    <w:abstractNumId w:val="28"/>
   </w:num>
   <w:num w:numId="2" w16cid:durableId="38865620">
-    <w:abstractNumId w:val="13"/>
+    <w:abstractNumId w:val="15"/>
   </w:num>
   <w:num w:numId="3" w16cid:durableId="1848447317">
-    <w:abstractNumId w:val="9"/>
+    <w:abstractNumId w:val="10"/>
   </w:num>
   <w:num w:numId="4" w16cid:durableId="533033429">
     <w:abstractNumId w:val="4"/>
   </w:num>
   <w:num w:numId="5" w16cid:durableId="655189114">
+    <w:abstractNumId w:val="53"/>
+  </w:num>
+  <w:num w:numId="6" w16cid:durableId="1510632604">
+    <w:abstractNumId w:val="51"/>
+  </w:num>
+  <w:num w:numId="7" w16cid:durableId="793254426">
+    <w:abstractNumId w:val="7"/>
+  </w:num>
+  <w:num w:numId="8" w16cid:durableId="2034108516">
+    <w:abstractNumId w:val="13"/>
+  </w:num>
+  <w:num w:numId="9" w16cid:durableId="1778986999">
+    <w:abstractNumId w:val="26"/>
+  </w:num>
+  <w:num w:numId="10" w16cid:durableId="1516458987">
+    <w:abstractNumId w:val="9"/>
+  </w:num>
+  <w:num w:numId="11" w16cid:durableId="920023394">
+    <w:abstractNumId w:val="11"/>
+  </w:num>
+  <w:num w:numId="12" w16cid:durableId="864710952">
+    <w:abstractNumId w:val="38"/>
+  </w:num>
+  <w:num w:numId="13" w16cid:durableId="1163812355">
     <w:abstractNumId w:val="47"/>
   </w:num>
-  <w:num w:numId="6" w16cid:durableId="1510632604">
-    <w:abstractNumId w:val="45"/>
-  </w:num>
-  <w:num w:numId="7" w16cid:durableId="793254426">
-    <w:abstractNumId w:val="6"/>
-  </w:num>
-  <w:num w:numId="8" w16cid:durableId="2034108516">
-    <w:abstractNumId w:val="12"/>
-  </w:num>
-  <w:num w:numId="9" w16cid:durableId="1778986999">
-    <w:abstractNumId w:val="24"/>
-  </w:num>
-  <w:num w:numId="10" w16cid:durableId="1516458987">
-    <w:abstractNumId w:val="8"/>
-  </w:num>
-  <w:num w:numId="11" w16cid:durableId="920023394">
-    <w:abstractNumId w:val="10"/>
-  </w:num>
-  <w:num w:numId="12" w16cid:durableId="864710952">
-    <w:abstractNumId w:val="35"/>
-  </w:num>
-  <w:num w:numId="13" w16cid:durableId="1163812355">
-    <w:abstractNumId w:val="41"/>
-  </w:num>
   <w:num w:numId="14" w16cid:durableId="254752849">
-    <w:abstractNumId w:val="18"/>
+    <w:abstractNumId w:val="20"/>
   </w:num>
   <w:num w:numId="15" w16cid:durableId="1212956972">
-    <w:abstractNumId w:val="43"/>
+    <w:abstractNumId w:val="49"/>
   </w:num>
   <w:num w:numId="16" w16cid:durableId="2128740725">
     <w:abstractNumId w:val="2"/>
   </w:num>
   <w:num w:numId="17" w16cid:durableId="703944651">
+    <w:abstractNumId w:val="27"/>
+  </w:num>
+  <w:num w:numId="18" w16cid:durableId="41054315">
+    <w:abstractNumId w:val="52"/>
+  </w:num>
+  <w:num w:numId="19" w16cid:durableId="769737276">
+    <w:abstractNumId w:val="18"/>
+  </w:num>
+  <w:num w:numId="20" w16cid:durableId="271667215">
+    <w:abstractNumId w:val="16"/>
+  </w:num>
+  <w:num w:numId="21" w16cid:durableId="698354005">
     <w:abstractNumId w:val="25"/>
   </w:num>
-  <w:num w:numId="18" w16cid:durableId="41054315">
-    <w:abstractNumId w:val="46"/>
-  </w:num>
-  <w:num w:numId="19" w16cid:durableId="769737276">
-    <w:abstractNumId w:val="16"/>
-  </w:num>
-  <w:num w:numId="20" w16cid:durableId="271667215">
-    <w:abstractNumId w:val="14"/>
-  </w:num>
-  <w:num w:numId="21" w16cid:durableId="698354005">
-    <w:abstractNumId w:val="23"/>
-  </w:num>
   <w:num w:numId="22" w16cid:durableId="1055930026">
-    <w:abstractNumId w:val="39"/>
+    <w:abstractNumId w:val="43"/>
   </w:num>
   <w:num w:numId="23" w16cid:durableId="1933732799">
-    <w:abstractNumId w:val="22"/>
+    <w:abstractNumId w:val="24"/>
   </w:num>
   <w:num w:numId="24" w16cid:durableId="1324892449">
-    <w:abstractNumId w:val="29"/>
+    <w:abstractNumId w:val="31"/>
   </w:num>
   <w:num w:numId="25" w16cid:durableId="395709103">
-    <w:abstractNumId w:val="49"/>
+    <w:abstractNumId w:val="56"/>
   </w:num>
   <w:num w:numId="26" w16cid:durableId="1458834350">
-    <w:abstractNumId w:val="19"/>
+    <w:abstractNumId w:val="21"/>
   </w:num>
   <w:num w:numId="27" w16cid:durableId="1686596395">
-    <w:abstractNumId w:val="7"/>
+    <w:abstractNumId w:val="8"/>
   </w:num>
   <w:num w:numId="28" w16cid:durableId="269629350">
     <w:abstractNumId w:val="3"/>
   </w:num>
   <w:num w:numId="29" w16cid:durableId="1697540728">
-    <w:abstractNumId w:val="36"/>
+    <w:abstractNumId w:val="40"/>
   </w:num>
   <w:num w:numId="30" w16cid:durableId="603223861">
-    <w:abstractNumId w:val="48"/>
+    <w:abstractNumId w:val="54"/>
   </w:num>
   <w:num w:numId="31" w16cid:durableId="2008944589">
-    <w:abstractNumId w:val="38"/>
+    <w:abstractNumId w:val="42"/>
   </w:num>
   <w:num w:numId="32" w16cid:durableId="1827746582">
     <w:abstractNumId w:val="0"/>
   </w:num>
   <w:num w:numId="33" w16cid:durableId="830370141">
-    <w:abstractNumId w:val="31"/>
+    <w:abstractNumId w:val="33"/>
   </w:num>
   <w:num w:numId="34" w16cid:durableId="1048147893">
-    <w:abstractNumId w:val="21"/>
+    <w:abstractNumId w:val="23"/>
   </w:num>
   <w:num w:numId="35" w16cid:durableId="639844439">
-    <w:abstractNumId w:val="11"/>
+    <w:abstractNumId w:val="12"/>
   </w:num>
   <w:num w:numId="36" w16cid:durableId="941035149">
-    <w:abstractNumId w:val="33"/>
+    <w:abstractNumId w:val="36"/>
   </w:num>
   <w:num w:numId="37" w16cid:durableId="156455775">
-    <w:abstractNumId w:val="15"/>
+    <w:abstractNumId w:val="17"/>
   </w:num>
   <w:num w:numId="38" w16cid:durableId="921986519">
-    <w:abstractNumId w:val="20"/>
+    <w:abstractNumId w:val="22"/>
   </w:num>
   <w:num w:numId="39" w16cid:durableId="1710854">
+    <w:abstractNumId w:val="50"/>
+  </w:num>
+  <w:num w:numId="40" w16cid:durableId="1956867975">
+    <w:abstractNumId w:val="37"/>
+  </w:num>
+  <w:num w:numId="41" w16cid:durableId="518935455">
+    <w:abstractNumId w:val="19"/>
+  </w:num>
+  <w:num w:numId="42" w16cid:durableId="1858302972">
+    <w:abstractNumId w:val="41"/>
+  </w:num>
+  <w:num w:numId="43" w16cid:durableId="574173142">
+    <w:abstractNumId w:val="6"/>
+  </w:num>
+  <w:num w:numId="44" w16cid:durableId="1293025295">
     <w:abstractNumId w:val="44"/>
   </w:num>
-  <w:num w:numId="40" w16cid:durableId="1956867975">
+  <w:num w:numId="45" w16cid:durableId="299500923">
     <w:abstractNumId w:val="34"/>
   </w:num>
-  <w:num w:numId="41" w16cid:durableId="518935455">
-    <w:abstractNumId w:val="17"/>
-  </w:num>
-  <w:num w:numId="42" w16cid:durableId="1858302972">
-    <w:abstractNumId w:val="37"/>
-  </w:num>
-  <w:num w:numId="43" w16cid:durableId="574173142">
-    <w:abstractNumId w:val="5"/>
-  </w:num>
-  <w:num w:numId="44" w16cid:durableId="1293025295">
-    <w:abstractNumId w:val="40"/>
-  </w:num>
-  <w:num w:numId="45" w16cid:durableId="299500923">
+  <w:num w:numId="46" w16cid:durableId="248469290">
     <w:abstractNumId w:val="32"/>
   </w:num>
-  <w:num w:numId="46" w16cid:durableId="248469290">
-    <w:abstractNumId w:val="30"/>
-  </w:num>
   <w:num w:numId="47" w16cid:durableId="71897585">
-    <w:abstractNumId w:val="27"/>
+    <w:abstractNumId w:val="29"/>
   </w:num>
   <w:num w:numId="48" w16cid:durableId="1834031459">
     <w:abstractNumId w:val="1"/>
   </w:num>
   <w:num w:numId="49" w16cid:durableId="1060978003">
-    <w:abstractNumId w:val="28"/>
+    <w:abstractNumId w:val="30"/>
   </w:num>
   <w:num w:numId="50" w16cid:durableId="336538652">
-    <w:abstractNumId w:val="42"/>
+    <w:abstractNumId w:val="48"/>
   </w:num>
-  <w:numIdMacAtCleanup w:val="50"/>
+  <w:num w:numId="51" w16cid:durableId="1360163097">
+    <w:abstractNumId w:val="14"/>
+  </w:num>
+  <w:num w:numId="52" w16cid:durableId="1207640331">
+    <w:abstractNumId w:val="35"/>
+  </w:num>
+  <w:num w:numId="53" w16cid:durableId="2077703972">
+    <w:abstractNumId w:val="5"/>
+  </w:num>
+  <w:num w:numId="54" w16cid:durableId="1131169432">
+    <w:abstractNumId w:val="46"/>
+  </w:num>
+  <w:num w:numId="55" w16cid:durableId="416899214">
+    <w:abstractNumId w:val="55"/>
+  </w:num>
+  <w:num w:numId="56" w16cid:durableId="1445156334">
+    <w:abstractNumId w:val="39"/>
+  </w:num>
+  <w:num w:numId="57" w16cid:durableId="1800223489">
+    <w:abstractNumId w:val="45"/>
+  </w:num>
+  <w:numIdMacAtCleanup w:val="57"/>
 </w:numbering>
 </file>
 
